--- a/docs/PRINTABLE_BUILD_RECORD_2026-06-01.docx
+++ b/docs/PRINTABLE_BUILD_RECORD_2026-06-01.docx
@@ -4,86 +4,189 @@
   <w:body>
     <w:p>
       <w:pPr>
-        <w:pStyle w:val="Title"/>
+        <w:spacing w:before="0" w:after="200"/>
       </w:pPr>
       <w:r>
         <w:rPr>
-          <w:rFonts w:ascii="Arial" w:hAnsi="Arial"/>
+          <w:rFonts w:ascii="Calibri" w:hAnsi="Calibri" w:eastAsia="Calibri"/>
+          <w:b/>
+          <w:i w:val="0"/>
+          <w:color w:val="1F4D78"/>
+          <w:sz w:val="44"/>
         </w:rPr>
         <w:t>Ares Furlong Build Record</w:t>
       </w:r>
     </w:p>
     <w:p>
+      <w:pPr>
+        <w:spacing w:after="120" w:line="300" w:lineRule="auto"/>
+      </w:pPr>
       <w:r>
         <w:rPr>
-          <w:rFonts w:ascii="Arial" w:hAnsi="Arial"/>
+          <w:rFonts w:ascii="Calibri" w:hAnsi="Calibri" w:eastAsia="Calibri"/>
+          <w:b w:val="0"/>
+          <w:i w:val="0"/>
+          <w:sz w:val="22"/>
         </w:rPr>
         <w:t>Generated: 2026-06-01</w:t>
       </w:r>
     </w:p>
     <w:p>
+      <w:pPr>
+        <w:spacing w:after="120" w:line="300" w:lineRule="auto"/>
+      </w:pPr>
       <w:r>
         <w:rPr>
-          <w:rFonts w:ascii="Arial" w:hAnsi="Arial"/>
+          <w:rFonts w:ascii="Calibri" w:hAnsi="Calibri" w:eastAsia="Calibri"/>
+          <w:b w:val="0"/>
+          <w:i w:val="0"/>
+          <w:sz w:val="22"/>
         </w:rPr>
         <w:t xml:space="preserve">Repository: </w:t>
       </w:r>
       <w:r>
         <w:rPr>
-          <w:rFonts w:ascii="Courier New" w:hAnsi="Courier New"/>
-          <w:color w:val="282828"/>
-          <w:sz w:val="17"/>
+          <w:rFonts w:ascii="Calibri" w:hAnsi="Calibri" w:eastAsia="Calibri"/>
+          <w:b w:val="0"/>
+          <w:i w:val="0"/>
+          <w:sz w:val="19"/>
         </w:rPr>
         <w:t>ares-farms</w:t>
       </w:r>
     </w:p>
     <w:p>
+      <w:pPr>
+        <w:spacing w:after="120" w:line="300" w:lineRule="auto"/>
+      </w:pPr>
       <w:r>
         <w:rPr>
-          <w:rFonts w:ascii="Arial" w:hAnsi="Arial"/>
+          <w:rFonts w:ascii="Calibri" w:hAnsi="Calibri" w:eastAsia="Calibri"/>
+          <w:b w:val="0"/>
+          <w:i w:val="0"/>
+          <w:sz w:val="22"/>
         </w:rPr>
         <w:t xml:space="preserve">Branch: </w:t>
       </w:r>
       <w:r>
         <w:rPr>
-          <w:rFonts w:ascii="Courier New" w:hAnsi="Courier New"/>
-          <w:color w:val="282828"/>
-          <w:sz w:val="17"/>
+          <w:rFonts w:ascii="Calibri" w:hAnsi="Calibri" w:eastAsia="Calibri"/>
+          <w:b w:val="0"/>
+          <w:i w:val="0"/>
+          <w:sz w:val="19"/>
         </w:rPr>
         <w:t>main</w:t>
       </w:r>
     </w:p>
     <w:p>
+      <w:pPr>
+        <w:spacing w:after="120" w:line="300" w:lineRule="auto"/>
+      </w:pPr>
       <w:r>
         <w:rPr>
-          <w:rFonts w:ascii="Arial" w:hAnsi="Arial"/>
+          <w:rFonts w:ascii="Calibri" w:hAnsi="Calibri" w:eastAsia="Calibri"/>
+          <w:b w:val="0"/>
+          <w:i w:val="0"/>
+          <w:sz w:val="22"/>
         </w:rPr>
-        <w:t>Current build phase: Backend governance foundation and portable module surface build through Module 41.</w:t>
+        <w:t>Current build phase: Backend governance foundation, portable module surface build, and build preservation archive through Module 42.</w:t>
       </w:r>
     </w:p>
     <w:p>
       <w:pPr>
-        <w:pStyle w:val="Heading1"/>
+        <w:spacing w:after="120" w:line="300" w:lineRule="auto"/>
       </w:pPr>
       <w:r>
         <w:rPr>
-          <w:rFonts w:ascii="Arial" w:hAnsi="Arial"/>
+          <w:rFonts w:ascii="Calibri" w:hAnsi="Calibri" w:eastAsia="Calibri"/>
+          <w:b w:val="0"/>
+          <w:i w:val="0"/>
+          <w:sz w:val="22"/>
         </w:rPr>
+        <w:t xml:space="preserve">Canonical checkpoint: </w:t>
+      </w:r>
+      <w:r>
+        <w:rPr>
+          <w:rFonts w:ascii="Calibri" w:hAnsi="Calibri" w:eastAsia="Calibri"/>
+          <w:b w:val="0"/>
+          <w:i w:val="0"/>
+          <w:sz w:val="19"/>
+        </w:rPr>
+        <w:t>BR-2026-06-01-M41</w:t>
+      </w:r>
+      <w:r>
+        <w:rPr>
+          <w:rFonts w:ascii="Calibri" w:hAnsi="Calibri" w:eastAsia="Calibri"/>
+          <w:b w:val="0"/>
+          <w:i w:val="0"/>
+          <w:sz w:val="22"/>
+        </w:rPr>
+        <w:t xml:space="preserve"> - Review-Bound Backend Governance Foundation.</w:t>
+      </w:r>
+    </w:p>
+    <w:p>
+      <w:pPr>
+        <w:spacing w:after="120" w:line="300" w:lineRule="auto"/>
+      </w:pPr>
+      <w:r>
+        <w:rPr>
+          <w:rFonts w:ascii="Calibri" w:hAnsi="Calibri" w:eastAsia="Calibri"/>
+          <w:b w:val="0"/>
+          <w:i w:val="0"/>
+          <w:sz w:val="22"/>
+        </w:rPr>
+        <w:t xml:space="preserve">Checkpoint commit: </w:t>
+      </w:r>
+      <w:r>
+        <w:rPr>
+          <w:rFonts w:ascii="Calibri" w:hAnsi="Calibri" w:eastAsia="Calibri"/>
+          <w:b w:val="0"/>
+          <w:i w:val="0"/>
+          <w:sz w:val="19"/>
+        </w:rPr>
+        <w:t>51bb19f</w:t>
+      </w:r>
+      <w:r>
+        <w:rPr>
+          <w:rFonts w:ascii="Calibri" w:hAnsi="Calibri" w:eastAsia="Calibri"/>
+          <w:b w:val="0"/>
+          <w:i w:val="0"/>
+          <w:sz w:val="22"/>
+        </w:rPr>
+        <w:t>.</w:t>
+      </w:r>
+    </w:p>
+    <w:p>
+      <w:pPr>
+        <w:pStyle w:val="Heading1"/>
+      </w:pPr>
+      <w:r>
         <w:t>Executive Build Summary</w:t>
       </w:r>
     </w:p>
     <w:p>
+      <w:pPr>
+        <w:spacing w:after="120" w:line="300" w:lineRule="auto"/>
+      </w:pPr>
       <w:r>
         <w:rPr>
-          <w:rFonts w:ascii="Arial" w:hAnsi="Arial"/>
+          <w:rFonts w:ascii="Calibri" w:hAnsi="Calibri" w:eastAsia="Calibri"/>
+          <w:b w:val="0"/>
+          <w:i w:val="0"/>
+          <w:sz w:val="22"/>
         </w:rPr>
-        <w:t>The platform is currently built as a governed, evidence-first financial coordination and agricultural intelligence web portal. The backend foundation, governance runtime, schema layer, module registry, event contracts, cross-module handoffs, public surface controls, replay checks, security and audit readiness gates, scraper/source intelligence gates, revenue intelligence gates, and production-readiness gates are implemented through Module 41.</w:t>
+        <w:t>The platform is currently built as a governed, evidence-first financial coordination and agricultural intelligence web portal. The backend foundation, governance runtime, schema layer, module registry, event contracts, cross-module handoffs, public surface controls, replay checks, security and audit readiness gates, scraper/source intelligence gates, revenue intelligence gates, production-readiness gates, regulatory response gate, and build preservation archive gate are implemented through Module 42.</w:t>
       </w:r>
     </w:p>
     <w:p>
+      <w:pPr>
+        <w:spacing w:after="120" w:line="300" w:lineRule="auto"/>
+      </w:pPr>
       <w:r>
         <w:rPr>
-          <w:rFonts w:ascii="Arial" w:hAnsi="Arial"/>
+          <w:rFonts w:ascii="Calibri" w:hAnsi="Calibri" w:eastAsia="Calibri"/>
+          <w:b w:val="0"/>
+          <w:i w:val="0"/>
+          <w:sz w:val="22"/>
         </w:rPr>
         <w:t>The system is not production-live and should not be treated as live authority. Current posture remains review-bound and blocked from live reliance, deployment, official regulatory submission, official reports, payment capture, public verification, legal advice, production activation, DNS cutover, migrations, and live external actions.</w:t>
       </w:r>
@@ -93,24 +196,33 @@
         <w:pStyle w:val="Heading1"/>
       </w:pPr>
       <w:r>
-        <w:rPr>
-          <w:rFonts w:ascii="Arial" w:hAnsi="Arial"/>
-        </w:rPr>
         <w:t>Master Volume Alignment</w:t>
       </w:r>
     </w:p>
     <w:p>
+      <w:pPr>
+        <w:spacing w:after="120" w:line="300" w:lineRule="auto"/>
+      </w:pPr>
       <w:r>
         <w:rPr>
-          <w:rFonts w:ascii="Arial" w:hAnsi="Arial"/>
+          <w:rFonts w:ascii="Calibri" w:hAnsi="Calibri" w:eastAsia="Calibri"/>
+          <w:b w:val="0"/>
+          <w:i w:val="0"/>
+          <w:sz w:val="22"/>
         </w:rPr>
-        <w:t>The build is governed by the Master Volume Series and the later source intelligence, conformance, integration, and missing-doctrine updates that were incorporated into the build sequence.</w:t>
+        <w:t>The build is governed by the current Master Volume Series, including Volumes 0-VI, the unified TOC/hub, the build conformance matrix, source intelligence, conformance, integration, missing-doctrine, scraper, revenue intelligence, source-stack, and build-reference updates incorporated into the build sequence.</w:t>
       </w:r>
     </w:p>
     <w:p>
+      <w:pPr>
+        <w:spacing w:after="120" w:line="300" w:lineRule="auto"/>
+      </w:pPr>
       <w:r>
         <w:rPr>
-          <w:rFonts w:ascii="Arial" w:hAnsi="Arial"/>
+          <w:rFonts w:ascii="Calibri" w:hAnsi="Calibri" w:eastAsia="Calibri"/>
+          <w:b w:val="0"/>
+          <w:i w:val="0"/>
+          <w:sz w:val="22"/>
         </w:rPr>
         <w:t>Current implementation posture:</w:t>
       </w:r>
@@ -118,11 +230,14 @@
     <w:p>
       <w:pPr>
         <w:pStyle w:val="ListBullet"/>
-        <w:spacing w:after="40"/>
+        <w:spacing w:after="80" w:line="300" w:lineRule="auto"/>
       </w:pPr>
       <w:r>
         <w:rPr>
-          <w:rFonts w:ascii="Arial" w:hAnsi="Arial"/>
+          <w:rFonts w:ascii="Calibri" w:hAnsi="Calibri" w:eastAsia="Calibri"/>
+          <w:b w:val="0"/>
+          <w:i w:val="0"/>
+          <w:sz w:val="22"/>
         </w:rPr>
         <w:t>Constitutional governance is enforced through module manifests, runtime guards, claims controls, classification, replay, and promotion boundaries.</w:t>
       </w:r>
@@ -130,11 +245,14 @@
     <w:p>
       <w:pPr>
         <w:pStyle w:val="ListBullet"/>
-        <w:spacing w:after="40"/>
+        <w:spacing w:after="80" w:line="300" w:lineRule="auto"/>
       </w:pPr>
       <w:r>
         <w:rPr>
-          <w:rFonts w:ascii="Arial" w:hAnsi="Arial"/>
+          <w:rFonts w:ascii="Calibri" w:hAnsi="Calibri" w:eastAsia="Calibri"/>
+          <w:b w:val="0"/>
+          <w:i w:val="0"/>
+          <w:sz w:val="22"/>
         </w:rPr>
         <w:t>Regulatory and borrower-facing surfaces remain advisory, review-bound, and disclosure-controlled.</w:t>
       </w:r>
@@ -142,11 +260,14 @@
     <w:p>
       <w:pPr>
         <w:pStyle w:val="ListBullet"/>
-        <w:spacing w:after="40"/>
+        <w:spacing w:after="80" w:line="300" w:lineRule="auto"/>
       </w:pPr>
       <w:r>
         <w:rPr>
-          <w:rFonts w:ascii="Arial" w:hAnsi="Arial"/>
+          <w:rFonts w:ascii="Calibri" w:hAnsi="Calibri" w:eastAsia="Calibri"/>
+          <w:b w:val="0"/>
+          <w:i w:val="0"/>
+          <w:sz w:val="22"/>
         </w:rPr>
         <w:t>Technical infrastructure uses canonical schema paths, replay checks, event contracts, handoffs, and module conformance tests.</w:t>
       </w:r>
@@ -154,11 +275,14 @@
     <w:p>
       <w:pPr>
         <w:pStyle w:val="ListBullet"/>
-        <w:spacing w:after="40"/>
+        <w:spacing w:after="80" w:line="300" w:lineRule="auto"/>
       </w:pPr>
       <w:r>
         <w:rPr>
-          <w:rFonts w:ascii="Arial" w:hAnsi="Arial"/>
+          <w:rFonts w:ascii="Calibri" w:hAnsi="Calibri" w:eastAsia="Calibri"/>
+          <w:b w:val="0"/>
+          <w:i w:val="0"/>
+          <w:sz w:val="22"/>
         </w:rPr>
         <w:t>Operational runbooks are reflected in readiness gates, production hold gates, incident gates, support gates, release gates, and audit evidence packets.</w:t>
       </w:r>
@@ -166,11 +290,14 @@
     <w:p>
       <w:pPr>
         <w:pStyle w:val="ListBullet"/>
-        <w:spacing w:after="40"/>
+        <w:spacing w:after="80" w:line="300" w:lineRule="auto"/>
       </w:pPr>
       <w:r>
         <w:rPr>
-          <w:rFonts w:ascii="Arial" w:hAnsi="Arial"/>
+          <w:rFonts w:ascii="Calibri" w:hAnsi="Calibri" w:eastAsia="Calibri"/>
+          <w:b w:val="0"/>
+          <w:i w:val="0"/>
+          <w:sz w:val="22"/>
         </w:rPr>
         <w:t>Canonical doctrines are implemented across claims, data classification, redaction, explanation, replay, observability, and controlled promotion.</w:t>
       </w:r>
@@ -178,118 +305,189 @@
     <w:p>
       <w:pPr>
         <w:pStyle w:val="ListBullet"/>
-        <w:spacing w:after="40"/>
+        <w:spacing w:after="80" w:line="300" w:lineRule="auto"/>
       </w:pPr>
       <w:r>
         <w:rPr>
-          <w:rFonts w:ascii="Arial" w:hAnsi="Arial"/>
+          <w:rFonts w:ascii="Calibri" w:hAnsi="Calibri" w:eastAsia="Calibri"/>
+          <w:b w:val="0"/>
+          <w:i w:val="0"/>
+          <w:sz w:val="22"/>
         </w:rPr>
         <w:t>Source Intelligence integration is implemented with scraper/source governance, source authority, source legal review, source promotion packets, source production readiness, and live scraper activation blocks.</w:t>
       </w:r>
     </w:p>
     <w:p>
       <w:pPr>
-        <w:pStyle w:val="Heading1"/>
+        <w:pStyle w:val="ListBullet"/>
+        <w:spacing w:after="80" w:line="300" w:lineRule="auto"/>
       </w:pPr>
       <w:r>
         <w:rPr>
-          <w:rFonts w:ascii="Arial" w:hAnsi="Arial"/>
+          <w:rFonts w:ascii="Calibri" w:hAnsi="Calibri" w:eastAsia="Calibri"/>
+          <w:b w:val="0"/>
+          <w:i w:val="0"/>
+          <w:sz w:val="22"/>
         </w:rPr>
+        <w:t>Volume VI conformance is explicitly reflected in source intelligence, scraper governance, source-stack architecture, revenue intelligence, public DTO boundaries, integration requirements, conformance testing, and build snapshot references.</w:t>
+      </w:r>
+    </w:p>
+    <w:p>
+      <w:pPr>
+        <w:spacing w:after="120" w:line="300" w:lineRule="auto"/>
+      </w:pPr>
+      <w:r>
+        <w:rPr>
+          <w:rFonts w:ascii="Calibri" w:hAnsi="Calibri" w:eastAsia="Calibri"/>
+          <w:b w:val="0"/>
+          <w:i w:val="0"/>
+          <w:sz w:val="22"/>
+        </w:rPr>
+        <w:t xml:space="preserve">Module 41 conformance decision: Module 41 conforms to current Master Volumes 0-VI as of checkpoint </w:t>
+      </w:r>
+      <w:r>
+        <w:rPr>
+          <w:rFonts w:ascii="Calibri" w:hAnsi="Calibri" w:eastAsia="Calibri"/>
+          <w:b w:val="0"/>
+          <w:i w:val="0"/>
+          <w:sz w:val="19"/>
+        </w:rPr>
+        <w:t>BR-2026-06-01-M41</w:t>
+      </w:r>
+      <w:r>
+        <w:rPr>
+          <w:rFonts w:ascii="Calibri" w:hAnsi="Calibri" w:eastAsia="Calibri"/>
+          <w:b w:val="0"/>
+          <w:i w:val="0"/>
+          <w:sz w:val="22"/>
+        </w:rPr>
+        <w:t>. It remains review-bound and does not authorize production launch, regulatory response issuance, corrective-action commitment, remediation execution, public verification, official reliance, legal advice, payments, notices, reports, or live external actions.</w:t>
+      </w:r>
+    </w:p>
+    <w:p>
+      <w:pPr>
+        <w:pStyle w:val="Heading1"/>
+      </w:pPr>
+      <w:r>
         <w:t>Current Platform Counts</w:t>
       </w:r>
     </w:p>
     <w:p>
       <w:pPr>
         <w:pStyle w:val="ListBullet"/>
-        <w:spacing w:after="40"/>
+        <w:spacing w:after="80" w:line="300" w:lineRule="auto"/>
       </w:pPr>
       <w:r>
         <w:rPr>
-          <w:rFonts w:ascii="Arial" w:hAnsi="Arial"/>
+          <w:rFonts w:ascii="Calibri" w:hAnsi="Calibri" w:eastAsia="Calibri"/>
+          <w:b w:val="0"/>
+          <w:i w:val="0"/>
+          <w:sz w:val="22"/>
         </w:rPr>
-        <w:t>Module manifests: 62</w:t>
+        <w:t>Module manifests: 63</w:t>
       </w:r>
     </w:p>
     <w:p>
       <w:pPr>
         <w:pStyle w:val="ListBullet"/>
-        <w:spacing w:after="40"/>
+        <w:spacing w:after="80" w:line="300" w:lineRule="auto"/>
       </w:pPr>
       <w:r>
         <w:rPr>
-          <w:rFonts w:ascii="Arial" w:hAnsi="Arial"/>
+          <w:rFonts w:ascii="Calibri" w:hAnsi="Calibri" w:eastAsia="Calibri"/>
+          <w:b w:val="0"/>
+          <w:i w:val="0"/>
+          <w:sz w:val="22"/>
         </w:rPr>
-        <w:t>Numbered internal build modules: 41</w:t>
+        <w:t>Numbered internal build modules: 42</w:t>
       </w:r>
     </w:p>
     <w:p>
       <w:pPr>
         <w:pStyle w:val="ListBullet"/>
-        <w:spacing w:after="40"/>
+        <w:spacing w:after="80" w:line="300" w:lineRule="auto"/>
       </w:pPr>
       <w:r>
         <w:rPr>
-          <w:rFonts w:ascii="Arial" w:hAnsi="Arial"/>
+          <w:rFonts w:ascii="Calibri" w:hAnsi="Calibri" w:eastAsia="Calibri"/>
+          <w:b w:val="0"/>
+          <w:i w:val="0"/>
+          <w:sz w:val="22"/>
         </w:rPr>
-        <w:t>Highest numbered module: 41</w:t>
+        <w:t>Highest numbered module: 42</w:t>
       </w:r>
     </w:p>
     <w:p>
       <w:pPr>
         <w:pStyle w:val="ListBullet"/>
-        <w:spacing w:after="40"/>
+        <w:spacing w:after="80" w:line="300" w:lineRule="auto"/>
       </w:pPr>
       <w:r>
         <w:rPr>
-          <w:rFonts w:ascii="Arial" w:hAnsi="Arial"/>
+          <w:rFonts w:ascii="Calibri" w:hAnsi="Calibri" w:eastAsia="Calibri"/>
+          <w:b w:val="0"/>
+          <w:i w:val="0"/>
+          <w:sz w:val="22"/>
         </w:rPr>
-        <w:t>Event contracts: 53</w:t>
+        <w:t>Event contracts: 54</w:t>
       </w:r>
     </w:p>
     <w:p>
       <w:pPr>
         <w:pStyle w:val="ListBullet"/>
-        <w:spacing w:after="40"/>
+        <w:spacing w:after="80" w:line="300" w:lineRule="auto"/>
       </w:pPr>
       <w:r>
         <w:rPr>
-          <w:rFonts w:ascii="Arial" w:hAnsi="Arial"/>
+          <w:rFonts w:ascii="Calibri" w:hAnsi="Calibri" w:eastAsia="Calibri"/>
+          <w:b w:val="0"/>
+          <w:i w:val="0"/>
+          <w:sz w:val="22"/>
         </w:rPr>
-        <w:t>Cross-module handoffs: 86</w:t>
+        <w:t>Cross-module handoffs: 89</w:t>
       </w:r>
     </w:p>
     <w:p>
       <w:pPr>
         <w:pStyle w:val="ListBullet"/>
-        <w:spacing w:after="40"/>
+        <w:spacing w:after="80" w:line="300" w:lineRule="auto"/>
       </w:pPr>
       <w:r>
         <w:rPr>
-          <w:rFonts w:ascii="Arial" w:hAnsi="Arial"/>
+          <w:rFonts w:ascii="Calibri" w:hAnsi="Calibri" w:eastAsia="Calibri"/>
+          <w:b w:val="0"/>
+          <w:i w:val="0"/>
+          <w:sz w:val="22"/>
         </w:rPr>
-        <w:t>Portable vertical surfaces: 42</w:t>
+        <w:t>Portable vertical surfaces: 43</w:t>
       </w:r>
     </w:p>
     <w:p>
       <w:pPr>
         <w:pStyle w:val="ListBullet"/>
-        <w:spacing w:after="40"/>
+        <w:spacing w:after="80" w:line="300" w:lineRule="auto"/>
       </w:pPr>
       <w:r>
         <w:rPr>
-          <w:rFonts w:ascii="Arial" w:hAnsi="Arial"/>
+          <w:rFonts w:ascii="Calibri" w:hAnsi="Calibri" w:eastAsia="Calibri"/>
+          <w:b w:val="0"/>
+          <w:i w:val="0"/>
+          <w:sz w:val="22"/>
         </w:rPr>
-        <w:t>Internal surfaces: 24</w:t>
+        <w:t>Internal surfaces: 25</w:t>
       </w:r>
     </w:p>
     <w:p>
       <w:pPr>
         <w:pStyle w:val="ListBullet"/>
-        <w:spacing w:after="40"/>
+        <w:spacing w:after="80" w:line="300" w:lineRule="auto"/>
       </w:pPr>
       <w:r>
         <w:rPr>
-          <w:rFonts w:ascii="Arial" w:hAnsi="Arial"/>
+          <w:rFonts w:ascii="Calibri" w:hAnsi="Calibri" w:eastAsia="Calibri"/>
+          <w:b w:val="0"/>
+          <w:i w:val="0"/>
+          <w:sz w:val="22"/>
         </w:rPr>
         <w:t>Borrower surfaces: 7</w:t>
       </w:r>
@@ -297,11 +495,14 @@
     <w:p>
       <w:pPr>
         <w:pStyle w:val="ListBullet"/>
-        <w:spacing w:after="40"/>
+        <w:spacing w:after="80" w:line="300" w:lineRule="auto"/>
       </w:pPr>
       <w:r>
         <w:rPr>
-          <w:rFonts w:ascii="Arial" w:hAnsi="Arial"/>
+          <w:rFonts w:ascii="Calibri" w:hAnsi="Calibri" w:eastAsia="Calibri"/>
+          <w:b w:val="0"/>
+          <w:i w:val="0"/>
+          <w:sz w:val="22"/>
         </w:rPr>
         <w:t>Lender surfaces: 6</w:t>
       </w:r>
@@ -309,11 +510,14 @@
     <w:p>
       <w:pPr>
         <w:pStyle w:val="ListBullet"/>
-        <w:spacing w:after="40"/>
+        <w:spacing w:after="80" w:line="300" w:lineRule="auto"/>
       </w:pPr>
       <w:r>
         <w:rPr>
-          <w:rFonts w:ascii="Arial" w:hAnsi="Arial"/>
+          <w:rFonts w:ascii="Calibri" w:hAnsi="Calibri" w:eastAsia="Calibri"/>
+          <w:b w:val="0"/>
+          <w:i w:val="0"/>
+          <w:sz w:val="22"/>
         </w:rPr>
         <w:t>Sponsor surfaces: 5</w:t>
       </w:r>
@@ -323,47 +527,57 @@
         <w:pStyle w:val="Heading1"/>
       </w:pPr>
       <w:r>
-        <w:rPr>
-          <w:rFonts w:ascii="Arial" w:hAnsi="Arial"/>
-        </w:rPr>
         <w:t>Numbered Build Modules</w:t>
       </w:r>
     </w:p>
     <w:tbl>
       <w:tblPr>
         <w:tblStyle w:val="TableGrid"/>
-        <w:tblW w:type="auto" w:w="0"/>
-        <w:jc w:val="center"/>
-        <w:tblLayout w:type="autofit"/>
+        <w:tblW w:type="dxa" w:w="9360"/>
         <w:tblLook w:firstColumn="1" w:firstRow="1" w:lastColumn="0" w:lastRow="0" w:noHBand="0" w:noVBand="1" w:val="04A0"/>
+        <w:jc w:val="left"/>
+        <w:tblBorders>
+          <w:top w:val="single" w:sz="4" w:space="0" w:color="D9E2F3"/>
+          <w:left w:val="single" w:sz="4" w:space="0" w:color="D9E2F3"/>
+          <w:bottom w:val="single" w:sz="4" w:space="0" w:color="D9E2F3"/>
+          <w:right w:val="single" w:sz="4" w:space="0" w:color="D9E2F3"/>
+          <w:insideH w:val="single" w:sz="4" w:space="0" w:color="D9E2F3"/>
+          <w:insideV w:val="single" w:sz="4" w:space="0" w:color="D9E2F3"/>
+        </w:tblBorders>
+        <w:tblInd w:w="120" w:type="dxa"/>
+        <w:tblLayout w:type="fixed"/>
       </w:tblPr>
       <w:tblGrid>
-        <w:gridCol w:w="2541"/>
-        <w:gridCol w:w="2541"/>
-        <w:gridCol w:w="2541"/>
-        <w:gridCol w:w="2541"/>
+        <w:gridCol w:w="780"/>
+        <w:gridCol w:w="2100"/>
+        <w:gridCol w:w="4440"/>
+        <w:gridCol w:w="2040"/>
       </w:tblGrid>
       <w:tr>
         <w:tc>
           <w:tcPr>
-            <w:tcW w:type="dxa" w:w="2541"/>
+            <w:tcW w:type="dxa" w:w="780"/>
+            <w:shd w:fill="E8EEF5"/>
+            <w:tcMar>
+              <w:top w:w="80" w:type="dxa"/>
+              <w:start w:w="120" w:type="dxa"/>
+              <w:bottom w:w="80" w:type="dxa"/>
+              <w:end w:w="120" w:type="dxa"/>
+            </w:tcMar>
             <w:vAlign w:val="center"/>
-            <w:shd w:fill="DCEAF0"/>
           </w:tcPr>
           <w:p>
             <w:pPr>
-              <w:spacing w:after="0"/>
+              <w:spacing w:after="40" w:line="276" w:lineRule="auto"/>
+              <w:jc w:val="center"/>
             </w:pPr>
             <w:r>
               <w:rPr>
-                <w:rFonts w:ascii="Arial" w:hAnsi="Arial"/>
-              </w:rPr>
-            </w:r>
-            <w:r>
-              <w:rPr>
-                <w:rFonts w:ascii="Arial" w:hAnsi="Arial"/>
+                <w:rFonts w:ascii="Calibri" w:hAnsi="Calibri" w:eastAsia="Calibri"/>
                 <w:b/>
-                <w:sz w:val="15"/>
+                <w:i w:val="0"/>
+                <w:color w:val="1F4D78"/>
+                <w:sz w:val="18"/>
               </w:rPr>
               <w:t>Module</w:t>
             </w:r>
@@ -371,24 +585,27 @@
         </w:tc>
         <w:tc>
           <w:tcPr>
-            <w:tcW w:type="dxa" w:w="2541"/>
+            <w:tcW w:type="dxa" w:w="2100"/>
+            <w:shd w:fill="E8EEF5"/>
+            <w:tcMar>
+              <w:top w:w="80" w:type="dxa"/>
+              <w:start w:w="120" w:type="dxa"/>
+              <w:bottom w:w="80" w:type="dxa"/>
+              <w:end w:w="120" w:type="dxa"/>
+            </w:tcMar>
             <w:vAlign w:val="center"/>
-            <w:shd w:fill="DCEAF0"/>
           </w:tcPr>
           <w:p>
             <w:pPr>
-              <w:spacing w:after="0"/>
+              <w:spacing w:after="40" w:line="276" w:lineRule="auto"/>
             </w:pPr>
             <w:r>
               <w:rPr>
-                <w:rFonts w:ascii="Arial" w:hAnsi="Arial"/>
-              </w:rPr>
-            </w:r>
-            <w:r>
-              <w:rPr>
-                <w:rFonts w:ascii="Arial" w:hAnsi="Arial"/>
+                <w:rFonts w:ascii="Calibri" w:hAnsi="Calibri" w:eastAsia="Calibri"/>
                 <w:b/>
-                <w:sz w:val="15"/>
+                <w:i w:val="0"/>
+                <w:color w:val="1F4D78"/>
+                <w:sz w:val="18"/>
               </w:rPr>
               <w:t>Module ID</w:t>
             </w:r>
@@ -396,24 +613,27 @@
         </w:tc>
         <w:tc>
           <w:tcPr>
-            <w:tcW w:type="dxa" w:w="2541"/>
+            <w:tcW w:type="dxa" w:w="4440"/>
+            <w:shd w:fill="E8EEF5"/>
+            <w:tcMar>
+              <w:top w:w="80" w:type="dxa"/>
+              <w:start w:w="120" w:type="dxa"/>
+              <w:bottom w:w="80" w:type="dxa"/>
+              <w:end w:w="120" w:type="dxa"/>
+            </w:tcMar>
             <w:vAlign w:val="center"/>
-            <w:shd w:fill="DCEAF0"/>
           </w:tcPr>
           <w:p>
             <w:pPr>
-              <w:spacing w:after="0"/>
+              <w:spacing w:after="40" w:line="276" w:lineRule="auto"/>
             </w:pPr>
             <w:r>
               <w:rPr>
-                <w:rFonts w:ascii="Arial" w:hAnsi="Arial"/>
-              </w:rPr>
-            </w:r>
-            <w:r>
-              <w:rPr>
-                <w:rFonts w:ascii="Arial" w:hAnsi="Arial"/>
+                <w:rFonts w:ascii="Calibri" w:hAnsi="Calibri" w:eastAsia="Calibri"/>
                 <w:b/>
-                <w:sz w:val="15"/>
+                <w:i w:val="0"/>
+                <w:color w:val="1F4D78"/>
+                <w:sz w:val="18"/>
               </w:rPr>
               <w:t>Title</w:t>
             </w:r>
@@ -421,24 +641,27 @@
         </w:tc>
         <w:tc>
           <w:tcPr>
-            <w:tcW w:type="dxa" w:w="2541"/>
+            <w:tcW w:type="dxa" w:w="2040"/>
+            <w:shd w:fill="E8EEF5"/>
+            <w:tcMar>
+              <w:top w:w="80" w:type="dxa"/>
+              <w:start w:w="120" w:type="dxa"/>
+              <w:bottom w:w="80" w:type="dxa"/>
+              <w:end w:w="120" w:type="dxa"/>
+            </w:tcMar>
             <w:vAlign w:val="center"/>
-            <w:shd w:fill="DCEAF0"/>
           </w:tcPr>
           <w:p>
             <w:pPr>
-              <w:spacing w:after="0"/>
+              <w:spacing w:after="40" w:line="276" w:lineRule="auto"/>
             </w:pPr>
             <w:r>
               <w:rPr>
-                <w:rFonts w:ascii="Arial" w:hAnsi="Arial"/>
-              </w:rPr>
-            </w:r>
-            <w:r>
-              <w:rPr>
-                <w:rFonts w:ascii="Arial" w:hAnsi="Arial"/>
+                <w:rFonts w:ascii="Calibri" w:hAnsi="Calibri" w:eastAsia="Calibri"/>
                 <w:b/>
-                <w:sz w:val="15"/>
+                <w:i w:val="0"/>
+                <w:color w:val="1F4D78"/>
+                <w:sz w:val="18"/>
               </w:rPr>
               <w:t>Route</w:t>
             </w:r>
@@ -448,23 +671,26 @@
       <w:tr>
         <w:tc>
           <w:tcPr>
-            <w:tcW w:type="dxa" w:w="2541"/>
+            <w:tcW w:type="dxa" w:w="780"/>
+            <w:tcMar>
+              <w:top w:w="80" w:type="dxa"/>
+              <w:start w:w="120" w:type="dxa"/>
+              <w:bottom w:w="80" w:type="dxa"/>
+              <w:end w:w="120" w:type="dxa"/>
+            </w:tcMar>
             <w:vAlign w:val="center"/>
           </w:tcPr>
           <w:p>
             <w:pPr>
-              <w:spacing w:after="0"/>
+              <w:spacing w:after="40" w:line="276" w:lineRule="auto"/>
+              <w:jc w:val="center"/>
             </w:pPr>
             <w:r>
               <w:rPr>
-                <w:rFonts w:ascii="Arial" w:hAnsi="Arial"/>
-              </w:rPr>
-            </w:r>
-            <w:r>
-              <w:rPr>
-                <w:rFonts w:ascii="Arial" w:hAnsi="Arial"/>
+                <w:rFonts w:ascii="Calibri" w:hAnsi="Calibri" w:eastAsia="Calibri"/>
                 <w:b w:val="0"/>
-                <w:sz w:val="15"/>
+                <w:i w:val="0"/>
+                <w:sz w:val="18"/>
               </w:rPr>
               <w:t>01</w:t>
             </w:r>
@@ -472,23 +698,25 @@
         </w:tc>
         <w:tc>
           <w:tcPr>
-            <w:tcW w:type="dxa" w:w="2541"/>
+            <w:tcW w:type="dxa" w:w="2100"/>
+            <w:tcMar>
+              <w:top w:w="80" w:type="dxa"/>
+              <w:start w:w="120" w:type="dxa"/>
+              <w:bottom w:w="80" w:type="dxa"/>
+              <w:end w:w="120" w:type="dxa"/>
+            </w:tcMar>
             <w:vAlign w:val="center"/>
           </w:tcPr>
           <w:p>
             <w:pPr>
-              <w:spacing w:after="0"/>
+              <w:spacing w:after="40" w:line="276" w:lineRule="auto"/>
             </w:pPr>
             <w:r>
               <w:rPr>
-                <w:rFonts w:ascii="Arial" w:hAnsi="Arial"/>
-              </w:rPr>
-            </w:r>
-            <w:r>
-              <w:rPr>
-                <w:rFonts w:ascii="Arial" w:hAnsi="Arial"/>
+                <w:rFonts w:ascii="Calibri" w:hAnsi="Calibri" w:eastAsia="Calibri"/>
                 <w:b w:val="0"/>
-                <w:sz w:val="15"/>
+                <w:i w:val="0"/>
+                <w:sz w:val="18"/>
               </w:rPr>
               <w:t>governance</w:t>
             </w:r>
@@ -496,23 +724,25 @@
         </w:tc>
         <w:tc>
           <w:tcPr>
-            <w:tcW w:type="dxa" w:w="2541"/>
+            <w:tcW w:type="dxa" w:w="4440"/>
+            <w:tcMar>
+              <w:top w:w="80" w:type="dxa"/>
+              <w:start w:w="120" w:type="dxa"/>
+              <w:bottom w:w="80" w:type="dxa"/>
+              <w:end w:w="120" w:type="dxa"/>
+            </w:tcMar>
             <w:vAlign w:val="center"/>
           </w:tcPr>
           <w:p>
             <w:pPr>
-              <w:spacing w:after="0"/>
+              <w:spacing w:after="40" w:line="276" w:lineRule="auto"/>
             </w:pPr>
             <w:r>
               <w:rPr>
-                <w:rFonts w:ascii="Arial" w:hAnsi="Arial"/>
-              </w:rPr>
-            </w:r>
-            <w:r>
-              <w:rPr>
-                <w:rFonts w:ascii="Arial" w:hAnsi="Arial"/>
+                <w:rFonts w:ascii="Calibri" w:hAnsi="Calibri" w:eastAsia="Calibri"/>
                 <w:b w:val="0"/>
-                <w:sz w:val="15"/>
+                <w:i w:val="0"/>
+                <w:sz w:val="18"/>
               </w:rPr>
               <w:t>Governance Operations Dashboard</w:t>
             </w:r>
@@ -520,23 +750,25 @@
         </w:tc>
         <w:tc>
           <w:tcPr>
-            <w:tcW w:type="dxa" w:w="2541"/>
+            <w:tcW w:type="dxa" w:w="2040"/>
+            <w:tcMar>
+              <w:top w:w="80" w:type="dxa"/>
+              <w:start w:w="120" w:type="dxa"/>
+              <w:bottom w:w="80" w:type="dxa"/>
+              <w:end w:w="120" w:type="dxa"/>
+            </w:tcMar>
             <w:vAlign w:val="center"/>
           </w:tcPr>
           <w:p>
             <w:pPr>
-              <w:spacing w:after="0"/>
+              <w:spacing w:after="40" w:line="276" w:lineRule="auto"/>
             </w:pPr>
             <w:r>
               <w:rPr>
-                <w:rFonts w:ascii="Arial" w:hAnsi="Arial"/>
-              </w:rPr>
-            </w:r>
-            <w:r>
-              <w:rPr>
-                <w:rFonts w:ascii="Arial" w:hAnsi="Arial"/>
+                <w:rFonts w:ascii="Calibri" w:hAnsi="Calibri" w:eastAsia="Calibri"/>
                 <w:b w:val="0"/>
-                <w:sz w:val="15"/>
+                <w:i w:val="0"/>
+                <w:sz w:val="19"/>
               </w:rPr>
               <w:t>/governance</w:t>
             </w:r>
@@ -546,24 +778,26 @@
       <w:tr>
         <w:tc>
           <w:tcPr>
-            <w:tcW w:type="dxa" w:w="2541"/>
+            <w:tcW w:type="dxa" w:w="780"/>
+            <w:tcMar>
+              <w:top w:w="80" w:type="dxa"/>
+              <w:start w:w="120" w:type="dxa"/>
+              <w:bottom w:w="80" w:type="dxa"/>
+              <w:end w:w="120" w:type="dxa"/>
+            </w:tcMar>
             <w:vAlign w:val="center"/>
-            <w:shd w:fill="F7FAFB"/>
           </w:tcPr>
           <w:p>
             <w:pPr>
-              <w:spacing w:after="0"/>
+              <w:spacing w:after="40" w:line="276" w:lineRule="auto"/>
+              <w:jc w:val="center"/>
             </w:pPr>
             <w:r>
               <w:rPr>
-                <w:rFonts w:ascii="Arial" w:hAnsi="Arial"/>
-              </w:rPr>
-            </w:r>
-            <w:r>
-              <w:rPr>
-                <w:rFonts w:ascii="Arial" w:hAnsi="Arial"/>
+                <w:rFonts w:ascii="Calibri" w:hAnsi="Calibri" w:eastAsia="Calibri"/>
                 <w:b w:val="0"/>
-                <w:sz w:val="15"/>
+                <w:i w:val="0"/>
+                <w:sz w:val="18"/>
               </w:rPr>
               <w:t>02</w:t>
             </w:r>
@@ -571,24 +805,25 @@
         </w:tc>
         <w:tc>
           <w:tcPr>
-            <w:tcW w:type="dxa" w:w="2541"/>
+            <w:tcW w:type="dxa" w:w="2100"/>
+            <w:tcMar>
+              <w:top w:w="80" w:type="dxa"/>
+              <w:start w:w="120" w:type="dxa"/>
+              <w:bottom w:w="80" w:type="dxa"/>
+              <w:end w:w="120" w:type="dxa"/>
+            </w:tcMar>
             <w:vAlign w:val="center"/>
-            <w:shd w:fill="F7FAFB"/>
           </w:tcPr>
           <w:p>
             <w:pPr>
-              <w:spacing w:after="0"/>
+              <w:spacing w:after="40" w:line="276" w:lineRule="auto"/>
             </w:pPr>
             <w:r>
               <w:rPr>
-                <w:rFonts w:ascii="Arial" w:hAnsi="Arial"/>
-              </w:rPr>
-            </w:r>
-            <w:r>
-              <w:rPr>
-                <w:rFonts w:ascii="Arial" w:hAnsi="Arial"/>
+                <w:rFonts w:ascii="Calibri" w:hAnsi="Calibri" w:eastAsia="Calibri"/>
                 <w:b w:val="0"/>
-                <w:sz w:val="15"/>
+                <w:i w:val="0"/>
+                <w:sz w:val="18"/>
               </w:rPr>
               <w:t>operator-queue</w:t>
             </w:r>
@@ -596,24 +831,25 @@
         </w:tc>
         <w:tc>
           <w:tcPr>
-            <w:tcW w:type="dxa" w:w="2541"/>
+            <w:tcW w:type="dxa" w:w="4440"/>
+            <w:tcMar>
+              <w:top w:w="80" w:type="dxa"/>
+              <w:start w:w="120" w:type="dxa"/>
+              <w:bottom w:w="80" w:type="dxa"/>
+              <w:end w:w="120" w:type="dxa"/>
+            </w:tcMar>
             <w:vAlign w:val="center"/>
-            <w:shd w:fill="F7FAFB"/>
           </w:tcPr>
           <w:p>
             <w:pPr>
-              <w:spacing w:after="0"/>
+              <w:spacing w:after="40" w:line="276" w:lineRule="auto"/>
             </w:pPr>
             <w:r>
               <w:rPr>
-                <w:rFonts w:ascii="Arial" w:hAnsi="Arial"/>
-              </w:rPr>
-            </w:r>
-            <w:r>
-              <w:rPr>
-                <w:rFonts w:ascii="Arial" w:hAnsi="Arial"/>
+                <w:rFonts w:ascii="Calibri" w:hAnsi="Calibri" w:eastAsia="Calibri"/>
                 <w:b w:val="0"/>
-                <w:sz w:val="15"/>
+                <w:i w:val="0"/>
+                <w:sz w:val="18"/>
               </w:rPr>
               <w:t>Operator Work Queue</w:t>
             </w:r>
@@ -621,24 +857,25 @@
         </w:tc>
         <w:tc>
           <w:tcPr>
-            <w:tcW w:type="dxa" w:w="2541"/>
+            <w:tcW w:type="dxa" w:w="2040"/>
+            <w:tcMar>
+              <w:top w:w="80" w:type="dxa"/>
+              <w:start w:w="120" w:type="dxa"/>
+              <w:bottom w:w="80" w:type="dxa"/>
+              <w:end w:w="120" w:type="dxa"/>
+            </w:tcMar>
             <w:vAlign w:val="center"/>
-            <w:shd w:fill="F7FAFB"/>
           </w:tcPr>
           <w:p>
             <w:pPr>
-              <w:spacing w:after="0"/>
+              <w:spacing w:after="40" w:line="276" w:lineRule="auto"/>
             </w:pPr>
             <w:r>
               <w:rPr>
-                <w:rFonts w:ascii="Arial" w:hAnsi="Arial"/>
-              </w:rPr>
-            </w:r>
-            <w:r>
-              <w:rPr>
-                <w:rFonts w:ascii="Arial" w:hAnsi="Arial"/>
+                <w:rFonts w:ascii="Calibri" w:hAnsi="Calibri" w:eastAsia="Calibri"/>
                 <w:b w:val="0"/>
-                <w:sz w:val="15"/>
+                <w:i w:val="0"/>
+                <w:sz w:val="19"/>
               </w:rPr>
               <w:t>/operator-queue</w:t>
             </w:r>
@@ -648,23 +885,26 @@
       <w:tr>
         <w:tc>
           <w:tcPr>
-            <w:tcW w:type="dxa" w:w="2541"/>
+            <w:tcW w:type="dxa" w:w="780"/>
+            <w:tcMar>
+              <w:top w:w="80" w:type="dxa"/>
+              <w:start w:w="120" w:type="dxa"/>
+              <w:bottom w:w="80" w:type="dxa"/>
+              <w:end w:w="120" w:type="dxa"/>
+            </w:tcMar>
             <w:vAlign w:val="center"/>
           </w:tcPr>
           <w:p>
             <w:pPr>
-              <w:spacing w:after="0"/>
+              <w:spacing w:after="40" w:line="276" w:lineRule="auto"/>
+              <w:jc w:val="center"/>
             </w:pPr>
             <w:r>
               <w:rPr>
-                <w:rFonts w:ascii="Arial" w:hAnsi="Arial"/>
-              </w:rPr>
-            </w:r>
-            <w:r>
-              <w:rPr>
-                <w:rFonts w:ascii="Arial" w:hAnsi="Arial"/>
+                <w:rFonts w:ascii="Calibri" w:hAnsi="Calibri" w:eastAsia="Calibri"/>
                 <w:b w:val="0"/>
-                <w:sz w:val="15"/>
+                <w:i w:val="0"/>
+                <w:sz w:val="18"/>
               </w:rPr>
               <w:t>03</w:t>
             </w:r>
@@ -672,23 +912,25 @@
         </w:tc>
         <w:tc>
           <w:tcPr>
-            <w:tcW w:type="dxa" w:w="2541"/>
+            <w:tcW w:type="dxa" w:w="2100"/>
+            <w:tcMar>
+              <w:top w:w="80" w:type="dxa"/>
+              <w:start w:w="120" w:type="dxa"/>
+              <w:bottom w:w="80" w:type="dxa"/>
+              <w:end w:w="120" w:type="dxa"/>
+            </w:tcMar>
             <w:vAlign w:val="center"/>
           </w:tcPr>
           <w:p>
             <w:pPr>
-              <w:spacing w:after="0"/>
+              <w:spacing w:after="40" w:line="276" w:lineRule="auto"/>
             </w:pPr>
             <w:r>
               <w:rPr>
-                <w:rFonts w:ascii="Arial" w:hAnsi="Arial"/>
-              </w:rPr>
-            </w:r>
-            <w:r>
-              <w:rPr>
-                <w:rFonts w:ascii="Arial" w:hAnsi="Arial"/>
+                <w:rFonts w:ascii="Calibri" w:hAnsi="Calibri" w:eastAsia="Calibri"/>
                 <w:b w:val="0"/>
-                <w:sz w:val="15"/>
+                <w:i w:val="0"/>
+                <w:sz w:val="18"/>
               </w:rPr>
               <w:t>applications</w:t>
             </w:r>
@@ -696,23 +938,25 @@
         </w:tc>
         <w:tc>
           <w:tcPr>
-            <w:tcW w:type="dxa" w:w="2541"/>
+            <w:tcW w:type="dxa" w:w="4440"/>
+            <w:tcMar>
+              <w:top w:w="80" w:type="dxa"/>
+              <w:start w:w="120" w:type="dxa"/>
+              <w:bottom w:w="80" w:type="dxa"/>
+              <w:end w:w="120" w:type="dxa"/>
+            </w:tcMar>
             <w:vAlign w:val="center"/>
           </w:tcPr>
           <w:p>
             <w:pPr>
-              <w:spacing w:after="0"/>
+              <w:spacing w:after="40" w:line="276" w:lineRule="auto"/>
             </w:pPr>
             <w:r>
               <w:rPr>
-                <w:rFonts w:ascii="Arial" w:hAnsi="Arial"/>
-              </w:rPr>
-            </w:r>
-            <w:r>
-              <w:rPr>
-                <w:rFonts w:ascii="Arial" w:hAnsi="Arial"/>
+                <w:rFonts w:ascii="Calibri" w:hAnsi="Calibri" w:eastAsia="Calibri"/>
                 <w:b w:val="0"/>
-                <w:sz w:val="15"/>
+                <w:i w:val="0"/>
+                <w:sz w:val="18"/>
               </w:rPr>
               <w:t>Application Operations Workspace</w:t>
             </w:r>
@@ -720,23 +964,25 @@
         </w:tc>
         <w:tc>
           <w:tcPr>
-            <w:tcW w:type="dxa" w:w="2541"/>
+            <w:tcW w:type="dxa" w:w="2040"/>
+            <w:tcMar>
+              <w:top w:w="80" w:type="dxa"/>
+              <w:start w:w="120" w:type="dxa"/>
+              <w:bottom w:w="80" w:type="dxa"/>
+              <w:end w:w="120" w:type="dxa"/>
+            </w:tcMar>
             <w:vAlign w:val="center"/>
           </w:tcPr>
           <w:p>
             <w:pPr>
-              <w:spacing w:after="0"/>
+              <w:spacing w:after="40" w:line="276" w:lineRule="auto"/>
             </w:pPr>
             <w:r>
               <w:rPr>
-                <w:rFonts w:ascii="Arial" w:hAnsi="Arial"/>
-              </w:rPr>
-            </w:r>
-            <w:r>
-              <w:rPr>
-                <w:rFonts w:ascii="Arial" w:hAnsi="Arial"/>
+                <w:rFonts w:ascii="Calibri" w:hAnsi="Calibri" w:eastAsia="Calibri"/>
                 <w:b w:val="0"/>
-                <w:sz w:val="15"/>
+                <w:i w:val="0"/>
+                <w:sz w:val="19"/>
               </w:rPr>
               <w:t>/applications</w:t>
             </w:r>
@@ -746,24 +992,26 @@
       <w:tr>
         <w:tc>
           <w:tcPr>
-            <w:tcW w:type="dxa" w:w="2541"/>
+            <w:tcW w:type="dxa" w:w="780"/>
+            <w:tcMar>
+              <w:top w:w="80" w:type="dxa"/>
+              <w:start w:w="120" w:type="dxa"/>
+              <w:bottom w:w="80" w:type="dxa"/>
+              <w:end w:w="120" w:type="dxa"/>
+            </w:tcMar>
             <w:vAlign w:val="center"/>
-            <w:shd w:fill="F7FAFB"/>
           </w:tcPr>
           <w:p>
             <w:pPr>
-              <w:spacing w:after="0"/>
+              <w:spacing w:after="40" w:line="276" w:lineRule="auto"/>
+              <w:jc w:val="center"/>
             </w:pPr>
             <w:r>
               <w:rPr>
-                <w:rFonts w:ascii="Arial" w:hAnsi="Arial"/>
-              </w:rPr>
-            </w:r>
-            <w:r>
-              <w:rPr>
-                <w:rFonts w:ascii="Arial" w:hAnsi="Arial"/>
+                <w:rFonts w:ascii="Calibri" w:hAnsi="Calibri" w:eastAsia="Calibri"/>
                 <w:b w:val="0"/>
-                <w:sz w:val="15"/>
+                <w:i w:val="0"/>
+                <w:sz w:val="18"/>
               </w:rPr>
               <w:t>04</w:t>
             </w:r>
@@ -771,24 +1019,25 @@
         </w:tc>
         <w:tc>
           <w:tcPr>
-            <w:tcW w:type="dxa" w:w="2541"/>
+            <w:tcW w:type="dxa" w:w="2100"/>
+            <w:tcMar>
+              <w:top w:w="80" w:type="dxa"/>
+              <w:start w:w="120" w:type="dxa"/>
+              <w:bottom w:w="80" w:type="dxa"/>
+              <w:end w:w="120" w:type="dxa"/>
+            </w:tcMar>
             <w:vAlign w:val="center"/>
-            <w:shd w:fill="F7FAFB"/>
           </w:tcPr>
           <w:p>
             <w:pPr>
-              <w:spacing w:after="0"/>
+              <w:spacing w:after="40" w:line="276" w:lineRule="auto"/>
             </w:pPr>
             <w:r>
               <w:rPr>
-                <w:rFonts w:ascii="Arial" w:hAnsi="Arial"/>
-              </w:rPr>
-            </w:r>
-            <w:r>
-              <w:rPr>
-                <w:rFonts w:ascii="Arial" w:hAnsi="Arial"/>
+                <w:rFonts w:ascii="Calibri" w:hAnsi="Calibri" w:eastAsia="Calibri"/>
                 <w:b w:val="0"/>
-                <w:sz w:val="15"/>
+                <w:i w:val="0"/>
+                <w:sz w:val="18"/>
               </w:rPr>
               <w:t>documents</w:t>
             </w:r>
@@ -796,24 +1045,25 @@
         </w:tc>
         <w:tc>
           <w:tcPr>
-            <w:tcW w:type="dxa" w:w="2541"/>
+            <w:tcW w:type="dxa" w:w="4440"/>
+            <w:tcMar>
+              <w:top w:w="80" w:type="dxa"/>
+              <w:start w:w="120" w:type="dxa"/>
+              <w:bottom w:w="80" w:type="dxa"/>
+              <w:end w:w="120" w:type="dxa"/>
+            </w:tcMar>
             <w:vAlign w:val="center"/>
-            <w:shd w:fill="F7FAFB"/>
           </w:tcPr>
           <w:p>
             <w:pPr>
-              <w:spacing w:after="0"/>
+              <w:spacing w:after="40" w:line="276" w:lineRule="auto"/>
             </w:pPr>
             <w:r>
               <w:rPr>
-                <w:rFonts w:ascii="Arial" w:hAnsi="Arial"/>
-              </w:rPr>
-            </w:r>
-            <w:r>
-              <w:rPr>
-                <w:rFonts w:ascii="Arial" w:hAnsi="Arial"/>
+                <w:rFonts w:ascii="Calibri" w:hAnsi="Calibri" w:eastAsia="Calibri"/>
                 <w:b w:val="0"/>
-                <w:sz w:val="15"/>
+                <w:i w:val="0"/>
+                <w:sz w:val="18"/>
               </w:rPr>
               <w:t>Document Intake and Storage Handoff Workspace</w:t>
             </w:r>
@@ -821,24 +1071,25 @@
         </w:tc>
         <w:tc>
           <w:tcPr>
-            <w:tcW w:type="dxa" w:w="2541"/>
+            <w:tcW w:type="dxa" w:w="2040"/>
+            <w:tcMar>
+              <w:top w:w="80" w:type="dxa"/>
+              <w:start w:w="120" w:type="dxa"/>
+              <w:bottom w:w="80" w:type="dxa"/>
+              <w:end w:w="120" w:type="dxa"/>
+            </w:tcMar>
             <w:vAlign w:val="center"/>
-            <w:shd w:fill="F7FAFB"/>
           </w:tcPr>
           <w:p>
             <w:pPr>
-              <w:spacing w:after="0"/>
+              <w:spacing w:after="40" w:line="276" w:lineRule="auto"/>
             </w:pPr>
             <w:r>
               <w:rPr>
-                <w:rFonts w:ascii="Arial" w:hAnsi="Arial"/>
-              </w:rPr>
-            </w:r>
-            <w:r>
-              <w:rPr>
-                <w:rFonts w:ascii="Arial" w:hAnsi="Arial"/>
+                <w:rFonts w:ascii="Calibri" w:hAnsi="Calibri" w:eastAsia="Calibri"/>
                 <w:b w:val="0"/>
-                <w:sz w:val="15"/>
+                <w:i w:val="0"/>
+                <w:sz w:val="19"/>
               </w:rPr>
               <w:t>/documents</w:t>
             </w:r>
@@ -848,23 +1099,26 @@
       <w:tr>
         <w:tc>
           <w:tcPr>
-            <w:tcW w:type="dxa" w:w="2541"/>
+            <w:tcW w:type="dxa" w:w="780"/>
+            <w:tcMar>
+              <w:top w:w="80" w:type="dxa"/>
+              <w:start w:w="120" w:type="dxa"/>
+              <w:bottom w:w="80" w:type="dxa"/>
+              <w:end w:w="120" w:type="dxa"/>
+            </w:tcMar>
             <w:vAlign w:val="center"/>
           </w:tcPr>
           <w:p>
             <w:pPr>
-              <w:spacing w:after="0"/>
+              <w:spacing w:after="40" w:line="276" w:lineRule="auto"/>
+              <w:jc w:val="center"/>
             </w:pPr>
             <w:r>
               <w:rPr>
-                <w:rFonts w:ascii="Arial" w:hAnsi="Arial"/>
-              </w:rPr>
-            </w:r>
-            <w:r>
-              <w:rPr>
-                <w:rFonts w:ascii="Arial" w:hAnsi="Arial"/>
+                <w:rFonts w:ascii="Calibri" w:hAnsi="Calibri" w:eastAsia="Calibri"/>
                 <w:b w:val="0"/>
-                <w:sz w:val="15"/>
+                <w:i w:val="0"/>
+                <w:sz w:val="18"/>
               </w:rPr>
               <w:t>05</w:t>
             </w:r>
@@ -872,23 +1126,25 @@
         </w:tc>
         <w:tc>
           <w:tcPr>
-            <w:tcW w:type="dxa" w:w="2541"/>
+            <w:tcW w:type="dxa" w:w="2100"/>
+            <w:tcMar>
+              <w:top w:w="80" w:type="dxa"/>
+              <w:start w:w="120" w:type="dxa"/>
+              <w:bottom w:w="80" w:type="dxa"/>
+              <w:end w:w="120" w:type="dxa"/>
+            </w:tcMar>
             <w:vAlign w:val="center"/>
           </w:tcPr>
           <w:p>
             <w:pPr>
-              <w:spacing w:after="0"/>
+              <w:spacing w:after="40" w:line="276" w:lineRule="auto"/>
             </w:pPr>
             <w:r>
               <w:rPr>
-                <w:rFonts w:ascii="Arial" w:hAnsi="Arial"/>
-              </w:rPr>
-            </w:r>
-            <w:r>
-              <w:rPr>
-                <w:rFonts w:ascii="Arial" w:hAnsi="Arial"/>
+                <w:rFonts w:ascii="Calibri" w:hAnsi="Calibri" w:eastAsia="Calibri"/>
                 <w:b w:val="0"/>
-                <w:sz w:val="15"/>
+                <w:i w:val="0"/>
+                <w:sz w:val="18"/>
               </w:rPr>
               <w:t>reviews</w:t>
             </w:r>
@@ -896,23 +1152,25 @@
         </w:tc>
         <w:tc>
           <w:tcPr>
-            <w:tcW w:type="dxa" w:w="2541"/>
+            <w:tcW w:type="dxa" w:w="4440"/>
+            <w:tcMar>
+              <w:top w:w="80" w:type="dxa"/>
+              <w:start w:w="120" w:type="dxa"/>
+              <w:bottom w:w="80" w:type="dxa"/>
+              <w:end w:w="120" w:type="dxa"/>
+            </w:tcMar>
             <w:vAlign w:val="center"/>
           </w:tcPr>
           <w:p>
             <w:pPr>
-              <w:spacing w:after="0"/>
+              <w:spacing w:after="40" w:line="276" w:lineRule="auto"/>
             </w:pPr>
             <w:r>
               <w:rPr>
-                <w:rFonts w:ascii="Arial" w:hAnsi="Arial"/>
-              </w:rPr>
-            </w:r>
-            <w:r>
-              <w:rPr>
-                <w:rFonts w:ascii="Arial" w:hAnsi="Arial"/>
+                <w:rFonts w:ascii="Calibri" w:hAnsi="Calibri" w:eastAsia="Calibri"/>
                 <w:b w:val="0"/>
-                <w:sz w:val="15"/>
+                <w:i w:val="0"/>
+                <w:sz w:val="18"/>
               </w:rPr>
               <w:t>Human Review and Transition Console</w:t>
             </w:r>
@@ -920,23 +1178,25 @@
         </w:tc>
         <w:tc>
           <w:tcPr>
-            <w:tcW w:type="dxa" w:w="2541"/>
+            <w:tcW w:type="dxa" w:w="2040"/>
+            <w:tcMar>
+              <w:top w:w="80" w:type="dxa"/>
+              <w:start w:w="120" w:type="dxa"/>
+              <w:bottom w:w="80" w:type="dxa"/>
+              <w:end w:w="120" w:type="dxa"/>
+            </w:tcMar>
             <w:vAlign w:val="center"/>
           </w:tcPr>
           <w:p>
             <w:pPr>
-              <w:spacing w:after="0"/>
+              <w:spacing w:after="40" w:line="276" w:lineRule="auto"/>
             </w:pPr>
             <w:r>
               <w:rPr>
-                <w:rFonts w:ascii="Arial" w:hAnsi="Arial"/>
-              </w:rPr>
-            </w:r>
-            <w:r>
-              <w:rPr>
-                <w:rFonts w:ascii="Arial" w:hAnsi="Arial"/>
+                <w:rFonts w:ascii="Calibri" w:hAnsi="Calibri" w:eastAsia="Calibri"/>
                 <w:b w:val="0"/>
-                <w:sz w:val="15"/>
+                <w:i w:val="0"/>
+                <w:sz w:val="19"/>
               </w:rPr>
               <w:t>/reviews</w:t>
             </w:r>
@@ -946,24 +1206,26 @@
       <w:tr>
         <w:tc>
           <w:tcPr>
-            <w:tcW w:type="dxa" w:w="2541"/>
+            <w:tcW w:type="dxa" w:w="780"/>
+            <w:tcMar>
+              <w:top w:w="80" w:type="dxa"/>
+              <w:start w:w="120" w:type="dxa"/>
+              <w:bottom w:w="80" w:type="dxa"/>
+              <w:end w:w="120" w:type="dxa"/>
+            </w:tcMar>
             <w:vAlign w:val="center"/>
-            <w:shd w:fill="F7FAFB"/>
           </w:tcPr>
           <w:p>
             <w:pPr>
-              <w:spacing w:after="0"/>
+              <w:spacing w:after="40" w:line="276" w:lineRule="auto"/>
+              <w:jc w:val="center"/>
             </w:pPr>
             <w:r>
               <w:rPr>
-                <w:rFonts w:ascii="Arial" w:hAnsi="Arial"/>
-              </w:rPr>
-            </w:r>
-            <w:r>
-              <w:rPr>
-                <w:rFonts w:ascii="Arial" w:hAnsi="Arial"/>
+                <w:rFonts w:ascii="Calibri" w:hAnsi="Calibri" w:eastAsia="Calibri"/>
                 <w:b w:val="0"/>
-                <w:sz w:val="15"/>
+                <w:i w:val="0"/>
+                <w:sz w:val="18"/>
               </w:rPr>
               <w:t>06</w:t>
             </w:r>
@@ -971,24 +1233,25 @@
         </w:tc>
         <w:tc>
           <w:tcPr>
-            <w:tcW w:type="dxa" w:w="2541"/>
+            <w:tcW w:type="dxa" w:w="2100"/>
+            <w:tcMar>
+              <w:top w:w="80" w:type="dxa"/>
+              <w:start w:w="120" w:type="dxa"/>
+              <w:bottom w:w="80" w:type="dxa"/>
+              <w:end w:w="120" w:type="dxa"/>
+            </w:tcMar>
             <w:vAlign w:val="center"/>
-            <w:shd w:fill="F7FAFB"/>
           </w:tcPr>
           <w:p>
             <w:pPr>
-              <w:spacing w:after="0"/>
+              <w:spacing w:after="40" w:line="276" w:lineRule="auto"/>
             </w:pPr>
             <w:r>
               <w:rPr>
-                <w:rFonts w:ascii="Arial" w:hAnsi="Arial"/>
-              </w:rPr>
-            </w:r>
-            <w:r>
-              <w:rPr>
-                <w:rFonts w:ascii="Arial" w:hAnsi="Arial"/>
+                <w:rFonts w:ascii="Calibri" w:hAnsi="Calibri" w:eastAsia="Calibri"/>
                 <w:b w:val="0"/>
-                <w:sz w:val="15"/>
+                <w:i w:val="0"/>
+                <w:sz w:val="18"/>
               </w:rPr>
               <w:t>rules</w:t>
             </w:r>
@@ -996,24 +1259,25 @@
         </w:tc>
         <w:tc>
           <w:tcPr>
-            <w:tcW w:type="dxa" w:w="2541"/>
+            <w:tcW w:type="dxa" w:w="4440"/>
+            <w:tcMar>
+              <w:top w:w="80" w:type="dxa"/>
+              <w:start w:w="120" w:type="dxa"/>
+              <w:bottom w:w="80" w:type="dxa"/>
+              <w:end w:w="120" w:type="dxa"/>
+            </w:tcMar>
             <w:vAlign w:val="center"/>
-            <w:shd w:fill="F7FAFB"/>
           </w:tcPr>
           <w:p>
             <w:pPr>
-              <w:spacing w:after="0"/>
+              <w:spacing w:after="40" w:line="276" w:lineRule="auto"/>
             </w:pPr>
             <w:r>
               <w:rPr>
-                <w:rFonts w:ascii="Arial" w:hAnsi="Arial"/>
-              </w:rPr>
-            </w:r>
-            <w:r>
-              <w:rPr>
-                <w:rFonts w:ascii="Arial" w:hAnsi="Arial"/>
+                <w:rFonts w:ascii="Calibri" w:hAnsi="Calibri" w:eastAsia="Calibri"/>
                 <w:b w:val="0"/>
-                <w:sz w:val="15"/>
+                <w:i w:val="0"/>
+                <w:sz w:val="18"/>
               </w:rPr>
               <w:t>Rule and Overlay Evaluation Console</w:t>
             </w:r>
@@ -1021,24 +1285,25 @@
         </w:tc>
         <w:tc>
           <w:tcPr>
-            <w:tcW w:type="dxa" w:w="2541"/>
+            <w:tcW w:type="dxa" w:w="2040"/>
+            <w:tcMar>
+              <w:top w:w="80" w:type="dxa"/>
+              <w:start w:w="120" w:type="dxa"/>
+              <w:bottom w:w="80" w:type="dxa"/>
+              <w:end w:w="120" w:type="dxa"/>
+            </w:tcMar>
             <w:vAlign w:val="center"/>
-            <w:shd w:fill="F7FAFB"/>
           </w:tcPr>
           <w:p>
             <w:pPr>
-              <w:spacing w:after="0"/>
+              <w:spacing w:after="40" w:line="276" w:lineRule="auto"/>
             </w:pPr>
             <w:r>
               <w:rPr>
-                <w:rFonts w:ascii="Arial" w:hAnsi="Arial"/>
-              </w:rPr>
-            </w:r>
-            <w:r>
-              <w:rPr>
-                <w:rFonts w:ascii="Arial" w:hAnsi="Arial"/>
+                <w:rFonts w:ascii="Calibri" w:hAnsi="Calibri" w:eastAsia="Calibri"/>
                 <w:b w:val="0"/>
-                <w:sz w:val="15"/>
+                <w:i w:val="0"/>
+                <w:sz w:val="19"/>
               </w:rPr>
               <w:t>/rules</w:t>
             </w:r>
@@ -1048,23 +1313,26 @@
       <w:tr>
         <w:tc>
           <w:tcPr>
-            <w:tcW w:type="dxa" w:w="2541"/>
+            <w:tcW w:type="dxa" w:w="780"/>
+            <w:tcMar>
+              <w:top w:w="80" w:type="dxa"/>
+              <w:start w:w="120" w:type="dxa"/>
+              <w:bottom w:w="80" w:type="dxa"/>
+              <w:end w:w="120" w:type="dxa"/>
+            </w:tcMar>
             <w:vAlign w:val="center"/>
           </w:tcPr>
           <w:p>
             <w:pPr>
-              <w:spacing w:after="0"/>
+              <w:spacing w:after="40" w:line="276" w:lineRule="auto"/>
+              <w:jc w:val="center"/>
             </w:pPr>
             <w:r>
               <w:rPr>
-                <w:rFonts w:ascii="Arial" w:hAnsi="Arial"/>
-              </w:rPr>
-            </w:r>
-            <w:r>
-              <w:rPr>
-                <w:rFonts w:ascii="Arial" w:hAnsi="Arial"/>
+                <w:rFonts w:ascii="Calibri" w:hAnsi="Calibri" w:eastAsia="Calibri"/>
                 <w:b w:val="0"/>
-                <w:sz w:val="15"/>
+                <w:i w:val="0"/>
+                <w:sz w:val="18"/>
               </w:rPr>
               <w:t>07</w:t>
             </w:r>
@@ -1072,23 +1340,25 @@
         </w:tc>
         <w:tc>
           <w:tcPr>
-            <w:tcW w:type="dxa" w:w="2541"/>
+            <w:tcW w:type="dxa" w:w="2100"/>
+            <w:tcMar>
+              <w:top w:w="80" w:type="dxa"/>
+              <w:start w:w="120" w:type="dxa"/>
+              <w:bottom w:w="80" w:type="dxa"/>
+              <w:end w:w="120" w:type="dxa"/>
+            </w:tcMar>
             <w:vAlign w:val="center"/>
           </w:tcPr>
           <w:p>
             <w:pPr>
-              <w:spacing w:after="0"/>
+              <w:spacing w:after="40" w:line="276" w:lineRule="auto"/>
             </w:pPr>
             <w:r>
               <w:rPr>
-                <w:rFonts w:ascii="Arial" w:hAnsi="Arial"/>
-              </w:rPr>
-            </w:r>
-            <w:r>
-              <w:rPr>
-                <w:rFonts w:ascii="Arial" w:hAnsi="Arial"/>
+                <w:rFonts w:ascii="Calibri" w:hAnsi="Calibri" w:eastAsia="Calibri"/>
                 <w:b w:val="0"/>
-                <w:sz w:val="15"/>
+                <w:i w:val="0"/>
+                <w:sz w:val="18"/>
               </w:rPr>
               <w:t>decisions</w:t>
             </w:r>
@@ -1096,23 +1366,25 @@
         </w:tc>
         <w:tc>
           <w:tcPr>
-            <w:tcW w:type="dxa" w:w="2541"/>
+            <w:tcW w:type="dxa" w:w="4440"/>
+            <w:tcMar>
+              <w:top w:w="80" w:type="dxa"/>
+              <w:start w:w="120" w:type="dxa"/>
+              <w:bottom w:w="80" w:type="dxa"/>
+              <w:end w:w="120" w:type="dxa"/>
+            </w:tcMar>
             <w:vAlign w:val="center"/>
           </w:tcPr>
           <w:p>
             <w:pPr>
-              <w:spacing w:after="0"/>
+              <w:spacing w:after="40" w:line="276" w:lineRule="auto"/>
             </w:pPr>
             <w:r>
               <w:rPr>
-                <w:rFonts w:ascii="Arial" w:hAnsi="Arial"/>
-              </w:rPr>
-            </w:r>
-            <w:r>
-              <w:rPr>
-                <w:rFonts w:ascii="Arial" w:hAnsi="Arial"/>
+                <w:rFonts w:ascii="Calibri" w:hAnsi="Calibri" w:eastAsia="Calibri"/>
                 <w:b w:val="0"/>
-                <w:sz w:val="15"/>
+                <w:i w:val="0"/>
+                <w:sz w:val="18"/>
               </w:rPr>
               <w:t>Decision Finalization Controls</w:t>
             </w:r>
@@ -1120,23 +1392,25 @@
         </w:tc>
         <w:tc>
           <w:tcPr>
-            <w:tcW w:type="dxa" w:w="2541"/>
+            <w:tcW w:type="dxa" w:w="2040"/>
+            <w:tcMar>
+              <w:top w:w="80" w:type="dxa"/>
+              <w:start w:w="120" w:type="dxa"/>
+              <w:bottom w:w="80" w:type="dxa"/>
+              <w:end w:w="120" w:type="dxa"/>
+            </w:tcMar>
             <w:vAlign w:val="center"/>
           </w:tcPr>
           <w:p>
             <w:pPr>
-              <w:spacing w:after="0"/>
+              <w:spacing w:after="40" w:line="276" w:lineRule="auto"/>
             </w:pPr>
             <w:r>
               <w:rPr>
-                <w:rFonts w:ascii="Arial" w:hAnsi="Arial"/>
-              </w:rPr>
-            </w:r>
-            <w:r>
-              <w:rPr>
-                <w:rFonts w:ascii="Arial" w:hAnsi="Arial"/>
+                <w:rFonts w:ascii="Calibri" w:hAnsi="Calibri" w:eastAsia="Calibri"/>
                 <w:b w:val="0"/>
-                <w:sz w:val="15"/>
+                <w:i w:val="0"/>
+                <w:sz w:val="19"/>
               </w:rPr>
               <w:t>/decisions</w:t>
             </w:r>
@@ -1146,24 +1420,26 @@
       <w:tr>
         <w:tc>
           <w:tcPr>
-            <w:tcW w:type="dxa" w:w="2541"/>
+            <w:tcW w:type="dxa" w:w="780"/>
+            <w:tcMar>
+              <w:top w:w="80" w:type="dxa"/>
+              <w:start w:w="120" w:type="dxa"/>
+              <w:bottom w:w="80" w:type="dxa"/>
+              <w:end w:w="120" w:type="dxa"/>
+            </w:tcMar>
             <w:vAlign w:val="center"/>
-            <w:shd w:fill="F7FAFB"/>
           </w:tcPr>
           <w:p>
             <w:pPr>
-              <w:spacing w:after="0"/>
+              <w:spacing w:after="40" w:line="276" w:lineRule="auto"/>
+              <w:jc w:val="center"/>
             </w:pPr>
             <w:r>
               <w:rPr>
-                <w:rFonts w:ascii="Arial" w:hAnsi="Arial"/>
-              </w:rPr>
-            </w:r>
-            <w:r>
-              <w:rPr>
-                <w:rFonts w:ascii="Arial" w:hAnsi="Arial"/>
+                <w:rFonts w:ascii="Calibri" w:hAnsi="Calibri" w:eastAsia="Calibri"/>
                 <w:b w:val="0"/>
-                <w:sz w:val="15"/>
+                <w:i w:val="0"/>
+                <w:sz w:val="18"/>
               </w:rPr>
               <w:t>08</w:t>
             </w:r>
@@ -1171,24 +1447,25 @@
         </w:tc>
         <w:tc>
           <w:tcPr>
-            <w:tcW w:type="dxa" w:w="2541"/>
+            <w:tcW w:type="dxa" w:w="2100"/>
+            <w:tcMar>
+              <w:top w:w="80" w:type="dxa"/>
+              <w:start w:w="120" w:type="dxa"/>
+              <w:bottom w:w="80" w:type="dxa"/>
+              <w:end w:w="120" w:type="dxa"/>
+            </w:tcMar>
             <w:vAlign w:val="center"/>
-            <w:shd w:fill="F7FAFB"/>
           </w:tcPr>
           <w:p>
             <w:pPr>
-              <w:spacing w:after="0"/>
+              <w:spacing w:after="40" w:line="276" w:lineRule="auto"/>
             </w:pPr>
             <w:r>
               <w:rPr>
-                <w:rFonts w:ascii="Arial" w:hAnsi="Arial"/>
-              </w:rPr>
-            </w:r>
-            <w:r>
-              <w:rPr>
-                <w:rFonts w:ascii="Arial" w:hAnsi="Arial"/>
+                <w:rFonts w:ascii="Calibri" w:hAnsi="Calibri" w:eastAsia="Calibri"/>
                 <w:b w:val="0"/>
-                <w:sz w:val="15"/>
+                <w:i w:val="0"/>
+                <w:sz w:val="18"/>
               </w:rPr>
               <w:t>notices</w:t>
             </w:r>
@@ -1196,24 +1473,25 @@
         </w:tc>
         <w:tc>
           <w:tcPr>
-            <w:tcW w:type="dxa" w:w="2541"/>
+            <w:tcW w:type="dxa" w:w="4440"/>
+            <w:tcMar>
+              <w:top w:w="80" w:type="dxa"/>
+              <w:start w:w="120" w:type="dxa"/>
+              <w:bottom w:w="80" w:type="dxa"/>
+              <w:end w:w="120" w:type="dxa"/>
+            </w:tcMar>
             <w:vAlign w:val="center"/>
-            <w:shd w:fill="F7FAFB"/>
           </w:tcPr>
           <w:p>
             <w:pPr>
-              <w:spacing w:after="0"/>
+              <w:spacing w:after="40" w:line="276" w:lineRule="auto"/>
             </w:pPr>
             <w:r>
               <w:rPr>
-                <w:rFonts w:ascii="Arial" w:hAnsi="Arial"/>
-              </w:rPr>
-            </w:r>
-            <w:r>
-              <w:rPr>
-                <w:rFonts w:ascii="Arial" w:hAnsi="Arial"/>
+                <w:rFonts w:ascii="Calibri" w:hAnsi="Calibri" w:eastAsia="Calibri"/>
                 <w:b w:val="0"/>
-                <w:sz w:val="15"/>
+                <w:i w:val="0"/>
+                <w:sz w:val="18"/>
               </w:rPr>
               <w:t>Notice Lifecycle Console</w:t>
             </w:r>
@@ -1221,24 +1499,25 @@
         </w:tc>
         <w:tc>
           <w:tcPr>
-            <w:tcW w:type="dxa" w:w="2541"/>
+            <w:tcW w:type="dxa" w:w="2040"/>
+            <w:tcMar>
+              <w:top w:w="80" w:type="dxa"/>
+              <w:start w:w="120" w:type="dxa"/>
+              <w:bottom w:w="80" w:type="dxa"/>
+              <w:end w:w="120" w:type="dxa"/>
+            </w:tcMar>
             <w:vAlign w:val="center"/>
-            <w:shd w:fill="F7FAFB"/>
           </w:tcPr>
           <w:p>
             <w:pPr>
-              <w:spacing w:after="0"/>
+              <w:spacing w:after="40" w:line="276" w:lineRule="auto"/>
             </w:pPr>
             <w:r>
               <w:rPr>
-                <w:rFonts w:ascii="Arial" w:hAnsi="Arial"/>
-              </w:rPr>
-            </w:r>
-            <w:r>
-              <w:rPr>
-                <w:rFonts w:ascii="Arial" w:hAnsi="Arial"/>
+                <w:rFonts w:ascii="Calibri" w:hAnsi="Calibri" w:eastAsia="Calibri"/>
                 <w:b w:val="0"/>
-                <w:sz w:val="15"/>
+                <w:i w:val="0"/>
+                <w:sz w:val="19"/>
               </w:rPr>
               <w:t>/notices</w:t>
             </w:r>
@@ -1248,23 +1527,26 @@
       <w:tr>
         <w:tc>
           <w:tcPr>
-            <w:tcW w:type="dxa" w:w="2541"/>
+            <w:tcW w:type="dxa" w:w="780"/>
+            <w:tcMar>
+              <w:top w:w="80" w:type="dxa"/>
+              <w:start w:w="120" w:type="dxa"/>
+              <w:bottom w:w="80" w:type="dxa"/>
+              <w:end w:w="120" w:type="dxa"/>
+            </w:tcMar>
             <w:vAlign w:val="center"/>
           </w:tcPr>
           <w:p>
             <w:pPr>
-              <w:spacing w:after="0"/>
+              <w:spacing w:after="40" w:line="276" w:lineRule="auto"/>
+              <w:jc w:val="center"/>
             </w:pPr>
             <w:r>
               <w:rPr>
-                <w:rFonts w:ascii="Arial" w:hAnsi="Arial"/>
-              </w:rPr>
-            </w:r>
-            <w:r>
-              <w:rPr>
-                <w:rFonts w:ascii="Arial" w:hAnsi="Arial"/>
+                <w:rFonts w:ascii="Calibri" w:hAnsi="Calibri" w:eastAsia="Calibri"/>
                 <w:b w:val="0"/>
-                <w:sz w:val="15"/>
+                <w:i w:val="0"/>
+                <w:sz w:val="18"/>
               </w:rPr>
               <w:t>09</w:t>
             </w:r>
@@ -1272,23 +1554,25 @@
         </w:tc>
         <w:tc>
           <w:tcPr>
-            <w:tcW w:type="dxa" w:w="2541"/>
+            <w:tcW w:type="dxa" w:w="2100"/>
+            <w:tcMar>
+              <w:top w:w="80" w:type="dxa"/>
+              <w:start w:w="120" w:type="dxa"/>
+              <w:bottom w:w="80" w:type="dxa"/>
+              <w:end w:w="120" w:type="dxa"/>
+            </w:tcMar>
             <w:vAlign w:val="center"/>
           </w:tcPr>
           <w:p>
             <w:pPr>
-              <w:spacing w:after="0"/>
+              <w:spacing w:after="40" w:line="276" w:lineRule="auto"/>
             </w:pPr>
             <w:r>
               <w:rPr>
-                <w:rFonts w:ascii="Arial" w:hAnsi="Arial"/>
-              </w:rPr>
-            </w:r>
-            <w:r>
-              <w:rPr>
-                <w:rFonts w:ascii="Arial" w:hAnsi="Arial"/>
+                <w:rFonts w:ascii="Calibri" w:hAnsi="Calibri" w:eastAsia="Calibri"/>
                 <w:b w:val="0"/>
-                <w:sz w:val="15"/>
+                <w:i w:val="0"/>
+                <w:sz w:val="18"/>
               </w:rPr>
               <w:t>audit-replay</w:t>
             </w:r>
@@ -1296,23 +1580,25 @@
         </w:tc>
         <w:tc>
           <w:tcPr>
-            <w:tcW w:type="dxa" w:w="2541"/>
+            <w:tcW w:type="dxa" w:w="4440"/>
+            <w:tcMar>
+              <w:top w:w="80" w:type="dxa"/>
+              <w:start w:w="120" w:type="dxa"/>
+              <w:bottom w:w="80" w:type="dxa"/>
+              <w:end w:w="120" w:type="dxa"/>
+            </w:tcMar>
             <w:vAlign w:val="center"/>
           </w:tcPr>
           <w:p>
             <w:pPr>
-              <w:spacing w:after="0"/>
+              <w:spacing w:after="40" w:line="276" w:lineRule="auto"/>
             </w:pPr>
             <w:r>
               <w:rPr>
-                <w:rFonts w:ascii="Arial" w:hAnsi="Arial"/>
-              </w:rPr>
-            </w:r>
-            <w:r>
-              <w:rPr>
-                <w:rFonts w:ascii="Arial" w:hAnsi="Arial"/>
+                <w:rFonts w:ascii="Calibri" w:hAnsi="Calibri" w:eastAsia="Calibri"/>
                 <w:b w:val="0"/>
-                <w:sz w:val="15"/>
+                <w:i w:val="0"/>
+                <w:sz w:val="18"/>
               </w:rPr>
               <w:t>Audit Ledger and Replay Console</w:t>
             </w:r>
@@ -1320,23 +1606,25 @@
         </w:tc>
         <w:tc>
           <w:tcPr>
-            <w:tcW w:type="dxa" w:w="2541"/>
+            <w:tcW w:type="dxa" w:w="2040"/>
+            <w:tcMar>
+              <w:top w:w="80" w:type="dxa"/>
+              <w:start w:w="120" w:type="dxa"/>
+              <w:bottom w:w="80" w:type="dxa"/>
+              <w:end w:w="120" w:type="dxa"/>
+            </w:tcMar>
             <w:vAlign w:val="center"/>
           </w:tcPr>
           <w:p>
             <w:pPr>
-              <w:spacing w:after="0"/>
+              <w:spacing w:after="40" w:line="276" w:lineRule="auto"/>
             </w:pPr>
             <w:r>
               <w:rPr>
-                <w:rFonts w:ascii="Arial" w:hAnsi="Arial"/>
-              </w:rPr>
-            </w:r>
-            <w:r>
-              <w:rPr>
-                <w:rFonts w:ascii="Arial" w:hAnsi="Arial"/>
+                <w:rFonts w:ascii="Calibri" w:hAnsi="Calibri" w:eastAsia="Calibri"/>
                 <w:b w:val="0"/>
-                <w:sz w:val="15"/>
+                <w:i w:val="0"/>
+                <w:sz w:val="19"/>
               </w:rPr>
               <w:t>/audit-replay</w:t>
             </w:r>
@@ -1346,24 +1634,26 @@
       <w:tr>
         <w:tc>
           <w:tcPr>
-            <w:tcW w:type="dxa" w:w="2541"/>
+            <w:tcW w:type="dxa" w:w="780"/>
+            <w:tcMar>
+              <w:top w:w="80" w:type="dxa"/>
+              <w:start w:w="120" w:type="dxa"/>
+              <w:bottom w:w="80" w:type="dxa"/>
+              <w:end w:w="120" w:type="dxa"/>
+            </w:tcMar>
             <w:vAlign w:val="center"/>
-            <w:shd w:fill="F7FAFB"/>
           </w:tcPr>
           <w:p>
             <w:pPr>
-              <w:spacing w:after="0"/>
+              <w:spacing w:after="40" w:line="276" w:lineRule="auto"/>
+              <w:jc w:val="center"/>
             </w:pPr>
             <w:r>
               <w:rPr>
-                <w:rFonts w:ascii="Arial" w:hAnsi="Arial"/>
-              </w:rPr>
-            </w:r>
-            <w:r>
-              <w:rPr>
-                <w:rFonts w:ascii="Arial" w:hAnsi="Arial"/>
+                <w:rFonts w:ascii="Calibri" w:hAnsi="Calibri" w:eastAsia="Calibri"/>
                 <w:b w:val="0"/>
-                <w:sz w:val="15"/>
+                <w:i w:val="0"/>
+                <w:sz w:val="18"/>
               </w:rPr>
               <w:t>10</w:t>
             </w:r>
@@ -1371,24 +1661,25 @@
         </w:tc>
         <w:tc>
           <w:tcPr>
-            <w:tcW w:type="dxa" w:w="2541"/>
+            <w:tcW w:type="dxa" w:w="2100"/>
+            <w:tcMar>
+              <w:top w:w="80" w:type="dxa"/>
+              <w:start w:w="120" w:type="dxa"/>
+              <w:bottom w:w="80" w:type="dxa"/>
+              <w:end w:w="120" w:type="dxa"/>
+            </w:tcMar>
             <w:vAlign w:val="center"/>
-            <w:shd w:fill="F7FAFB"/>
           </w:tcPr>
           <w:p>
             <w:pPr>
-              <w:spacing w:after="0"/>
+              <w:spacing w:after="40" w:line="276" w:lineRule="auto"/>
             </w:pPr>
             <w:r>
               <w:rPr>
-                <w:rFonts w:ascii="Arial" w:hAnsi="Arial"/>
-              </w:rPr>
-            </w:r>
-            <w:r>
-              <w:rPr>
-                <w:rFonts w:ascii="Arial" w:hAnsi="Arial"/>
+                <w:rFonts w:ascii="Calibri" w:hAnsi="Calibri" w:eastAsia="Calibri"/>
                 <w:b w:val="0"/>
-                <w:sz w:val="15"/>
+                <w:i w:val="0"/>
+                <w:sz w:val="18"/>
               </w:rPr>
               <w:t>connectors</w:t>
             </w:r>
@@ -1396,24 +1687,25 @@
         </w:tc>
         <w:tc>
           <w:tcPr>
-            <w:tcW w:type="dxa" w:w="2541"/>
+            <w:tcW w:type="dxa" w:w="4440"/>
+            <w:tcMar>
+              <w:top w:w="80" w:type="dxa"/>
+              <w:start w:w="120" w:type="dxa"/>
+              <w:bottom w:w="80" w:type="dxa"/>
+              <w:end w:w="120" w:type="dxa"/>
+            </w:tcMar>
             <w:vAlign w:val="center"/>
-            <w:shd w:fill="F7FAFB"/>
           </w:tcPr>
           <w:p>
             <w:pPr>
-              <w:spacing w:after="0"/>
+              <w:spacing w:after="40" w:line="276" w:lineRule="auto"/>
             </w:pPr>
             <w:r>
               <w:rPr>
-                <w:rFonts w:ascii="Arial" w:hAnsi="Arial"/>
-              </w:rPr>
-            </w:r>
-            <w:r>
-              <w:rPr>
-                <w:rFonts w:ascii="Arial" w:hAnsi="Arial"/>
+                <w:rFonts w:ascii="Calibri" w:hAnsi="Calibri" w:eastAsia="Calibri"/>
                 <w:b w:val="0"/>
-                <w:sz w:val="15"/>
+                <w:i w:val="0"/>
+                <w:sz w:val="18"/>
               </w:rPr>
               <w:t>Connector Certification Console</w:t>
             </w:r>
@@ -1421,24 +1713,25 @@
         </w:tc>
         <w:tc>
           <w:tcPr>
-            <w:tcW w:type="dxa" w:w="2541"/>
+            <w:tcW w:type="dxa" w:w="2040"/>
+            <w:tcMar>
+              <w:top w:w="80" w:type="dxa"/>
+              <w:start w:w="120" w:type="dxa"/>
+              <w:bottom w:w="80" w:type="dxa"/>
+              <w:end w:w="120" w:type="dxa"/>
+            </w:tcMar>
             <w:vAlign w:val="center"/>
-            <w:shd w:fill="F7FAFB"/>
           </w:tcPr>
           <w:p>
             <w:pPr>
-              <w:spacing w:after="0"/>
+              <w:spacing w:after="40" w:line="276" w:lineRule="auto"/>
             </w:pPr>
             <w:r>
               <w:rPr>
-                <w:rFonts w:ascii="Arial" w:hAnsi="Arial"/>
-              </w:rPr>
-            </w:r>
-            <w:r>
-              <w:rPr>
-                <w:rFonts w:ascii="Arial" w:hAnsi="Arial"/>
+                <w:rFonts w:ascii="Calibri" w:hAnsi="Calibri" w:eastAsia="Calibri"/>
                 <w:b w:val="0"/>
-                <w:sz w:val="15"/>
+                <w:i w:val="0"/>
+                <w:sz w:val="19"/>
               </w:rPr>
               <w:t>/connectors</w:t>
             </w:r>
@@ -1448,23 +1741,26 @@
       <w:tr>
         <w:tc>
           <w:tcPr>
-            <w:tcW w:type="dxa" w:w="2541"/>
+            <w:tcW w:type="dxa" w:w="780"/>
+            <w:tcMar>
+              <w:top w:w="80" w:type="dxa"/>
+              <w:start w:w="120" w:type="dxa"/>
+              <w:bottom w:w="80" w:type="dxa"/>
+              <w:end w:w="120" w:type="dxa"/>
+            </w:tcMar>
             <w:vAlign w:val="center"/>
           </w:tcPr>
           <w:p>
             <w:pPr>
-              <w:spacing w:after="0"/>
+              <w:spacing w:after="40" w:line="276" w:lineRule="auto"/>
+              <w:jc w:val="center"/>
             </w:pPr>
             <w:r>
               <w:rPr>
-                <w:rFonts w:ascii="Arial" w:hAnsi="Arial"/>
-              </w:rPr>
-            </w:r>
-            <w:r>
-              <w:rPr>
-                <w:rFonts w:ascii="Arial" w:hAnsi="Arial"/>
+                <w:rFonts w:ascii="Calibri" w:hAnsi="Calibri" w:eastAsia="Calibri"/>
                 <w:b w:val="0"/>
-                <w:sz w:val="15"/>
+                <w:i w:val="0"/>
+                <w:sz w:val="18"/>
               </w:rPr>
               <w:t>11</w:t>
             </w:r>
@@ -1472,23 +1768,25 @@
         </w:tc>
         <w:tc>
           <w:tcPr>
-            <w:tcW w:type="dxa" w:w="2541"/>
+            <w:tcW w:type="dxa" w:w="2100"/>
+            <w:tcMar>
+              <w:top w:w="80" w:type="dxa"/>
+              <w:start w:w="120" w:type="dxa"/>
+              <w:bottom w:w="80" w:type="dxa"/>
+              <w:end w:w="120" w:type="dxa"/>
+            </w:tcMar>
             <w:vAlign w:val="center"/>
           </w:tcPr>
           <w:p>
             <w:pPr>
-              <w:spacing w:after="0"/>
+              <w:spacing w:after="40" w:line="276" w:lineRule="auto"/>
             </w:pPr>
             <w:r>
               <w:rPr>
-                <w:rFonts w:ascii="Arial" w:hAnsi="Arial"/>
-              </w:rPr>
-            </w:r>
-            <w:r>
-              <w:rPr>
-                <w:rFonts w:ascii="Arial" w:hAnsi="Arial"/>
+                <w:rFonts w:ascii="Calibri" w:hAnsi="Calibri" w:eastAsia="Calibri"/>
                 <w:b w:val="0"/>
-                <w:sz w:val="15"/>
+                <w:i w:val="0"/>
+                <w:sz w:val="18"/>
               </w:rPr>
               <w:t>partners</w:t>
             </w:r>
@@ -1496,23 +1794,25 @@
         </w:tc>
         <w:tc>
           <w:tcPr>
-            <w:tcW w:type="dxa" w:w="2541"/>
+            <w:tcW w:type="dxa" w:w="4440"/>
+            <w:tcMar>
+              <w:top w:w="80" w:type="dxa"/>
+              <w:start w:w="120" w:type="dxa"/>
+              <w:bottom w:w="80" w:type="dxa"/>
+              <w:end w:w="120" w:type="dxa"/>
+            </w:tcMar>
             <w:vAlign w:val="center"/>
           </w:tcPr>
           <w:p>
             <w:pPr>
-              <w:spacing w:after="0"/>
+              <w:spacing w:after="40" w:line="276" w:lineRule="auto"/>
             </w:pPr>
             <w:r>
               <w:rPr>
-                <w:rFonts w:ascii="Arial" w:hAnsi="Arial"/>
-              </w:rPr>
-            </w:r>
-            <w:r>
-              <w:rPr>
-                <w:rFonts w:ascii="Arial" w:hAnsi="Arial"/>
+                <w:rFonts w:ascii="Calibri" w:hAnsi="Calibri" w:eastAsia="Calibri"/>
                 <w:b w:val="0"/>
-                <w:sz w:val="15"/>
+                <w:i w:val="0"/>
+                <w:sz w:val="18"/>
               </w:rPr>
               <w:t>Partner Workflow Coordination Console</w:t>
             </w:r>
@@ -1520,23 +1820,25 @@
         </w:tc>
         <w:tc>
           <w:tcPr>
-            <w:tcW w:type="dxa" w:w="2541"/>
+            <w:tcW w:type="dxa" w:w="2040"/>
+            <w:tcMar>
+              <w:top w:w="80" w:type="dxa"/>
+              <w:start w:w="120" w:type="dxa"/>
+              <w:bottom w:w="80" w:type="dxa"/>
+              <w:end w:w="120" w:type="dxa"/>
+            </w:tcMar>
             <w:vAlign w:val="center"/>
           </w:tcPr>
           <w:p>
             <w:pPr>
-              <w:spacing w:after="0"/>
+              <w:spacing w:after="40" w:line="276" w:lineRule="auto"/>
             </w:pPr>
             <w:r>
               <w:rPr>
-                <w:rFonts w:ascii="Arial" w:hAnsi="Arial"/>
-              </w:rPr>
-            </w:r>
-            <w:r>
-              <w:rPr>
-                <w:rFonts w:ascii="Arial" w:hAnsi="Arial"/>
+                <w:rFonts w:ascii="Calibri" w:hAnsi="Calibri" w:eastAsia="Calibri"/>
                 <w:b w:val="0"/>
-                <w:sz w:val="15"/>
+                <w:i w:val="0"/>
+                <w:sz w:val="19"/>
               </w:rPr>
               <w:t>/partners</w:t>
             </w:r>
@@ -1546,24 +1848,26 @@
       <w:tr>
         <w:tc>
           <w:tcPr>
-            <w:tcW w:type="dxa" w:w="2541"/>
+            <w:tcW w:type="dxa" w:w="780"/>
+            <w:tcMar>
+              <w:top w:w="80" w:type="dxa"/>
+              <w:start w:w="120" w:type="dxa"/>
+              <w:bottom w:w="80" w:type="dxa"/>
+              <w:end w:w="120" w:type="dxa"/>
+            </w:tcMar>
             <w:vAlign w:val="center"/>
-            <w:shd w:fill="F7FAFB"/>
           </w:tcPr>
           <w:p>
             <w:pPr>
-              <w:spacing w:after="0"/>
+              <w:spacing w:after="40" w:line="276" w:lineRule="auto"/>
+              <w:jc w:val="center"/>
             </w:pPr>
             <w:r>
               <w:rPr>
-                <w:rFonts w:ascii="Arial" w:hAnsi="Arial"/>
-              </w:rPr>
-            </w:r>
-            <w:r>
-              <w:rPr>
-                <w:rFonts w:ascii="Arial" w:hAnsi="Arial"/>
+                <w:rFonts w:ascii="Calibri" w:hAnsi="Calibri" w:eastAsia="Calibri"/>
                 <w:b w:val="0"/>
-                <w:sz w:val="15"/>
+                <w:i w:val="0"/>
+                <w:sz w:val="18"/>
               </w:rPr>
               <w:t>12</w:t>
             </w:r>
@@ -1571,24 +1875,25 @@
         </w:tc>
         <w:tc>
           <w:tcPr>
-            <w:tcW w:type="dxa" w:w="2541"/>
+            <w:tcW w:type="dxa" w:w="2100"/>
+            <w:tcMar>
+              <w:top w:w="80" w:type="dxa"/>
+              <w:start w:w="120" w:type="dxa"/>
+              <w:bottom w:w="80" w:type="dxa"/>
+              <w:end w:w="120" w:type="dxa"/>
+            </w:tcMar>
             <w:vAlign w:val="center"/>
-            <w:shd w:fill="F7FAFB"/>
           </w:tcPr>
           <w:p>
             <w:pPr>
-              <w:spacing w:after="0"/>
+              <w:spacing w:after="40" w:line="276" w:lineRule="auto"/>
             </w:pPr>
             <w:r>
               <w:rPr>
-                <w:rFonts w:ascii="Arial" w:hAnsi="Arial"/>
-              </w:rPr>
-            </w:r>
-            <w:r>
-              <w:rPr>
-                <w:rFonts w:ascii="Arial" w:hAnsi="Arial"/>
+                <w:rFonts w:ascii="Calibri" w:hAnsi="Calibri" w:eastAsia="Calibri"/>
                 <w:b w:val="0"/>
-                <w:sz w:val="15"/>
+                <w:i w:val="0"/>
+                <w:sz w:val="18"/>
               </w:rPr>
               <w:t>billing</w:t>
             </w:r>
@@ -1596,24 +1901,25 @@
         </w:tc>
         <w:tc>
           <w:tcPr>
-            <w:tcW w:type="dxa" w:w="2541"/>
+            <w:tcW w:type="dxa" w:w="4440"/>
+            <w:tcMar>
+              <w:top w:w="80" w:type="dxa"/>
+              <w:start w:w="120" w:type="dxa"/>
+              <w:bottom w:w="80" w:type="dxa"/>
+              <w:end w:w="120" w:type="dxa"/>
+            </w:tcMar>
             <w:vAlign w:val="center"/>
-            <w:shd w:fill="F7FAFB"/>
           </w:tcPr>
           <w:p>
             <w:pPr>
-              <w:spacing w:after="0"/>
+              <w:spacing w:after="40" w:line="276" w:lineRule="auto"/>
             </w:pPr>
             <w:r>
               <w:rPr>
-                <w:rFonts w:ascii="Arial" w:hAnsi="Arial"/>
-              </w:rPr>
-            </w:r>
-            <w:r>
-              <w:rPr>
-                <w:rFonts w:ascii="Arial" w:hAnsi="Arial"/>
+                <w:rFonts w:ascii="Calibri" w:hAnsi="Calibri" w:eastAsia="Calibri"/>
                 <w:b w:val="0"/>
-                <w:sz w:val="15"/>
+                <w:i w:val="0"/>
+                <w:sz w:val="18"/>
               </w:rPr>
               <w:t>Billing and Payment Controls Console</w:t>
             </w:r>
@@ -1621,24 +1927,25 @@
         </w:tc>
         <w:tc>
           <w:tcPr>
-            <w:tcW w:type="dxa" w:w="2541"/>
+            <w:tcW w:type="dxa" w:w="2040"/>
+            <w:tcMar>
+              <w:top w:w="80" w:type="dxa"/>
+              <w:start w:w="120" w:type="dxa"/>
+              <w:bottom w:w="80" w:type="dxa"/>
+              <w:end w:w="120" w:type="dxa"/>
+            </w:tcMar>
             <w:vAlign w:val="center"/>
-            <w:shd w:fill="F7FAFB"/>
           </w:tcPr>
           <w:p>
             <w:pPr>
-              <w:spacing w:after="0"/>
+              <w:spacing w:after="40" w:line="276" w:lineRule="auto"/>
             </w:pPr>
             <w:r>
               <w:rPr>
-                <w:rFonts w:ascii="Arial" w:hAnsi="Arial"/>
-              </w:rPr>
-            </w:r>
-            <w:r>
-              <w:rPr>
-                <w:rFonts w:ascii="Arial" w:hAnsi="Arial"/>
+                <w:rFonts w:ascii="Calibri" w:hAnsi="Calibri" w:eastAsia="Calibri"/>
                 <w:b w:val="0"/>
-                <w:sz w:val="15"/>
+                <w:i w:val="0"/>
+                <w:sz w:val="19"/>
               </w:rPr>
               <w:t>/billing</w:t>
             </w:r>
@@ -1648,23 +1955,26 @@
       <w:tr>
         <w:tc>
           <w:tcPr>
-            <w:tcW w:type="dxa" w:w="2541"/>
+            <w:tcW w:type="dxa" w:w="780"/>
+            <w:tcMar>
+              <w:top w:w="80" w:type="dxa"/>
+              <w:start w:w="120" w:type="dxa"/>
+              <w:bottom w:w="80" w:type="dxa"/>
+              <w:end w:w="120" w:type="dxa"/>
+            </w:tcMar>
             <w:vAlign w:val="center"/>
           </w:tcPr>
           <w:p>
             <w:pPr>
-              <w:spacing w:after="0"/>
+              <w:spacing w:after="40" w:line="276" w:lineRule="auto"/>
+              <w:jc w:val="center"/>
             </w:pPr>
             <w:r>
               <w:rPr>
-                <w:rFonts w:ascii="Arial" w:hAnsi="Arial"/>
-              </w:rPr>
-            </w:r>
-            <w:r>
-              <w:rPr>
-                <w:rFonts w:ascii="Arial" w:hAnsi="Arial"/>
+                <w:rFonts w:ascii="Calibri" w:hAnsi="Calibri" w:eastAsia="Calibri"/>
                 <w:b w:val="0"/>
-                <w:sz w:val="15"/>
+                <w:i w:val="0"/>
+                <w:sz w:val="18"/>
               </w:rPr>
               <w:t>13</w:t>
             </w:r>
@@ -1672,23 +1982,25 @@
         </w:tc>
         <w:tc>
           <w:tcPr>
-            <w:tcW w:type="dxa" w:w="2541"/>
+            <w:tcW w:type="dxa" w:w="2100"/>
+            <w:tcMar>
+              <w:top w:w="80" w:type="dxa"/>
+              <w:start w:w="120" w:type="dxa"/>
+              <w:bottom w:w="80" w:type="dxa"/>
+              <w:end w:w="120" w:type="dxa"/>
+            </w:tcMar>
             <w:vAlign w:val="center"/>
           </w:tcPr>
           <w:p>
             <w:pPr>
-              <w:spacing w:after="0"/>
+              <w:spacing w:after="40" w:line="276" w:lineRule="auto"/>
             </w:pPr>
             <w:r>
               <w:rPr>
-                <w:rFonts w:ascii="Arial" w:hAnsi="Arial"/>
-              </w:rPr>
-            </w:r>
-            <w:r>
-              <w:rPr>
-                <w:rFonts w:ascii="Arial" w:hAnsi="Arial"/>
+                <w:rFonts w:ascii="Calibri" w:hAnsi="Calibri" w:eastAsia="Calibri"/>
                 <w:b w:val="0"/>
-                <w:sz w:val="15"/>
+                <w:i w:val="0"/>
+                <w:sz w:val="18"/>
               </w:rPr>
               <w:t>reports</w:t>
             </w:r>
@@ -1696,23 +2008,25 @@
         </w:tc>
         <w:tc>
           <w:tcPr>
-            <w:tcW w:type="dxa" w:w="2541"/>
+            <w:tcW w:type="dxa" w:w="4440"/>
+            <w:tcMar>
+              <w:top w:w="80" w:type="dxa"/>
+              <w:start w:w="120" w:type="dxa"/>
+              <w:bottom w:w="80" w:type="dxa"/>
+              <w:end w:w="120" w:type="dxa"/>
+            </w:tcMar>
             <w:vAlign w:val="center"/>
           </w:tcPr>
           <w:p>
             <w:pPr>
-              <w:spacing w:after="0"/>
+              <w:spacing w:after="40" w:line="276" w:lineRule="auto"/>
             </w:pPr>
             <w:r>
               <w:rPr>
-                <w:rFonts w:ascii="Arial" w:hAnsi="Arial"/>
-              </w:rPr>
-            </w:r>
-            <w:r>
-              <w:rPr>
-                <w:rFonts w:ascii="Arial" w:hAnsi="Arial"/>
+                <w:rFonts w:ascii="Calibri" w:hAnsi="Calibri" w:eastAsia="Calibri"/>
                 <w:b w:val="0"/>
-                <w:sz w:val="15"/>
+                <w:i w:val="0"/>
+                <w:sz w:val="18"/>
               </w:rPr>
               <w:t>Reports and Advisory Export Console</w:t>
             </w:r>
@@ -1720,23 +2034,25 @@
         </w:tc>
         <w:tc>
           <w:tcPr>
-            <w:tcW w:type="dxa" w:w="2541"/>
+            <w:tcW w:type="dxa" w:w="2040"/>
+            <w:tcMar>
+              <w:top w:w="80" w:type="dxa"/>
+              <w:start w:w="120" w:type="dxa"/>
+              <w:bottom w:w="80" w:type="dxa"/>
+              <w:end w:w="120" w:type="dxa"/>
+            </w:tcMar>
             <w:vAlign w:val="center"/>
           </w:tcPr>
           <w:p>
             <w:pPr>
-              <w:spacing w:after="0"/>
+              <w:spacing w:after="40" w:line="276" w:lineRule="auto"/>
             </w:pPr>
             <w:r>
               <w:rPr>
-                <w:rFonts w:ascii="Arial" w:hAnsi="Arial"/>
-              </w:rPr>
-            </w:r>
-            <w:r>
-              <w:rPr>
-                <w:rFonts w:ascii="Arial" w:hAnsi="Arial"/>
+                <w:rFonts w:ascii="Calibri" w:hAnsi="Calibri" w:eastAsia="Calibri"/>
                 <w:b w:val="0"/>
-                <w:sz w:val="15"/>
+                <w:i w:val="0"/>
+                <w:sz w:val="19"/>
               </w:rPr>
               <w:t>/reports</w:t>
             </w:r>
@@ -1746,24 +2062,26 @@
       <w:tr>
         <w:tc>
           <w:tcPr>
-            <w:tcW w:type="dxa" w:w="2541"/>
+            <w:tcW w:type="dxa" w:w="780"/>
+            <w:tcMar>
+              <w:top w:w="80" w:type="dxa"/>
+              <w:start w:w="120" w:type="dxa"/>
+              <w:bottom w:w="80" w:type="dxa"/>
+              <w:end w:w="120" w:type="dxa"/>
+            </w:tcMar>
             <w:vAlign w:val="center"/>
-            <w:shd w:fill="F7FAFB"/>
           </w:tcPr>
           <w:p>
             <w:pPr>
-              <w:spacing w:after="0"/>
+              <w:spacing w:after="40" w:line="276" w:lineRule="auto"/>
+              <w:jc w:val="center"/>
             </w:pPr>
             <w:r>
               <w:rPr>
-                <w:rFonts w:ascii="Arial" w:hAnsi="Arial"/>
-              </w:rPr>
-            </w:r>
-            <w:r>
-              <w:rPr>
-                <w:rFonts w:ascii="Arial" w:hAnsi="Arial"/>
+                <w:rFonts w:ascii="Calibri" w:hAnsi="Calibri" w:eastAsia="Calibri"/>
                 <w:b w:val="0"/>
-                <w:sz w:val="15"/>
+                <w:i w:val="0"/>
+                <w:sz w:val="18"/>
               </w:rPr>
               <w:t>14</w:t>
             </w:r>
@@ -1771,24 +2089,25 @@
         </w:tc>
         <w:tc>
           <w:tcPr>
-            <w:tcW w:type="dxa" w:w="2541"/>
+            <w:tcW w:type="dxa" w:w="2100"/>
+            <w:tcMar>
+              <w:top w:w="80" w:type="dxa"/>
+              <w:start w:w="120" w:type="dxa"/>
+              <w:bottom w:w="80" w:type="dxa"/>
+              <w:end w:w="120" w:type="dxa"/>
+            </w:tcMar>
             <w:vAlign w:val="center"/>
-            <w:shd w:fill="F7FAFB"/>
           </w:tcPr>
           <w:p>
             <w:pPr>
-              <w:spacing w:after="0"/>
+              <w:spacing w:after="40" w:line="276" w:lineRule="auto"/>
             </w:pPr>
             <w:r>
               <w:rPr>
-                <w:rFonts w:ascii="Arial" w:hAnsi="Arial"/>
-              </w:rPr>
-            </w:r>
-            <w:r>
-              <w:rPr>
-                <w:rFonts w:ascii="Arial" w:hAnsi="Arial"/>
+                <w:rFonts w:ascii="Calibri" w:hAnsi="Calibri" w:eastAsia="Calibri"/>
                 <w:b w:val="0"/>
-                <w:sz w:val="15"/>
+                <w:i w:val="0"/>
+                <w:sz w:val="18"/>
               </w:rPr>
               <w:t>promotion</w:t>
             </w:r>
@@ -1796,24 +2115,25 @@
         </w:tc>
         <w:tc>
           <w:tcPr>
-            <w:tcW w:type="dxa" w:w="2541"/>
+            <w:tcW w:type="dxa" w:w="4440"/>
+            <w:tcMar>
+              <w:top w:w="80" w:type="dxa"/>
+              <w:start w:w="120" w:type="dxa"/>
+              <w:bottom w:w="80" w:type="dxa"/>
+              <w:end w:w="120" w:type="dxa"/>
+            </w:tcMar>
             <w:vAlign w:val="center"/>
-            <w:shd w:fill="F7FAFB"/>
           </w:tcPr>
           <w:p>
             <w:pPr>
-              <w:spacing w:after="0"/>
+              <w:spacing w:after="40" w:line="276" w:lineRule="auto"/>
             </w:pPr>
             <w:r>
               <w:rPr>
-                <w:rFonts w:ascii="Arial" w:hAnsi="Arial"/>
-              </w:rPr>
-            </w:r>
-            <w:r>
-              <w:rPr>
-                <w:rFonts w:ascii="Arial" w:hAnsi="Arial"/>
+                <w:rFonts w:ascii="Calibri" w:hAnsi="Calibri" w:eastAsia="Calibri"/>
                 <w:b w:val="0"/>
-                <w:sz w:val="15"/>
+                <w:i w:val="0"/>
+                <w:sz w:val="18"/>
               </w:rPr>
               <w:t>Live Action and Sovereign Governance Gate</w:t>
             </w:r>
@@ -1821,24 +2141,25 @@
         </w:tc>
         <w:tc>
           <w:tcPr>
-            <w:tcW w:type="dxa" w:w="2541"/>
+            <w:tcW w:type="dxa" w:w="2040"/>
+            <w:tcMar>
+              <w:top w:w="80" w:type="dxa"/>
+              <w:start w:w="120" w:type="dxa"/>
+              <w:bottom w:w="80" w:type="dxa"/>
+              <w:end w:w="120" w:type="dxa"/>
+            </w:tcMar>
             <w:vAlign w:val="center"/>
-            <w:shd w:fill="F7FAFB"/>
           </w:tcPr>
           <w:p>
             <w:pPr>
-              <w:spacing w:after="0"/>
+              <w:spacing w:after="40" w:line="276" w:lineRule="auto"/>
             </w:pPr>
             <w:r>
               <w:rPr>
-                <w:rFonts w:ascii="Arial" w:hAnsi="Arial"/>
-              </w:rPr>
-            </w:r>
-            <w:r>
-              <w:rPr>
-                <w:rFonts w:ascii="Arial" w:hAnsi="Arial"/>
+                <w:rFonts w:ascii="Calibri" w:hAnsi="Calibri" w:eastAsia="Calibri"/>
                 <w:b w:val="0"/>
-                <w:sz w:val="15"/>
+                <w:i w:val="0"/>
+                <w:sz w:val="19"/>
               </w:rPr>
               <w:t>/promotion</w:t>
             </w:r>
@@ -1848,23 +2169,26 @@
       <w:tr>
         <w:tc>
           <w:tcPr>
-            <w:tcW w:type="dxa" w:w="2541"/>
+            <w:tcW w:type="dxa" w:w="780"/>
+            <w:tcMar>
+              <w:top w:w="80" w:type="dxa"/>
+              <w:start w:w="120" w:type="dxa"/>
+              <w:bottom w:w="80" w:type="dxa"/>
+              <w:end w:w="120" w:type="dxa"/>
+            </w:tcMar>
             <w:vAlign w:val="center"/>
           </w:tcPr>
           <w:p>
             <w:pPr>
-              <w:spacing w:after="0"/>
+              <w:spacing w:after="40" w:line="276" w:lineRule="auto"/>
+              <w:jc w:val="center"/>
             </w:pPr>
             <w:r>
               <w:rPr>
-                <w:rFonts w:ascii="Arial" w:hAnsi="Arial"/>
-              </w:rPr>
-            </w:r>
-            <w:r>
-              <w:rPr>
-                <w:rFonts w:ascii="Arial" w:hAnsi="Arial"/>
+                <w:rFonts w:ascii="Calibri" w:hAnsi="Calibri" w:eastAsia="Calibri"/>
                 <w:b w:val="0"/>
-                <w:sz w:val="15"/>
+                <w:i w:val="0"/>
+                <w:sz w:val="18"/>
               </w:rPr>
               <w:t>15</w:t>
             </w:r>
@@ -1872,23 +2196,25 @@
         </w:tc>
         <w:tc>
           <w:tcPr>
-            <w:tcW w:type="dxa" w:w="2541"/>
+            <w:tcW w:type="dxa" w:w="2100"/>
+            <w:tcMar>
+              <w:top w:w="80" w:type="dxa"/>
+              <w:start w:w="120" w:type="dxa"/>
+              <w:bottom w:w="80" w:type="dxa"/>
+              <w:end w:w="120" w:type="dxa"/>
+            </w:tcMar>
             <w:vAlign w:val="center"/>
           </w:tcPr>
           <w:p>
             <w:pPr>
-              <w:spacing w:after="0"/>
+              <w:spacing w:after="40" w:line="276" w:lineRule="auto"/>
             </w:pPr>
             <w:r>
               <w:rPr>
-                <w:rFonts w:ascii="Arial" w:hAnsi="Arial"/>
-              </w:rPr>
-            </w:r>
-            <w:r>
-              <w:rPr>
-                <w:rFonts w:ascii="Arial" w:hAnsi="Arial"/>
+                <w:rFonts w:ascii="Calibri" w:hAnsi="Calibri" w:eastAsia="Calibri"/>
                 <w:b w:val="0"/>
-                <w:sz w:val="15"/>
+                <w:i w:val="0"/>
+                <w:sz w:val="18"/>
               </w:rPr>
               <w:t>case-command</w:t>
             </w:r>
@@ -1896,23 +2222,25 @@
         </w:tc>
         <w:tc>
           <w:tcPr>
-            <w:tcW w:type="dxa" w:w="2541"/>
+            <w:tcW w:type="dxa" w:w="4440"/>
+            <w:tcMar>
+              <w:top w:w="80" w:type="dxa"/>
+              <w:start w:w="120" w:type="dxa"/>
+              <w:bottom w:w="80" w:type="dxa"/>
+              <w:end w:w="120" w:type="dxa"/>
+            </w:tcMar>
             <w:vAlign w:val="center"/>
           </w:tcPr>
           <w:p>
             <w:pPr>
-              <w:spacing w:after="0"/>
+              <w:spacing w:after="40" w:line="276" w:lineRule="auto"/>
             </w:pPr>
             <w:r>
               <w:rPr>
-                <w:rFonts w:ascii="Arial" w:hAnsi="Arial"/>
-              </w:rPr>
-            </w:r>
-            <w:r>
-              <w:rPr>
-                <w:rFonts w:ascii="Arial" w:hAnsi="Arial"/>
+                <w:rFonts w:ascii="Calibri" w:hAnsi="Calibri" w:eastAsia="Calibri"/>
                 <w:b w:val="0"/>
-                <w:sz w:val="15"/>
+                <w:i w:val="0"/>
+                <w:sz w:val="18"/>
               </w:rPr>
               <w:t>Unified Case Command Center</w:t>
             </w:r>
@@ -1920,23 +2248,25 @@
         </w:tc>
         <w:tc>
           <w:tcPr>
-            <w:tcW w:type="dxa" w:w="2541"/>
+            <w:tcW w:type="dxa" w:w="2040"/>
+            <w:tcMar>
+              <w:top w:w="80" w:type="dxa"/>
+              <w:start w:w="120" w:type="dxa"/>
+              <w:bottom w:w="80" w:type="dxa"/>
+              <w:end w:w="120" w:type="dxa"/>
+            </w:tcMar>
             <w:vAlign w:val="center"/>
           </w:tcPr>
           <w:p>
             <w:pPr>
-              <w:spacing w:after="0"/>
+              <w:spacing w:after="40" w:line="276" w:lineRule="auto"/>
             </w:pPr>
             <w:r>
               <w:rPr>
-                <w:rFonts w:ascii="Arial" w:hAnsi="Arial"/>
-              </w:rPr>
-            </w:r>
-            <w:r>
-              <w:rPr>
-                <w:rFonts w:ascii="Arial" w:hAnsi="Arial"/>
+                <w:rFonts w:ascii="Calibri" w:hAnsi="Calibri" w:eastAsia="Calibri"/>
                 <w:b w:val="0"/>
-                <w:sz w:val="15"/>
+                <w:i w:val="0"/>
+                <w:sz w:val="19"/>
               </w:rPr>
               <w:t>/case-command</w:t>
             </w:r>
@@ -1946,24 +2276,26 @@
       <w:tr>
         <w:tc>
           <w:tcPr>
-            <w:tcW w:type="dxa" w:w="2541"/>
+            <w:tcW w:type="dxa" w:w="780"/>
+            <w:tcMar>
+              <w:top w:w="80" w:type="dxa"/>
+              <w:start w:w="120" w:type="dxa"/>
+              <w:bottom w:w="80" w:type="dxa"/>
+              <w:end w:w="120" w:type="dxa"/>
+            </w:tcMar>
             <w:vAlign w:val="center"/>
-            <w:shd w:fill="F7FAFB"/>
           </w:tcPr>
           <w:p>
             <w:pPr>
-              <w:spacing w:after="0"/>
+              <w:spacing w:after="40" w:line="276" w:lineRule="auto"/>
+              <w:jc w:val="center"/>
             </w:pPr>
             <w:r>
               <w:rPr>
-                <w:rFonts w:ascii="Arial" w:hAnsi="Arial"/>
-              </w:rPr>
-            </w:r>
-            <w:r>
-              <w:rPr>
-                <w:rFonts w:ascii="Arial" w:hAnsi="Arial"/>
+                <w:rFonts w:ascii="Calibri" w:hAnsi="Calibri" w:eastAsia="Calibri"/>
                 <w:b w:val="0"/>
-                <w:sz w:val="15"/>
+                <w:i w:val="0"/>
+                <w:sz w:val="18"/>
               </w:rPr>
               <w:t>16</w:t>
             </w:r>
@@ -1971,24 +2303,25 @@
         </w:tc>
         <w:tc>
           <w:tcPr>
-            <w:tcW w:type="dxa" w:w="2541"/>
+            <w:tcW w:type="dxa" w:w="2100"/>
+            <w:tcMar>
+              <w:top w:w="80" w:type="dxa"/>
+              <w:start w:w="120" w:type="dxa"/>
+              <w:bottom w:w="80" w:type="dxa"/>
+              <w:end w:w="120" w:type="dxa"/>
+            </w:tcMar>
             <w:vAlign w:val="center"/>
-            <w:shd w:fill="F7FAFB"/>
           </w:tcPr>
           <w:p>
             <w:pPr>
-              <w:spacing w:after="0"/>
+              <w:spacing w:after="40" w:line="276" w:lineRule="auto"/>
             </w:pPr>
             <w:r>
               <w:rPr>
-                <w:rFonts w:ascii="Arial" w:hAnsi="Arial"/>
-              </w:rPr>
-            </w:r>
-            <w:r>
-              <w:rPr>
-                <w:rFonts w:ascii="Arial" w:hAnsi="Arial"/>
+                <w:rFonts w:ascii="Calibri" w:hAnsi="Calibri" w:eastAsia="Calibri"/>
                 <w:b w:val="0"/>
-                <w:sz w:val="15"/>
+                <w:i w:val="0"/>
+                <w:sz w:val="18"/>
               </w:rPr>
               <w:t>evidence-packets</w:t>
             </w:r>
@@ -1996,24 +2329,25 @@
         </w:tc>
         <w:tc>
           <w:tcPr>
-            <w:tcW w:type="dxa" w:w="2541"/>
+            <w:tcW w:type="dxa" w:w="4440"/>
+            <w:tcMar>
+              <w:top w:w="80" w:type="dxa"/>
+              <w:start w:w="120" w:type="dxa"/>
+              <w:bottom w:w="80" w:type="dxa"/>
+              <w:end w:w="120" w:type="dxa"/>
+            </w:tcMar>
             <w:vAlign w:val="center"/>
-            <w:shd w:fill="F7FAFB"/>
           </w:tcPr>
           <w:p>
             <w:pPr>
-              <w:spacing w:after="0"/>
+              <w:spacing w:after="40" w:line="276" w:lineRule="auto"/>
             </w:pPr>
             <w:r>
               <w:rPr>
-                <w:rFonts w:ascii="Arial" w:hAnsi="Arial"/>
-              </w:rPr>
-            </w:r>
-            <w:r>
-              <w:rPr>
-                <w:rFonts w:ascii="Arial" w:hAnsi="Arial"/>
+                <w:rFonts w:ascii="Calibri" w:hAnsi="Calibri" w:eastAsia="Calibri"/>
                 <w:b w:val="0"/>
-                <w:sz w:val="15"/>
+                <w:i w:val="0"/>
+                <w:sz w:val="18"/>
               </w:rPr>
               <w:t>Governance Evidence Packet Workspace</w:t>
             </w:r>
@@ -2021,24 +2355,25 @@
         </w:tc>
         <w:tc>
           <w:tcPr>
-            <w:tcW w:type="dxa" w:w="2541"/>
+            <w:tcW w:type="dxa" w:w="2040"/>
+            <w:tcMar>
+              <w:top w:w="80" w:type="dxa"/>
+              <w:start w:w="120" w:type="dxa"/>
+              <w:bottom w:w="80" w:type="dxa"/>
+              <w:end w:w="120" w:type="dxa"/>
+            </w:tcMar>
             <w:vAlign w:val="center"/>
-            <w:shd w:fill="F7FAFB"/>
           </w:tcPr>
           <w:p>
             <w:pPr>
-              <w:spacing w:after="0"/>
+              <w:spacing w:after="40" w:line="276" w:lineRule="auto"/>
             </w:pPr>
             <w:r>
               <w:rPr>
-                <w:rFonts w:ascii="Arial" w:hAnsi="Arial"/>
-              </w:rPr>
-            </w:r>
-            <w:r>
-              <w:rPr>
-                <w:rFonts w:ascii="Arial" w:hAnsi="Arial"/>
+                <w:rFonts w:ascii="Calibri" w:hAnsi="Calibri" w:eastAsia="Calibri"/>
                 <w:b w:val="0"/>
-                <w:sz w:val="15"/>
+                <w:i w:val="0"/>
+                <w:sz w:val="19"/>
               </w:rPr>
               <w:t>/evidence-packets</w:t>
             </w:r>
@@ -2048,23 +2383,26 @@
       <w:tr>
         <w:tc>
           <w:tcPr>
-            <w:tcW w:type="dxa" w:w="2541"/>
+            <w:tcW w:type="dxa" w:w="780"/>
+            <w:tcMar>
+              <w:top w:w="80" w:type="dxa"/>
+              <w:start w:w="120" w:type="dxa"/>
+              <w:bottom w:w="80" w:type="dxa"/>
+              <w:end w:w="120" w:type="dxa"/>
+            </w:tcMar>
             <w:vAlign w:val="center"/>
           </w:tcPr>
           <w:p>
             <w:pPr>
-              <w:spacing w:after="0"/>
+              <w:spacing w:after="40" w:line="276" w:lineRule="auto"/>
+              <w:jc w:val="center"/>
             </w:pPr>
             <w:r>
               <w:rPr>
-                <w:rFonts w:ascii="Arial" w:hAnsi="Arial"/>
-              </w:rPr>
-            </w:r>
-            <w:r>
-              <w:rPr>
-                <w:rFonts w:ascii="Arial" w:hAnsi="Arial"/>
+                <w:rFonts w:ascii="Calibri" w:hAnsi="Calibri" w:eastAsia="Calibri"/>
                 <w:b w:val="0"/>
-                <w:sz w:val="15"/>
+                <w:i w:val="0"/>
+                <w:sz w:val="18"/>
               </w:rPr>
               <w:t>17</w:t>
             </w:r>
@@ -2072,23 +2410,25 @@
         </w:tc>
         <w:tc>
           <w:tcPr>
-            <w:tcW w:type="dxa" w:w="2541"/>
+            <w:tcW w:type="dxa" w:w="2100"/>
+            <w:tcMar>
+              <w:top w:w="80" w:type="dxa"/>
+              <w:start w:w="120" w:type="dxa"/>
+              <w:bottom w:w="80" w:type="dxa"/>
+              <w:end w:w="120" w:type="dxa"/>
+            </w:tcMar>
             <w:vAlign w:val="center"/>
           </w:tcPr>
           <w:p>
             <w:pPr>
-              <w:spacing w:after="0"/>
+              <w:spacing w:after="40" w:line="276" w:lineRule="auto"/>
             </w:pPr>
             <w:r>
               <w:rPr>
-                <w:rFonts w:ascii="Arial" w:hAnsi="Arial"/>
-              </w:rPr>
-            </w:r>
-            <w:r>
-              <w:rPr>
-                <w:rFonts w:ascii="Arial" w:hAnsi="Arial"/>
+                <w:rFonts w:ascii="Calibri" w:hAnsi="Calibri" w:eastAsia="Calibri"/>
                 <w:b w:val="0"/>
-                <w:sz w:val="15"/>
+                <w:i w:val="0"/>
+                <w:sz w:val="18"/>
               </w:rPr>
               <w:t>source-ingestion</w:t>
             </w:r>
@@ -2096,23 +2436,25 @@
         </w:tc>
         <w:tc>
           <w:tcPr>
-            <w:tcW w:type="dxa" w:w="2541"/>
+            <w:tcW w:type="dxa" w:w="4440"/>
+            <w:tcMar>
+              <w:top w:w="80" w:type="dxa"/>
+              <w:start w:w="120" w:type="dxa"/>
+              <w:bottom w:w="80" w:type="dxa"/>
+              <w:end w:w="120" w:type="dxa"/>
+            </w:tcMar>
             <w:vAlign w:val="center"/>
           </w:tcPr>
           <w:p>
             <w:pPr>
-              <w:spacing w:after="0"/>
+              <w:spacing w:after="40" w:line="276" w:lineRule="auto"/>
             </w:pPr>
             <w:r>
               <w:rPr>
-                <w:rFonts w:ascii="Arial" w:hAnsi="Arial"/>
-              </w:rPr>
-            </w:r>
-            <w:r>
-              <w:rPr>
-                <w:rFonts w:ascii="Arial" w:hAnsi="Arial"/>
+                <w:rFonts w:ascii="Calibri" w:hAnsi="Calibri" w:eastAsia="Calibri"/>
                 <w:b w:val="0"/>
-                <w:sz w:val="15"/>
+                <w:i w:val="0"/>
+                <w:sz w:val="18"/>
               </w:rPr>
               <w:t>Credentialed Source Ingestion Gate</w:t>
             </w:r>
@@ -2120,23 +2462,25 @@
         </w:tc>
         <w:tc>
           <w:tcPr>
-            <w:tcW w:type="dxa" w:w="2541"/>
+            <w:tcW w:type="dxa" w:w="2040"/>
+            <w:tcMar>
+              <w:top w:w="80" w:type="dxa"/>
+              <w:start w:w="120" w:type="dxa"/>
+              <w:bottom w:w="80" w:type="dxa"/>
+              <w:end w:w="120" w:type="dxa"/>
+            </w:tcMar>
             <w:vAlign w:val="center"/>
           </w:tcPr>
           <w:p>
             <w:pPr>
-              <w:spacing w:after="0"/>
+              <w:spacing w:after="40" w:line="276" w:lineRule="auto"/>
             </w:pPr>
             <w:r>
               <w:rPr>
-                <w:rFonts w:ascii="Arial" w:hAnsi="Arial"/>
-              </w:rPr>
-            </w:r>
-            <w:r>
-              <w:rPr>
-                <w:rFonts w:ascii="Arial" w:hAnsi="Arial"/>
+                <w:rFonts w:ascii="Calibri" w:hAnsi="Calibri" w:eastAsia="Calibri"/>
                 <w:b w:val="0"/>
-                <w:sz w:val="15"/>
+                <w:i w:val="0"/>
+                <w:sz w:val="19"/>
               </w:rPr>
               <w:t>/source-ingestion</w:t>
             </w:r>
@@ -2146,24 +2490,26 @@
       <w:tr>
         <w:tc>
           <w:tcPr>
-            <w:tcW w:type="dxa" w:w="2541"/>
+            <w:tcW w:type="dxa" w:w="780"/>
+            <w:tcMar>
+              <w:top w:w="80" w:type="dxa"/>
+              <w:start w:w="120" w:type="dxa"/>
+              <w:bottom w:w="80" w:type="dxa"/>
+              <w:end w:w="120" w:type="dxa"/>
+            </w:tcMar>
             <w:vAlign w:val="center"/>
-            <w:shd w:fill="F7FAFB"/>
           </w:tcPr>
           <w:p>
             <w:pPr>
-              <w:spacing w:after="0"/>
+              <w:spacing w:after="40" w:line="276" w:lineRule="auto"/>
+              <w:jc w:val="center"/>
             </w:pPr>
             <w:r>
               <w:rPr>
-                <w:rFonts w:ascii="Arial" w:hAnsi="Arial"/>
-              </w:rPr>
-            </w:r>
-            <w:r>
-              <w:rPr>
-                <w:rFonts w:ascii="Arial" w:hAnsi="Arial"/>
+                <w:rFonts w:ascii="Calibri" w:hAnsi="Calibri" w:eastAsia="Calibri"/>
                 <w:b w:val="0"/>
-                <w:sz w:val="15"/>
+                <w:i w:val="0"/>
+                <w:sz w:val="18"/>
               </w:rPr>
               <w:t>18</w:t>
             </w:r>
@@ -2171,24 +2517,25 @@
         </w:tc>
         <w:tc>
           <w:tcPr>
-            <w:tcW w:type="dxa" w:w="2541"/>
+            <w:tcW w:type="dxa" w:w="2100"/>
+            <w:tcMar>
+              <w:top w:w="80" w:type="dxa"/>
+              <w:start w:w="120" w:type="dxa"/>
+              <w:bottom w:w="80" w:type="dxa"/>
+              <w:end w:w="120" w:type="dxa"/>
+            </w:tcMar>
             <w:vAlign w:val="center"/>
-            <w:shd w:fill="F7FAFB"/>
           </w:tcPr>
           <w:p>
             <w:pPr>
-              <w:spacing w:after="0"/>
+              <w:spacing w:after="40" w:line="276" w:lineRule="auto"/>
             </w:pPr>
             <w:r>
               <w:rPr>
-                <w:rFonts w:ascii="Arial" w:hAnsi="Arial"/>
-              </w:rPr>
-            </w:r>
-            <w:r>
-              <w:rPr>
-                <w:rFonts w:ascii="Arial" w:hAnsi="Arial"/>
+                <w:rFonts w:ascii="Calibri" w:hAnsi="Calibri" w:eastAsia="Calibri"/>
                 <w:b w:val="0"/>
-                <w:sz w:val="15"/>
+                <w:i w:val="0"/>
+                <w:sz w:val="18"/>
               </w:rPr>
               <w:t>exception-remediation</w:t>
             </w:r>
@@ -2196,24 +2543,25 @@
         </w:tc>
         <w:tc>
           <w:tcPr>
-            <w:tcW w:type="dxa" w:w="2541"/>
+            <w:tcW w:type="dxa" w:w="4440"/>
+            <w:tcMar>
+              <w:top w:w="80" w:type="dxa"/>
+              <w:start w:w="120" w:type="dxa"/>
+              <w:bottom w:w="80" w:type="dxa"/>
+              <w:end w:w="120" w:type="dxa"/>
+            </w:tcMar>
             <w:vAlign w:val="center"/>
-            <w:shd w:fill="F7FAFB"/>
           </w:tcPr>
           <w:p>
             <w:pPr>
-              <w:spacing w:after="0"/>
+              <w:spacing w:after="40" w:line="276" w:lineRule="auto"/>
             </w:pPr>
             <w:r>
               <w:rPr>
-                <w:rFonts w:ascii="Arial" w:hAnsi="Arial"/>
-              </w:rPr>
-            </w:r>
-            <w:r>
-              <w:rPr>
-                <w:rFonts w:ascii="Arial" w:hAnsi="Arial"/>
+                <w:rFonts w:ascii="Calibri" w:hAnsi="Calibri" w:eastAsia="Calibri"/>
                 <w:b w:val="0"/>
-                <w:sz w:val="15"/>
+                <w:i w:val="0"/>
+                <w:sz w:val="18"/>
               </w:rPr>
               <w:t>Exception Remediation and Recovery Console</w:t>
             </w:r>
@@ -2221,24 +2569,25 @@
         </w:tc>
         <w:tc>
           <w:tcPr>
-            <w:tcW w:type="dxa" w:w="2541"/>
+            <w:tcW w:type="dxa" w:w="2040"/>
+            <w:tcMar>
+              <w:top w:w="80" w:type="dxa"/>
+              <w:start w:w="120" w:type="dxa"/>
+              <w:bottom w:w="80" w:type="dxa"/>
+              <w:end w:w="120" w:type="dxa"/>
+            </w:tcMar>
             <w:vAlign w:val="center"/>
-            <w:shd w:fill="F7FAFB"/>
           </w:tcPr>
           <w:p>
             <w:pPr>
-              <w:spacing w:after="0"/>
+              <w:spacing w:after="40" w:line="276" w:lineRule="auto"/>
             </w:pPr>
             <w:r>
               <w:rPr>
-                <w:rFonts w:ascii="Arial" w:hAnsi="Arial"/>
-              </w:rPr>
-            </w:r>
-            <w:r>
-              <w:rPr>
-                <w:rFonts w:ascii="Arial" w:hAnsi="Arial"/>
+                <w:rFonts w:ascii="Calibri" w:hAnsi="Calibri" w:eastAsia="Calibri"/>
                 <w:b w:val="0"/>
-                <w:sz w:val="15"/>
+                <w:i w:val="0"/>
+                <w:sz w:val="19"/>
               </w:rPr>
               <w:t>/exception-remediation</w:t>
             </w:r>
@@ -2248,23 +2597,26 @@
       <w:tr>
         <w:tc>
           <w:tcPr>
-            <w:tcW w:type="dxa" w:w="2541"/>
+            <w:tcW w:type="dxa" w:w="780"/>
+            <w:tcMar>
+              <w:top w:w="80" w:type="dxa"/>
+              <w:start w:w="120" w:type="dxa"/>
+              <w:bottom w:w="80" w:type="dxa"/>
+              <w:end w:w="120" w:type="dxa"/>
+            </w:tcMar>
             <w:vAlign w:val="center"/>
           </w:tcPr>
           <w:p>
             <w:pPr>
-              <w:spacing w:after="0"/>
+              <w:spacing w:after="40" w:line="276" w:lineRule="auto"/>
+              <w:jc w:val="center"/>
             </w:pPr>
             <w:r>
               <w:rPr>
-                <w:rFonts w:ascii="Arial" w:hAnsi="Arial"/>
-              </w:rPr>
-            </w:r>
-            <w:r>
-              <w:rPr>
-                <w:rFonts w:ascii="Arial" w:hAnsi="Arial"/>
+                <w:rFonts w:ascii="Calibri" w:hAnsi="Calibri" w:eastAsia="Calibri"/>
                 <w:b w:val="0"/>
-                <w:sz w:val="15"/>
+                <w:i w:val="0"/>
+                <w:sz w:val="18"/>
               </w:rPr>
               <w:t>19</w:t>
             </w:r>
@@ -2272,23 +2624,25 @@
         </w:tc>
         <w:tc>
           <w:tcPr>
-            <w:tcW w:type="dxa" w:w="2541"/>
+            <w:tcW w:type="dxa" w:w="2100"/>
+            <w:tcMar>
+              <w:top w:w="80" w:type="dxa"/>
+              <w:start w:w="120" w:type="dxa"/>
+              <w:bottom w:w="80" w:type="dxa"/>
+              <w:end w:w="120" w:type="dxa"/>
+            </w:tcMar>
             <w:vAlign w:val="center"/>
           </w:tcPr>
           <w:p>
             <w:pPr>
-              <w:spacing w:after="0"/>
+              <w:spacing w:after="40" w:line="276" w:lineRule="auto"/>
             </w:pPr>
             <w:r>
               <w:rPr>
-                <w:rFonts w:ascii="Arial" w:hAnsi="Arial"/>
-              </w:rPr>
-            </w:r>
-            <w:r>
-              <w:rPr>
-                <w:rFonts w:ascii="Arial" w:hAnsi="Arial"/>
+                <w:rFonts w:ascii="Calibri" w:hAnsi="Calibri" w:eastAsia="Calibri"/>
                 <w:b w:val="0"/>
-                <w:sz w:val="15"/>
+                <w:i w:val="0"/>
+                <w:sz w:val="18"/>
               </w:rPr>
               <w:t>data-rights</w:t>
             </w:r>
@@ -2296,23 +2650,25 @@
         </w:tc>
         <w:tc>
           <w:tcPr>
-            <w:tcW w:type="dxa" w:w="2541"/>
+            <w:tcW w:type="dxa" w:w="4440"/>
+            <w:tcMar>
+              <w:top w:w="80" w:type="dxa"/>
+              <w:start w:w="120" w:type="dxa"/>
+              <w:bottom w:w="80" w:type="dxa"/>
+              <w:end w:w="120" w:type="dxa"/>
+            </w:tcMar>
             <w:vAlign w:val="center"/>
           </w:tcPr>
           <w:p>
             <w:pPr>
-              <w:spacing w:after="0"/>
+              <w:spacing w:after="40" w:line="276" w:lineRule="auto"/>
             </w:pPr>
             <w:r>
               <w:rPr>
-                <w:rFonts w:ascii="Arial" w:hAnsi="Arial"/>
-              </w:rPr>
-            </w:r>
-            <w:r>
-              <w:rPr>
-                <w:rFonts w:ascii="Arial" w:hAnsi="Arial"/>
+                <w:rFonts w:ascii="Calibri" w:hAnsi="Calibri" w:eastAsia="Calibri"/>
                 <w:b w:val="0"/>
-                <w:sz w:val="15"/>
+                <w:i w:val="0"/>
+                <w:sz w:val="18"/>
               </w:rPr>
               <w:t>Borrower Data Rights and Portability Workspace</w:t>
             </w:r>
@@ -2320,23 +2676,25 @@
         </w:tc>
         <w:tc>
           <w:tcPr>
-            <w:tcW w:type="dxa" w:w="2541"/>
+            <w:tcW w:type="dxa" w:w="2040"/>
+            <w:tcMar>
+              <w:top w:w="80" w:type="dxa"/>
+              <w:start w:w="120" w:type="dxa"/>
+              <w:bottom w:w="80" w:type="dxa"/>
+              <w:end w:w="120" w:type="dxa"/>
+            </w:tcMar>
             <w:vAlign w:val="center"/>
           </w:tcPr>
           <w:p>
             <w:pPr>
-              <w:spacing w:after="0"/>
+              <w:spacing w:after="40" w:line="276" w:lineRule="auto"/>
             </w:pPr>
             <w:r>
               <w:rPr>
-                <w:rFonts w:ascii="Arial" w:hAnsi="Arial"/>
-              </w:rPr>
-            </w:r>
-            <w:r>
-              <w:rPr>
-                <w:rFonts w:ascii="Arial" w:hAnsi="Arial"/>
+                <w:rFonts w:ascii="Calibri" w:hAnsi="Calibri" w:eastAsia="Calibri"/>
                 <w:b w:val="0"/>
-                <w:sz w:val="15"/>
+                <w:i w:val="0"/>
+                <w:sz w:val="19"/>
               </w:rPr>
               <w:t>/data-rights</w:t>
             </w:r>
@@ -2346,24 +2704,26 @@
       <w:tr>
         <w:tc>
           <w:tcPr>
-            <w:tcW w:type="dxa" w:w="2541"/>
+            <w:tcW w:type="dxa" w:w="780"/>
+            <w:tcMar>
+              <w:top w:w="80" w:type="dxa"/>
+              <w:start w:w="120" w:type="dxa"/>
+              <w:bottom w:w="80" w:type="dxa"/>
+              <w:end w:w="120" w:type="dxa"/>
+            </w:tcMar>
             <w:vAlign w:val="center"/>
-            <w:shd w:fill="F7FAFB"/>
           </w:tcPr>
           <w:p>
             <w:pPr>
-              <w:spacing w:after="0"/>
+              <w:spacing w:after="40" w:line="276" w:lineRule="auto"/>
+              <w:jc w:val="center"/>
             </w:pPr>
             <w:r>
               <w:rPr>
-                <w:rFonts w:ascii="Arial" w:hAnsi="Arial"/>
-              </w:rPr>
-            </w:r>
-            <w:r>
-              <w:rPr>
-                <w:rFonts w:ascii="Arial" w:hAnsi="Arial"/>
+                <w:rFonts w:ascii="Calibri" w:hAnsi="Calibri" w:eastAsia="Calibri"/>
                 <w:b w:val="0"/>
-                <w:sz w:val="15"/>
+                <w:i w:val="0"/>
+                <w:sz w:val="18"/>
               </w:rPr>
               <w:t>20</w:t>
             </w:r>
@@ -2371,24 +2731,25 @@
         </w:tc>
         <w:tc>
           <w:tcPr>
-            <w:tcW w:type="dxa" w:w="2541"/>
+            <w:tcW w:type="dxa" w:w="2100"/>
+            <w:tcMar>
+              <w:top w:w="80" w:type="dxa"/>
+              <w:start w:w="120" w:type="dxa"/>
+              <w:bottom w:w="80" w:type="dxa"/>
+              <w:end w:w="120" w:type="dxa"/>
+            </w:tcMar>
             <w:vAlign w:val="center"/>
-            <w:shd w:fill="F7FAFB"/>
           </w:tcPr>
           <w:p>
             <w:pPr>
-              <w:spacing w:after="0"/>
+              <w:spacing w:after="40" w:line="276" w:lineRule="auto"/>
             </w:pPr>
             <w:r>
               <w:rPr>
-                <w:rFonts w:ascii="Arial" w:hAnsi="Arial"/>
-              </w:rPr>
-            </w:r>
-            <w:r>
-              <w:rPr>
-                <w:rFonts w:ascii="Arial" w:hAnsi="Arial"/>
+                <w:rFonts w:ascii="Calibri" w:hAnsi="Calibri" w:eastAsia="Calibri"/>
                 <w:b w:val="0"/>
-                <w:sz w:val="15"/>
+                <w:i w:val="0"/>
+                <w:sz w:val="18"/>
               </w:rPr>
               <w:t>module-readiness</w:t>
             </w:r>
@@ -2396,24 +2757,25 @@
         </w:tc>
         <w:tc>
           <w:tcPr>
-            <w:tcW w:type="dxa" w:w="2541"/>
+            <w:tcW w:type="dxa" w:w="4440"/>
+            <w:tcMar>
+              <w:top w:w="80" w:type="dxa"/>
+              <w:start w:w="120" w:type="dxa"/>
+              <w:bottom w:w="80" w:type="dxa"/>
+              <w:end w:w="120" w:type="dxa"/>
+            </w:tcMar>
             <w:vAlign w:val="center"/>
-            <w:shd w:fill="F7FAFB"/>
           </w:tcPr>
           <w:p>
             <w:pPr>
-              <w:spacing w:after="0"/>
+              <w:spacing w:after="40" w:line="276" w:lineRule="auto"/>
             </w:pPr>
             <w:r>
               <w:rPr>
-                <w:rFonts w:ascii="Arial" w:hAnsi="Arial"/>
-              </w:rPr>
-            </w:r>
-            <w:r>
-              <w:rPr>
-                <w:rFonts w:ascii="Arial" w:hAnsi="Arial"/>
+                <w:rFonts w:ascii="Calibri" w:hAnsi="Calibri" w:eastAsia="Calibri"/>
                 <w:b w:val="0"/>
-                <w:sz w:val="15"/>
+                <w:i w:val="0"/>
+                <w:sz w:val="18"/>
               </w:rPr>
               <w:t>Integrated Module Readiness Control Tower</w:t>
             </w:r>
@@ -2421,24 +2783,25 @@
         </w:tc>
         <w:tc>
           <w:tcPr>
-            <w:tcW w:type="dxa" w:w="2541"/>
+            <w:tcW w:type="dxa" w:w="2040"/>
+            <w:tcMar>
+              <w:top w:w="80" w:type="dxa"/>
+              <w:start w:w="120" w:type="dxa"/>
+              <w:bottom w:w="80" w:type="dxa"/>
+              <w:end w:w="120" w:type="dxa"/>
+            </w:tcMar>
             <w:vAlign w:val="center"/>
-            <w:shd w:fill="F7FAFB"/>
           </w:tcPr>
           <w:p>
             <w:pPr>
-              <w:spacing w:after="0"/>
+              <w:spacing w:after="40" w:line="276" w:lineRule="auto"/>
             </w:pPr>
             <w:r>
               <w:rPr>
-                <w:rFonts w:ascii="Arial" w:hAnsi="Arial"/>
-              </w:rPr>
-            </w:r>
-            <w:r>
-              <w:rPr>
-                <w:rFonts w:ascii="Arial" w:hAnsi="Arial"/>
+                <w:rFonts w:ascii="Calibri" w:hAnsi="Calibri" w:eastAsia="Calibri"/>
                 <w:b w:val="0"/>
-                <w:sz w:val="15"/>
+                <w:i w:val="0"/>
+                <w:sz w:val="19"/>
               </w:rPr>
               <w:t>/module-readiness</w:t>
             </w:r>
@@ -2448,23 +2811,26 @@
       <w:tr>
         <w:tc>
           <w:tcPr>
-            <w:tcW w:type="dxa" w:w="2541"/>
+            <w:tcW w:type="dxa" w:w="780"/>
+            <w:tcMar>
+              <w:top w:w="80" w:type="dxa"/>
+              <w:start w:w="120" w:type="dxa"/>
+              <w:bottom w:w="80" w:type="dxa"/>
+              <w:end w:w="120" w:type="dxa"/>
+            </w:tcMar>
             <w:vAlign w:val="center"/>
           </w:tcPr>
           <w:p>
             <w:pPr>
-              <w:spacing w:after="0"/>
+              <w:spacing w:after="40" w:line="276" w:lineRule="auto"/>
+              <w:jc w:val="center"/>
             </w:pPr>
             <w:r>
               <w:rPr>
-                <w:rFonts w:ascii="Arial" w:hAnsi="Arial"/>
-              </w:rPr>
-            </w:r>
-            <w:r>
-              <w:rPr>
-                <w:rFonts w:ascii="Arial" w:hAnsi="Arial"/>
+                <w:rFonts w:ascii="Calibri" w:hAnsi="Calibri" w:eastAsia="Calibri"/>
                 <w:b w:val="0"/>
-                <w:sz w:val="15"/>
+                <w:i w:val="0"/>
+                <w:sz w:val="18"/>
               </w:rPr>
               <w:t>21</w:t>
             </w:r>
@@ -2472,23 +2838,25 @@
         </w:tc>
         <w:tc>
           <w:tcPr>
-            <w:tcW w:type="dxa" w:w="2541"/>
+            <w:tcW w:type="dxa" w:w="2100"/>
+            <w:tcMar>
+              <w:top w:w="80" w:type="dxa"/>
+              <w:start w:w="120" w:type="dxa"/>
+              <w:bottom w:w="80" w:type="dxa"/>
+              <w:end w:w="120" w:type="dxa"/>
+            </w:tcMar>
             <w:vAlign w:val="center"/>
           </w:tcPr>
           <w:p>
             <w:pPr>
-              <w:spacing w:after="0"/>
+              <w:spacing w:after="40" w:line="276" w:lineRule="auto"/>
             </w:pPr>
             <w:r>
               <w:rPr>
-                <w:rFonts w:ascii="Arial" w:hAnsi="Arial"/>
-              </w:rPr>
-            </w:r>
-            <w:r>
-              <w:rPr>
-                <w:rFonts w:ascii="Arial" w:hAnsi="Arial"/>
+                <w:rFonts w:ascii="Calibri" w:hAnsi="Calibri" w:eastAsia="Calibri"/>
                 <w:b w:val="0"/>
-                <w:sz w:val="15"/>
+                <w:i w:val="0"/>
+                <w:sz w:val="18"/>
               </w:rPr>
               <w:t>environmental-compliance</w:t>
             </w:r>
@@ -2496,23 +2864,25 @@
         </w:tc>
         <w:tc>
           <w:tcPr>
-            <w:tcW w:type="dxa" w:w="2541"/>
+            <w:tcW w:type="dxa" w:w="4440"/>
+            <w:tcMar>
+              <w:top w:w="80" w:type="dxa"/>
+              <w:start w:w="120" w:type="dxa"/>
+              <w:bottom w:w="80" w:type="dxa"/>
+              <w:end w:w="120" w:type="dxa"/>
+            </w:tcMar>
             <w:vAlign w:val="center"/>
           </w:tcPr>
           <w:p>
             <w:pPr>
-              <w:spacing w:after="0"/>
+              <w:spacing w:after="40" w:line="276" w:lineRule="auto"/>
             </w:pPr>
             <w:r>
               <w:rPr>
-                <w:rFonts w:ascii="Arial" w:hAnsi="Arial"/>
-              </w:rPr>
-            </w:r>
-            <w:r>
-              <w:rPr>
-                <w:rFonts w:ascii="Arial" w:hAnsi="Arial"/>
+                <w:rFonts w:ascii="Calibri" w:hAnsi="Calibri" w:eastAsia="Calibri"/>
                 <w:b w:val="0"/>
-                <w:sz w:val="15"/>
+                <w:i w:val="0"/>
+                <w:sz w:val="18"/>
               </w:rPr>
               <w:t>Environmental Compliance Review</w:t>
             </w:r>
@@ -2520,23 +2890,25 @@
         </w:tc>
         <w:tc>
           <w:tcPr>
-            <w:tcW w:type="dxa" w:w="2541"/>
+            <w:tcW w:type="dxa" w:w="2040"/>
+            <w:tcMar>
+              <w:top w:w="80" w:type="dxa"/>
+              <w:start w:w="120" w:type="dxa"/>
+              <w:bottom w:w="80" w:type="dxa"/>
+              <w:end w:w="120" w:type="dxa"/>
+            </w:tcMar>
             <w:vAlign w:val="center"/>
           </w:tcPr>
           <w:p>
             <w:pPr>
-              <w:spacing w:after="0"/>
+              <w:spacing w:after="40" w:line="276" w:lineRule="auto"/>
             </w:pPr>
             <w:r>
               <w:rPr>
-                <w:rFonts w:ascii="Arial" w:hAnsi="Arial"/>
-              </w:rPr>
-            </w:r>
-            <w:r>
-              <w:rPr>
-                <w:rFonts w:ascii="Arial" w:hAnsi="Arial"/>
+                <w:rFonts w:ascii="Calibri" w:hAnsi="Calibri" w:eastAsia="Calibri"/>
                 <w:b w:val="0"/>
-                <w:sz w:val="15"/>
+                <w:i w:val="0"/>
+                <w:sz w:val="19"/>
               </w:rPr>
               <w:t>/environmental-compliance</w:t>
             </w:r>
@@ -2546,24 +2918,26 @@
       <w:tr>
         <w:tc>
           <w:tcPr>
-            <w:tcW w:type="dxa" w:w="2541"/>
+            <w:tcW w:type="dxa" w:w="780"/>
+            <w:tcMar>
+              <w:top w:w="80" w:type="dxa"/>
+              <w:start w:w="120" w:type="dxa"/>
+              <w:bottom w:w="80" w:type="dxa"/>
+              <w:end w:w="120" w:type="dxa"/>
+            </w:tcMar>
             <w:vAlign w:val="center"/>
-            <w:shd w:fill="F7FAFB"/>
           </w:tcPr>
           <w:p>
             <w:pPr>
-              <w:spacing w:after="0"/>
+              <w:spacing w:after="40" w:line="276" w:lineRule="auto"/>
+              <w:jc w:val="center"/>
             </w:pPr>
             <w:r>
               <w:rPr>
-                <w:rFonts w:ascii="Arial" w:hAnsi="Arial"/>
-              </w:rPr>
-            </w:r>
-            <w:r>
-              <w:rPr>
-                <w:rFonts w:ascii="Arial" w:hAnsi="Arial"/>
+                <w:rFonts w:ascii="Calibri" w:hAnsi="Calibri" w:eastAsia="Calibri"/>
                 <w:b w:val="0"/>
-                <w:sz w:val="15"/>
+                <w:i w:val="0"/>
+                <w:sz w:val="18"/>
               </w:rPr>
               <w:t>22</w:t>
             </w:r>
@@ -2571,24 +2945,25 @@
         </w:tc>
         <w:tc>
           <w:tcPr>
-            <w:tcW w:type="dxa" w:w="2541"/>
+            <w:tcW w:type="dxa" w:w="2100"/>
+            <w:tcMar>
+              <w:top w:w="80" w:type="dxa"/>
+              <w:start w:w="120" w:type="dxa"/>
+              <w:bottom w:w="80" w:type="dxa"/>
+              <w:end w:w="120" w:type="dxa"/>
+            </w:tcMar>
             <w:vAlign w:val="center"/>
-            <w:shd w:fill="F7FAFB"/>
           </w:tcPr>
           <w:p>
             <w:pPr>
-              <w:spacing w:after="0"/>
+              <w:spacing w:after="40" w:line="276" w:lineRule="auto"/>
             </w:pPr>
             <w:r>
               <w:rPr>
-                <w:rFonts w:ascii="Arial" w:hAnsi="Arial"/>
-              </w:rPr>
-            </w:r>
-            <w:r>
-              <w:rPr>
-                <w:rFonts w:ascii="Arial" w:hAnsi="Arial"/>
+                <w:rFonts w:ascii="Calibri" w:hAnsi="Calibri" w:eastAsia="Calibri"/>
                 <w:b w:val="0"/>
-                <w:sz w:val="15"/>
+                <w:i w:val="0"/>
+                <w:sz w:val="18"/>
               </w:rPr>
               <w:t>live-scraper-activation</w:t>
             </w:r>
@@ -2596,24 +2971,25 @@
         </w:tc>
         <w:tc>
           <w:tcPr>
-            <w:tcW w:type="dxa" w:w="2541"/>
+            <w:tcW w:type="dxa" w:w="4440"/>
+            <w:tcMar>
+              <w:top w:w="80" w:type="dxa"/>
+              <w:start w:w="120" w:type="dxa"/>
+              <w:bottom w:w="80" w:type="dxa"/>
+              <w:end w:w="120" w:type="dxa"/>
+            </w:tcMar>
             <w:vAlign w:val="center"/>
-            <w:shd w:fill="F7FAFB"/>
           </w:tcPr>
           <w:p>
             <w:pPr>
-              <w:spacing w:after="0"/>
+              <w:spacing w:after="40" w:line="276" w:lineRule="auto"/>
             </w:pPr>
             <w:r>
               <w:rPr>
-                <w:rFonts w:ascii="Arial" w:hAnsi="Arial"/>
-              </w:rPr>
-            </w:r>
-            <w:r>
-              <w:rPr>
-                <w:rFonts w:ascii="Arial" w:hAnsi="Arial"/>
+                <w:rFonts w:ascii="Calibri" w:hAnsi="Calibri" w:eastAsia="Calibri"/>
                 <w:b w:val="0"/>
-                <w:sz w:val="15"/>
+                <w:i w:val="0"/>
+                <w:sz w:val="18"/>
               </w:rPr>
               <w:t>Live Scraper Activation Gate</w:t>
             </w:r>
@@ -2621,24 +2997,25 @@
         </w:tc>
         <w:tc>
           <w:tcPr>
-            <w:tcW w:type="dxa" w:w="2541"/>
+            <w:tcW w:type="dxa" w:w="2040"/>
+            <w:tcMar>
+              <w:top w:w="80" w:type="dxa"/>
+              <w:start w:w="120" w:type="dxa"/>
+              <w:bottom w:w="80" w:type="dxa"/>
+              <w:end w:w="120" w:type="dxa"/>
+            </w:tcMar>
             <w:vAlign w:val="center"/>
-            <w:shd w:fill="F7FAFB"/>
           </w:tcPr>
           <w:p>
             <w:pPr>
-              <w:spacing w:after="0"/>
+              <w:spacing w:after="40" w:line="276" w:lineRule="auto"/>
             </w:pPr>
             <w:r>
               <w:rPr>
-                <w:rFonts w:ascii="Arial" w:hAnsi="Arial"/>
-              </w:rPr>
-            </w:r>
-            <w:r>
-              <w:rPr>
-                <w:rFonts w:ascii="Arial" w:hAnsi="Arial"/>
+                <w:rFonts w:ascii="Calibri" w:hAnsi="Calibri" w:eastAsia="Calibri"/>
                 <w:b w:val="0"/>
-                <w:sz w:val="15"/>
+                <w:i w:val="0"/>
+                <w:sz w:val="19"/>
               </w:rPr>
               <w:t>/live-scraper-activation</w:t>
             </w:r>
@@ -2648,23 +3025,26 @@
       <w:tr>
         <w:tc>
           <w:tcPr>
-            <w:tcW w:type="dxa" w:w="2541"/>
+            <w:tcW w:type="dxa" w:w="780"/>
+            <w:tcMar>
+              <w:top w:w="80" w:type="dxa"/>
+              <w:start w:w="120" w:type="dxa"/>
+              <w:bottom w:w="80" w:type="dxa"/>
+              <w:end w:w="120" w:type="dxa"/>
+            </w:tcMar>
             <w:vAlign w:val="center"/>
           </w:tcPr>
           <w:p>
             <w:pPr>
-              <w:spacing w:after="0"/>
+              <w:spacing w:after="40" w:line="276" w:lineRule="auto"/>
+              <w:jc w:val="center"/>
             </w:pPr>
             <w:r>
               <w:rPr>
-                <w:rFonts w:ascii="Arial" w:hAnsi="Arial"/>
-              </w:rPr>
-            </w:r>
-            <w:r>
-              <w:rPr>
-                <w:rFonts w:ascii="Arial" w:hAnsi="Arial"/>
+                <w:rFonts w:ascii="Calibri" w:hAnsi="Calibri" w:eastAsia="Calibri"/>
                 <w:b w:val="0"/>
-                <w:sz w:val="15"/>
+                <w:i w:val="0"/>
+                <w:sz w:val="18"/>
               </w:rPr>
               <w:t>23</w:t>
             </w:r>
@@ -2672,23 +3052,25 @@
         </w:tc>
         <w:tc>
           <w:tcPr>
-            <w:tcW w:type="dxa" w:w="2541"/>
+            <w:tcW w:type="dxa" w:w="2100"/>
+            <w:tcMar>
+              <w:top w:w="80" w:type="dxa"/>
+              <w:start w:w="120" w:type="dxa"/>
+              <w:bottom w:w="80" w:type="dxa"/>
+              <w:end w:w="120" w:type="dxa"/>
+            </w:tcMar>
             <w:vAlign w:val="center"/>
           </w:tcPr>
           <w:p>
             <w:pPr>
-              <w:spacing w:after="0"/>
+              <w:spacing w:after="40" w:line="276" w:lineRule="auto"/>
             </w:pPr>
             <w:r>
               <w:rPr>
-                <w:rFonts w:ascii="Arial" w:hAnsi="Arial"/>
-              </w:rPr>
-            </w:r>
-            <w:r>
-              <w:rPr>
-                <w:rFonts w:ascii="Arial" w:hAnsi="Arial"/>
+                <w:rFonts w:ascii="Calibri" w:hAnsi="Calibri" w:eastAsia="Calibri"/>
                 <w:b w:val="0"/>
-                <w:sz w:val="15"/>
+                <w:i w:val="0"/>
+                <w:sz w:val="18"/>
               </w:rPr>
               <w:t>source-legal-review</w:t>
             </w:r>
@@ -2696,23 +3078,25 @@
         </w:tc>
         <w:tc>
           <w:tcPr>
-            <w:tcW w:type="dxa" w:w="2541"/>
+            <w:tcW w:type="dxa" w:w="4440"/>
+            <w:tcMar>
+              <w:top w:w="80" w:type="dxa"/>
+              <w:start w:w="120" w:type="dxa"/>
+              <w:bottom w:w="80" w:type="dxa"/>
+              <w:end w:w="120" w:type="dxa"/>
+            </w:tcMar>
             <w:vAlign w:val="center"/>
           </w:tcPr>
           <w:p>
             <w:pPr>
-              <w:spacing w:after="0"/>
+              <w:spacing w:after="40" w:line="276" w:lineRule="auto"/>
             </w:pPr>
             <w:r>
               <w:rPr>
-                <w:rFonts w:ascii="Arial" w:hAnsi="Arial"/>
-              </w:rPr>
-            </w:r>
-            <w:r>
-              <w:rPr>
-                <w:rFonts w:ascii="Arial" w:hAnsi="Arial"/>
+                <w:rFonts w:ascii="Calibri" w:hAnsi="Calibri" w:eastAsia="Calibri"/>
                 <w:b w:val="0"/>
-                <w:sz w:val="15"/>
+                <w:i w:val="0"/>
+                <w:sz w:val="18"/>
               </w:rPr>
               <w:t>Source Legal and Licensing Review Gate</w:t>
             </w:r>
@@ -2720,23 +3104,25 @@
         </w:tc>
         <w:tc>
           <w:tcPr>
-            <w:tcW w:type="dxa" w:w="2541"/>
+            <w:tcW w:type="dxa" w:w="2040"/>
+            <w:tcMar>
+              <w:top w:w="80" w:type="dxa"/>
+              <w:start w:w="120" w:type="dxa"/>
+              <w:bottom w:w="80" w:type="dxa"/>
+              <w:end w:w="120" w:type="dxa"/>
+            </w:tcMar>
             <w:vAlign w:val="center"/>
           </w:tcPr>
           <w:p>
             <w:pPr>
-              <w:spacing w:after="0"/>
+              <w:spacing w:after="40" w:line="276" w:lineRule="auto"/>
             </w:pPr>
             <w:r>
               <w:rPr>
-                <w:rFonts w:ascii="Arial" w:hAnsi="Arial"/>
-              </w:rPr>
-            </w:r>
-            <w:r>
-              <w:rPr>
-                <w:rFonts w:ascii="Arial" w:hAnsi="Arial"/>
+                <w:rFonts w:ascii="Calibri" w:hAnsi="Calibri" w:eastAsia="Calibri"/>
                 <w:b w:val="0"/>
-                <w:sz w:val="15"/>
+                <w:i w:val="0"/>
+                <w:sz w:val="19"/>
               </w:rPr>
               <w:t>/source-legal-review</w:t>
             </w:r>
@@ -2746,24 +3132,26 @@
       <w:tr>
         <w:tc>
           <w:tcPr>
-            <w:tcW w:type="dxa" w:w="2541"/>
+            <w:tcW w:type="dxa" w:w="780"/>
+            <w:tcMar>
+              <w:top w:w="80" w:type="dxa"/>
+              <w:start w:w="120" w:type="dxa"/>
+              <w:bottom w:w="80" w:type="dxa"/>
+              <w:end w:w="120" w:type="dxa"/>
+            </w:tcMar>
             <w:vAlign w:val="center"/>
-            <w:shd w:fill="F7FAFB"/>
           </w:tcPr>
           <w:p>
             <w:pPr>
-              <w:spacing w:after="0"/>
+              <w:spacing w:after="40" w:line="276" w:lineRule="auto"/>
+              <w:jc w:val="center"/>
             </w:pPr>
             <w:r>
               <w:rPr>
-                <w:rFonts w:ascii="Arial" w:hAnsi="Arial"/>
-              </w:rPr>
-            </w:r>
-            <w:r>
-              <w:rPr>
-                <w:rFonts w:ascii="Arial" w:hAnsi="Arial"/>
+                <w:rFonts w:ascii="Calibri" w:hAnsi="Calibri" w:eastAsia="Calibri"/>
                 <w:b w:val="0"/>
-                <w:sz w:val="15"/>
+                <w:i w:val="0"/>
+                <w:sz w:val="18"/>
               </w:rPr>
               <w:t>24</w:t>
             </w:r>
@@ -2771,24 +3159,25 @@
         </w:tc>
         <w:tc>
           <w:tcPr>
-            <w:tcW w:type="dxa" w:w="2541"/>
+            <w:tcW w:type="dxa" w:w="2100"/>
+            <w:tcMar>
+              <w:top w:w="80" w:type="dxa"/>
+              <w:start w:w="120" w:type="dxa"/>
+              <w:bottom w:w="80" w:type="dxa"/>
+              <w:end w:w="120" w:type="dxa"/>
+            </w:tcMar>
             <w:vAlign w:val="center"/>
-            <w:shd w:fill="F7FAFB"/>
           </w:tcPr>
           <w:p>
             <w:pPr>
-              <w:spacing w:after="0"/>
+              <w:spacing w:after="40" w:line="276" w:lineRule="auto"/>
             </w:pPr>
             <w:r>
               <w:rPr>
-                <w:rFonts w:ascii="Arial" w:hAnsi="Arial"/>
-              </w:rPr>
-            </w:r>
-            <w:r>
-              <w:rPr>
-                <w:rFonts w:ascii="Arial" w:hAnsi="Arial"/>
+                <w:rFonts w:ascii="Calibri" w:hAnsi="Calibri" w:eastAsia="Calibri"/>
                 <w:b w:val="0"/>
-                <w:sz w:val="15"/>
+                <w:i w:val="0"/>
+                <w:sz w:val="18"/>
               </w:rPr>
               <w:t>source-promotion-packets</w:t>
             </w:r>
@@ -2796,24 +3185,25 @@
         </w:tc>
         <w:tc>
           <w:tcPr>
-            <w:tcW w:type="dxa" w:w="2541"/>
+            <w:tcW w:type="dxa" w:w="4440"/>
+            <w:tcMar>
+              <w:top w:w="80" w:type="dxa"/>
+              <w:start w:w="120" w:type="dxa"/>
+              <w:bottom w:w="80" w:type="dxa"/>
+              <w:end w:w="120" w:type="dxa"/>
+            </w:tcMar>
             <w:vAlign w:val="center"/>
-            <w:shd w:fill="F7FAFB"/>
           </w:tcPr>
           <w:p>
             <w:pPr>
-              <w:spacing w:after="0"/>
+              <w:spacing w:after="40" w:line="276" w:lineRule="auto"/>
             </w:pPr>
             <w:r>
               <w:rPr>
-                <w:rFonts w:ascii="Arial" w:hAnsi="Arial"/>
-              </w:rPr>
-            </w:r>
-            <w:r>
-              <w:rPr>
-                <w:rFonts w:ascii="Arial" w:hAnsi="Arial"/>
+                <w:rFonts w:ascii="Calibri" w:hAnsi="Calibri" w:eastAsia="Calibri"/>
                 <w:b w:val="0"/>
-                <w:sz w:val="15"/>
+                <w:i w:val="0"/>
+                <w:sz w:val="18"/>
               </w:rPr>
               <w:t>Source Promotion Packet Gate</w:t>
             </w:r>
@@ -2821,24 +3211,25 @@
         </w:tc>
         <w:tc>
           <w:tcPr>
-            <w:tcW w:type="dxa" w:w="2541"/>
+            <w:tcW w:type="dxa" w:w="2040"/>
+            <w:tcMar>
+              <w:top w:w="80" w:type="dxa"/>
+              <w:start w:w="120" w:type="dxa"/>
+              <w:bottom w:w="80" w:type="dxa"/>
+              <w:end w:w="120" w:type="dxa"/>
+            </w:tcMar>
             <w:vAlign w:val="center"/>
-            <w:shd w:fill="F7FAFB"/>
           </w:tcPr>
           <w:p>
             <w:pPr>
-              <w:spacing w:after="0"/>
+              <w:spacing w:after="40" w:line="276" w:lineRule="auto"/>
             </w:pPr>
             <w:r>
               <w:rPr>
-                <w:rFonts w:ascii="Arial" w:hAnsi="Arial"/>
-              </w:rPr>
-            </w:r>
-            <w:r>
-              <w:rPr>
-                <w:rFonts w:ascii="Arial" w:hAnsi="Arial"/>
+                <w:rFonts w:ascii="Calibri" w:hAnsi="Calibri" w:eastAsia="Calibri"/>
                 <w:b w:val="0"/>
-                <w:sz w:val="15"/>
+                <w:i w:val="0"/>
+                <w:sz w:val="19"/>
               </w:rPr>
               <w:t>/source-promotion-packets</w:t>
             </w:r>
@@ -2848,23 +3239,26 @@
       <w:tr>
         <w:tc>
           <w:tcPr>
-            <w:tcW w:type="dxa" w:w="2541"/>
+            <w:tcW w:type="dxa" w:w="780"/>
+            <w:tcMar>
+              <w:top w:w="80" w:type="dxa"/>
+              <w:start w:w="120" w:type="dxa"/>
+              <w:bottom w:w="80" w:type="dxa"/>
+              <w:end w:w="120" w:type="dxa"/>
+            </w:tcMar>
             <w:vAlign w:val="center"/>
           </w:tcPr>
           <w:p>
             <w:pPr>
-              <w:spacing w:after="0"/>
+              <w:spacing w:after="40" w:line="276" w:lineRule="auto"/>
+              <w:jc w:val="center"/>
             </w:pPr>
             <w:r>
               <w:rPr>
-                <w:rFonts w:ascii="Arial" w:hAnsi="Arial"/>
-              </w:rPr>
-            </w:r>
-            <w:r>
-              <w:rPr>
-                <w:rFonts w:ascii="Arial" w:hAnsi="Arial"/>
+                <w:rFonts w:ascii="Calibri" w:hAnsi="Calibri" w:eastAsia="Calibri"/>
                 <w:b w:val="0"/>
-                <w:sz w:val="15"/>
+                <w:i w:val="0"/>
+                <w:sz w:val="18"/>
               </w:rPr>
               <w:t>25</w:t>
             </w:r>
@@ -2872,23 +3266,25 @@
         </w:tc>
         <w:tc>
           <w:tcPr>
-            <w:tcW w:type="dxa" w:w="2541"/>
+            <w:tcW w:type="dxa" w:w="2100"/>
+            <w:tcMar>
+              <w:top w:w="80" w:type="dxa"/>
+              <w:start w:w="120" w:type="dxa"/>
+              <w:bottom w:w="80" w:type="dxa"/>
+              <w:end w:w="120" w:type="dxa"/>
+            </w:tcMar>
             <w:vAlign w:val="center"/>
           </w:tcPr>
           <w:p>
             <w:pPr>
-              <w:spacing w:after="0"/>
+              <w:spacing w:after="40" w:line="276" w:lineRule="auto"/>
             </w:pPr>
             <w:r>
               <w:rPr>
-                <w:rFonts w:ascii="Arial" w:hAnsi="Arial"/>
-              </w:rPr>
-            </w:r>
-            <w:r>
-              <w:rPr>
-                <w:rFonts w:ascii="Arial" w:hAnsi="Arial"/>
+                <w:rFonts w:ascii="Calibri" w:hAnsi="Calibri" w:eastAsia="Calibri"/>
                 <w:b w:val="0"/>
-                <w:sz w:val="15"/>
+                <w:i w:val="0"/>
+                <w:sz w:val="18"/>
               </w:rPr>
               <w:t>source-production-readiness</w:t>
             </w:r>
@@ -2896,23 +3292,25 @@
         </w:tc>
         <w:tc>
           <w:tcPr>
-            <w:tcW w:type="dxa" w:w="2541"/>
+            <w:tcW w:type="dxa" w:w="4440"/>
+            <w:tcMar>
+              <w:top w:w="80" w:type="dxa"/>
+              <w:start w:w="120" w:type="dxa"/>
+              <w:bottom w:w="80" w:type="dxa"/>
+              <w:end w:w="120" w:type="dxa"/>
+            </w:tcMar>
             <w:vAlign w:val="center"/>
           </w:tcPr>
           <w:p>
             <w:pPr>
-              <w:spacing w:after="0"/>
+              <w:spacing w:after="40" w:line="276" w:lineRule="auto"/>
             </w:pPr>
             <w:r>
               <w:rPr>
-                <w:rFonts w:ascii="Arial" w:hAnsi="Arial"/>
-              </w:rPr>
-            </w:r>
-            <w:r>
-              <w:rPr>
-                <w:rFonts w:ascii="Arial" w:hAnsi="Arial"/>
+                <w:rFonts w:ascii="Calibri" w:hAnsi="Calibri" w:eastAsia="Calibri"/>
                 <w:b w:val="0"/>
-                <w:sz w:val="15"/>
+                <w:i w:val="0"/>
+                <w:sz w:val="18"/>
               </w:rPr>
               <w:t>Source Production Promotion Readiness Gate</w:t>
             </w:r>
@@ -2920,23 +3318,25 @@
         </w:tc>
         <w:tc>
           <w:tcPr>
-            <w:tcW w:type="dxa" w:w="2541"/>
+            <w:tcW w:type="dxa" w:w="2040"/>
+            <w:tcMar>
+              <w:top w:w="80" w:type="dxa"/>
+              <w:start w:w="120" w:type="dxa"/>
+              <w:bottom w:w="80" w:type="dxa"/>
+              <w:end w:w="120" w:type="dxa"/>
+            </w:tcMar>
             <w:vAlign w:val="center"/>
           </w:tcPr>
           <w:p>
             <w:pPr>
-              <w:spacing w:after="0"/>
+              <w:spacing w:after="40" w:line="276" w:lineRule="auto"/>
             </w:pPr>
             <w:r>
               <w:rPr>
-                <w:rFonts w:ascii="Arial" w:hAnsi="Arial"/>
-              </w:rPr>
-            </w:r>
-            <w:r>
-              <w:rPr>
-                <w:rFonts w:ascii="Arial" w:hAnsi="Arial"/>
+                <w:rFonts w:ascii="Calibri" w:hAnsi="Calibri" w:eastAsia="Calibri"/>
                 <w:b w:val="0"/>
-                <w:sz w:val="15"/>
+                <w:i w:val="0"/>
+                <w:sz w:val="19"/>
               </w:rPr>
               <w:t>/source-production-readiness</w:t>
             </w:r>
@@ -2946,24 +3346,26 @@
       <w:tr>
         <w:tc>
           <w:tcPr>
-            <w:tcW w:type="dxa" w:w="2541"/>
+            <w:tcW w:type="dxa" w:w="780"/>
+            <w:tcMar>
+              <w:top w:w="80" w:type="dxa"/>
+              <w:start w:w="120" w:type="dxa"/>
+              <w:bottom w:w="80" w:type="dxa"/>
+              <w:end w:w="120" w:type="dxa"/>
+            </w:tcMar>
             <w:vAlign w:val="center"/>
-            <w:shd w:fill="F7FAFB"/>
           </w:tcPr>
           <w:p>
             <w:pPr>
-              <w:spacing w:after="0"/>
+              <w:spacing w:after="40" w:line="276" w:lineRule="auto"/>
+              <w:jc w:val="center"/>
             </w:pPr>
             <w:r>
               <w:rPr>
-                <w:rFonts w:ascii="Arial" w:hAnsi="Arial"/>
-              </w:rPr>
-            </w:r>
-            <w:r>
-              <w:rPr>
-                <w:rFonts w:ascii="Arial" w:hAnsi="Arial"/>
+                <w:rFonts w:ascii="Calibri" w:hAnsi="Calibri" w:eastAsia="Calibri"/>
                 <w:b w:val="0"/>
-                <w:sz w:val="15"/>
+                <w:i w:val="0"/>
+                <w:sz w:val="18"/>
               </w:rPr>
               <w:t>26</w:t>
             </w:r>
@@ -2971,24 +3373,25 @@
         </w:tc>
         <w:tc>
           <w:tcPr>
-            <w:tcW w:type="dxa" w:w="2541"/>
+            <w:tcW w:type="dxa" w:w="2100"/>
+            <w:tcMar>
+              <w:top w:w="80" w:type="dxa"/>
+              <w:start w:w="120" w:type="dxa"/>
+              <w:bottom w:w="80" w:type="dxa"/>
+              <w:end w:w="120" w:type="dxa"/>
+            </w:tcMar>
             <w:vAlign w:val="center"/>
-            <w:shd w:fill="F7FAFB"/>
           </w:tcPr>
           <w:p>
             <w:pPr>
-              <w:spacing w:after="0"/>
+              <w:spacing w:after="40" w:line="276" w:lineRule="auto"/>
             </w:pPr>
             <w:r>
               <w:rPr>
-                <w:rFonts w:ascii="Arial" w:hAnsi="Arial"/>
-              </w:rPr>
-            </w:r>
-            <w:r>
-              <w:rPr>
-                <w:rFonts w:ascii="Arial" w:hAnsi="Arial"/>
+                <w:rFonts w:ascii="Calibri" w:hAnsi="Calibri" w:eastAsia="Calibri"/>
                 <w:b w:val="0"/>
-                <w:sz w:val="15"/>
+                <w:i w:val="0"/>
+                <w:sz w:val="18"/>
               </w:rPr>
               <w:t>controlled-promotion-activation</w:t>
             </w:r>
@@ -2996,24 +3399,25 @@
         </w:tc>
         <w:tc>
           <w:tcPr>
-            <w:tcW w:type="dxa" w:w="2541"/>
+            <w:tcW w:type="dxa" w:w="4440"/>
+            <w:tcMar>
+              <w:top w:w="80" w:type="dxa"/>
+              <w:start w:w="120" w:type="dxa"/>
+              <w:bottom w:w="80" w:type="dxa"/>
+              <w:end w:w="120" w:type="dxa"/>
+            </w:tcMar>
             <w:vAlign w:val="center"/>
-            <w:shd w:fill="F7FAFB"/>
           </w:tcPr>
           <w:p>
             <w:pPr>
-              <w:spacing w:after="0"/>
+              <w:spacing w:after="40" w:line="276" w:lineRule="auto"/>
             </w:pPr>
             <w:r>
               <w:rPr>
-                <w:rFonts w:ascii="Arial" w:hAnsi="Arial"/>
-              </w:rPr>
-            </w:r>
-            <w:r>
-              <w:rPr>
-                <w:rFonts w:ascii="Arial" w:hAnsi="Arial"/>
+                <w:rFonts w:ascii="Calibri" w:hAnsi="Calibri" w:eastAsia="Calibri"/>
                 <w:b w:val="0"/>
-                <w:sz w:val="15"/>
+                <w:i w:val="0"/>
+                <w:sz w:val="18"/>
               </w:rPr>
               <w:t>Controlled Promotion Activation Gate</w:t>
             </w:r>
@@ -3021,24 +3425,25 @@
         </w:tc>
         <w:tc>
           <w:tcPr>
-            <w:tcW w:type="dxa" w:w="2541"/>
+            <w:tcW w:type="dxa" w:w="2040"/>
+            <w:tcMar>
+              <w:top w:w="80" w:type="dxa"/>
+              <w:start w:w="120" w:type="dxa"/>
+              <w:bottom w:w="80" w:type="dxa"/>
+              <w:end w:w="120" w:type="dxa"/>
+            </w:tcMar>
             <w:vAlign w:val="center"/>
-            <w:shd w:fill="F7FAFB"/>
           </w:tcPr>
           <w:p>
             <w:pPr>
-              <w:spacing w:after="0"/>
+              <w:spacing w:after="40" w:line="276" w:lineRule="auto"/>
             </w:pPr>
             <w:r>
               <w:rPr>
-                <w:rFonts w:ascii="Arial" w:hAnsi="Arial"/>
-              </w:rPr>
-            </w:r>
-            <w:r>
-              <w:rPr>
-                <w:rFonts w:ascii="Arial" w:hAnsi="Arial"/>
+                <w:rFonts w:ascii="Calibri" w:hAnsi="Calibri" w:eastAsia="Calibri"/>
                 <w:b w:val="0"/>
-                <w:sz w:val="15"/>
+                <w:i w:val="0"/>
+                <w:sz w:val="19"/>
               </w:rPr>
               <w:t>/controlled-promotion-activation</w:t>
             </w:r>
@@ -3048,23 +3453,26 @@
       <w:tr>
         <w:tc>
           <w:tcPr>
-            <w:tcW w:type="dxa" w:w="2541"/>
+            <w:tcW w:type="dxa" w:w="780"/>
+            <w:tcMar>
+              <w:top w:w="80" w:type="dxa"/>
+              <w:start w:w="120" w:type="dxa"/>
+              <w:bottom w:w="80" w:type="dxa"/>
+              <w:end w:w="120" w:type="dxa"/>
+            </w:tcMar>
             <w:vAlign w:val="center"/>
           </w:tcPr>
           <w:p>
             <w:pPr>
-              <w:spacing w:after="0"/>
+              <w:spacing w:after="40" w:line="276" w:lineRule="auto"/>
+              <w:jc w:val="center"/>
             </w:pPr>
             <w:r>
               <w:rPr>
-                <w:rFonts w:ascii="Arial" w:hAnsi="Arial"/>
-              </w:rPr>
-            </w:r>
-            <w:r>
-              <w:rPr>
-                <w:rFonts w:ascii="Arial" w:hAnsi="Arial"/>
+                <w:rFonts w:ascii="Calibri" w:hAnsi="Calibri" w:eastAsia="Calibri"/>
                 <w:b w:val="0"/>
-                <w:sz w:val="15"/>
+                <w:i w:val="0"/>
+                <w:sz w:val="18"/>
               </w:rPr>
               <w:t>27</w:t>
             </w:r>
@@ -3072,23 +3480,25 @@
         </w:tc>
         <w:tc>
           <w:tcPr>
-            <w:tcW w:type="dxa" w:w="2541"/>
+            <w:tcW w:type="dxa" w:w="2100"/>
+            <w:tcMar>
+              <w:top w:w="80" w:type="dxa"/>
+              <w:start w:w="120" w:type="dxa"/>
+              <w:bottom w:w="80" w:type="dxa"/>
+              <w:end w:w="120" w:type="dxa"/>
+            </w:tcMar>
             <w:vAlign w:val="center"/>
           </w:tcPr>
           <w:p>
             <w:pPr>
-              <w:spacing w:after="0"/>
+              <w:spacing w:after="40" w:line="276" w:lineRule="auto"/>
             </w:pPr>
             <w:r>
               <w:rPr>
-                <w:rFonts w:ascii="Arial" w:hAnsi="Arial"/>
-              </w:rPr>
-            </w:r>
-            <w:r>
-              <w:rPr>
-                <w:rFonts w:ascii="Arial" w:hAnsi="Arial"/>
+                <w:rFonts w:ascii="Calibri" w:hAnsi="Calibri" w:eastAsia="Calibri"/>
                 <w:b w:val="0"/>
-                <w:sz w:val="15"/>
+                <w:i w:val="0"/>
+                <w:sz w:val="18"/>
               </w:rPr>
               <w:t>production-portal-readiness</w:t>
             </w:r>
@@ -3096,23 +3506,25 @@
         </w:tc>
         <w:tc>
           <w:tcPr>
-            <w:tcW w:type="dxa" w:w="2541"/>
+            <w:tcW w:type="dxa" w:w="4440"/>
+            <w:tcMar>
+              <w:top w:w="80" w:type="dxa"/>
+              <w:start w:w="120" w:type="dxa"/>
+              <w:bottom w:w="80" w:type="dxa"/>
+              <w:end w:w="120" w:type="dxa"/>
+            </w:tcMar>
             <w:vAlign w:val="center"/>
           </w:tcPr>
           <w:p>
             <w:pPr>
-              <w:spacing w:after="0"/>
+              <w:spacing w:after="40" w:line="276" w:lineRule="auto"/>
             </w:pPr>
             <w:r>
               <w:rPr>
-                <w:rFonts w:ascii="Arial" w:hAnsi="Arial"/>
-              </w:rPr>
-            </w:r>
-            <w:r>
-              <w:rPr>
-                <w:rFonts w:ascii="Arial" w:hAnsi="Arial"/>
+                <w:rFonts w:ascii="Calibri" w:hAnsi="Calibri" w:eastAsia="Calibri"/>
                 <w:b w:val="0"/>
-                <w:sz w:val="15"/>
+                <w:i w:val="0"/>
+                <w:sz w:val="18"/>
               </w:rPr>
               <w:t>Production Portal Readiness Preflight Gate</w:t>
             </w:r>
@@ -3120,23 +3532,25 @@
         </w:tc>
         <w:tc>
           <w:tcPr>
-            <w:tcW w:type="dxa" w:w="2541"/>
+            <w:tcW w:type="dxa" w:w="2040"/>
+            <w:tcMar>
+              <w:top w:w="80" w:type="dxa"/>
+              <w:start w:w="120" w:type="dxa"/>
+              <w:bottom w:w="80" w:type="dxa"/>
+              <w:end w:w="120" w:type="dxa"/>
+            </w:tcMar>
             <w:vAlign w:val="center"/>
           </w:tcPr>
           <w:p>
             <w:pPr>
-              <w:spacing w:after="0"/>
+              <w:spacing w:after="40" w:line="276" w:lineRule="auto"/>
             </w:pPr>
             <w:r>
               <w:rPr>
-                <w:rFonts w:ascii="Arial" w:hAnsi="Arial"/>
-              </w:rPr>
-            </w:r>
-            <w:r>
-              <w:rPr>
-                <w:rFonts w:ascii="Arial" w:hAnsi="Arial"/>
+                <w:rFonts w:ascii="Calibri" w:hAnsi="Calibri" w:eastAsia="Calibri"/>
                 <w:b w:val="0"/>
-                <w:sz w:val="15"/>
+                <w:i w:val="0"/>
+                <w:sz w:val="19"/>
               </w:rPr>
               <w:t>/production-portal-readiness</w:t>
             </w:r>
@@ -3146,24 +3560,26 @@
       <w:tr>
         <w:tc>
           <w:tcPr>
-            <w:tcW w:type="dxa" w:w="2541"/>
+            <w:tcW w:type="dxa" w:w="780"/>
+            <w:tcMar>
+              <w:top w:w="80" w:type="dxa"/>
+              <w:start w:w="120" w:type="dxa"/>
+              <w:bottom w:w="80" w:type="dxa"/>
+              <w:end w:w="120" w:type="dxa"/>
+            </w:tcMar>
             <w:vAlign w:val="center"/>
-            <w:shd w:fill="F7FAFB"/>
           </w:tcPr>
           <w:p>
             <w:pPr>
-              <w:spacing w:after="0"/>
+              <w:spacing w:after="40" w:line="276" w:lineRule="auto"/>
+              <w:jc w:val="center"/>
             </w:pPr>
             <w:r>
               <w:rPr>
-                <w:rFonts w:ascii="Arial" w:hAnsi="Arial"/>
-              </w:rPr>
-            </w:r>
-            <w:r>
-              <w:rPr>
-                <w:rFonts w:ascii="Arial" w:hAnsi="Arial"/>
+                <w:rFonts w:ascii="Calibri" w:hAnsi="Calibri" w:eastAsia="Calibri"/>
                 <w:b w:val="0"/>
-                <w:sz w:val="15"/>
+                <w:i w:val="0"/>
+                <w:sz w:val="18"/>
               </w:rPr>
               <w:t>28</w:t>
             </w:r>
@@ -3171,24 +3587,25 @@
         </w:tc>
         <w:tc>
           <w:tcPr>
-            <w:tcW w:type="dxa" w:w="2541"/>
+            <w:tcW w:type="dxa" w:w="2100"/>
+            <w:tcMar>
+              <w:top w:w="80" w:type="dxa"/>
+              <w:start w:w="120" w:type="dxa"/>
+              <w:bottom w:w="80" w:type="dxa"/>
+              <w:end w:w="120" w:type="dxa"/>
+            </w:tcMar>
             <w:vAlign w:val="center"/>
-            <w:shd w:fill="F7FAFB"/>
           </w:tcPr>
           <w:p>
             <w:pPr>
-              <w:spacing w:after="0"/>
+              <w:spacing w:after="40" w:line="276" w:lineRule="auto"/>
             </w:pPr>
             <w:r>
               <w:rPr>
-                <w:rFonts w:ascii="Arial" w:hAnsi="Arial"/>
-              </w:rPr>
-            </w:r>
-            <w:r>
-              <w:rPr>
-                <w:rFonts w:ascii="Arial" w:hAnsi="Arial"/>
+                <w:rFonts w:ascii="Calibri" w:hAnsi="Calibri" w:eastAsia="Calibri"/>
                 <w:b w:val="0"/>
-                <w:sz w:val="15"/>
+                <w:i w:val="0"/>
+                <w:sz w:val="18"/>
               </w:rPr>
               <w:t>production-launch-evidence</w:t>
             </w:r>
@@ -3196,24 +3613,25 @@
         </w:tc>
         <w:tc>
           <w:tcPr>
-            <w:tcW w:type="dxa" w:w="2541"/>
+            <w:tcW w:type="dxa" w:w="4440"/>
+            <w:tcMar>
+              <w:top w:w="80" w:type="dxa"/>
+              <w:start w:w="120" w:type="dxa"/>
+              <w:bottom w:w="80" w:type="dxa"/>
+              <w:end w:w="120" w:type="dxa"/>
+            </w:tcMar>
             <w:vAlign w:val="center"/>
-            <w:shd w:fill="F7FAFB"/>
           </w:tcPr>
           <w:p>
             <w:pPr>
-              <w:spacing w:after="0"/>
+              <w:spacing w:after="40" w:line="276" w:lineRule="auto"/>
             </w:pPr>
             <w:r>
               <w:rPr>
-                <w:rFonts w:ascii="Arial" w:hAnsi="Arial"/>
-              </w:rPr>
-            </w:r>
-            <w:r>
-              <w:rPr>
-                <w:rFonts w:ascii="Arial" w:hAnsi="Arial"/>
+                <w:rFonts w:ascii="Calibri" w:hAnsi="Calibri" w:eastAsia="Calibri"/>
                 <w:b w:val="0"/>
-                <w:sz w:val="15"/>
+                <w:i w:val="0"/>
+                <w:sz w:val="18"/>
               </w:rPr>
               <w:t>Production Launch Evidence Packet</w:t>
             </w:r>
@@ -3221,24 +3639,25 @@
         </w:tc>
         <w:tc>
           <w:tcPr>
-            <w:tcW w:type="dxa" w:w="2541"/>
+            <w:tcW w:type="dxa" w:w="2040"/>
+            <w:tcMar>
+              <w:top w:w="80" w:type="dxa"/>
+              <w:start w:w="120" w:type="dxa"/>
+              <w:bottom w:w="80" w:type="dxa"/>
+              <w:end w:w="120" w:type="dxa"/>
+            </w:tcMar>
             <w:vAlign w:val="center"/>
-            <w:shd w:fill="F7FAFB"/>
           </w:tcPr>
           <w:p>
             <w:pPr>
-              <w:spacing w:after="0"/>
+              <w:spacing w:after="40" w:line="276" w:lineRule="auto"/>
             </w:pPr>
             <w:r>
               <w:rPr>
-                <w:rFonts w:ascii="Arial" w:hAnsi="Arial"/>
-              </w:rPr>
-            </w:r>
-            <w:r>
-              <w:rPr>
-                <w:rFonts w:ascii="Arial" w:hAnsi="Arial"/>
+                <w:rFonts w:ascii="Calibri" w:hAnsi="Calibri" w:eastAsia="Calibri"/>
                 <w:b w:val="0"/>
-                <w:sz w:val="15"/>
+                <w:i w:val="0"/>
+                <w:sz w:val="19"/>
               </w:rPr>
               <w:t>/production-launch-evidence</w:t>
             </w:r>
@@ -3248,23 +3667,26 @@
       <w:tr>
         <w:tc>
           <w:tcPr>
-            <w:tcW w:type="dxa" w:w="2541"/>
+            <w:tcW w:type="dxa" w:w="780"/>
+            <w:tcMar>
+              <w:top w:w="80" w:type="dxa"/>
+              <w:start w:w="120" w:type="dxa"/>
+              <w:bottom w:w="80" w:type="dxa"/>
+              <w:end w:w="120" w:type="dxa"/>
+            </w:tcMar>
             <w:vAlign w:val="center"/>
           </w:tcPr>
           <w:p>
             <w:pPr>
-              <w:spacing w:after="0"/>
+              <w:spacing w:after="40" w:line="276" w:lineRule="auto"/>
+              <w:jc w:val="center"/>
             </w:pPr>
             <w:r>
               <w:rPr>
-                <w:rFonts w:ascii="Arial" w:hAnsi="Arial"/>
-              </w:rPr>
-            </w:r>
-            <w:r>
-              <w:rPr>
-                <w:rFonts w:ascii="Arial" w:hAnsi="Arial"/>
+                <w:rFonts w:ascii="Calibri" w:hAnsi="Calibri" w:eastAsia="Calibri"/>
                 <w:b w:val="0"/>
-                <w:sz w:val="15"/>
+                <w:i w:val="0"/>
+                <w:sz w:val="18"/>
               </w:rPr>
               <w:t>29</w:t>
             </w:r>
@@ -3272,23 +3694,25 @@
         </w:tc>
         <w:tc>
           <w:tcPr>
-            <w:tcW w:type="dxa" w:w="2541"/>
+            <w:tcW w:type="dxa" w:w="2100"/>
+            <w:tcMar>
+              <w:top w:w="80" w:type="dxa"/>
+              <w:start w:w="120" w:type="dxa"/>
+              <w:bottom w:w="80" w:type="dxa"/>
+              <w:end w:w="120" w:type="dxa"/>
+            </w:tcMar>
             <w:vAlign w:val="center"/>
           </w:tcPr>
           <w:p>
             <w:pPr>
-              <w:spacing w:after="0"/>
+              <w:spacing w:after="40" w:line="276" w:lineRule="auto"/>
             </w:pPr>
             <w:r>
               <w:rPr>
-                <w:rFonts w:ascii="Arial" w:hAnsi="Arial"/>
-              </w:rPr>
-            </w:r>
-            <w:r>
-              <w:rPr>
-                <w:rFonts w:ascii="Arial" w:hAnsi="Arial"/>
+                <w:rFonts w:ascii="Calibri" w:hAnsi="Calibri" w:eastAsia="Calibri"/>
                 <w:b w:val="0"/>
-                <w:sz w:val="15"/>
+                <w:i w:val="0"/>
+                <w:sz w:val="18"/>
               </w:rPr>
               <w:t>deployment-environment-readiness</w:t>
             </w:r>
@@ -3296,23 +3720,25 @@
         </w:tc>
         <w:tc>
           <w:tcPr>
-            <w:tcW w:type="dxa" w:w="2541"/>
+            <w:tcW w:type="dxa" w:w="4440"/>
+            <w:tcMar>
+              <w:top w:w="80" w:type="dxa"/>
+              <w:start w:w="120" w:type="dxa"/>
+              <w:bottom w:w="80" w:type="dxa"/>
+              <w:end w:w="120" w:type="dxa"/>
+            </w:tcMar>
             <w:vAlign w:val="center"/>
           </w:tcPr>
           <w:p>
             <w:pPr>
-              <w:spacing w:after="0"/>
+              <w:spacing w:after="40" w:line="276" w:lineRule="auto"/>
             </w:pPr>
             <w:r>
               <w:rPr>
-                <w:rFonts w:ascii="Arial" w:hAnsi="Arial"/>
-              </w:rPr>
-            </w:r>
-            <w:r>
-              <w:rPr>
-                <w:rFonts w:ascii="Arial" w:hAnsi="Arial"/>
+                <w:rFonts w:ascii="Calibri" w:hAnsi="Calibri" w:eastAsia="Calibri"/>
                 <w:b w:val="0"/>
-                <w:sz w:val="15"/>
+                <w:i w:val="0"/>
+                <w:sz w:val="18"/>
               </w:rPr>
               <w:t>Deployment Environment Readiness Gate</w:t>
             </w:r>
@@ -3320,23 +3746,25 @@
         </w:tc>
         <w:tc>
           <w:tcPr>
-            <w:tcW w:type="dxa" w:w="2541"/>
+            <w:tcW w:type="dxa" w:w="2040"/>
+            <w:tcMar>
+              <w:top w:w="80" w:type="dxa"/>
+              <w:start w:w="120" w:type="dxa"/>
+              <w:bottom w:w="80" w:type="dxa"/>
+              <w:end w:w="120" w:type="dxa"/>
+            </w:tcMar>
             <w:vAlign w:val="center"/>
           </w:tcPr>
           <w:p>
             <w:pPr>
-              <w:spacing w:after="0"/>
+              <w:spacing w:after="40" w:line="276" w:lineRule="auto"/>
             </w:pPr>
             <w:r>
               <w:rPr>
-                <w:rFonts w:ascii="Arial" w:hAnsi="Arial"/>
-              </w:rPr>
-            </w:r>
-            <w:r>
-              <w:rPr>
-                <w:rFonts w:ascii="Arial" w:hAnsi="Arial"/>
+                <w:rFonts w:ascii="Calibri" w:hAnsi="Calibri" w:eastAsia="Calibri"/>
                 <w:b w:val="0"/>
-                <w:sz w:val="15"/>
+                <w:i w:val="0"/>
+                <w:sz w:val="19"/>
               </w:rPr>
               <w:t>/deployment-environment-readiness</w:t>
             </w:r>
@@ -3346,24 +3774,26 @@
       <w:tr>
         <w:tc>
           <w:tcPr>
-            <w:tcW w:type="dxa" w:w="2541"/>
+            <w:tcW w:type="dxa" w:w="780"/>
+            <w:tcMar>
+              <w:top w:w="80" w:type="dxa"/>
+              <w:start w:w="120" w:type="dxa"/>
+              <w:bottom w:w="80" w:type="dxa"/>
+              <w:end w:w="120" w:type="dxa"/>
+            </w:tcMar>
             <w:vAlign w:val="center"/>
-            <w:shd w:fill="F7FAFB"/>
           </w:tcPr>
           <w:p>
             <w:pPr>
-              <w:spacing w:after="0"/>
+              <w:spacing w:after="40" w:line="276" w:lineRule="auto"/>
+              <w:jc w:val="center"/>
             </w:pPr>
             <w:r>
               <w:rPr>
-                <w:rFonts w:ascii="Arial" w:hAnsi="Arial"/>
-              </w:rPr>
-            </w:r>
-            <w:r>
-              <w:rPr>
-                <w:rFonts w:ascii="Arial" w:hAnsi="Arial"/>
+                <w:rFonts w:ascii="Calibri" w:hAnsi="Calibri" w:eastAsia="Calibri"/>
                 <w:b w:val="0"/>
-                <w:sz w:val="15"/>
+                <w:i w:val="0"/>
+                <w:sz w:val="18"/>
               </w:rPr>
               <w:t>30</w:t>
             </w:r>
@@ -3371,24 +3801,25 @@
         </w:tc>
         <w:tc>
           <w:tcPr>
-            <w:tcW w:type="dxa" w:w="2541"/>
+            <w:tcW w:type="dxa" w:w="2100"/>
+            <w:tcMar>
+              <w:top w:w="80" w:type="dxa"/>
+              <w:start w:w="120" w:type="dxa"/>
+              <w:bottom w:w="80" w:type="dxa"/>
+              <w:end w:w="120" w:type="dxa"/>
+            </w:tcMar>
             <w:vAlign w:val="center"/>
-            <w:shd w:fill="F7FAFB"/>
           </w:tcPr>
           <w:p>
             <w:pPr>
-              <w:spacing w:after="0"/>
+              <w:spacing w:after="40" w:line="276" w:lineRule="auto"/>
             </w:pPr>
             <w:r>
               <w:rPr>
-                <w:rFonts w:ascii="Arial" w:hAnsi="Arial"/>
-              </w:rPr>
-            </w:r>
-            <w:r>
-              <w:rPr>
-                <w:rFonts w:ascii="Arial" w:hAnsi="Arial"/>
+                <w:rFonts w:ascii="Calibri" w:hAnsi="Calibri" w:eastAsia="Calibri"/>
                 <w:b w:val="0"/>
-                <w:sz w:val="15"/>
+                <w:i w:val="0"/>
+                <w:sz w:val="18"/>
               </w:rPr>
               <w:t>release-candidate-freeze</w:t>
             </w:r>
@@ -3396,24 +3827,25 @@
         </w:tc>
         <w:tc>
           <w:tcPr>
-            <w:tcW w:type="dxa" w:w="2541"/>
+            <w:tcW w:type="dxa" w:w="4440"/>
+            <w:tcMar>
+              <w:top w:w="80" w:type="dxa"/>
+              <w:start w:w="120" w:type="dxa"/>
+              <w:bottom w:w="80" w:type="dxa"/>
+              <w:end w:w="120" w:type="dxa"/>
+            </w:tcMar>
             <w:vAlign w:val="center"/>
-            <w:shd w:fill="F7FAFB"/>
           </w:tcPr>
           <w:p>
             <w:pPr>
-              <w:spacing w:after="0"/>
+              <w:spacing w:after="40" w:line="276" w:lineRule="auto"/>
             </w:pPr>
             <w:r>
               <w:rPr>
-                <w:rFonts w:ascii="Arial" w:hAnsi="Arial"/>
-              </w:rPr>
-            </w:r>
-            <w:r>
-              <w:rPr>
-                <w:rFonts w:ascii="Arial" w:hAnsi="Arial"/>
+                <w:rFonts w:ascii="Calibri" w:hAnsi="Calibri" w:eastAsia="Calibri"/>
                 <w:b w:val="0"/>
-                <w:sz w:val="15"/>
+                <w:i w:val="0"/>
+                <w:sz w:val="18"/>
               </w:rPr>
               <w:t>Release Candidate Freeze Plan</w:t>
             </w:r>
@@ -3421,24 +3853,25 @@
         </w:tc>
         <w:tc>
           <w:tcPr>
-            <w:tcW w:type="dxa" w:w="2541"/>
+            <w:tcW w:type="dxa" w:w="2040"/>
+            <w:tcMar>
+              <w:top w:w="80" w:type="dxa"/>
+              <w:start w:w="120" w:type="dxa"/>
+              <w:bottom w:w="80" w:type="dxa"/>
+              <w:end w:w="120" w:type="dxa"/>
+            </w:tcMar>
             <w:vAlign w:val="center"/>
-            <w:shd w:fill="F7FAFB"/>
           </w:tcPr>
           <w:p>
             <w:pPr>
-              <w:spacing w:after="0"/>
+              <w:spacing w:after="40" w:line="276" w:lineRule="auto"/>
             </w:pPr>
             <w:r>
               <w:rPr>
-                <w:rFonts w:ascii="Arial" w:hAnsi="Arial"/>
-              </w:rPr>
-            </w:r>
-            <w:r>
-              <w:rPr>
-                <w:rFonts w:ascii="Arial" w:hAnsi="Arial"/>
+                <w:rFonts w:ascii="Calibri" w:hAnsi="Calibri" w:eastAsia="Calibri"/>
                 <w:b w:val="0"/>
-                <w:sz w:val="15"/>
+                <w:i w:val="0"/>
+                <w:sz w:val="19"/>
               </w:rPr>
               <w:t>/release-candidate-freeze</w:t>
             </w:r>
@@ -3448,23 +3881,26 @@
       <w:tr>
         <w:tc>
           <w:tcPr>
-            <w:tcW w:type="dxa" w:w="2541"/>
+            <w:tcW w:type="dxa" w:w="780"/>
+            <w:tcMar>
+              <w:top w:w="80" w:type="dxa"/>
+              <w:start w:w="120" w:type="dxa"/>
+              <w:bottom w:w="80" w:type="dxa"/>
+              <w:end w:w="120" w:type="dxa"/>
+            </w:tcMar>
             <w:vAlign w:val="center"/>
           </w:tcPr>
           <w:p>
             <w:pPr>
-              <w:spacing w:after="0"/>
+              <w:spacing w:after="40" w:line="276" w:lineRule="auto"/>
+              <w:jc w:val="center"/>
             </w:pPr>
             <w:r>
               <w:rPr>
-                <w:rFonts w:ascii="Arial" w:hAnsi="Arial"/>
-              </w:rPr>
-            </w:r>
-            <w:r>
-              <w:rPr>
-                <w:rFonts w:ascii="Arial" w:hAnsi="Arial"/>
+                <w:rFonts w:ascii="Calibri" w:hAnsi="Calibri" w:eastAsia="Calibri"/>
                 <w:b w:val="0"/>
-                <w:sz w:val="15"/>
+                <w:i w:val="0"/>
+                <w:sz w:val="18"/>
               </w:rPr>
               <w:t>31</w:t>
             </w:r>
@@ -3472,23 +3908,25 @@
         </w:tc>
         <w:tc>
           <w:tcPr>
-            <w:tcW w:type="dxa" w:w="2541"/>
+            <w:tcW w:type="dxa" w:w="2100"/>
+            <w:tcMar>
+              <w:top w:w="80" w:type="dxa"/>
+              <w:start w:w="120" w:type="dxa"/>
+              <w:bottom w:w="80" w:type="dxa"/>
+              <w:end w:w="120" w:type="dxa"/>
+            </w:tcMar>
             <w:vAlign w:val="center"/>
           </w:tcPr>
           <w:p>
             <w:pPr>
-              <w:spacing w:after="0"/>
+              <w:spacing w:after="40" w:line="276" w:lineRule="auto"/>
             </w:pPr>
             <w:r>
               <w:rPr>
-                <w:rFonts w:ascii="Arial" w:hAnsi="Arial"/>
-              </w:rPr>
-            </w:r>
-            <w:r>
-              <w:rPr>
-                <w:rFonts w:ascii="Arial" w:hAnsi="Arial"/>
+                <w:rFonts w:ascii="Calibri" w:hAnsi="Calibri" w:eastAsia="Calibri"/>
                 <w:b w:val="0"/>
-                <w:sz w:val="15"/>
+                <w:i w:val="0"/>
+                <w:sz w:val="18"/>
               </w:rPr>
               <w:t>production-cutover-hold</w:t>
             </w:r>
@@ -3496,23 +3934,25 @@
         </w:tc>
         <w:tc>
           <w:tcPr>
-            <w:tcW w:type="dxa" w:w="2541"/>
+            <w:tcW w:type="dxa" w:w="4440"/>
+            <w:tcMar>
+              <w:top w:w="80" w:type="dxa"/>
+              <w:start w:w="120" w:type="dxa"/>
+              <w:bottom w:w="80" w:type="dxa"/>
+              <w:end w:w="120" w:type="dxa"/>
+            </w:tcMar>
             <w:vAlign w:val="center"/>
           </w:tcPr>
           <w:p>
             <w:pPr>
-              <w:spacing w:after="0"/>
+              <w:spacing w:after="40" w:line="276" w:lineRule="auto"/>
             </w:pPr>
             <w:r>
               <w:rPr>
-                <w:rFonts w:ascii="Arial" w:hAnsi="Arial"/>
-              </w:rPr>
-            </w:r>
-            <w:r>
-              <w:rPr>
-                <w:rFonts w:ascii="Arial" w:hAnsi="Arial"/>
+                <w:rFonts w:ascii="Calibri" w:hAnsi="Calibri" w:eastAsia="Calibri"/>
                 <w:b w:val="0"/>
-                <w:sz w:val="15"/>
+                <w:i w:val="0"/>
+                <w:sz w:val="18"/>
               </w:rPr>
               <w:t>Production Cutover Hold Gate</w:t>
             </w:r>
@@ -3520,23 +3960,25 @@
         </w:tc>
         <w:tc>
           <w:tcPr>
-            <w:tcW w:type="dxa" w:w="2541"/>
+            <w:tcW w:type="dxa" w:w="2040"/>
+            <w:tcMar>
+              <w:top w:w="80" w:type="dxa"/>
+              <w:start w:w="120" w:type="dxa"/>
+              <w:bottom w:w="80" w:type="dxa"/>
+              <w:end w:w="120" w:type="dxa"/>
+            </w:tcMar>
             <w:vAlign w:val="center"/>
           </w:tcPr>
           <w:p>
             <w:pPr>
-              <w:spacing w:after="0"/>
+              <w:spacing w:after="40" w:line="276" w:lineRule="auto"/>
             </w:pPr>
             <w:r>
               <w:rPr>
-                <w:rFonts w:ascii="Arial" w:hAnsi="Arial"/>
-              </w:rPr>
-            </w:r>
-            <w:r>
-              <w:rPr>
-                <w:rFonts w:ascii="Arial" w:hAnsi="Arial"/>
+                <w:rFonts w:ascii="Calibri" w:hAnsi="Calibri" w:eastAsia="Calibri"/>
                 <w:b w:val="0"/>
-                <w:sz w:val="15"/>
+                <w:i w:val="0"/>
+                <w:sz w:val="19"/>
               </w:rPr>
               <w:t>/production-cutover-hold</w:t>
             </w:r>
@@ -3546,24 +3988,26 @@
       <w:tr>
         <w:tc>
           <w:tcPr>
-            <w:tcW w:type="dxa" w:w="2541"/>
+            <w:tcW w:type="dxa" w:w="780"/>
+            <w:tcMar>
+              <w:top w:w="80" w:type="dxa"/>
+              <w:start w:w="120" w:type="dxa"/>
+              <w:bottom w:w="80" w:type="dxa"/>
+              <w:end w:w="120" w:type="dxa"/>
+            </w:tcMar>
             <w:vAlign w:val="center"/>
-            <w:shd w:fill="F7FAFB"/>
           </w:tcPr>
           <w:p>
             <w:pPr>
-              <w:spacing w:after="0"/>
+              <w:spacing w:after="40" w:line="276" w:lineRule="auto"/>
+              <w:jc w:val="center"/>
             </w:pPr>
             <w:r>
               <w:rPr>
-                <w:rFonts w:ascii="Arial" w:hAnsi="Arial"/>
-              </w:rPr>
-            </w:r>
-            <w:r>
-              <w:rPr>
-                <w:rFonts w:ascii="Arial" w:hAnsi="Arial"/>
+                <w:rFonts w:ascii="Calibri" w:hAnsi="Calibri" w:eastAsia="Calibri"/>
                 <w:b w:val="0"/>
-                <w:sz w:val="15"/>
+                <w:i w:val="0"/>
+                <w:sz w:val="18"/>
               </w:rPr>
               <w:t>32</w:t>
             </w:r>
@@ -3571,24 +4015,25 @@
         </w:tc>
         <w:tc>
           <w:tcPr>
-            <w:tcW w:type="dxa" w:w="2541"/>
+            <w:tcW w:type="dxa" w:w="2100"/>
+            <w:tcMar>
+              <w:top w:w="80" w:type="dxa"/>
+              <w:start w:w="120" w:type="dxa"/>
+              <w:bottom w:w="80" w:type="dxa"/>
+              <w:end w:w="120" w:type="dxa"/>
+            </w:tcMar>
             <w:vAlign w:val="center"/>
-            <w:shd w:fill="F7FAFB"/>
           </w:tcPr>
           <w:p>
             <w:pPr>
-              <w:spacing w:after="0"/>
+              <w:spacing w:after="40" w:line="276" w:lineRule="auto"/>
             </w:pPr>
             <w:r>
               <w:rPr>
-                <w:rFonts w:ascii="Arial" w:hAnsi="Arial"/>
-              </w:rPr>
-            </w:r>
-            <w:r>
-              <w:rPr>
-                <w:rFonts w:ascii="Arial" w:hAnsi="Arial"/>
+                <w:rFonts w:ascii="Calibri" w:hAnsi="Calibri" w:eastAsia="Calibri"/>
                 <w:b w:val="0"/>
-                <w:sz w:val="15"/>
+                <w:i w:val="0"/>
+                <w:sz w:val="18"/>
               </w:rPr>
               <w:t>production-release-board</w:t>
             </w:r>
@@ -3596,24 +4041,25 @@
         </w:tc>
         <w:tc>
           <w:tcPr>
-            <w:tcW w:type="dxa" w:w="2541"/>
+            <w:tcW w:type="dxa" w:w="4440"/>
+            <w:tcMar>
+              <w:top w:w="80" w:type="dxa"/>
+              <w:start w:w="120" w:type="dxa"/>
+              <w:bottom w:w="80" w:type="dxa"/>
+              <w:end w:w="120" w:type="dxa"/>
+            </w:tcMar>
             <w:vAlign w:val="center"/>
-            <w:shd w:fill="F7FAFB"/>
           </w:tcPr>
           <w:p>
             <w:pPr>
-              <w:spacing w:after="0"/>
+              <w:spacing w:after="40" w:line="276" w:lineRule="auto"/>
             </w:pPr>
             <w:r>
               <w:rPr>
-                <w:rFonts w:ascii="Arial" w:hAnsi="Arial"/>
-              </w:rPr>
-            </w:r>
-            <w:r>
-              <w:rPr>
-                <w:rFonts w:ascii="Arial" w:hAnsi="Arial"/>
+                <w:rFonts w:ascii="Calibri" w:hAnsi="Calibri" w:eastAsia="Calibri"/>
                 <w:b w:val="0"/>
-                <w:sz w:val="15"/>
+                <w:i w:val="0"/>
+                <w:sz w:val="18"/>
               </w:rPr>
               <w:t>Production Release Board Evidence Packet</w:t>
             </w:r>
@@ -3621,24 +4067,25 @@
         </w:tc>
         <w:tc>
           <w:tcPr>
-            <w:tcW w:type="dxa" w:w="2541"/>
+            <w:tcW w:type="dxa" w:w="2040"/>
+            <w:tcMar>
+              <w:top w:w="80" w:type="dxa"/>
+              <w:start w:w="120" w:type="dxa"/>
+              <w:bottom w:w="80" w:type="dxa"/>
+              <w:end w:w="120" w:type="dxa"/>
+            </w:tcMar>
             <w:vAlign w:val="center"/>
-            <w:shd w:fill="F7FAFB"/>
           </w:tcPr>
           <w:p>
             <w:pPr>
-              <w:spacing w:after="0"/>
+              <w:spacing w:after="40" w:line="276" w:lineRule="auto"/>
             </w:pPr>
             <w:r>
               <w:rPr>
-                <w:rFonts w:ascii="Arial" w:hAnsi="Arial"/>
-              </w:rPr>
-            </w:r>
-            <w:r>
-              <w:rPr>
-                <w:rFonts w:ascii="Arial" w:hAnsi="Arial"/>
+                <w:rFonts w:ascii="Calibri" w:hAnsi="Calibri" w:eastAsia="Calibri"/>
                 <w:b w:val="0"/>
-                <w:sz w:val="15"/>
+                <w:i w:val="0"/>
+                <w:sz w:val="19"/>
               </w:rPr>
               <w:t>/production-release-board</w:t>
             </w:r>
@@ -3648,23 +4095,26 @@
       <w:tr>
         <w:tc>
           <w:tcPr>
-            <w:tcW w:type="dxa" w:w="2541"/>
+            <w:tcW w:type="dxa" w:w="780"/>
+            <w:tcMar>
+              <w:top w:w="80" w:type="dxa"/>
+              <w:start w:w="120" w:type="dxa"/>
+              <w:bottom w:w="80" w:type="dxa"/>
+              <w:end w:w="120" w:type="dxa"/>
+            </w:tcMar>
             <w:vAlign w:val="center"/>
           </w:tcPr>
           <w:p>
             <w:pPr>
-              <w:spacing w:after="0"/>
+              <w:spacing w:after="40" w:line="276" w:lineRule="auto"/>
+              <w:jc w:val="center"/>
             </w:pPr>
             <w:r>
               <w:rPr>
-                <w:rFonts w:ascii="Arial" w:hAnsi="Arial"/>
-              </w:rPr>
-            </w:r>
-            <w:r>
-              <w:rPr>
-                <w:rFonts w:ascii="Arial" w:hAnsi="Arial"/>
+                <w:rFonts w:ascii="Calibri" w:hAnsi="Calibri" w:eastAsia="Calibri"/>
                 <w:b w:val="0"/>
-                <w:sz w:val="15"/>
+                <w:i w:val="0"/>
+                <w:sz w:val="18"/>
               </w:rPr>
               <w:t>33</w:t>
             </w:r>
@@ -3672,23 +4122,25 @@
         </w:tc>
         <w:tc>
           <w:tcPr>
-            <w:tcW w:type="dxa" w:w="2541"/>
+            <w:tcW w:type="dxa" w:w="2100"/>
+            <w:tcMar>
+              <w:top w:w="80" w:type="dxa"/>
+              <w:start w:w="120" w:type="dxa"/>
+              <w:bottom w:w="80" w:type="dxa"/>
+              <w:end w:w="120" w:type="dxa"/>
+            </w:tcMar>
             <w:vAlign w:val="center"/>
           </w:tcPr>
           <w:p>
             <w:pPr>
-              <w:spacing w:after="0"/>
+              <w:spacing w:after="40" w:line="276" w:lineRule="auto"/>
             </w:pPr>
             <w:r>
               <w:rPr>
-                <w:rFonts w:ascii="Arial" w:hAnsi="Arial"/>
-              </w:rPr>
-            </w:r>
-            <w:r>
-              <w:rPr>
-                <w:rFonts w:ascii="Arial" w:hAnsi="Arial"/>
+                <w:rFonts w:ascii="Calibri" w:hAnsi="Calibri" w:eastAsia="Calibri"/>
                 <w:b w:val="0"/>
-                <w:sz w:val="15"/>
+                <w:i w:val="0"/>
+                <w:sz w:val="18"/>
               </w:rPr>
               <w:t>production-operations-monitoring</w:t>
             </w:r>
@@ -3696,23 +4148,25 @@
         </w:tc>
         <w:tc>
           <w:tcPr>
-            <w:tcW w:type="dxa" w:w="2541"/>
+            <w:tcW w:type="dxa" w:w="4440"/>
+            <w:tcMar>
+              <w:top w:w="80" w:type="dxa"/>
+              <w:start w:w="120" w:type="dxa"/>
+              <w:bottom w:w="80" w:type="dxa"/>
+              <w:end w:w="120" w:type="dxa"/>
+            </w:tcMar>
             <w:vAlign w:val="center"/>
           </w:tcPr>
           <w:p>
             <w:pPr>
-              <w:spacing w:after="0"/>
+              <w:spacing w:after="40" w:line="276" w:lineRule="auto"/>
             </w:pPr>
             <w:r>
               <w:rPr>
-                <w:rFonts w:ascii="Arial" w:hAnsi="Arial"/>
-              </w:rPr>
-            </w:r>
-            <w:r>
-              <w:rPr>
-                <w:rFonts w:ascii="Arial" w:hAnsi="Arial"/>
+                <w:rFonts w:ascii="Calibri" w:hAnsi="Calibri" w:eastAsia="Calibri"/>
                 <w:b w:val="0"/>
-                <w:sz w:val="15"/>
+                <w:i w:val="0"/>
+                <w:sz w:val="18"/>
               </w:rPr>
               <w:t>Production Operations Monitoring Gate</w:t>
             </w:r>
@@ -3720,23 +4174,25 @@
         </w:tc>
         <w:tc>
           <w:tcPr>
-            <w:tcW w:type="dxa" w:w="2541"/>
+            <w:tcW w:type="dxa" w:w="2040"/>
+            <w:tcMar>
+              <w:top w:w="80" w:type="dxa"/>
+              <w:start w:w="120" w:type="dxa"/>
+              <w:bottom w:w="80" w:type="dxa"/>
+              <w:end w:w="120" w:type="dxa"/>
+            </w:tcMar>
             <w:vAlign w:val="center"/>
           </w:tcPr>
           <w:p>
             <w:pPr>
-              <w:spacing w:after="0"/>
+              <w:spacing w:after="40" w:line="276" w:lineRule="auto"/>
             </w:pPr>
             <w:r>
               <w:rPr>
-                <w:rFonts w:ascii="Arial" w:hAnsi="Arial"/>
-              </w:rPr>
-            </w:r>
-            <w:r>
-              <w:rPr>
-                <w:rFonts w:ascii="Arial" w:hAnsi="Arial"/>
+                <w:rFonts w:ascii="Calibri" w:hAnsi="Calibri" w:eastAsia="Calibri"/>
                 <w:b w:val="0"/>
-                <w:sz w:val="15"/>
+                <w:i w:val="0"/>
+                <w:sz w:val="19"/>
               </w:rPr>
               <w:t>/production-operations-monitoring</w:t>
             </w:r>
@@ -3746,24 +4202,26 @@
       <w:tr>
         <w:tc>
           <w:tcPr>
-            <w:tcW w:type="dxa" w:w="2541"/>
+            <w:tcW w:type="dxa" w:w="780"/>
+            <w:tcMar>
+              <w:top w:w="80" w:type="dxa"/>
+              <w:start w:w="120" w:type="dxa"/>
+              <w:bottom w:w="80" w:type="dxa"/>
+              <w:end w:w="120" w:type="dxa"/>
+            </w:tcMar>
             <w:vAlign w:val="center"/>
-            <w:shd w:fill="F7FAFB"/>
           </w:tcPr>
           <w:p>
             <w:pPr>
-              <w:spacing w:after="0"/>
+              <w:spacing w:after="40" w:line="276" w:lineRule="auto"/>
+              <w:jc w:val="center"/>
             </w:pPr>
             <w:r>
               <w:rPr>
-                <w:rFonts w:ascii="Arial" w:hAnsi="Arial"/>
-              </w:rPr>
-            </w:r>
-            <w:r>
-              <w:rPr>
-                <w:rFonts w:ascii="Arial" w:hAnsi="Arial"/>
+                <w:rFonts w:ascii="Calibri" w:hAnsi="Calibri" w:eastAsia="Calibri"/>
                 <w:b w:val="0"/>
-                <w:sz w:val="15"/>
+                <w:i w:val="0"/>
+                <w:sz w:val="18"/>
               </w:rPr>
               <w:t>34</w:t>
             </w:r>
@@ -3771,24 +4229,25 @@
         </w:tc>
         <w:tc>
           <w:tcPr>
-            <w:tcW w:type="dxa" w:w="2541"/>
+            <w:tcW w:type="dxa" w:w="2100"/>
+            <w:tcMar>
+              <w:top w:w="80" w:type="dxa"/>
+              <w:start w:w="120" w:type="dxa"/>
+              <w:bottom w:w="80" w:type="dxa"/>
+              <w:end w:w="120" w:type="dxa"/>
+            </w:tcMar>
             <w:vAlign w:val="center"/>
-            <w:shd w:fill="F7FAFB"/>
           </w:tcPr>
           <w:p>
             <w:pPr>
-              <w:spacing w:after="0"/>
+              <w:spacing w:after="40" w:line="276" w:lineRule="auto"/>
             </w:pPr>
             <w:r>
               <w:rPr>
-                <w:rFonts w:ascii="Arial" w:hAnsi="Arial"/>
-              </w:rPr>
-            </w:r>
-            <w:r>
-              <w:rPr>
-                <w:rFonts w:ascii="Arial" w:hAnsi="Arial"/>
+                <w:rFonts w:ascii="Calibri" w:hAnsi="Calibri" w:eastAsia="Calibri"/>
                 <w:b w:val="0"/>
-                <w:sz w:val="15"/>
+                <w:i w:val="0"/>
+                <w:sz w:val="18"/>
               </w:rPr>
               <w:t>production-incident-response-readiness</w:t>
             </w:r>
@@ -3796,24 +4255,25 @@
         </w:tc>
         <w:tc>
           <w:tcPr>
-            <w:tcW w:type="dxa" w:w="2541"/>
+            <w:tcW w:type="dxa" w:w="4440"/>
+            <w:tcMar>
+              <w:top w:w="80" w:type="dxa"/>
+              <w:start w:w="120" w:type="dxa"/>
+              <w:bottom w:w="80" w:type="dxa"/>
+              <w:end w:w="120" w:type="dxa"/>
+            </w:tcMar>
             <w:vAlign w:val="center"/>
-            <w:shd w:fill="F7FAFB"/>
           </w:tcPr>
           <w:p>
             <w:pPr>
-              <w:spacing w:after="0"/>
+              <w:spacing w:after="40" w:line="276" w:lineRule="auto"/>
             </w:pPr>
             <w:r>
               <w:rPr>
-                <w:rFonts w:ascii="Arial" w:hAnsi="Arial"/>
-              </w:rPr>
-            </w:r>
-            <w:r>
-              <w:rPr>
-                <w:rFonts w:ascii="Arial" w:hAnsi="Arial"/>
+                <w:rFonts w:ascii="Calibri" w:hAnsi="Calibri" w:eastAsia="Calibri"/>
                 <w:b w:val="0"/>
-                <w:sz w:val="15"/>
+                <w:i w:val="0"/>
+                <w:sz w:val="18"/>
               </w:rPr>
               <w:t>Production Incident Response Readiness Gate</w:t>
             </w:r>
@@ -3821,24 +4281,25 @@
         </w:tc>
         <w:tc>
           <w:tcPr>
-            <w:tcW w:type="dxa" w:w="2541"/>
+            <w:tcW w:type="dxa" w:w="2040"/>
+            <w:tcMar>
+              <w:top w:w="80" w:type="dxa"/>
+              <w:start w:w="120" w:type="dxa"/>
+              <w:bottom w:w="80" w:type="dxa"/>
+              <w:end w:w="120" w:type="dxa"/>
+            </w:tcMar>
             <w:vAlign w:val="center"/>
-            <w:shd w:fill="F7FAFB"/>
           </w:tcPr>
           <w:p>
             <w:pPr>
-              <w:spacing w:after="0"/>
+              <w:spacing w:after="40" w:line="276" w:lineRule="auto"/>
             </w:pPr>
             <w:r>
               <w:rPr>
-                <w:rFonts w:ascii="Arial" w:hAnsi="Arial"/>
-              </w:rPr>
-            </w:r>
-            <w:r>
-              <w:rPr>
-                <w:rFonts w:ascii="Arial" w:hAnsi="Arial"/>
+                <w:rFonts w:ascii="Calibri" w:hAnsi="Calibri" w:eastAsia="Calibri"/>
                 <w:b w:val="0"/>
-                <w:sz w:val="15"/>
+                <w:i w:val="0"/>
+                <w:sz w:val="19"/>
               </w:rPr>
               <w:t>/production-incident-response-readiness</w:t>
             </w:r>
@@ -3848,23 +4309,26 @@
       <w:tr>
         <w:tc>
           <w:tcPr>
-            <w:tcW w:type="dxa" w:w="2541"/>
+            <w:tcW w:type="dxa" w:w="780"/>
+            <w:tcMar>
+              <w:top w:w="80" w:type="dxa"/>
+              <w:start w:w="120" w:type="dxa"/>
+              <w:bottom w:w="80" w:type="dxa"/>
+              <w:end w:w="120" w:type="dxa"/>
+            </w:tcMar>
             <w:vAlign w:val="center"/>
           </w:tcPr>
           <w:p>
             <w:pPr>
-              <w:spacing w:after="0"/>
+              <w:spacing w:after="40" w:line="276" w:lineRule="auto"/>
+              <w:jc w:val="center"/>
             </w:pPr>
             <w:r>
               <w:rPr>
-                <w:rFonts w:ascii="Arial" w:hAnsi="Arial"/>
-              </w:rPr>
-            </w:r>
-            <w:r>
-              <w:rPr>
-                <w:rFonts w:ascii="Arial" w:hAnsi="Arial"/>
+                <w:rFonts w:ascii="Calibri" w:hAnsi="Calibri" w:eastAsia="Calibri"/>
                 <w:b w:val="0"/>
-                <w:sz w:val="15"/>
+                <w:i w:val="0"/>
+                <w:sz w:val="18"/>
               </w:rPr>
               <w:t>35</w:t>
             </w:r>
@@ -3872,23 +4336,25 @@
         </w:tc>
         <w:tc>
           <w:tcPr>
-            <w:tcW w:type="dxa" w:w="2541"/>
+            <w:tcW w:type="dxa" w:w="2100"/>
+            <w:tcMar>
+              <w:top w:w="80" w:type="dxa"/>
+              <w:start w:w="120" w:type="dxa"/>
+              <w:bottom w:w="80" w:type="dxa"/>
+              <w:end w:w="120" w:type="dxa"/>
+            </w:tcMar>
             <w:vAlign w:val="center"/>
           </w:tcPr>
           <w:p>
             <w:pPr>
-              <w:spacing w:after="0"/>
+              <w:spacing w:after="40" w:line="276" w:lineRule="auto"/>
             </w:pPr>
             <w:r>
               <w:rPr>
-                <w:rFonts w:ascii="Arial" w:hAnsi="Arial"/>
-              </w:rPr>
-            </w:r>
-            <w:r>
-              <w:rPr>
-                <w:rFonts w:ascii="Arial" w:hAnsi="Arial"/>
+                <w:rFonts w:ascii="Calibri" w:hAnsi="Calibri" w:eastAsia="Calibri"/>
                 <w:b w:val="0"/>
-                <w:sz w:val="15"/>
+                <w:i w:val="0"/>
+                <w:sz w:val="18"/>
               </w:rPr>
               <w:t>production-support-communications-readiness</w:t>
             </w:r>
@@ -3896,23 +4362,25 @@
         </w:tc>
         <w:tc>
           <w:tcPr>
-            <w:tcW w:type="dxa" w:w="2541"/>
+            <w:tcW w:type="dxa" w:w="4440"/>
+            <w:tcMar>
+              <w:top w:w="80" w:type="dxa"/>
+              <w:start w:w="120" w:type="dxa"/>
+              <w:bottom w:w="80" w:type="dxa"/>
+              <w:end w:w="120" w:type="dxa"/>
+            </w:tcMar>
             <w:vAlign w:val="center"/>
           </w:tcPr>
           <w:p>
             <w:pPr>
-              <w:spacing w:after="0"/>
+              <w:spacing w:after="40" w:line="276" w:lineRule="auto"/>
             </w:pPr>
             <w:r>
               <w:rPr>
-                <w:rFonts w:ascii="Arial" w:hAnsi="Arial"/>
-              </w:rPr>
-            </w:r>
-            <w:r>
-              <w:rPr>
-                <w:rFonts w:ascii="Arial" w:hAnsi="Arial"/>
+                <w:rFonts w:ascii="Calibri" w:hAnsi="Calibri" w:eastAsia="Calibri"/>
                 <w:b w:val="0"/>
-                <w:sz w:val="15"/>
+                <w:i w:val="0"/>
+                <w:sz w:val="18"/>
               </w:rPr>
               <w:t>Production Support Communications Readiness Gate</w:t>
             </w:r>
@@ -3920,23 +4388,25 @@
         </w:tc>
         <w:tc>
           <w:tcPr>
-            <w:tcW w:type="dxa" w:w="2541"/>
+            <w:tcW w:type="dxa" w:w="2040"/>
+            <w:tcMar>
+              <w:top w:w="80" w:type="dxa"/>
+              <w:start w:w="120" w:type="dxa"/>
+              <w:bottom w:w="80" w:type="dxa"/>
+              <w:end w:w="120" w:type="dxa"/>
+            </w:tcMar>
             <w:vAlign w:val="center"/>
           </w:tcPr>
           <w:p>
             <w:pPr>
-              <w:spacing w:after="0"/>
+              <w:spacing w:after="40" w:line="276" w:lineRule="auto"/>
             </w:pPr>
             <w:r>
               <w:rPr>
-                <w:rFonts w:ascii="Arial" w:hAnsi="Arial"/>
-              </w:rPr>
-            </w:r>
-            <w:r>
-              <w:rPr>
-                <w:rFonts w:ascii="Arial" w:hAnsi="Arial"/>
+                <w:rFonts w:ascii="Calibri" w:hAnsi="Calibri" w:eastAsia="Calibri"/>
                 <w:b w:val="0"/>
-                <w:sz w:val="15"/>
+                <w:i w:val="0"/>
+                <w:sz w:val="19"/>
               </w:rPr>
               <w:t>/production-support-communications-readiness</w:t>
             </w:r>
@@ -3946,24 +4416,26 @@
       <w:tr>
         <w:tc>
           <w:tcPr>
-            <w:tcW w:type="dxa" w:w="2541"/>
+            <w:tcW w:type="dxa" w:w="780"/>
+            <w:tcMar>
+              <w:top w:w="80" w:type="dxa"/>
+              <w:start w:w="120" w:type="dxa"/>
+              <w:bottom w:w="80" w:type="dxa"/>
+              <w:end w:w="120" w:type="dxa"/>
+            </w:tcMar>
             <w:vAlign w:val="center"/>
-            <w:shd w:fill="F7FAFB"/>
           </w:tcPr>
           <w:p>
             <w:pPr>
-              <w:spacing w:after="0"/>
+              <w:spacing w:after="40" w:line="276" w:lineRule="auto"/>
+              <w:jc w:val="center"/>
             </w:pPr>
             <w:r>
               <w:rPr>
-                <w:rFonts w:ascii="Arial" w:hAnsi="Arial"/>
-              </w:rPr>
-            </w:r>
-            <w:r>
-              <w:rPr>
-                <w:rFonts w:ascii="Arial" w:hAnsi="Arial"/>
+                <w:rFonts w:ascii="Calibri" w:hAnsi="Calibri" w:eastAsia="Calibri"/>
                 <w:b w:val="0"/>
-                <w:sz w:val="15"/>
+                <w:i w:val="0"/>
+                <w:sz w:val="18"/>
               </w:rPr>
               <w:t>36</w:t>
             </w:r>
@@ -3971,24 +4443,25 @@
         </w:tc>
         <w:tc>
           <w:tcPr>
-            <w:tcW w:type="dxa" w:w="2541"/>
+            <w:tcW w:type="dxa" w:w="2100"/>
+            <w:tcMar>
+              <w:top w:w="80" w:type="dxa"/>
+              <w:start w:w="120" w:type="dxa"/>
+              <w:bottom w:w="80" w:type="dxa"/>
+              <w:end w:w="120" w:type="dxa"/>
+            </w:tcMar>
             <w:vAlign w:val="center"/>
-            <w:shd w:fill="F7FAFB"/>
           </w:tcPr>
           <w:p>
             <w:pPr>
-              <w:spacing w:after="0"/>
+              <w:spacing w:after="40" w:line="276" w:lineRule="auto"/>
             </w:pPr>
             <w:r>
               <w:rPr>
-                <w:rFonts w:ascii="Arial" w:hAnsi="Arial"/>
-              </w:rPr>
-            </w:r>
-            <w:r>
-              <w:rPr>
-                <w:rFonts w:ascii="Arial" w:hAnsi="Arial"/>
+                <w:rFonts w:ascii="Calibri" w:hAnsi="Calibri" w:eastAsia="Calibri"/>
                 <w:b w:val="0"/>
-                <w:sz w:val="15"/>
+                <w:i w:val="0"/>
+                <w:sz w:val="18"/>
               </w:rPr>
               <w:t>production-final-authority</w:t>
             </w:r>
@@ -3996,24 +4469,25 @@
         </w:tc>
         <w:tc>
           <w:tcPr>
-            <w:tcW w:type="dxa" w:w="2541"/>
+            <w:tcW w:type="dxa" w:w="4440"/>
+            <w:tcMar>
+              <w:top w:w="80" w:type="dxa"/>
+              <w:start w:w="120" w:type="dxa"/>
+              <w:bottom w:w="80" w:type="dxa"/>
+              <w:end w:w="120" w:type="dxa"/>
+            </w:tcMar>
             <w:vAlign w:val="center"/>
-            <w:shd w:fill="F7FAFB"/>
           </w:tcPr>
           <w:p>
             <w:pPr>
-              <w:spacing w:after="0"/>
+              <w:spacing w:after="40" w:line="276" w:lineRule="auto"/>
             </w:pPr>
             <w:r>
               <w:rPr>
-                <w:rFonts w:ascii="Arial" w:hAnsi="Arial"/>
-              </w:rPr>
-            </w:r>
-            <w:r>
-              <w:rPr>
-                <w:rFonts w:ascii="Arial" w:hAnsi="Arial"/>
+                <w:rFonts w:ascii="Calibri" w:hAnsi="Calibri" w:eastAsia="Calibri"/>
                 <w:b w:val="0"/>
-                <w:sz w:val="15"/>
+                <w:i w:val="0"/>
+                <w:sz w:val="18"/>
               </w:rPr>
               <w:t>Production Final Authority Gate</w:t>
             </w:r>
@@ -4021,24 +4495,25 @@
         </w:tc>
         <w:tc>
           <w:tcPr>
-            <w:tcW w:type="dxa" w:w="2541"/>
+            <w:tcW w:type="dxa" w:w="2040"/>
+            <w:tcMar>
+              <w:top w:w="80" w:type="dxa"/>
+              <w:start w:w="120" w:type="dxa"/>
+              <w:bottom w:w="80" w:type="dxa"/>
+              <w:end w:w="120" w:type="dxa"/>
+            </w:tcMar>
             <w:vAlign w:val="center"/>
-            <w:shd w:fill="F7FAFB"/>
           </w:tcPr>
           <w:p>
             <w:pPr>
-              <w:spacing w:after="0"/>
+              <w:spacing w:after="40" w:line="276" w:lineRule="auto"/>
             </w:pPr>
             <w:r>
               <w:rPr>
-                <w:rFonts w:ascii="Arial" w:hAnsi="Arial"/>
-              </w:rPr>
-            </w:r>
-            <w:r>
-              <w:rPr>
-                <w:rFonts w:ascii="Arial" w:hAnsi="Arial"/>
+                <w:rFonts w:ascii="Calibri" w:hAnsi="Calibri" w:eastAsia="Calibri"/>
                 <w:b w:val="0"/>
-                <w:sz w:val="15"/>
+                <w:i w:val="0"/>
+                <w:sz w:val="19"/>
               </w:rPr>
               <w:t>/production-final-authority</w:t>
             </w:r>
@@ -4048,23 +4523,26 @@
       <w:tr>
         <w:tc>
           <w:tcPr>
-            <w:tcW w:type="dxa" w:w="2541"/>
+            <w:tcW w:type="dxa" w:w="780"/>
+            <w:tcMar>
+              <w:top w:w="80" w:type="dxa"/>
+              <w:start w:w="120" w:type="dxa"/>
+              <w:bottom w:w="80" w:type="dxa"/>
+              <w:end w:w="120" w:type="dxa"/>
+            </w:tcMar>
             <w:vAlign w:val="center"/>
           </w:tcPr>
           <w:p>
             <w:pPr>
-              <w:spacing w:after="0"/>
+              <w:spacing w:after="40" w:line="276" w:lineRule="auto"/>
+              <w:jc w:val="center"/>
             </w:pPr>
             <w:r>
               <w:rPr>
-                <w:rFonts w:ascii="Arial" w:hAnsi="Arial"/>
-              </w:rPr>
-            </w:r>
-            <w:r>
-              <w:rPr>
-                <w:rFonts w:ascii="Arial" w:hAnsi="Arial"/>
+                <w:rFonts w:ascii="Calibri" w:hAnsi="Calibri" w:eastAsia="Calibri"/>
                 <w:b w:val="0"/>
-                <w:sz w:val="15"/>
+                <w:i w:val="0"/>
+                <w:sz w:val="18"/>
               </w:rPr>
               <w:t>37</w:t>
             </w:r>
@@ -4072,23 +4550,25 @@
         </w:tc>
         <w:tc>
           <w:tcPr>
-            <w:tcW w:type="dxa" w:w="2541"/>
+            <w:tcW w:type="dxa" w:w="2100"/>
+            <w:tcMar>
+              <w:top w:w="80" w:type="dxa"/>
+              <w:start w:w="120" w:type="dxa"/>
+              <w:bottom w:w="80" w:type="dxa"/>
+              <w:end w:w="120" w:type="dxa"/>
+            </w:tcMar>
             <w:vAlign w:val="center"/>
           </w:tcPr>
           <w:p>
             <w:pPr>
-              <w:spacing w:after="0"/>
+              <w:spacing w:after="40" w:line="276" w:lineRule="auto"/>
             </w:pPr>
             <w:r>
               <w:rPr>
-                <w:rFonts w:ascii="Arial" w:hAnsi="Arial"/>
-              </w:rPr>
-            </w:r>
-            <w:r>
-              <w:rPr>
-                <w:rFonts w:ascii="Arial" w:hAnsi="Arial"/>
+                <w:rFonts w:ascii="Calibri" w:hAnsi="Calibri" w:eastAsia="Calibri"/>
                 <w:b w:val="0"/>
-                <w:sz w:val="15"/>
+                <w:i w:val="0"/>
+                <w:sz w:val="18"/>
               </w:rPr>
               <w:t>production-activation-ceremony</w:t>
             </w:r>
@@ -4096,23 +4576,25 @@
         </w:tc>
         <w:tc>
           <w:tcPr>
-            <w:tcW w:type="dxa" w:w="2541"/>
+            <w:tcW w:type="dxa" w:w="4440"/>
+            <w:tcMar>
+              <w:top w:w="80" w:type="dxa"/>
+              <w:start w:w="120" w:type="dxa"/>
+              <w:bottom w:w="80" w:type="dxa"/>
+              <w:end w:w="120" w:type="dxa"/>
+            </w:tcMar>
             <w:vAlign w:val="center"/>
           </w:tcPr>
           <w:p>
             <w:pPr>
-              <w:spacing w:after="0"/>
+              <w:spacing w:after="40" w:line="276" w:lineRule="auto"/>
             </w:pPr>
             <w:r>
               <w:rPr>
-                <w:rFonts w:ascii="Arial" w:hAnsi="Arial"/>
-              </w:rPr>
-            </w:r>
-            <w:r>
-              <w:rPr>
-                <w:rFonts w:ascii="Arial" w:hAnsi="Arial"/>
+                <w:rFonts w:ascii="Calibri" w:hAnsi="Calibri" w:eastAsia="Calibri"/>
                 <w:b w:val="0"/>
-                <w:sz w:val="15"/>
+                <w:i w:val="0"/>
+                <w:sz w:val="18"/>
               </w:rPr>
               <w:t>Production Activation Ceremony Gate</w:t>
             </w:r>
@@ -4120,23 +4602,25 @@
         </w:tc>
         <w:tc>
           <w:tcPr>
-            <w:tcW w:type="dxa" w:w="2541"/>
+            <w:tcW w:type="dxa" w:w="2040"/>
+            <w:tcMar>
+              <w:top w:w="80" w:type="dxa"/>
+              <w:start w:w="120" w:type="dxa"/>
+              <w:bottom w:w="80" w:type="dxa"/>
+              <w:end w:w="120" w:type="dxa"/>
+            </w:tcMar>
             <w:vAlign w:val="center"/>
           </w:tcPr>
           <w:p>
             <w:pPr>
-              <w:spacing w:after="0"/>
+              <w:spacing w:after="40" w:line="276" w:lineRule="auto"/>
             </w:pPr>
             <w:r>
               <w:rPr>
-                <w:rFonts w:ascii="Arial" w:hAnsi="Arial"/>
-              </w:rPr>
-            </w:r>
-            <w:r>
-              <w:rPr>
-                <w:rFonts w:ascii="Arial" w:hAnsi="Arial"/>
+                <w:rFonts w:ascii="Calibri" w:hAnsi="Calibri" w:eastAsia="Calibri"/>
                 <w:b w:val="0"/>
-                <w:sz w:val="15"/>
+                <w:i w:val="0"/>
+                <w:sz w:val="19"/>
               </w:rPr>
               <w:t>/production-activation-ceremony</w:t>
             </w:r>
@@ -4146,24 +4630,26 @@
       <w:tr>
         <w:tc>
           <w:tcPr>
-            <w:tcW w:type="dxa" w:w="2541"/>
+            <w:tcW w:type="dxa" w:w="780"/>
+            <w:tcMar>
+              <w:top w:w="80" w:type="dxa"/>
+              <w:start w:w="120" w:type="dxa"/>
+              <w:bottom w:w="80" w:type="dxa"/>
+              <w:end w:w="120" w:type="dxa"/>
+            </w:tcMar>
             <w:vAlign w:val="center"/>
-            <w:shd w:fill="F7FAFB"/>
           </w:tcPr>
           <w:p>
             <w:pPr>
-              <w:spacing w:after="0"/>
+              <w:spacing w:after="40" w:line="276" w:lineRule="auto"/>
+              <w:jc w:val="center"/>
             </w:pPr>
             <w:r>
               <w:rPr>
-                <w:rFonts w:ascii="Arial" w:hAnsi="Arial"/>
-              </w:rPr>
-            </w:r>
-            <w:r>
-              <w:rPr>
-                <w:rFonts w:ascii="Arial" w:hAnsi="Arial"/>
+                <w:rFonts w:ascii="Calibri" w:hAnsi="Calibri" w:eastAsia="Calibri"/>
                 <w:b w:val="0"/>
-                <w:sz w:val="15"/>
+                <w:i w:val="0"/>
+                <w:sz w:val="18"/>
               </w:rPr>
               <w:t>38</w:t>
             </w:r>
@@ -4171,24 +4657,25 @@
         </w:tc>
         <w:tc>
           <w:tcPr>
-            <w:tcW w:type="dxa" w:w="2541"/>
+            <w:tcW w:type="dxa" w:w="2100"/>
+            <w:tcMar>
+              <w:top w:w="80" w:type="dxa"/>
+              <w:start w:w="120" w:type="dxa"/>
+              <w:bottom w:w="80" w:type="dxa"/>
+              <w:end w:w="120" w:type="dxa"/>
+            </w:tcMar>
             <w:vAlign w:val="center"/>
-            <w:shd w:fill="F7FAFB"/>
           </w:tcPr>
           <w:p>
             <w:pPr>
-              <w:spacing w:after="0"/>
+              <w:spacing w:after="40" w:line="276" w:lineRule="auto"/>
             </w:pPr>
             <w:r>
               <w:rPr>
-                <w:rFonts w:ascii="Arial" w:hAnsi="Arial"/>
-              </w:rPr>
-            </w:r>
-            <w:r>
-              <w:rPr>
-                <w:rFonts w:ascii="Arial" w:hAnsi="Arial"/>
+                <w:rFonts w:ascii="Calibri" w:hAnsi="Calibri" w:eastAsia="Calibri"/>
                 <w:b w:val="0"/>
-                <w:sz w:val="15"/>
+                <w:i w:val="0"/>
+                <w:sz w:val="18"/>
               </w:rPr>
               <w:t>production-post-activation-verification</w:t>
             </w:r>
@@ -4196,24 +4683,25 @@
         </w:tc>
         <w:tc>
           <w:tcPr>
-            <w:tcW w:type="dxa" w:w="2541"/>
+            <w:tcW w:type="dxa" w:w="4440"/>
+            <w:tcMar>
+              <w:top w:w="80" w:type="dxa"/>
+              <w:start w:w="120" w:type="dxa"/>
+              <w:bottom w:w="80" w:type="dxa"/>
+              <w:end w:w="120" w:type="dxa"/>
+            </w:tcMar>
             <w:vAlign w:val="center"/>
-            <w:shd w:fill="F7FAFB"/>
           </w:tcPr>
           <w:p>
             <w:pPr>
-              <w:spacing w:after="0"/>
+              <w:spacing w:after="40" w:line="276" w:lineRule="auto"/>
             </w:pPr>
             <w:r>
               <w:rPr>
-                <w:rFonts w:ascii="Arial" w:hAnsi="Arial"/>
-              </w:rPr>
-            </w:r>
-            <w:r>
-              <w:rPr>
-                <w:rFonts w:ascii="Arial" w:hAnsi="Arial"/>
+                <w:rFonts w:ascii="Calibri" w:hAnsi="Calibri" w:eastAsia="Calibri"/>
                 <w:b w:val="0"/>
-                <w:sz w:val="15"/>
+                <w:i w:val="0"/>
+                <w:sz w:val="18"/>
               </w:rPr>
               <w:t>Production Post-Activation Verification Gate</w:t>
             </w:r>
@@ -4221,24 +4709,25 @@
         </w:tc>
         <w:tc>
           <w:tcPr>
-            <w:tcW w:type="dxa" w:w="2541"/>
+            <w:tcW w:type="dxa" w:w="2040"/>
+            <w:tcMar>
+              <w:top w:w="80" w:type="dxa"/>
+              <w:start w:w="120" w:type="dxa"/>
+              <w:bottom w:w="80" w:type="dxa"/>
+              <w:end w:w="120" w:type="dxa"/>
+            </w:tcMar>
             <w:vAlign w:val="center"/>
-            <w:shd w:fill="F7FAFB"/>
           </w:tcPr>
           <w:p>
             <w:pPr>
-              <w:spacing w:after="0"/>
+              <w:spacing w:after="40" w:line="276" w:lineRule="auto"/>
             </w:pPr>
             <w:r>
               <w:rPr>
-                <w:rFonts w:ascii="Arial" w:hAnsi="Arial"/>
-              </w:rPr>
-            </w:r>
-            <w:r>
-              <w:rPr>
-                <w:rFonts w:ascii="Arial" w:hAnsi="Arial"/>
+                <w:rFonts w:ascii="Calibri" w:hAnsi="Calibri" w:eastAsia="Calibri"/>
                 <w:b w:val="0"/>
-                <w:sz w:val="15"/>
+                <w:i w:val="0"/>
+                <w:sz w:val="19"/>
               </w:rPr>
               <w:t>/production-post-activation-verification</w:t>
             </w:r>
@@ -4248,23 +4737,26 @@
       <w:tr>
         <w:tc>
           <w:tcPr>
-            <w:tcW w:type="dxa" w:w="2541"/>
+            <w:tcW w:type="dxa" w:w="780"/>
+            <w:tcMar>
+              <w:top w:w="80" w:type="dxa"/>
+              <w:start w:w="120" w:type="dxa"/>
+              <w:bottom w:w="80" w:type="dxa"/>
+              <w:end w:w="120" w:type="dxa"/>
+            </w:tcMar>
             <w:vAlign w:val="center"/>
           </w:tcPr>
           <w:p>
             <w:pPr>
-              <w:spacing w:after="0"/>
+              <w:spacing w:after="40" w:line="276" w:lineRule="auto"/>
+              <w:jc w:val="center"/>
             </w:pPr>
             <w:r>
               <w:rPr>
-                <w:rFonts w:ascii="Arial" w:hAnsi="Arial"/>
-              </w:rPr>
-            </w:r>
-            <w:r>
-              <w:rPr>
-                <w:rFonts w:ascii="Arial" w:hAnsi="Arial"/>
+                <w:rFonts w:ascii="Calibri" w:hAnsi="Calibri" w:eastAsia="Calibri"/>
                 <w:b w:val="0"/>
-                <w:sz w:val="15"/>
+                <w:i w:val="0"/>
+                <w:sz w:val="18"/>
               </w:rPr>
               <w:t>39</w:t>
             </w:r>
@@ -4272,23 +4764,25 @@
         </w:tc>
         <w:tc>
           <w:tcPr>
-            <w:tcW w:type="dxa" w:w="2541"/>
+            <w:tcW w:type="dxa" w:w="2100"/>
+            <w:tcMar>
+              <w:top w:w="80" w:type="dxa"/>
+              <w:start w:w="120" w:type="dxa"/>
+              <w:bottom w:w="80" w:type="dxa"/>
+              <w:end w:w="120" w:type="dxa"/>
+            </w:tcMar>
             <w:vAlign w:val="center"/>
           </w:tcPr>
           <w:p>
             <w:pPr>
-              <w:spacing w:after="0"/>
+              <w:spacing w:after="40" w:line="276" w:lineRule="auto"/>
             </w:pPr>
             <w:r>
               <w:rPr>
-                <w:rFonts w:ascii="Arial" w:hAnsi="Arial"/>
-              </w:rPr>
-            </w:r>
-            <w:r>
-              <w:rPr>
-                <w:rFonts w:ascii="Arial" w:hAnsi="Arial"/>
+                <w:rFonts w:ascii="Calibri" w:hAnsi="Calibri" w:eastAsia="Calibri"/>
                 <w:b w:val="0"/>
-                <w:sz w:val="15"/>
+                <w:i w:val="0"/>
+                <w:sz w:val="18"/>
               </w:rPr>
               <w:t>production-reliance-verification</w:t>
             </w:r>
@@ -4296,23 +4790,25 @@
         </w:tc>
         <w:tc>
           <w:tcPr>
-            <w:tcW w:type="dxa" w:w="2541"/>
+            <w:tcW w:type="dxa" w:w="4440"/>
+            <w:tcMar>
+              <w:top w:w="80" w:type="dxa"/>
+              <w:start w:w="120" w:type="dxa"/>
+              <w:bottom w:w="80" w:type="dxa"/>
+              <w:end w:w="120" w:type="dxa"/>
+            </w:tcMar>
             <w:vAlign w:val="center"/>
           </w:tcPr>
           <w:p>
             <w:pPr>
-              <w:spacing w:after="0"/>
+              <w:spacing w:after="40" w:line="276" w:lineRule="auto"/>
             </w:pPr>
             <w:r>
               <w:rPr>
-                <w:rFonts w:ascii="Arial" w:hAnsi="Arial"/>
-              </w:rPr>
-            </w:r>
-            <w:r>
-              <w:rPr>
-                <w:rFonts w:ascii="Arial" w:hAnsi="Arial"/>
+                <w:rFonts w:ascii="Calibri" w:hAnsi="Calibri" w:eastAsia="Calibri"/>
                 <w:b w:val="0"/>
-                <w:sz w:val="15"/>
+                <w:i w:val="0"/>
+                <w:sz w:val="18"/>
               </w:rPr>
               <w:t>Production Reliance and Public Verification Boundary Gate</w:t>
             </w:r>
@@ -4320,23 +4816,25 @@
         </w:tc>
         <w:tc>
           <w:tcPr>
-            <w:tcW w:type="dxa" w:w="2541"/>
+            <w:tcW w:type="dxa" w:w="2040"/>
+            <w:tcMar>
+              <w:top w:w="80" w:type="dxa"/>
+              <w:start w:w="120" w:type="dxa"/>
+              <w:bottom w:w="80" w:type="dxa"/>
+              <w:end w:w="120" w:type="dxa"/>
+            </w:tcMar>
             <w:vAlign w:val="center"/>
           </w:tcPr>
           <w:p>
             <w:pPr>
-              <w:spacing w:after="0"/>
+              <w:spacing w:after="40" w:line="276" w:lineRule="auto"/>
             </w:pPr>
             <w:r>
               <w:rPr>
-                <w:rFonts w:ascii="Arial" w:hAnsi="Arial"/>
-              </w:rPr>
-            </w:r>
-            <w:r>
-              <w:rPr>
-                <w:rFonts w:ascii="Arial" w:hAnsi="Arial"/>
+                <w:rFonts w:ascii="Calibri" w:hAnsi="Calibri" w:eastAsia="Calibri"/>
                 <w:b w:val="0"/>
-                <w:sz w:val="15"/>
+                <w:i w:val="0"/>
+                <w:sz w:val="19"/>
               </w:rPr>
               <w:t>/production-reliance-verification</w:t>
             </w:r>
@@ -4346,24 +4844,26 @@
       <w:tr>
         <w:tc>
           <w:tcPr>
-            <w:tcW w:type="dxa" w:w="2541"/>
+            <w:tcW w:type="dxa" w:w="780"/>
+            <w:tcMar>
+              <w:top w:w="80" w:type="dxa"/>
+              <w:start w:w="120" w:type="dxa"/>
+              <w:bottom w:w="80" w:type="dxa"/>
+              <w:end w:w="120" w:type="dxa"/>
+            </w:tcMar>
             <w:vAlign w:val="center"/>
-            <w:shd w:fill="F7FAFB"/>
           </w:tcPr>
           <w:p>
             <w:pPr>
-              <w:spacing w:after="0"/>
+              <w:spacing w:after="40" w:line="276" w:lineRule="auto"/>
+              <w:jc w:val="center"/>
             </w:pPr>
             <w:r>
               <w:rPr>
-                <w:rFonts w:ascii="Arial" w:hAnsi="Arial"/>
-              </w:rPr>
-            </w:r>
-            <w:r>
-              <w:rPr>
-                <w:rFonts w:ascii="Arial" w:hAnsi="Arial"/>
+                <w:rFonts w:ascii="Calibri" w:hAnsi="Calibri" w:eastAsia="Calibri"/>
                 <w:b w:val="0"/>
-                <w:sz w:val="15"/>
+                <w:i w:val="0"/>
+                <w:sz w:val="18"/>
               </w:rPr>
               <w:t>40</w:t>
             </w:r>
@@ -4371,24 +4871,25 @@
         </w:tc>
         <w:tc>
           <w:tcPr>
-            <w:tcW w:type="dxa" w:w="2541"/>
+            <w:tcW w:type="dxa" w:w="2100"/>
+            <w:tcMar>
+              <w:top w:w="80" w:type="dxa"/>
+              <w:start w:w="120" w:type="dxa"/>
+              <w:bottom w:w="80" w:type="dxa"/>
+              <w:end w:w="120" w:type="dxa"/>
+            </w:tcMar>
             <w:vAlign w:val="center"/>
-            <w:shd w:fill="F7FAFB"/>
           </w:tcPr>
           <w:p>
             <w:pPr>
-              <w:spacing w:after="0"/>
+              <w:spacing w:after="40" w:line="276" w:lineRule="auto"/>
             </w:pPr>
             <w:r>
               <w:rPr>
-                <w:rFonts w:ascii="Arial" w:hAnsi="Arial"/>
-              </w:rPr>
-            </w:r>
-            <w:r>
-              <w:rPr>
-                <w:rFonts w:ascii="Arial" w:hAnsi="Arial"/>
+                <w:rFonts w:ascii="Calibri" w:hAnsi="Calibri" w:eastAsia="Calibri"/>
                 <w:b w:val="0"/>
-                <w:sz w:val="15"/>
+                <w:i w:val="0"/>
+                <w:sz w:val="18"/>
               </w:rPr>
               <w:t>production-regulatory-examination</w:t>
             </w:r>
@@ -4396,24 +4897,25 @@
         </w:tc>
         <w:tc>
           <w:tcPr>
-            <w:tcW w:type="dxa" w:w="2541"/>
+            <w:tcW w:type="dxa" w:w="4440"/>
+            <w:tcMar>
+              <w:top w:w="80" w:type="dxa"/>
+              <w:start w:w="120" w:type="dxa"/>
+              <w:bottom w:w="80" w:type="dxa"/>
+              <w:end w:w="120" w:type="dxa"/>
+            </w:tcMar>
             <w:vAlign w:val="center"/>
-            <w:shd w:fill="F7FAFB"/>
           </w:tcPr>
           <w:p>
             <w:pPr>
-              <w:spacing w:after="0"/>
+              <w:spacing w:after="40" w:line="276" w:lineRule="auto"/>
             </w:pPr>
             <w:r>
               <w:rPr>
-                <w:rFonts w:ascii="Arial" w:hAnsi="Arial"/>
-              </w:rPr>
-            </w:r>
-            <w:r>
-              <w:rPr>
-                <w:rFonts w:ascii="Arial" w:hAnsi="Arial"/>
+                <w:rFonts w:ascii="Calibri" w:hAnsi="Calibri" w:eastAsia="Calibri"/>
                 <w:b w:val="0"/>
-                <w:sz w:val="15"/>
+                <w:i w:val="0"/>
+                <w:sz w:val="18"/>
               </w:rPr>
               <w:t>Production Regulatory Examination and Evidence Archive Gate</w:t>
             </w:r>
@@ -4421,24 +4923,25 @@
         </w:tc>
         <w:tc>
           <w:tcPr>
-            <w:tcW w:type="dxa" w:w="2541"/>
+            <w:tcW w:type="dxa" w:w="2040"/>
+            <w:tcMar>
+              <w:top w:w="80" w:type="dxa"/>
+              <w:start w:w="120" w:type="dxa"/>
+              <w:bottom w:w="80" w:type="dxa"/>
+              <w:end w:w="120" w:type="dxa"/>
+            </w:tcMar>
             <w:vAlign w:val="center"/>
-            <w:shd w:fill="F7FAFB"/>
           </w:tcPr>
           <w:p>
             <w:pPr>
-              <w:spacing w:after="0"/>
+              <w:spacing w:after="40" w:line="276" w:lineRule="auto"/>
             </w:pPr>
             <w:r>
               <w:rPr>
-                <w:rFonts w:ascii="Arial" w:hAnsi="Arial"/>
-              </w:rPr>
-            </w:r>
-            <w:r>
-              <w:rPr>
-                <w:rFonts w:ascii="Arial" w:hAnsi="Arial"/>
+                <w:rFonts w:ascii="Calibri" w:hAnsi="Calibri" w:eastAsia="Calibri"/>
                 <w:b w:val="0"/>
-                <w:sz w:val="15"/>
+                <w:i w:val="0"/>
+                <w:sz w:val="19"/>
               </w:rPr>
               <w:t>/production-regulatory-examination</w:t>
             </w:r>
@@ -4448,23 +4951,26 @@
       <w:tr>
         <w:tc>
           <w:tcPr>
-            <w:tcW w:type="dxa" w:w="2541"/>
+            <w:tcW w:type="dxa" w:w="780"/>
+            <w:tcMar>
+              <w:top w:w="80" w:type="dxa"/>
+              <w:start w:w="120" w:type="dxa"/>
+              <w:bottom w:w="80" w:type="dxa"/>
+              <w:end w:w="120" w:type="dxa"/>
+            </w:tcMar>
             <w:vAlign w:val="center"/>
           </w:tcPr>
           <w:p>
             <w:pPr>
-              <w:spacing w:after="0"/>
+              <w:spacing w:after="40" w:line="276" w:lineRule="auto"/>
+              <w:jc w:val="center"/>
             </w:pPr>
             <w:r>
               <w:rPr>
-                <w:rFonts w:ascii="Arial" w:hAnsi="Arial"/>
-              </w:rPr>
-            </w:r>
-            <w:r>
-              <w:rPr>
-                <w:rFonts w:ascii="Arial" w:hAnsi="Arial"/>
+                <w:rFonts w:ascii="Calibri" w:hAnsi="Calibri" w:eastAsia="Calibri"/>
                 <w:b w:val="0"/>
-                <w:sz w:val="15"/>
+                <w:i w:val="0"/>
+                <w:sz w:val="18"/>
               </w:rPr>
               <w:t>41</w:t>
             </w:r>
@@ -4472,23 +4978,25 @@
         </w:tc>
         <w:tc>
           <w:tcPr>
-            <w:tcW w:type="dxa" w:w="2541"/>
+            <w:tcW w:type="dxa" w:w="2100"/>
+            <w:tcMar>
+              <w:top w:w="80" w:type="dxa"/>
+              <w:start w:w="120" w:type="dxa"/>
+              <w:bottom w:w="80" w:type="dxa"/>
+              <w:end w:w="120" w:type="dxa"/>
+            </w:tcMar>
             <w:vAlign w:val="center"/>
           </w:tcPr>
           <w:p>
             <w:pPr>
-              <w:spacing w:after="0"/>
+              <w:spacing w:after="40" w:line="276" w:lineRule="auto"/>
             </w:pPr>
             <w:r>
               <w:rPr>
-                <w:rFonts w:ascii="Arial" w:hAnsi="Arial"/>
-              </w:rPr>
-            </w:r>
-            <w:r>
-              <w:rPr>
-                <w:rFonts w:ascii="Arial" w:hAnsi="Arial"/>
+                <w:rFonts w:ascii="Calibri" w:hAnsi="Calibri" w:eastAsia="Calibri"/>
                 <w:b w:val="0"/>
-                <w:sz w:val="15"/>
+                <w:i w:val="0"/>
+                <w:sz w:val="18"/>
               </w:rPr>
               <w:t>production-regulatory-response</w:t>
             </w:r>
@@ -4496,23 +5004,25 @@
         </w:tc>
         <w:tc>
           <w:tcPr>
-            <w:tcW w:type="dxa" w:w="2541"/>
+            <w:tcW w:type="dxa" w:w="4440"/>
+            <w:tcMar>
+              <w:top w:w="80" w:type="dxa"/>
+              <w:start w:w="120" w:type="dxa"/>
+              <w:bottom w:w="80" w:type="dxa"/>
+              <w:end w:w="120" w:type="dxa"/>
+            </w:tcMar>
             <w:vAlign w:val="center"/>
           </w:tcPr>
           <w:p>
             <w:pPr>
-              <w:spacing w:after="0"/>
+              <w:spacing w:after="40" w:line="276" w:lineRule="auto"/>
             </w:pPr>
             <w:r>
               <w:rPr>
-                <w:rFonts w:ascii="Arial" w:hAnsi="Arial"/>
-              </w:rPr>
-            </w:r>
-            <w:r>
-              <w:rPr>
-                <w:rFonts w:ascii="Arial" w:hAnsi="Arial"/>
+                <w:rFonts w:ascii="Calibri" w:hAnsi="Calibri" w:eastAsia="Calibri"/>
                 <w:b w:val="0"/>
-                <w:sz w:val="15"/>
+                <w:i w:val="0"/>
+                <w:sz w:val="18"/>
               </w:rPr>
               <w:t>Production Regulatory Response and Corrective Action Gate</w:t>
             </w:r>
@@ -4520,25 +5030,134 @@
         </w:tc>
         <w:tc>
           <w:tcPr>
-            <w:tcW w:type="dxa" w:w="2541"/>
+            <w:tcW w:type="dxa" w:w="2040"/>
+            <w:tcMar>
+              <w:top w:w="80" w:type="dxa"/>
+              <w:start w:w="120" w:type="dxa"/>
+              <w:bottom w:w="80" w:type="dxa"/>
+              <w:end w:w="120" w:type="dxa"/>
+            </w:tcMar>
             <w:vAlign w:val="center"/>
           </w:tcPr>
           <w:p>
             <w:pPr>
-              <w:spacing w:after="0"/>
+              <w:spacing w:after="40" w:line="276" w:lineRule="auto"/>
             </w:pPr>
             <w:r>
               <w:rPr>
-                <w:rFonts w:ascii="Arial" w:hAnsi="Arial"/>
+                <w:rFonts w:ascii="Calibri" w:hAnsi="Calibri" w:eastAsia="Calibri"/>
+                <w:b w:val="0"/>
+                <w:i w:val="0"/>
+                <w:sz w:val="19"/>
               </w:rPr>
+              <w:t>/production-regulatory-response</w:t>
             </w:r>
+          </w:p>
+        </w:tc>
+      </w:tr>
+      <w:tr>
+        <w:tc>
+          <w:tcPr>
+            <w:tcW w:type="dxa" w:w="780"/>
+            <w:tcMar>
+              <w:top w:w="80" w:type="dxa"/>
+              <w:start w:w="120" w:type="dxa"/>
+              <w:bottom w:w="80" w:type="dxa"/>
+              <w:end w:w="120" w:type="dxa"/>
+            </w:tcMar>
+            <w:vAlign w:val="center"/>
+          </w:tcPr>
+          <w:p>
+            <w:pPr>
+              <w:spacing w:after="40" w:line="276" w:lineRule="auto"/>
+              <w:jc w:val="center"/>
+            </w:pPr>
             <w:r>
               <w:rPr>
-                <w:rFonts w:ascii="Arial" w:hAnsi="Arial"/>
+                <w:rFonts w:ascii="Calibri" w:hAnsi="Calibri" w:eastAsia="Calibri"/>
                 <w:b w:val="0"/>
-                <w:sz w:val="15"/>
+                <w:i w:val="0"/>
+                <w:sz w:val="18"/>
               </w:rPr>
-              <w:t>/production-regulatory-response</w:t>
+              <w:t>42</w:t>
+            </w:r>
+          </w:p>
+        </w:tc>
+        <w:tc>
+          <w:tcPr>
+            <w:tcW w:type="dxa" w:w="2100"/>
+            <w:tcMar>
+              <w:top w:w="80" w:type="dxa"/>
+              <w:start w:w="120" w:type="dxa"/>
+              <w:bottom w:w="80" w:type="dxa"/>
+              <w:end w:w="120" w:type="dxa"/>
+            </w:tcMar>
+            <w:vAlign w:val="center"/>
+          </w:tcPr>
+          <w:p>
+            <w:pPr>
+              <w:spacing w:after="40" w:line="276" w:lineRule="auto"/>
+            </w:pPr>
+            <w:r>
+              <w:rPr>
+                <w:rFonts w:ascii="Calibri" w:hAnsi="Calibri" w:eastAsia="Calibri"/>
+                <w:b w:val="0"/>
+                <w:i w:val="0"/>
+                <w:sz w:val="18"/>
+              </w:rPr>
+              <w:t>build-preservation</w:t>
+            </w:r>
+          </w:p>
+        </w:tc>
+        <w:tc>
+          <w:tcPr>
+            <w:tcW w:type="dxa" w:w="4440"/>
+            <w:tcMar>
+              <w:top w:w="80" w:type="dxa"/>
+              <w:start w:w="120" w:type="dxa"/>
+              <w:bottom w:w="80" w:type="dxa"/>
+              <w:end w:w="120" w:type="dxa"/>
+            </w:tcMar>
+            <w:vAlign w:val="center"/>
+          </w:tcPr>
+          <w:p>
+            <w:pPr>
+              <w:spacing w:after="40" w:line="276" w:lineRule="auto"/>
+            </w:pPr>
+            <w:r>
+              <w:rPr>
+                <w:rFonts w:ascii="Calibri" w:hAnsi="Calibri" w:eastAsia="Calibri"/>
+                <w:b w:val="0"/>
+                <w:i w:val="0"/>
+                <w:sz w:val="18"/>
+              </w:rPr>
+              <w:t>Build Preservation and Evidence Archive Gate</w:t>
+            </w:r>
+          </w:p>
+        </w:tc>
+        <w:tc>
+          <w:tcPr>
+            <w:tcW w:type="dxa" w:w="2040"/>
+            <w:tcMar>
+              <w:top w:w="80" w:type="dxa"/>
+              <w:start w:w="120" w:type="dxa"/>
+              <w:bottom w:w="80" w:type="dxa"/>
+              <w:end w:w="120" w:type="dxa"/>
+            </w:tcMar>
+            <w:vAlign w:val="center"/>
+          </w:tcPr>
+          <w:p>
+            <w:pPr>
+              <w:spacing w:after="40" w:line="276" w:lineRule="auto"/>
+            </w:pPr>
+            <w:r>
+              <w:rPr>
+                <w:rFonts w:ascii="Calibri" w:hAnsi="Calibri" w:eastAsia="Calibri"/>
+                <w:b w:val="0"/>
+                <w:i w:val="0"/>
+                <w:sz w:val="19"/>
+              </w:rPr>
+              <w:t>/build-preservation</w:t>
             </w:r>
           </w:p>
         </w:tc>
@@ -4550,16 +5169,19 @@
         <w:pStyle w:val="Heading1"/>
       </w:pPr>
       <w:r>
-        <w:rPr>
-          <w:rFonts w:ascii="Arial" w:hAnsi="Arial"/>
-        </w:rPr>
         <w:t>Portable Surface Architecture</w:t>
       </w:r>
     </w:p>
     <w:p>
+      <w:pPr>
+        <w:spacing w:after="120" w:line="300" w:lineRule="auto"/>
+      </w:pPr>
       <w:r>
         <w:rPr>
-          <w:rFonts w:ascii="Arial" w:hAnsi="Arial"/>
+          <w:rFonts w:ascii="Calibri" w:hAnsi="Calibri" w:eastAsia="Calibri"/>
+          <w:b w:val="0"/>
+          <w:i w:val="0"/>
+          <w:sz w:val="22"/>
         </w:rPr>
         <w:t>Each module is being treated as a portable vertical surface with:</w:t>
       </w:r>
@@ -4567,11 +5189,14 @@
     <w:p>
       <w:pPr>
         <w:pStyle w:val="ListBullet"/>
-        <w:spacing w:after="40"/>
+        <w:spacing w:after="80" w:line="300" w:lineRule="auto"/>
       </w:pPr>
       <w:r>
         <w:rPr>
-          <w:rFonts w:ascii="Arial" w:hAnsi="Arial"/>
+          <w:rFonts w:ascii="Calibri" w:hAnsi="Calibri" w:eastAsia="Calibri"/>
+          <w:b w:val="0"/>
+          <w:i w:val="0"/>
+          <w:sz w:val="22"/>
         </w:rPr>
         <w:t>Internal module surface</w:t>
       </w:r>
@@ -4579,11 +5204,14 @@
     <w:p>
       <w:pPr>
         <w:pStyle w:val="ListBullet"/>
-        <w:spacing w:after="40"/>
+        <w:spacing w:after="80" w:line="300" w:lineRule="auto"/>
       </w:pPr>
       <w:r>
         <w:rPr>
-          <w:rFonts w:ascii="Arial" w:hAnsi="Arial"/>
+          <w:rFonts w:ascii="Calibri" w:hAnsi="Calibri" w:eastAsia="Calibri"/>
+          <w:b w:val="0"/>
+          <w:i w:val="0"/>
+          <w:sz w:val="22"/>
         </w:rPr>
         <w:t>Public-safe translation boundary where applicable</w:t>
       </w:r>
@@ -4591,11 +5219,14 @@
     <w:p>
       <w:pPr>
         <w:pStyle w:val="ListBullet"/>
-        <w:spacing w:after="40"/>
+        <w:spacing w:after="80" w:line="300" w:lineRule="auto"/>
       </w:pPr>
       <w:r>
         <w:rPr>
-          <w:rFonts w:ascii="Arial" w:hAnsi="Arial"/>
+          <w:rFonts w:ascii="Calibri" w:hAnsi="Calibri" w:eastAsia="Calibri"/>
+          <w:b w:val="0"/>
+          <w:i w:val="0"/>
+          <w:sz w:val="22"/>
         </w:rPr>
         <w:t>API boundary</w:t>
       </w:r>
@@ -4603,11 +5234,14 @@
     <w:p>
       <w:pPr>
         <w:pStyle w:val="ListBullet"/>
-        <w:spacing w:after="40"/>
+        <w:spacing w:after="80" w:line="300" w:lineRule="auto"/>
       </w:pPr>
       <w:r>
         <w:rPr>
-          <w:rFonts w:ascii="Arial" w:hAnsi="Arial"/>
+          <w:rFonts w:ascii="Calibri" w:hAnsi="Calibri" w:eastAsia="Calibri"/>
+          <w:b w:val="0"/>
+          <w:i w:val="0"/>
+          <w:sz w:val="22"/>
         </w:rPr>
         <w:t>Permission boundary</w:t>
       </w:r>
@@ -4615,11 +5249,14 @@
     <w:p>
       <w:pPr>
         <w:pStyle w:val="ListBullet"/>
-        <w:spacing w:after="40"/>
+        <w:spacing w:after="80" w:line="300" w:lineRule="auto"/>
       </w:pPr>
       <w:r>
         <w:rPr>
-          <w:rFonts w:ascii="Arial" w:hAnsi="Arial"/>
+          <w:rFonts w:ascii="Calibri" w:hAnsi="Calibri" w:eastAsia="Calibri"/>
+          <w:b w:val="0"/>
+          <w:i w:val="0"/>
+          <w:sz w:val="22"/>
         </w:rPr>
         <w:t>Classification boundary</w:t>
       </w:r>
@@ -4627,11 +5264,14 @@
     <w:p>
       <w:pPr>
         <w:pStyle w:val="ListBullet"/>
-        <w:spacing w:after="40"/>
+        <w:spacing w:after="80" w:line="300" w:lineRule="auto"/>
       </w:pPr>
       <w:r>
         <w:rPr>
-          <w:rFonts w:ascii="Arial" w:hAnsi="Arial"/>
+          <w:rFonts w:ascii="Calibri" w:hAnsi="Calibri" w:eastAsia="Calibri"/>
+          <w:b w:val="0"/>
+          <w:i w:val="0"/>
+          <w:sz w:val="22"/>
         </w:rPr>
         <w:t>Claims boundary</w:t>
       </w:r>
@@ -4639,11 +5279,14 @@
     <w:p>
       <w:pPr>
         <w:pStyle w:val="ListBullet"/>
-        <w:spacing w:after="40"/>
+        <w:spacing w:after="80" w:line="300" w:lineRule="auto"/>
       </w:pPr>
       <w:r>
         <w:rPr>
-          <w:rFonts w:ascii="Arial" w:hAnsi="Arial"/>
+          <w:rFonts w:ascii="Calibri" w:hAnsi="Calibri" w:eastAsia="Calibri"/>
+          <w:b w:val="0"/>
+          <w:i w:val="0"/>
+          <w:sz w:val="22"/>
         </w:rPr>
         <w:t>Replay boundary</w:t>
       </w:r>
@@ -4651,11 +5294,14 @@
     <w:p>
       <w:pPr>
         <w:pStyle w:val="ListBullet"/>
-        <w:spacing w:after="40"/>
+        <w:spacing w:after="80" w:line="300" w:lineRule="auto"/>
       </w:pPr>
       <w:r>
         <w:rPr>
-          <w:rFonts w:ascii="Arial" w:hAnsi="Arial"/>
+          <w:rFonts w:ascii="Calibri" w:hAnsi="Calibri" w:eastAsia="Calibri"/>
+          <w:b w:val="0"/>
+          <w:i w:val="0"/>
+          <w:sz w:val="22"/>
         </w:rPr>
         <w:t>Audit and observability posture</w:t>
       </w:r>
@@ -4663,11 +5309,14 @@
     <w:p>
       <w:pPr>
         <w:pStyle w:val="ListBullet"/>
-        <w:spacing w:after="40"/>
+        <w:spacing w:after="80" w:line="300" w:lineRule="auto"/>
       </w:pPr>
       <w:r>
         <w:rPr>
-          <w:rFonts w:ascii="Arial" w:hAnsi="Arial"/>
+          <w:rFonts w:ascii="Calibri" w:hAnsi="Calibri" w:eastAsia="Calibri"/>
+          <w:b w:val="0"/>
+          <w:i w:val="0"/>
+          <w:sz w:val="22"/>
         </w:rPr>
         <w:t>Human review state</w:t>
       </w:r>
@@ -4675,11 +5324,14 @@
     <w:p>
       <w:pPr>
         <w:pStyle w:val="ListBullet"/>
-        <w:spacing w:after="40"/>
+        <w:spacing w:after="80" w:line="300" w:lineRule="auto"/>
       </w:pPr>
       <w:r>
         <w:rPr>
-          <w:rFonts w:ascii="Arial" w:hAnsi="Arial"/>
+          <w:rFonts w:ascii="Calibri" w:hAnsi="Calibri" w:eastAsia="Calibri"/>
+          <w:b w:val="0"/>
+          <w:i w:val="0"/>
+          <w:sz w:val="22"/>
         </w:rPr>
         <w:t>Production block posture</w:t>
       </w:r>
@@ -4687,19 +5339,28 @@
     <w:p>
       <w:pPr>
         <w:pStyle w:val="ListBullet"/>
-        <w:spacing w:after="40"/>
+        <w:spacing w:after="80" w:line="300" w:lineRule="auto"/>
       </w:pPr>
       <w:r>
         <w:rPr>
-          <w:rFonts w:ascii="Arial" w:hAnsi="Arial"/>
+          <w:rFonts w:ascii="Calibri" w:hAnsi="Calibri" w:eastAsia="Calibri"/>
+          <w:b w:val="0"/>
+          <w:i w:val="0"/>
+          <w:sz w:val="22"/>
         </w:rPr>
         <w:t>Cross-module handoff and event contract integration</w:t>
       </w:r>
     </w:p>
     <w:p>
+      <w:pPr>
+        <w:spacing w:after="120" w:line="300" w:lineRule="auto"/>
+      </w:pPr>
       <w:r>
         <w:rPr>
-          <w:rFonts w:ascii="Arial" w:hAnsi="Arial"/>
+          <w:rFonts w:ascii="Calibri" w:hAnsi="Calibri" w:eastAsia="Calibri"/>
+          <w:b w:val="0"/>
+          <w:i w:val="0"/>
+          <w:sz w:val="22"/>
         </w:rPr>
         <w:t>Public and partner surfaces currently include borrower, lender, sponsor, property discovery, and revenue-opportunity translation surfaces. These surfaces are advisory only and remain blocked from approvals, guarantees, official determinations, commitments, public verification, or regulated reliance.</w:t>
       </w:r>
@@ -4709,16 +5370,19 @@
         <w:pStyle w:val="Heading1"/>
       </w:pPr>
       <w:r>
-        <w:rPr>
-          <w:rFonts w:ascii="Arial" w:hAnsi="Arial"/>
-        </w:rPr>
         <w:t>Backend Foundation Completed</w:t>
       </w:r>
     </w:p>
     <w:p>
+      <w:pPr>
+        <w:spacing w:after="120" w:line="300" w:lineRule="auto"/>
+      </w:pPr>
       <w:r>
         <w:rPr>
-          <w:rFonts w:ascii="Arial" w:hAnsi="Arial"/>
+          <w:rFonts w:ascii="Calibri" w:hAnsi="Calibri" w:eastAsia="Calibri"/>
+          <w:b w:val="0"/>
+          <w:i w:val="0"/>
+          <w:sz w:val="22"/>
         </w:rPr>
         <w:t>The backend foundation currently includes:</w:t>
       </w:r>
@@ -4726,19 +5390,23 @@
     <w:p>
       <w:pPr>
         <w:pStyle w:val="ListBullet"/>
-        <w:spacing w:after="40"/>
+        <w:spacing w:after="80" w:line="300" w:lineRule="auto"/>
       </w:pPr>
       <w:r>
         <w:rPr>
-          <w:rFonts w:ascii="Arial" w:hAnsi="Arial"/>
+          <w:rFonts w:ascii="Calibri" w:hAnsi="Calibri" w:eastAsia="Calibri"/>
+          <w:b w:val="0"/>
+          <w:i w:val="0"/>
+          <w:sz w:val="22"/>
         </w:rPr>
         <w:t xml:space="preserve">Canonical schema singularity under </w:t>
       </w:r>
       <w:r>
         <w:rPr>
-          <w:rFonts w:ascii="Courier New" w:hAnsi="Courier New"/>
-          <w:color w:val="282828"/>
-          <w:sz w:val="17"/>
+          <w:rFonts w:ascii="Calibri" w:hAnsi="Calibri" w:eastAsia="Calibri"/>
+          <w:b w:val="0"/>
+          <w:i w:val="0"/>
+          <w:sz w:val="19"/>
         </w:rPr>
         <w:t>src/db/schema</w:t>
       </w:r>
@@ -4746,11 +5414,14 @@
     <w:p>
       <w:pPr>
         <w:pStyle w:val="ListBullet"/>
-        <w:spacing w:after="40"/>
+        <w:spacing w:after="80" w:line="300" w:lineRule="auto"/>
       </w:pPr>
       <w:r>
         <w:rPr>
-          <w:rFonts w:ascii="Arial" w:hAnsi="Arial"/>
+          <w:rFonts w:ascii="Calibri" w:hAnsi="Calibri" w:eastAsia="Calibri"/>
+          <w:b w:val="0"/>
+          <w:i w:val="0"/>
+          <w:sz w:val="22"/>
         </w:rPr>
         <w:t>Database migrations through governed schema expansion</w:t>
       </w:r>
@@ -4758,11 +5429,14 @@
     <w:p>
       <w:pPr>
         <w:pStyle w:val="ListBullet"/>
-        <w:spacing w:after="40"/>
+        <w:spacing w:after="80" w:line="300" w:lineRule="auto"/>
       </w:pPr>
       <w:r>
         <w:rPr>
-          <w:rFonts w:ascii="Arial" w:hAnsi="Arial"/>
+          <w:rFonts w:ascii="Calibri" w:hAnsi="Calibri" w:eastAsia="Calibri"/>
+          <w:b w:val="0"/>
+          <w:i w:val="0"/>
+          <w:sz w:val="22"/>
         </w:rPr>
         <w:t>Runtime guard layer</w:t>
       </w:r>
@@ -4770,11 +5444,14 @@
     <w:p>
       <w:pPr>
         <w:pStyle w:val="ListBullet"/>
-        <w:spacing w:after="40"/>
+        <w:spacing w:after="80" w:line="300" w:lineRule="auto"/>
       </w:pPr>
       <w:r>
         <w:rPr>
-          <w:rFonts w:ascii="Arial" w:hAnsi="Arial"/>
+          <w:rFonts w:ascii="Calibri" w:hAnsi="Calibri" w:eastAsia="Calibri"/>
+          <w:b w:val="0"/>
+          <w:i w:val="0"/>
+          <w:sz w:val="22"/>
         </w:rPr>
         <w:t>Classification runtime</w:t>
       </w:r>
@@ -4782,11 +5459,14 @@
     <w:p>
       <w:pPr>
         <w:pStyle w:val="ListBullet"/>
-        <w:spacing w:after="40"/>
+        <w:spacing w:after="80" w:line="300" w:lineRule="auto"/>
       </w:pPr>
       <w:r>
         <w:rPr>
-          <w:rFonts w:ascii="Arial" w:hAnsi="Arial"/>
+          <w:rFonts w:ascii="Calibri" w:hAnsi="Calibri" w:eastAsia="Calibri"/>
+          <w:b w:val="0"/>
+          <w:i w:val="0"/>
+          <w:sz w:val="22"/>
         </w:rPr>
         <w:t>Version runtime</w:t>
       </w:r>
@@ -4794,11 +5474,14 @@
     <w:p>
       <w:pPr>
         <w:pStyle w:val="ListBullet"/>
-        <w:spacing w:after="40"/>
+        <w:spacing w:after="80" w:line="300" w:lineRule="auto"/>
       </w:pPr>
       <w:r>
         <w:rPr>
-          <w:rFonts w:ascii="Arial" w:hAnsi="Arial"/>
+          <w:rFonts w:ascii="Calibri" w:hAnsi="Calibri" w:eastAsia="Calibri"/>
+          <w:b w:val="0"/>
+          <w:i w:val="0"/>
+          <w:sz w:val="22"/>
         </w:rPr>
         <w:t>Observability runtime</w:t>
       </w:r>
@@ -4806,11 +5489,14 @@
     <w:p>
       <w:pPr>
         <w:pStyle w:val="ListBullet"/>
-        <w:spacing w:after="40"/>
+        <w:spacing w:after="80" w:line="300" w:lineRule="auto"/>
       </w:pPr>
       <w:r>
         <w:rPr>
-          <w:rFonts w:ascii="Arial" w:hAnsi="Arial"/>
+          <w:rFonts w:ascii="Calibri" w:hAnsi="Calibri" w:eastAsia="Calibri"/>
+          <w:b w:val="0"/>
+          <w:i w:val="0"/>
+          <w:sz w:val="22"/>
         </w:rPr>
         <w:t>Explainability lineage</w:t>
       </w:r>
@@ -4818,11 +5504,14 @@
     <w:p>
       <w:pPr>
         <w:pStyle w:val="ListBullet"/>
-        <w:spacing w:after="40"/>
+        <w:spacing w:after="80" w:line="300" w:lineRule="auto"/>
       </w:pPr>
       <w:r>
         <w:rPr>
-          <w:rFonts w:ascii="Arial" w:hAnsi="Arial"/>
+          <w:rFonts w:ascii="Calibri" w:hAnsi="Calibri" w:eastAsia="Calibri"/>
+          <w:b w:val="0"/>
+          <w:i w:val="0"/>
+          <w:sz w:val="22"/>
         </w:rPr>
         <w:t>Audit ledger and canonical ledger support</w:t>
       </w:r>
@@ -4830,11 +5519,14 @@
     <w:p>
       <w:pPr>
         <w:pStyle w:val="ListBullet"/>
-        <w:spacing w:after="40"/>
+        <w:spacing w:after="80" w:line="300" w:lineRule="auto"/>
       </w:pPr>
       <w:r>
         <w:rPr>
-          <w:rFonts w:ascii="Arial" w:hAnsi="Arial"/>
+          <w:rFonts w:ascii="Calibri" w:hAnsi="Calibri" w:eastAsia="Calibri"/>
+          <w:b w:val="0"/>
+          <w:i w:val="0"/>
+          <w:sz w:val="22"/>
         </w:rPr>
         <w:t>Replay verification</w:t>
       </w:r>
@@ -4842,11 +5534,14 @@
     <w:p>
       <w:pPr>
         <w:pStyle w:val="ListBullet"/>
-        <w:spacing w:after="40"/>
+        <w:spacing w:after="80" w:line="300" w:lineRule="auto"/>
       </w:pPr>
       <w:r>
         <w:rPr>
-          <w:rFonts w:ascii="Arial" w:hAnsi="Arial"/>
+          <w:rFonts w:ascii="Calibri" w:hAnsi="Calibri" w:eastAsia="Calibri"/>
+          <w:b w:val="0"/>
+          <w:i w:val="0"/>
+          <w:sz w:val="22"/>
         </w:rPr>
         <w:t>Role and access controls</w:t>
       </w:r>
@@ -4854,11 +5549,14 @@
     <w:p>
       <w:pPr>
         <w:pStyle w:val="ListBullet"/>
-        <w:spacing w:after="40"/>
+        <w:spacing w:after="80" w:line="300" w:lineRule="auto"/>
       </w:pPr>
       <w:r>
         <w:rPr>
-          <w:rFonts w:ascii="Arial" w:hAnsi="Arial"/>
+          <w:rFonts w:ascii="Calibri" w:hAnsi="Calibri" w:eastAsia="Calibri"/>
+          <w:b w:val="0"/>
+          <w:i w:val="0"/>
+          <w:sz w:val="22"/>
         </w:rPr>
         <w:t>Security and audit readiness checks</w:t>
       </w:r>
@@ -4866,11 +5564,14 @@
     <w:p>
       <w:pPr>
         <w:pStyle w:val="ListBullet"/>
-        <w:spacing w:after="40"/>
+        <w:spacing w:after="80" w:line="300" w:lineRule="auto"/>
       </w:pPr>
       <w:r>
         <w:rPr>
-          <w:rFonts w:ascii="Arial" w:hAnsi="Arial"/>
+          <w:rFonts w:ascii="Calibri" w:hAnsi="Calibri" w:eastAsia="Calibri"/>
+          <w:b w:val="0"/>
+          <w:i w:val="0"/>
+          <w:sz w:val="22"/>
         </w:rPr>
         <w:t>Production auth activation policy</w:t>
       </w:r>
@@ -4878,11 +5579,14 @@
     <w:p>
       <w:pPr>
         <w:pStyle w:val="ListBullet"/>
-        <w:spacing w:after="40"/>
+        <w:spacing w:after="80" w:line="300" w:lineRule="auto"/>
       </w:pPr>
       <w:r>
         <w:rPr>
-          <w:rFonts w:ascii="Arial" w:hAnsi="Arial"/>
+          <w:rFonts w:ascii="Calibri" w:hAnsi="Calibri" w:eastAsia="Calibri"/>
+          <w:b w:val="0"/>
+          <w:i w:val="0"/>
+          <w:sz w:val="22"/>
         </w:rPr>
         <w:t>Backend production readiness gate</w:t>
       </w:r>
@@ -4890,11 +5594,14 @@
     <w:p>
       <w:pPr>
         <w:pStyle w:val="ListBullet"/>
-        <w:spacing w:after="40"/>
+        <w:spacing w:after="80" w:line="300" w:lineRule="auto"/>
       </w:pPr>
       <w:r>
         <w:rPr>
-          <w:rFonts w:ascii="Arial" w:hAnsi="Arial"/>
+          <w:rFonts w:ascii="Calibri" w:hAnsi="Calibri" w:eastAsia="Calibri"/>
+          <w:b w:val="0"/>
+          <w:i w:val="0"/>
+          <w:sz w:val="22"/>
         </w:rPr>
         <w:t>Backend module readiness gate</w:t>
       </w:r>
@@ -4902,11 +5609,14 @@
     <w:p>
       <w:pPr>
         <w:pStyle w:val="ListBullet"/>
-        <w:spacing w:after="40"/>
+        <w:spacing w:after="80" w:line="300" w:lineRule="auto"/>
       </w:pPr>
       <w:r>
         <w:rPr>
-          <w:rFonts w:ascii="Arial" w:hAnsi="Arial"/>
+          <w:rFonts w:ascii="Calibri" w:hAnsi="Calibri" w:eastAsia="Calibri"/>
+          <w:b w:val="0"/>
+          <w:i w:val="0"/>
+          <w:sz w:val="22"/>
         </w:rPr>
         <w:t>Public claims validation</w:t>
       </w:r>
@@ -4914,11 +5624,14 @@
     <w:p>
       <w:pPr>
         <w:pStyle w:val="ListBullet"/>
-        <w:spacing w:after="40"/>
+        <w:spacing w:after="80" w:line="300" w:lineRule="auto"/>
       </w:pPr>
       <w:r>
         <w:rPr>
-          <w:rFonts w:ascii="Arial" w:hAnsi="Arial"/>
+          <w:rFonts w:ascii="Calibri" w:hAnsi="Calibri" w:eastAsia="Calibri"/>
+          <w:b w:val="0"/>
+          <w:i w:val="0"/>
+          <w:sz w:val="22"/>
         </w:rPr>
         <w:t>Redaction checks</w:t>
       </w:r>
@@ -4926,11 +5639,14 @@
     <w:p>
       <w:pPr>
         <w:pStyle w:val="ListBullet"/>
-        <w:spacing w:after="40"/>
+        <w:spacing w:after="80" w:line="300" w:lineRule="auto"/>
       </w:pPr>
       <w:r>
         <w:rPr>
-          <w:rFonts w:ascii="Arial" w:hAnsi="Arial"/>
+          <w:rFonts w:ascii="Calibri" w:hAnsi="Calibri" w:eastAsia="Calibri"/>
+          <w:b w:val="0"/>
+          <w:i w:val="0"/>
+          <w:sz w:val="22"/>
         </w:rPr>
         <w:t>Cross-module replay checks</w:t>
       </w:r>
@@ -4938,11 +5654,14 @@
     <w:p>
       <w:pPr>
         <w:pStyle w:val="ListBullet"/>
-        <w:spacing w:after="40"/>
+        <w:spacing w:after="80" w:line="300" w:lineRule="auto"/>
       </w:pPr>
       <w:r>
         <w:rPr>
-          <w:rFonts w:ascii="Arial" w:hAnsi="Arial"/>
+          <w:rFonts w:ascii="Calibri" w:hAnsi="Calibri" w:eastAsia="Calibri"/>
+          <w:b w:val="0"/>
+          <w:i w:val="0"/>
+          <w:sz w:val="22"/>
         </w:rPr>
         <w:t>Module manifest registry</w:t>
       </w:r>
@@ -4950,11 +5669,14 @@
     <w:p>
       <w:pPr>
         <w:pStyle w:val="ListBullet"/>
-        <w:spacing w:after="40"/>
+        <w:spacing w:after="80" w:line="300" w:lineRule="auto"/>
       </w:pPr>
       <w:r>
         <w:rPr>
-          <w:rFonts w:ascii="Arial" w:hAnsi="Arial"/>
+          <w:rFonts w:ascii="Calibri" w:hAnsi="Calibri" w:eastAsia="Calibri"/>
+          <w:b w:val="0"/>
+          <w:i w:val="0"/>
+          <w:sz w:val="22"/>
         </w:rPr>
         <w:t>Event contract registry</w:t>
       </w:r>
@@ -4962,11 +5684,14 @@
     <w:p>
       <w:pPr>
         <w:pStyle w:val="ListBullet"/>
-        <w:spacing w:after="40"/>
+        <w:spacing w:after="80" w:line="300" w:lineRule="auto"/>
       </w:pPr>
       <w:r>
         <w:rPr>
-          <w:rFonts w:ascii="Arial" w:hAnsi="Arial"/>
+          <w:rFonts w:ascii="Calibri" w:hAnsi="Calibri" w:eastAsia="Calibri"/>
+          <w:b w:val="0"/>
+          <w:i w:val="0"/>
+          <w:sz w:val="22"/>
         </w:rPr>
         <w:t>Cross-module handoff map</w:t>
       </w:r>
@@ -4974,11 +5699,14 @@
     <w:p>
       <w:pPr>
         <w:pStyle w:val="ListBullet"/>
-        <w:spacing w:after="40"/>
+        <w:spacing w:after="80" w:line="300" w:lineRule="auto"/>
       </w:pPr>
       <w:r>
         <w:rPr>
-          <w:rFonts w:ascii="Arial" w:hAnsi="Arial"/>
+          <w:rFonts w:ascii="Calibri" w:hAnsi="Calibri" w:eastAsia="Calibri"/>
+          <w:b w:val="0"/>
+          <w:i w:val="0"/>
+          <w:sz w:val="22"/>
         </w:rPr>
         <w:t>Portable vertical surface registry</w:t>
       </w:r>
@@ -4986,11 +5714,14 @@
     <w:p>
       <w:pPr>
         <w:pStyle w:val="ListBullet"/>
-        <w:spacing w:after="40"/>
+        <w:spacing w:after="80" w:line="300" w:lineRule="auto"/>
       </w:pPr>
       <w:r>
         <w:rPr>
-          <w:rFonts w:ascii="Arial" w:hAnsi="Arial"/>
+          <w:rFonts w:ascii="Calibri" w:hAnsi="Calibri" w:eastAsia="Calibri"/>
+          <w:b w:val="0"/>
+          <w:i w:val="0"/>
+          <w:sz w:val="22"/>
         </w:rPr>
         <w:t>Operator demo handoff</w:t>
       </w:r>
@@ -5000,24 +5731,33 @@
         <w:pStyle w:val="Heading1"/>
       </w:pPr>
       <w:r>
-        <w:rPr>
-          <w:rFonts w:ascii="Arial" w:hAnsi="Arial"/>
-        </w:rPr>
         <w:t>Source Intelligence and Scraper Posture</w:t>
       </w:r>
     </w:p>
     <w:p>
+      <w:pPr>
+        <w:spacing w:after="120" w:line="300" w:lineRule="auto"/>
+      </w:pPr>
       <w:r>
         <w:rPr>
-          <w:rFonts w:ascii="Arial" w:hAnsi="Arial"/>
+          <w:rFonts w:ascii="Calibri" w:hAnsi="Calibri" w:eastAsia="Calibri"/>
+          <w:b w:val="0"/>
+          <w:i w:val="0"/>
+          <w:sz w:val="22"/>
         </w:rPr>
         <w:t>Source Intelligence work is implemented as governed infrastructure, not live scraping authority.</w:t>
       </w:r>
     </w:p>
     <w:p>
+      <w:pPr>
+        <w:spacing w:after="120" w:line="300" w:lineRule="auto"/>
+      </w:pPr>
       <w:r>
         <w:rPr>
-          <w:rFonts w:ascii="Arial" w:hAnsi="Arial"/>
+          <w:rFonts w:ascii="Calibri" w:hAnsi="Calibri" w:eastAsia="Calibri"/>
+          <w:b w:val="0"/>
+          <w:i w:val="0"/>
+          <w:sz w:val="22"/>
         </w:rPr>
         <w:t>Current source posture:</w:t>
       </w:r>
@@ -5025,11 +5765,14 @@
     <w:p>
       <w:pPr>
         <w:pStyle w:val="ListBullet"/>
-        <w:spacing w:after="40"/>
+        <w:spacing w:after="80" w:line="300" w:lineRule="auto"/>
       </w:pPr>
       <w:r>
         <w:rPr>
-          <w:rFonts w:ascii="Arial" w:hAnsi="Arial"/>
+          <w:rFonts w:ascii="Calibri" w:hAnsi="Calibri" w:eastAsia="Calibri"/>
+          <w:b w:val="0"/>
+          <w:i w:val="0"/>
+          <w:sz w:val="22"/>
         </w:rPr>
         <w:t>Scraper registry implemented</w:t>
       </w:r>
@@ -5037,11 +5780,14 @@
     <w:p>
       <w:pPr>
         <w:pStyle w:val="ListBullet"/>
-        <w:spacing w:after="40"/>
+        <w:spacing w:after="80" w:line="300" w:lineRule="auto"/>
       </w:pPr>
       <w:r>
         <w:rPr>
-          <w:rFonts w:ascii="Arial" w:hAnsi="Arial"/>
+          <w:rFonts w:ascii="Calibri" w:hAnsi="Calibri" w:eastAsia="Calibri"/>
+          <w:b w:val="0"/>
+          <w:i w:val="0"/>
+          <w:sz w:val="22"/>
         </w:rPr>
         <w:t>Source authority registry implemented</w:t>
       </w:r>
@@ -5049,11 +5795,14 @@
     <w:p>
       <w:pPr>
         <w:pStyle w:val="ListBullet"/>
-        <w:spacing w:after="40"/>
+        <w:spacing w:after="80" w:line="300" w:lineRule="auto"/>
       </w:pPr>
       <w:r>
         <w:rPr>
-          <w:rFonts w:ascii="Arial" w:hAnsi="Arial"/>
+          <w:rFonts w:ascii="Calibri" w:hAnsi="Calibri" w:eastAsia="Calibri"/>
+          <w:b w:val="0"/>
+          <w:i w:val="0"/>
+          <w:sz w:val="22"/>
         </w:rPr>
         <w:t>Source ingestion governance implemented</w:t>
       </w:r>
@@ -5061,11 +5810,14 @@
     <w:p>
       <w:pPr>
         <w:pStyle w:val="ListBullet"/>
-        <w:spacing w:after="40"/>
+        <w:spacing w:after="80" w:line="300" w:lineRule="auto"/>
       </w:pPr>
       <w:r>
         <w:rPr>
-          <w:rFonts w:ascii="Arial" w:hAnsi="Arial"/>
+          <w:rFonts w:ascii="Calibri" w:hAnsi="Calibri" w:eastAsia="Calibri"/>
+          <w:b w:val="0"/>
+          <w:i w:val="0"/>
+          <w:sz w:val="22"/>
         </w:rPr>
         <w:t>Connector governance implemented</w:t>
       </w:r>
@@ -5073,11 +5825,14 @@
     <w:p>
       <w:pPr>
         <w:pStyle w:val="ListBullet"/>
-        <w:spacing w:after="40"/>
+        <w:spacing w:after="80" w:line="300" w:lineRule="auto"/>
       </w:pPr>
       <w:r>
         <w:rPr>
-          <w:rFonts w:ascii="Arial" w:hAnsi="Arial"/>
+          <w:rFonts w:ascii="Calibri" w:hAnsi="Calibri" w:eastAsia="Calibri"/>
+          <w:b w:val="0"/>
+          <w:i w:val="0"/>
+          <w:sz w:val="22"/>
         </w:rPr>
         <w:t>Property discovery governance implemented</w:t>
       </w:r>
@@ -5085,11 +5840,14 @@
     <w:p>
       <w:pPr>
         <w:pStyle w:val="ListBullet"/>
-        <w:spacing w:after="40"/>
+        <w:spacing w:after="80" w:line="300" w:lineRule="auto"/>
       </w:pPr>
       <w:r>
         <w:rPr>
-          <w:rFonts w:ascii="Arial" w:hAnsi="Arial"/>
+          <w:rFonts w:ascii="Calibri" w:hAnsi="Calibri" w:eastAsia="Calibri"/>
+          <w:b w:val="0"/>
+          <w:i w:val="0"/>
+          <w:sz w:val="22"/>
         </w:rPr>
         <w:t>Canonical property records implemented</w:t>
       </w:r>
@@ -5097,11 +5855,14 @@
     <w:p>
       <w:pPr>
         <w:pStyle w:val="ListBullet"/>
-        <w:spacing w:after="40"/>
+        <w:spacing w:after="80" w:line="300" w:lineRule="auto"/>
       </w:pPr>
       <w:r>
         <w:rPr>
-          <w:rFonts w:ascii="Arial" w:hAnsi="Arial"/>
+          <w:rFonts w:ascii="Calibri" w:hAnsi="Calibri" w:eastAsia="Calibri"/>
+          <w:b w:val="0"/>
+          <w:i w:val="0"/>
+          <w:sz w:val="22"/>
         </w:rPr>
         <w:t>Provenance checks implemented</w:t>
       </w:r>
@@ -5109,11 +5870,14 @@
     <w:p>
       <w:pPr>
         <w:pStyle w:val="ListBullet"/>
-        <w:spacing w:after="40"/>
+        <w:spacing w:after="80" w:line="300" w:lineRule="auto"/>
       </w:pPr>
       <w:r>
         <w:rPr>
-          <w:rFonts w:ascii="Arial" w:hAnsi="Arial"/>
+          <w:rFonts w:ascii="Calibri" w:hAnsi="Calibri" w:eastAsia="Calibri"/>
+          <w:b w:val="0"/>
+          <w:i w:val="0"/>
+          <w:sz w:val="22"/>
         </w:rPr>
         <w:t>Source legal review gate implemented</w:t>
       </w:r>
@@ -5121,11 +5885,14 @@
     <w:p>
       <w:pPr>
         <w:pStyle w:val="ListBullet"/>
-        <w:spacing w:after="40"/>
+        <w:spacing w:after="80" w:line="300" w:lineRule="auto"/>
       </w:pPr>
       <w:r>
         <w:rPr>
-          <w:rFonts w:ascii="Arial" w:hAnsi="Arial"/>
+          <w:rFonts w:ascii="Calibri" w:hAnsi="Calibri" w:eastAsia="Calibri"/>
+          <w:b w:val="0"/>
+          <w:i w:val="0"/>
+          <w:sz w:val="22"/>
         </w:rPr>
         <w:t>Source promotion packet gate implemented</w:t>
       </w:r>
@@ -5133,11 +5900,14 @@
     <w:p>
       <w:pPr>
         <w:pStyle w:val="ListBullet"/>
-        <w:spacing w:after="40"/>
+        <w:spacing w:after="80" w:line="300" w:lineRule="auto"/>
       </w:pPr>
       <w:r>
         <w:rPr>
-          <w:rFonts w:ascii="Arial" w:hAnsi="Arial"/>
+          <w:rFonts w:ascii="Calibri" w:hAnsi="Calibri" w:eastAsia="Calibri"/>
+          <w:b w:val="0"/>
+          <w:i w:val="0"/>
+          <w:sz w:val="22"/>
         </w:rPr>
         <w:t>Source production readiness gate implemented</w:t>
       </w:r>
@@ -5145,11 +5915,14 @@
     <w:p>
       <w:pPr>
         <w:pStyle w:val="ListBullet"/>
-        <w:spacing w:after="40"/>
+        <w:spacing w:after="80" w:line="300" w:lineRule="auto"/>
       </w:pPr>
       <w:r>
         <w:rPr>
-          <w:rFonts w:ascii="Arial" w:hAnsi="Arial"/>
+          <w:rFonts w:ascii="Calibri" w:hAnsi="Calibri" w:eastAsia="Calibri"/>
+          <w:b w:val="0"/>
+          <w:i w:val="0"/>
+          <w:sz w:val="22"/>
         </w:rPr>
         <w:t>Controlled promotion activation gate implemented</w:t>
       </w:r>
@@ -5157,19 +5930,28 @@
     <w:p>
       <w:pPr>
         <w:pStyle w:val="ListBullet"/>
-        <w:spacing w:after="40"/>
+        <w:spacing w:after="80" w:line="300" w:lineRule="auto"/>
       </w:pPr>
       <w:r>
         <w:rPr>
-          <w:rFonts w:ascii="Arial" w:hAnsi="Arial"/>
+          <w:rFonts w:ascii="Calibri" w:hAnsi="Calibri" w:eastAsia="Calibri"/>
+          <w:b w:val="0"/>
+          <w:i w:val="0"/>
+          <w:sz w:val="22"/>
         </w:rPr>
         <w:t>Live scraper activation gate implemented</w:t>
       </w:r>
     </w:p>
     <w:p>
+      <w:pPr>
+        <w:spacing w:after="120" w:line="300" w:lineRule="auto"/>
+      </w:pPr>
       <w:r>
         <w:rPr>
-          <w:rFonts w:ascii="Arial" w:hAnsi="Arial"/>
+          <w:rFonts w:ascii="Calibri" w:hAnsi="Calibri" w:eastAsia="Calibri"/>
+          <w:b w:val="0"/>
+          <w:i w:val="0"/>
+          <w:sz w:val="22"/>
         </w:rPr>
         <w:t>Live fetch remains blocked. Verified live-fetch enabled count: 0.</w:t>
       </w:r>
@@ -5179,24 +5961,33 @@
         <w:pStyle w:val="Heading1"/>
       </w:pPr>
       <w:r>
-        <w:rPr>
-          <w:rFonts w:ascii="Arial" w:hAnsi="Arial"/>
-        </w:rPr>
         <w:t>Revenue Intelligence Posture</w:t>
       </w:r>
     </w:p>
     <w:p>
+      <w:pPr>
+        <w:spacing w:after="120" w:line="300" w:lineRule="auto"/>
+      </w:pPr>
       <w:r>
         <w:rPr>
-          <w:rFonts w:ascii="Arial" w:hAnsi="Arial"/>
+          <w:rFonts w:ascii="Calibri" w:hAnsi="Calibri" w:eastAsia="Calibri"/>
+          <w:b w:val="0"/>
+          <w:i w:val="0"/>
+          <w:sz w:val="22"/>
         </w:rPr>
         <w:t>Revenue Source Intelligence is implemented as advisory, source-governed infrastructure.</w:t>
       </w:r>
     </w:p>
     <w:p>
+      <w:pPr>
+        <w:spacing w:after="120" w:line="300" w:lineRule="auto"/>
+      </w:pPr>
       <w:r>
         <w:rPr>
-          <w:rFonts w:ascii="Arial" w:hAnsi="Arial"/>
+          <w:rFonts w:ascii="Calibri" w:hAnsi="Calibri" w:eastAsia="Calibri"/>
+          <w:b w:val="0"/>
+          <w:i w:val="0"/>
+          <w:sz w:val="22"/>
         </w:rPr>
         <w:t>Current revenue posture:</w:t>
       </w:r>
@@ -5204,11 +5995,14 @@
     <w:p>
       <w:pPr>
         <w:pStyle w:val="ListBullet"/>
-        <w:spacing w:after="40"/>
+        <w:spacing w:after="80" w:line="300" w:lineRule="auto"/>
       </w:pPr>
       <w:r>
         <w:rPr>
-          <w:rFonts w:ascii="Arial" w:hAnsi="Arial"/>
+          <w:rFonts w:ascii="Calibri" w:hAnsi="Calibri" w:eastAsia="Calibri"/>
+          <w:b w:val="0"/>
+          <w:i w:val="0"/>
+          <w:sz w:val="22"/>
         </w:rPr>
         <w:t>Revenue opportunity registry implemented</w:t>
       </w:r>
@@ -5216,11 +6010,14 @@
     <w:p>
       <w:pPr>
         <w:pStyle w:val="ListBullet"/>
-        <w:spacing w:after="40"/>
+        <w:spacing w:after="80" w:line="300" w:lineRule="auto"/>
       </w:pPr>
       <w:r>
         <w:rPr>
-          <w:rFonts w:ascii="Arial" w:hAnsi="Arial"/>
+          <w:rFonts w:ascii="Calibri" w:hAnsi="Calibri" w:eastAsia="Calibri"/>
+          <w:b w:val="0"/>
+          <w:i w:val="0"/>
+          <w:sz w:val="22"/>
         </w:rPr>
         <w:t>Sellable catalog governance implemented</w:t>
       </w:r>
@@ -5228,11 +6025,14 @@
     <w:p>
       <w:pPr>
         <w:pStyle w:val="ListBullet"/>
-        <w:spacing w:after="40"/>
+        <w:spacing w:after="80" w:line="300" w:lineRule="auto"/>
       </w:pPr>
       <w:r>
         <w:rPr>
-          <w:rFonts w:ascii="Arial" w:hAnsi="Arial"/>
+          <w:rFonts w:ascii="Calibri" w:hAnsi="Calibri" w:eastAsia="Calibri"/>
+          <w:b w:val="0"/>
+          <w:i w:val="0"/>
+          <w:sz w:val="22"/>
         </w:rPr>
         <w:t>Program graph governance implemented</w:t>
       </w:r>
@@ -5240,11 +6040,14 @@
     <w:p>
       <w:pPr>
         <w:pStyle w:val="ListBullet"/>
-        <w:spacing w:after="40"/>
+        <w:spacing w:after="80" w:line="300" w:lineRule="auto"/>
       </w:pPr>
       <w:r>
         <w:rPr>
-          <w:rFonts w:ascii="Arial" w:hAnsi="Arial"/>
+          <w:rFonts w:ascii="Calibri" w:hAnsi="Calibri" w:eastAsia="Calibri"/>
+          <w:b w:val="0"/>
+          <w:i w:val="0"/>
+          <w:sz w:val="22"/>
         </w:rPr>
         <w:t>Marketplace intelligence governance implemented</w:t>
       </w:r>
@@ -5252,11 +6055,14 @@
     <w:p>
       <w:pPr>
         <w:pStyle w:val="ListBullet"/>
-        <w:spacing w:after="40"/>
+        <w:spacing w:after="80" w:line="300" w:lineRule="auto"/>
       </w:pPr>
       <w:r>
         <w:rPr>
-          <w:rFonts w:ascii="Arial" w:hAnsi="Arial"/>
+          <w:rFonts w:ascii="Calibri" w:hAnsi="Calibri" w:eastAsia="Calibri"/>
+          <w:b w:val="0"/>
+          <w:i w:val="0"/>
+          <w:sz w:val="22"/>
         </w:rPr>
         <w:t>Operating cost signal governance implemented</w:t>
       </w:r>
@@ -5264,11 +6070,14 @@
     <w:p>
       <w:pPr>
         <w:pStyle w:val="ListBullet"/>
-        <w:spacing w:after="40"/>
+        <w:spacing w:after="80" w:line="300" w:lineRule="auto"/>
       </w:pPr>
       <w:r>
         <w:rPr>
-          <w:rFonts w:ascii="Arial" w:hAnsi="Arial"/>
+          <w:rFonts w:ascii="Calibri" w:hAnsi="Calibri" w:eastAsia="Calibri"/>
+          <w:b w:val="0"/>
+          <w:i w:val="0"/>
+          <w:sz w:val="22"/>
         </w:rPr>
         <w:t>Market signal governance implemented</w:t>
       </w:r>
@@ -5276,11 +6085,14 @@
     <w:p>
       <w:pPr>
         <w:pStyle w:val="ListBullet"/>
-        <w:spacing w:after="40"/>
+        <w:spacing w:after="80" w:line="300" w:lineRule="auto"/>
       </w:pPr>
       <w:r>
         <w:rPr>
-          <w:rFonts w:ascii="Arial" w:hAnsi="Arial"/>
+          <w:rFonts w:ascii="Calibri" w:hAnsi="Calibri" w:eastAsia="Calibri"/>
+          <w:b w:val="0"/>
+          <w:i w:val="0"/>
+          <w:sz w:val="22"/>
         </w:rPr>
         <w:t>Geospatial suitability governance implemented</w:t>
       </w:r>
@@ -5288,11 +6100,14 @@
     <w:p>
       <w:pPr>
         <w:pStyle w:val="ListBullet"/>
-        <w:spacing w:after="40"/>
+        <w:spacing w:after="80" w:line="300" w:lineRule="auto"/>
       </w:pPr>
       <w:r>
         <w:rPr>
-          <w:rFonts w:ascii="Arial" w:hAnsi="Arial"/>
+          <w:rFonts w:ascii="Calibri" w:hAnsi="Calibri" w:eastAsia="Calibri"/>
+          <w:b w:val="0"/>
+          <w:i w:val="0"/>
+          <w:sz w:val="22"/>
         </w:rPr>
         <w:t>State regulatory registry governance implemented</w:t>
       </w:r>
@@ -5300,11 +6115,14 @@
     <w:p>
       <w:pPr>
         <w:pStyle w:val="ListBullet"/>
-        <w:spacing w:after="40"/>
+        <w:spacing w:after="80" w:line="300" w:lineRule="auto"/>
       </w:pPr>
       <w:r>
         <w:rPr>
-          <w:rFonts w:ascii="Arial" w:hAnsi="Arial"/>
+          <w:rFonts w:ascii="Calibri" w:hAnsi="Calibri" w:eastAsia="Calibri"/>
+          <w:b w:val="0"/>
+          <w:i w:val="0"/>
+          <w:sz w:val="22"/>
         </w:rPr>
         <w:t>Customer type eligibility governance implemented</w:t>
       </w:r>
@@ -5312,11 +6130,14 @@
     <w:p>
       <w:pPr>
         <w:pStyle w:val="ListBullet"/>
-        <w:spacing w:after="40"/>
+        <w:spacing w:after="80" w:line="300" w:lineRule="auto"/>
       </w:pPr>
       <w:r>
         <w:rPr>
-          <w:rFonts w:ascii="Arial" w:hAnsi="Arial"/>
+          <w:rFonts w:ascii="Calibri" w:hAnsi="Calibri" w:eastAsia="Calibri"/>
+          <w:b w:val="0"/>
+          <w:i w:val="0"/>
+          <w:sz w:val="22"/>
         </w:rPr>
         <w:t>Data fusion governance implemented</w:t>
       </w:r>
@@ -5324,19 +6145,28 @@
     <w:p>
       <w:pPr>
         <w:pStyle w:val="ListBullet"/>
-        <w:spacing w:after="40"/>
+        <w:spacing w:after="80" w:line="300" w:lineRule="auto"/>
       </w:pPr>
       <w:r>
         <w:rPr>
-          <w:rFonts w:ascii="Arial" w:hAnsi="Arial"/>
+          <w:rFonts w:ascii="Calibri" w:hAnsi="Calibri" w:eastAsia="Calibri"/>
+          <w:b w:val="0"/>
+          <w:i w:val="0"/>
+          <w:sz w:val="22"/>
         </w:rPr>
         <w:t>Customer revenue advisory surfaces implemented</w:t>
       </w:r>
     </w:p>
     <w:p>
+      <w:pPr>
+        <w:spacing w:after="120" w:line="300" w:lineRule="auto"/>
+      </w:pPr>
       <w:r>
         <w:rPr>
-          <w:rFonts w:ascii="Arial" w:hAnsi="Arial"/>
+          <w:rFonts w:ascii="Calibri" w:hAnsi="Calibri" w:eastAsia="Calibri"/>
+          <w:b w:val="0"/>
+          <w:i w:val="0"/>
+          <w:sz w:val="22"/>
         </w:rPr>
         <w:t>Revenue outputs remain advisory and review-bound. They do not create guaranteed revenue, loan approval, program approval, sponsor commitment, or legal/regulatory reliance.</w:t>
       </w:r>
@@ -5346,24 +6176,33 @@
         <w:pStyle w:val="Heading1"/>
       </w:pPr>
       <w:r>
-        <w:rPr>
-          <w:rFonts w:ascii="Arial" w:hAnsi="Arial"/>
-        </w:rPr>
         <w:t>Production Gate Sequence</w:t>
       </w:r>
     </w:p>
     <w:p>
+      <w:pPr>
+        <w:spacing w:after="120" w:line="300" w:lineRule="auto"/>
+      </w:pPr>
       <w:r>
         <w:rPr>
-          <w:rFonts w:ascii="Arial" w:hAnsi="Arial"/>
+          <w:rFonts w:ascii="Calibri" w:hAnsi="Calibri" w:eastAsia="Calibri"/>
+          <w:b w:val="0"/>
+          <w:i w:val="0"/>
+          <w:sz w:val="22"/>
         </w:rPr>
-        <w:t>Production gates are built through Module 41. Their purpose is to assemble evidence and preserve hard blocks, not to activate production.</w:t>
+        <w:t>Production and preservation gates are built through Module 42. Their purpose is to assemble evidence and preserve hard blocks, not to activate production.</w:t>
       </w:r>
     </w:p>
     <w:p>
+      <w:pPr>
+        <w:spacing w:after="120" w:line="300" w:lineRule="auto"/>
+      </w:pPr>
       <w:r>
         <w:rPr>
-          <w:rFonts w:ascii="Arial" w:hAnsi="Arial"/>
+          <w:rFonts w:ascii="Calibri" w:hAnsi="Calibri" w:eastAsia="Calibri"/>
+          <w:b w:val="0"/>
+          <w:i w:val="0"/>
+          <w:sz w:val="22"/>
         </w:rPr>
         <w:t>Implemented production gates include:</w:t>
       </w:r>
@@ -5371,11 +6210,14 @@
     <w:p>
       <w:pPr>
         <w:pStyle w:val="ListBullet"/>
-        <w:spacing w:after="40"/>
+        <w:spacing w:after="80" w:line="300" w:lineRule="auto"/>
       </w:pPr>
       <w:r>
         <w:rPr>
-          <w:rFonts w:ascii="Arial" w:hAnsi="Arial"/>
+          <w:rFonts w:ascii="Calibri" w:hAnsi="Calibri" w:eastAsia="Calibri"/>
+          <w:b w:val="0"/>
+          <w:i w:val="0"/>
+          <w:sz w:val="22"/>
         </w:rPr>
         <w:t>Production portal readiness</w:t>
       </w:r>
@@ -5383,11 +6225,14 @@
     <w:p>
       <w:pPr>
         <w:pStyle w:val="ListBullet"/>
-        <w:spacing w:after="40"/>
+        <w:spacing w:after="80" w:line="300" w:lineRule="auto"/>
       </w:pPr>
       <w:r>
         <w:rPr>
-          <w:rFonts w:ascii="Arial" w:hAnsi="Arial"/>
+          <w:rFonts w:ascii="Calibri" w:hAnsi="Calibri" w:eastAsia="Calibri"/>
+          <w:b w:val="0"/>
+          <w:i w:val="0"/>
+          <w:sz w:val="22"/>
         </w:rPr>
         <w:t>Production launch evidence</w:t>
       </w:r>
@@ -5395,11 +6240,14 @@
     <w:p>
       <w:pPr>
         <w:pStyle w:val="ListBullet"/>
-        <w:spacing w:after="40"/>
+        <w:spacing w:after="80" w:line="300" w:lineRule="auto"/>
       </w:pPr>
       <w:r>
         <w:rPr>
-          <w:rFonts w:ascii="Arial" w:hAnsi="Arial"/>
+          <w:rFonts w:ascii="Calibri" w:hAnsi="Calibri" w:eastAsia="Calibri"/>
+          <w:b w:val="0"/>
+          <w:i w:val="0"/>
+          <w:sz w:val="22"/>
         </w:rPr>
         <w:t>Deployment environment readiness</w:t>
       </w:r>
@@ -5407,11 +6255,14 @@
     <w:p>
       <w:pPr>
         <w:pStyle w:val="ListBullet"/>
-        <w:spacing w:after="40"/>
+        <w:spacing w:after="80" w:line="300" w:lineRule="auto"/>
       </w:pPr>
       <w:r>
         <w:rPr>
-          <w:rFonts w:ascii="Arial" w:hAnsi="Arial"/>
+          <w:rFonts w:ascii="Calibri" w:hAnsi="Calibri" w:eastAsia="Calibri"/>
+          <w:b w:val="0"/>
+          <w:i w:val="0"/>
+          <w:sz w:val="22"/>
         </w:rPr>
         <w:t>Release candidate freeze</w:t>
       </w:r>
@@ -5419,11 +6270,14 @@
     <w:p>
       <w:pPr>
         <w:pStyle w:val="ListBullet"/>
-        <w:spacing w:after="40"/>
+        <w:spacing w:after="80" w:line="300" w:lineRule="auto"/>
       </w:pPr>
       <w:r>
         <w:rPr>
-          <w:rFonts w:ascii="Arial" w:hAnsi="Arial"/>
+          <w:rFonts w:ascii="Calibri" w:hAnsi="Calibri" w:eastAsia="Calibri"/>
+          <w:b w:val="0"/>
+          <w:i w:val="0"/>
+          <w:sz w:val="22"/>
         </w:rPr>
         <w:t>Production cutover hold</w:t>
       </w:r>
@@ -5431,11 +6285,14 @@
     <w:p>
       <w:pPr>
         <w:pStyle w:val="ListBullet"/>
-        <w:spacing w:after="40"/>
+        <w:spacing w:after="80" w:line="300" w:lineRule="auto"/>
       </w:pPr>
       <w:r>
         <w:rPr>
-          <w:rFonts w:ascii="Arial" w:hAnsi="Arial"/>
+          <w:rFonts w:ascii="Calibri" w:hAnsi="Calibri" w:eastAsia="Calibri"/>
+          <w:b w:val="0"/>
+          <w:i w:val="0"/>
+          <w:sz w:val="22"/>
         </w:rPr>
         <w:t>Production release board</w:t>
       </w:r>
@@ -5443,11 +6300,14 @@
     <w:p>
       <w:pPr>
         <w:pStyle w:val="ListBullet"/>
-        <w:spacing w:after="40"/>
+        <w:spacing w:after="80" w:line="300" w:lineRule="auto"/>
       </w:pPr>
       <w:r>
         <w:rPr>
-          <w:rFonts w:ascii="Arial" w:hAnsi="Arial"/>
+          <w:rFonts w:ascii="Calibri" w:hAnsi="Calibri" w:eastAsia="Calibri"/>
+          <w:b w:val="0"/>
+          <w:i w:val="0"/>
+          <w:sz w:val="22"/>
         </w:rPr>
         <w:t>Production operations monitoring</w:t>
       </w:r>
@@ -5455,11 +6315,14 @@
     <w:p>
       <w:pPr>
         <w:pStyle w:val="ListBullet"/>
-        <w:spacing w:after="40"/>
+        <w:spacing w:after="80" w:line="300" w:lineRule="auto"/>
       </w:pPr>
       <w:r>
         <w:rPr>
-          <w:rFonts w:ascii="Arial" w:hAnsi="Arial"/>
+          <w:rFonts w:ascii="Calibri" w:hAnsi="Calibri" w:eastAsia="Calibri"/>
+          <w:b w:val="0"/>
+          <w:i w:val="0"/>
+          <w:sz w:val="22"/>
         </w:rPr>
         <w:t>Production incident response readiness</w:t>
       </w:r>
@@ -5467,11 +6330,14 @@
     <w:p>
       <w:pPr>
         <w:pStyle w:val="ListBullet"/>
-        <w:spacing w:after="40"/>
+        <w:spacing w:after="80" w:line="300" w:lineRule="auto"/>
       </w:pPr>
       <w:r>
         <w:rPr>
-          <w:rFonts w:ascii="Arial" w:hAnsi="Arial"/>
+          <w:rFonts w:ascii="Calibri" w:hAnsi="Calibri" w:eastAsia="Calibri"/>
+          <w:b w:val="0"/>
+          <w:i w:val="0"/>
+          <w:sz w:val="22"/>
         </w:rPr>
         <w:t>Production support communications readiness</w:t>
       </w:r>
@@ -5479,11 +6345,14 @@
     <w:p>
       <w:pPr>
         <w:pStyle w:val="ListBullet"/>
-        <w:spacing w:after="40"/>
+        <w:spacing w:after="80" w:line="300" w:lineRule="auto"/>
       </w:pPr>
       <w:r>
         <w:rPr>
-          <w:rFonts w:ascii="Arial" w:hAnsi="Arial"/>
+          <w:rFonts w:ascii="Calibri" w:hAnsi="Calibri" w:eastAsia="Calibri"/>
+          <w:b w:val="0"/>
+          <w:i w:val="0"/>
+          <w:sz w:val="22"/>
         </w:rPr>
         <w:t>Production final authority</w:t>
       </w:r>
@@ -5491,11 +6360,14 @@
     <w:p>
       <w:pPr>
         <w:pStyle w:val="ListBullet"/>
-        <w:spacing w:after="40"/>
+        <w:spacing w:after="80" w:line="300" w:lineRule="auto"/>
       </w:pPr>
       <w:r>
         <w:rPr>
-          <w:rFonts w:ascii="Arial" w:hAnsi="Arial"/>
+          <w:rFonts w:ascii="Calibri" w:hAnsi="Calibri" w:eastAsia="Calibri"/>
+          <w:b w:val="0"/>
+          <w:i w:val="0"/>
+          <w:sz w:val="22"/>
         </w:rPr>
         <w:t>Production activation ceremony</w:t>
       </w:r>
@@ -5503,11 +6375,14 @@
     <w:p>
       <w:pPr>
         <w:pStyle w:val="ListBullet"/>
-        <w:spacing w:after="40"/>
+        <w:spacing w:after="80" w:line="300" w:lineRule="auto"/>
       </w:pPr>
       <w:r>
         <w:rPr>
-          <w:rFonts w:ascii="Arial" w:hAnsi="Arial"/>
+          <w:rFonts w:ascii="Calibri" w:hAnsi="Calibri" w:eastAsia="Calibri"/>
+          <w:b w:val="0"/>
+          <w:i w:val="0"/>
+          <w:sz w:val="22"/>
         </w:rPr>
         <w:t>Production post-activation verification</w:t>
       </w:r>
@@ -5515,11 +6390,14 @@
     <w:p>
       <w:pPr>
         <w:pStyle w:val="ListBullet"/>
-        <w:spacing w:after="40"/>
+        <w:spacing w:after="80" w:line="300" w:lineRule="auto"/>
       </w:pPr>
       <w:r>
         <w:rPr>
-          <w:rFonts w:ascii="Arial" w:hAnsi="Arial"/>
+          <w:rFonts w:ascii="Calibri" w:hAnsi="Calibri" w:eastAsia="Calibri"/>
+          <w:b w:val="0"/>
+          <w:i w:val="0"/>
+          <w:sz w:val="22"/>
         </w:rPr>
         <w:t>Production reliance verification</w:t>
       </w:r>
@@ -5527,11 +6405,14 @@
     <w:p>
       <w:pPr>
         <w:pStyle w:val="ListBullet"/>
-        <w:spacing w:after="40"/>
+        <w:spacing w:after="80" w:line="300" w:lineRule="auto"/>
       </w:pPr>
       <w:r>
         <w:rPr>
-          <w:rFonts w:ascii="Arial" w:hAnsi="Arial"/>
+          <w:rFonts w:ascii="Calibri" w:hAnsi="Calibri" w:eastAsia="Calibri"/>
+          <w:b w:val="0"/>
+          <w:i w:val="0"/>
+          <w:sz w:val="22"/>
         </w:rPr>
         <w:t>Production regulatory examination</w:t>
       </w:r>
@@ -5539,30 +6420,51 @@
     <w:p>
       <w:pPr>
         <w:pStyle w:val="ListBullet"/>
-        <w:spacing w:after="40"/>
+        <w:spacing w:after="80" w:line="300" w:lineRule="auto"/>
       </w:pPr>
       <w:r>
         <w:rPr>
-          <w:rFonts w:ascii="Arial" w:hAnsi="Arial"/>
+          <w:rFonts w:ascii="Calibri" w:hAnsi="Calibri" w:eastAsia="Calibri"/>
+          <w:b w:val="0"/>
+          <w:i w:val="0"/>
+          <w:sz w:val="22"/>
         </w:rPr>
         <w:t>Production regulatory response and corrective action</w:t>
       </w:r>
     </w:p>
     <w:p>
       <w:pPr>
-        <w:pStyle w:val="Heading1"/>
+        <w:pStyle w:val="ListBullet"/>
+        <w:spacing w:after="80" w:line="300" w:lineRule="auto"/>
       </w:pPr>
       <w:r>
         <w:rPr>
-          <w:rFonts w:ascii="Arial" w:hAnsi="Arial"/>
+          <w:rFonts w:ascii="Calibri" w:hAnsi="Calibri" w:eastAsia="Calibri"/>
+          <w:b w:val="0"/>
+          <w:i w:val="0"/>
+          <w:sz w:val="22"/>
         </w:rPr>
+        <w:t>Build preservation and evidence archive</w:t>
+      </w:r>
+    </w:p>
+    <w:p>
+      <w:pPr>
+        <w:pStyle w:val="Heading1"/>
+      </w:pPr>
+      <w:r>
         <w:t>Current Production Blocks</w:t>
       </w:r>
     </w:p>
     <w:p>
+      <w:pPr>
+        <w:spacing w:after="120" w:line="300" w:lineRule="auto"/>
+      </w:pPr>
       <w:r>
         <w:rPr>
-          <w:rFonts w:ascii="Arial" w:hAnsi="Arial"/>
+          <w:rFonts w:ascii="Calibri" w:hAnsi="Calibri" w:eastAsia="Calibri"/>
+          <w:b w:val="0"/>
+          <w:i w:val="0"/>
+          <w:sz w:val="22"/>
         </w:rPr>
         <w:t>The following remain blocked unless later explicitly authorized through qualified governance:</w:t>
       </w:r>
@@ -5570,11 +6472,14 @@
     <w:p>
       <w:pPr>
         <w:pStyle w:val="ListBullet"/>
-        <w:spacing w:after="40"/>
+        <w:spacing w:after="80" w:line="300" w:lineRule="auto"/>
       </w:pPr>
       <w:r>
         <w:rPr>
-          <w:rFonts w:ascii="Arial" w:hAnsi="Arial"/>
+          <w:rFonts w:ascii="Calibri" w:hAnsi="Calibri" w:eastAsia="Calibri"/>
+          <w:b w:val="0"/>
+          <w:i w:val="0"/>
+          <w:sz w:val="22"/>
         </w:rPr>
         <w:t>Production activation</w:t>
       </w:r>
@@ -5582,11 +6487,14 @@
     <w:p>
       <w:pPr>
         <w:pStyle w:val="ListBullet"/>
-        <w:spacing w:after="40"/>
+        <w:spacing w:after="80" w:line="300" w:lineRule="auto"/>
       </w:pPr>
       <w:r>
         <w:rPr>
-          <w:rFonts w:ascii="Arial" w:hAnsi="Arial"/>
+          <w:rFonts w:ascii="Calibri" w:hAnsi="Calibri" w:eastAsia="Calibri"/>
+          <w:b w:val="0"/>
+          <w:i w:val="0"/>
+          <w:sz w:val="22"/>
         </w:rPr>
         <w:t>Go-live approval</w:t>
       </w:r>
@@ -5594,11 +6502,14 @@
     <w:p>
       <w:pPr>
         <w:pStyle w:val="ListBullet"/>
-        <w:spacing w:after="40"/>
+        <w:spacing w:after="80" w:line="300" w:lineRule="auto"/>
       </w:pPr>
       <w:r>
         <w:rPr>
-          <w:rFonts w:ascii="Arial" w:hAnsi="Arial"/>
+          <w:rFonts w:ascii="Calibri" w:hAnsi="Calibri" w:eastAsia="Calibri"/>
+          <w:b w:val="0"/>
+          <w:i w:val="0"/>
+          <w:sz w:val="22"/>
         </w:rPr>
         <w:t>Production launch authorization</w:t>
       </w:r>
@@ -5606,11 +6517,14 @@
     <w:p>
       <w:pPr>
         <w:pStyle w:val="ListBullet"/>
-        <w:spacing w:after="40"/>
+        <w:spacing w:after="80" w:line="300" w:lineRule="auto"/>
       </w:pPr>
       <w:r>
         <w:rPr>
-          <w:rFonts w:ascii="Arial" w:hAnsi="Arial"/>
+          <w:rFonts w:ascii="Calibri" w:hAnsi="Calibri" w:eastAsia="Calibri"/>
+          <w:b w:val="0"/>
+          <w:i w:val="0"/>
+          <w:sz w:val="22"/>
         </w:rPr>
         <w:t>Deployment execution</w:t>
       </w:r>
@@ -5618,11 +6532,14 @@
     <w:p>
       <w:pPr>
         <w:pStyle w:val="ListBullet"/>
-        <w:spacing w:after="40"/>
+        <w:spacing w:after="80" w:line="300" w:lineRule="auto"/>
       </w:pPr>
       <w:r>
         <w:rPr>
-          <w:rFonts w:ascii="Arial" w:hAnsi="Arial"/>
+          <w:rFonts w:ascii="Calibri" w:hAnsi="Calibri" w:eastAsia="Calibri"/>
+          <w:b w:val="0"/>
+          <w:i w:val="0"/>
+          <w:sz w:val="22"/>
         </w:rPr>
         <w:t>Secret activation</w:t>
       </w:r>
@@ -5630,11 +6547,14 @@
     <w:p>
       <w:pPr>
         <w:pStyle w:val="ListBullet"/>
-        <w:spacing w:after="40"/>
+        <w:spacing w:after="80" w:line="300" w:lineRule="auto"/>
       </w:pPr>
       <w:r>
         <w:rPr>
-          <w:rFonts w:ascii="Arial" w:hAnsi="Arial"/>
+          <w:rFonts w:ascii="Calibri" w:hAnsi="Calibri" w:eastAsia="Calibri"/>
+          <w:b w:val="0"/>
+          <w:i w:val="0"/>
+          <w:sz w:val="22"/>
         </w:rPr>
         <w:t>DNS cutover</w:t>
       </w:r>
@@ -5642,11 +6562,14 @@
     <w:p>
       <w:pPr>
         <w:pStyle w:val="ListBullet"/>
-        <w:spacing w:after="40"/>
+        <w:spacing w:after="80" w:line="300" w:lineRule="auto"/>
       </w:pPr>
       <w:r>
         <w:rPr>
-          <w:rFonts w:ascii="Arial" w:hAnsi="Arial"/>
+          <w:rFonts w:ascii="Calibri" w:hAnsi="Calibri" w:eastAsia="Calibri"/>
+          <w:b w:val="0"/>
+          <w:i w:val="0"/>
+          <w:sz w:val="22"/>
         </w:rPr>
         <w:t>Database migrations in production</w:t>
       </w:r>
@@ -5654,11 +6577,14 @@
     <w:p>
       <w:pPr>
         <w:pStyle w:val="ListBullet"/>
-        <w:spacing w:after="40"/>
+        <w:spacing w:after="80" w:line="300" w:lineRule="auto"/>
       </w:pPr>
       <w:r>
         <w:rPr>
-          <w:rFonts w:ascii="Arial" w:hAnsi="Arial"/>
+          <w:rFonts w:ascii="Calibri" w:hAnsi="Calibri" w:eastAsia="Calibri"/>
+          <w:b w:val="0"/>
+          <w:i w:val="0"/>
+          <w:sz w:val="22"/>
         </w:rPr>
         <w:t>Public production API exposure</w:t>
       </w:r>
@@ -5666,11 +6592,14 @@
     <w:p>
       <w:pPr>
         <w:pStyle w:val="ListBullet"/>
-        <w:spacing w:after="40"/>
+        <w:spacing w:after="80" w:line="300" w:lineRule="auto"/>
       </w:pPr>
       <w:r>
         <w:rPr>
-          <w:rFonts w:ascii="Arial" w:hAnsi="Arial"/>
+          <w:rFonts w:ascii="Calibri" w:hAnsi="Calibri" w:eastAsia="Calibri"/>
+          <w:b w:val="0"/>
+          <w:i w:val="0"/>
+          <w:sz w:val="22"/>
         </w:rPr>
         <w:t>Portal launch</w:t>
       </w:r>
@@ -5678,11 +6607,14 @@
     <w:p>
       <w:pPr>
         <w:pStyle w:val="ListBullet"/>
-        <w:spacing w:after="40"/>
+        <w:spacing w:after="80" w:line="300" w:lineRule="auto"/>
       </w:pPr>
       <w:r>
         <w:rPr>
-          <w:rFonts w:ascii="Arial" w:hAnsi="Arial"/>
+          <w:rFonts w:ascii="Calibri" w:hAnsi="Calibri" w:eastAsia="Calibri"/>
+          <w:b w:val="0"/>
+          <w:i w:val="0"/>
+          <w:sz w:val="22"/>
         </w:rPr>
         <w:t>Payment capture</w:t>
       </w:r>
@@ -5690,11 +6622,14 @@
     <w:p>
       <w:pPr>
         <w:pStyle w:val="ListBullet"/>
-        <w:spacing w:after="40"/>
+        <w:spacing w:after="80" w:line="300" w:lineRule="auto"/>
       </w:pPr>
       <w:r>
         <w:rPr>
-          <w:rFonts w:ascii="Arial" w:hAnsi="Arial"/>
+          <w:rFonts w:ascii="Calibri" w:hAnsi="Calibri" w:eastAsia="Calibri"/>
+          <w:b w:val="0"/>
+          <w:i w:val="0"/>
+          <w:sz w:val="22"/>
         </w:rPr>
         <w:t>Borrower notice sending</w:t>
       </w:r>
@@ -5702,11 +6637,14 @@
     <w:p>
       <w:pPr>
         <w:pStyle w:val="ListBullet"/>
-        <w:spacing w:after="40"/>
+        <w:spacing w:after="80" w:line="300" w:lineRule="auto"/>
       </w:pPr>
       <w:r>
         <w:rPr>
-          <w:rFonts w:ascii="Arial" w:hAnsi="Arial"/>
+          <w:rFonts w:ascii="Calibri" w:hAnsi="Calibri" w:eastAsia="Calibri"/>
+          <w:b w:val="0"/>
+          <w:i w:val="0"/>
+          <w:sz w:val="22"/>
         </w:rPr>
         <w:t>Official report publication</w:t>
       </w:r>
@@ -5714,11 +6652,14 @@
     <w:p>
       <w:pPr>
         <w:pStyle w:val="ListBullet"/>
-        <w:spacing w:after="40"/>
+        <w:spacing w:after="80" w:line="300" w:lineRule="auto"/>
       </w:pPr>
       <w:r>
         <w:rPr>
-          <w:rFonts w:ascii="Arial" w:hAnsi="Arial"/>
+          <w:rFonts w:ascii="Calibri" w:hAnsi="Calibri" w:eastAsia="Calibri"/>
+          <w:b w:val="0"/>
+          <w:i w:val="0"/>
+          <w:sz w:val="22"/>
         </w:rPr>
         <w:t>Customer communication release</w:t>
       </w:r>
@@ -5726,11 +6667,14 @@
     <w:p>
       <w:pPr>
         <w:pStyle w:val="ListBullet"/>
-        <w:spacing w:after="40"/>
+        <w:spacing w:after="80" w:line="300" w:lineRule="auto"/>
       </w:pPr>
       <w:r>
         <w:rPr>
-          <w:rFonts w:ascii="Arial" w:hAnsi="Arial"/>
+          <w:rFonts w:ascii="Calibri" w:hAnsi="Calibri" w:eastAsia="Calibri"/>
+          <w:b w:val="0"/>
+          <w:i w:val="0"/>
+          <w:sz w:val="22"/>
         </w:rPr>
         <w:t>Public status enablement</w:t>
       </w:r>
@@ -5738,11 +6682,14 @@
     <w:p>
       <w:pPr>
         <w:pStyle w:val="ListBullet"/>
-        <w:spacing w:after="40"/>
+        <w:spacing w:after="80" w:line="300" w:lineRule="auto"/>
       </w:pPr>
       <w:r>
         <w:rPr>
-          <w:rFonts w:ascii="Arial" w:hAnsi="Arial"/>
+          <w:rFonts w:ascii="Calibri" w:hAnsi="Calibri" w:eastAsia="Calibri"/>
+          <w:b w:val="0"/>
+          <w:i w:val="0"/>
+          <w:sz w:val="22"/>
         </w:rPr>
         <w:t>Public verification</w:t>
       </w:r>
@@ -5750,11 +6697,14 @@
     <w:p>
       <w:pPr>
         <w:pStyle w:val="ListBullet"/>
-        <w:spacing w:after="40"/>
+        <w:spacing w:after="80" w:line="300" w:lineRule="auto"/>
       </w:pPr>
       <w:r>
         <w:rPr>
-          <w:rFonts w:ascii="Arial" w:hAnsi="Arial"/>
+          <w:rFonts w:ascii="Calibri" w:hAnsi="Calibri" w:eastAsia="Calibri"/>
+          <w:b w:val="0"/>
+          <w:i w:val="0"/>
+          <w:sz w:val="22"/>
         </w:rPr>
         <w:t>Official reliance</w:t>
       </w:r>
@@ -5762,11 +6712,14 @@
     <w:p>
       <w:pPr>
         <w:pStyle w:val="ListBullet"/>
-        <w:spacing w:after="40"/>
+        <w:spacing w:after="80" w:line="300" w:lineRule="auto"/>
       </w:pPr>
       <w:r>
         <w:rPr>
-          <w:rFonts w:ascii="Arial" w:hAnsi="Arial"/>
+          <w:rFonts w:ascii="Calibri" w:hAnsi="Calibri" w:eastAsia="Calibri"/>
+          <w:b w:val="0"/>
+          <w:i w:val="0"/>
+          <w:sz w:val="22"/>
         </w:rPr>
         <w:t>Regulatory reliance</w:t>
       </w:r>
@@ -5774,11 +6727,14 @@
     <w:p>
       <w:pPr>
         <w:pStyle w:val="ListBullet"/>
-        <w:spacing w:after="40"/>
+        <w:spacing w:after="80" w:line="300" w:lineRule="auto"/>
       </w:pPr>
       <w:r>
         <w:rPr>
-          <w:rFonts w:ascii="Arial" w:hAnsi="Arial"/>
+          <w:rFonts w:ascii="Calibri" w:hAnsi="Calibri" w:eastAsia="Calibri"/>
+          <w:b w:val="0"/>
+          <w:i w:val="0"/>
+          <w:sz w:val="22"/>
         </w:rPr>
         <w:t>Legal advice</w:t>
       </w:r>
@@ -5786,11 +6742,14 @@
     <w:p>
       <w:pPr>
         <w:pStyle w:val="ListBullet"/>
-        <w:spacing w:after="40"/>
+        <w:spacing w:after="80" w:line="300" w:lineRule="auto"/>
       </w:pPr>
       <w:r>
         <w:rPr>
-          <w:rFonts w:ascii="Arial" w:hAnsi="Arial"/>
+          <w:rFonts w:ascii="Calibri" w:hAnsi="Calibri" w:eastAsia="Calibri"/>
+          <w:b w:val="0"/>
+          <w:i w:val="0"/>
+          <w:sz w:val="22"/>
         </w:rPr>
         <w:t>Regulatory examination submission</w:t>
       </w:r>
@@ -5798,11 +6757,14 @@
     <w:p>
       <w:pPr>
         <w:pStyle w:val="ListBullet"/>
-        <w:spacing w:after="40"/>
+        <w:spacing w:after="80" w:line="300" w:lineRule="auto"/>
       </w:pPr>
       <w:r>
         <w:rPr>
-          <w:rFonts w:ascii="Arial" w:hAnsi="Arial"/>
+          <w:rFonts w:ascii="Calibri" w:hAnsi="Calibri" w:eastAsia="Calibri"/>
+          <w:b w:val="0"/>
+          <w:i w:val="0"/>
+          <w:sz w:val="22"/>
         </w:rPr>
         <w:t>Official regulator response issuance</w:t>
       </w:r>
@@ -5810,11 +6772,14 @@
     <w:p>
       <w:pPr>
         <w:pStyle w:val="ListBullet"/>
-        <w:spacing w:after="40"/>
+        <w:spacing w:after="80" w:line="300" w:lineRule="auto"/>
       </w:pPr>
       <w:r>
         <w:rPr>
-          <w:rFonts w:ascii="Arial" w:hAnsi="Arial"/>
+          <w:rFonts w:ascii="Calibri" w:hAnsi="Calibri" w:eastAsia="Calibri"/>
+          <w:b w:val="0"/>
+          <w:i w:val="0"/>
+          <w:sz w:val="22"/>
         </w:rPr>
         <w:t>Corrective-action commitment</w:t>
       </w:r>
@@ -5822,11 +6787,14 @@
     <w:p>
       <w:pPr>
         <w:pStyle w:val="ListBullet"/>
-        <w:spacing w:after="40"/>
+        <w:spacing w:after="80" w:line="300" w:lineRule="auto"/>
       </w:pPr>
       <w:r>
         <w:rPr>
-          <w:rFonts w:ascii="Arial" w:hAnsi="Arial"/>
+          <w:rFonts w:ascii="Calibri" w:hAnsi="Calibri" w:eastAsia="Calibri"/>
+          <w:b w:val="0"/>
+          <w:i w:val="0"/>
+          <w:sz w:val="22"/>
         </w:rPr>
         <w:t>Corrective-action execution</w:t>
       </w:r>
@@ -5834,11 +6802,14 @@
     <w:p>
       <w:pPr>
         <w:pStyle w:val="ListBullet"/>
-        <w:spacing w:after="40"/>
+        <w:spacing w:after="80" w:line="300" w:lineRule="auto"/>
       </w:pPr>
       <w:r>
         <w:rPr>
-          <w:rFonts w:ascii="Arial" w:hAnsi="Arial"/>
+          <w:rFonts w:ascii="Calibri" w:hAnsi="Calibri" w:eastAsia="Calibri"/>
+          <w:b w:val="0"/>
+          <w:i w:val="0"/>
+          <w:sz w:val="22"/>
         </w:rPr>
         <w:t>Remediation execution</w:t>
       </w:r>
@@ -5846,11 +6817,14 @@
     <w:p>
       <w:pPr>
         <w:pStyle w:val="ListBullet"/>
-        <w:spacing w:after="40"/>
+        <w:spacing w:after="80" w:line="300" w:lineRule="auto"/>
       </w:pPr>
       <w:r>
         <w:rPr>
-          <w:rFonts w:ascii="Arial" w:hAnsi="Arial"/>
+          <w:rFonts w:ascii="Calibri" w:hAnsi="Calibri" w:eastAsia="Calibri"/>
+          <w:b w:val="0"/>
+          <w:i w:val="0"/>
+          <w:sz w:val="22"/>
         </w:rPr>
         <w:t>Examiner finding closure</w:t>
       </w:r>
@@ -5858,11 +6832,14 @@
     <w:p>
       <w:pPr>
         <w:pStyle w:val="ListBullet"/>
-        <w:spacing w:after="40"/>
+        <w:spacing w:after="80" w:line="300" w:lineRule="auto"/>
       </w:pPr>
       <w:r>
         <w:rPr>
-          <w:rFonts w:ascii="Arial" w:hAnsi="Arial"/>
+          <w:rFonts w:ascii="Calibri" w:hAnsi="Calibri" w:eastAsia="Calibri"/>
+          <w:b w:val="0"/>
+          <w:i w:val="0"/>
+          <w:sz w:val="22"/>
         </w:rPr>
         <w:t>Legal hold release</w:t>
       </w:r>
@@ -5870,11 +6847,14 @@
     <w:p>
       <w:pPr>
         <w:pStyle w:val="ListBullet"/>
-        <w:spacing w:after="40"/>
+        <w:spacing w:after="80" w:line="300" w:lineRule="auto"/>
       </w:pPr>
       <w:r>
         <w:rPr>
-          <w:rFonts w:ascii="Arial" w:hAnsi="Arial"/>
+          <w:rFonts w:ascii="Calibri" w:hAnsi="Calibri" w:eastAsia="Calibri"/>
+          <w:b w:val="0"/>
+          <w:i w:val="0"/>
+          <w:sz w:val="22"/>
         </w:rPr>
         <w:t>Live scraper activation</w:t>
       </w:r>
@@ -5882,38 +6862,428 @@
     <w:p>
       <w:pPr>
         <w:pStyle w:val="ListBullet"/>
-        <w:spacing w:after="40"/>
+        <w:spacing w:after="80" w:line="300" w:lineRule="auto"/>
       </w:pPr>
       <w:r>
         <w:rPr>
-          <w:rFonts w:ascii="Arial" w:hAnsi="Arial"/>
+          <w:rFonts w:ascii="Calibri" w:hAnsi="Calibri" w:eastAsia="Calibri"/>
+          <w:b w:val="0"/>
+          <w:i w:val="0"/>
+          <w:sz w:val="22"/>
         </w:rPr>
         <w:t>Live external actions</w:t>
       </w:r>
     </w:p>
     <w:p>
       <w:pPr>
-        <w:pStyle w:val="Heading1"/>
+        <w:pStyle w:val="ListBullet"/>
+        <w:spacing w:after="80" w:line="300" w:lineRule="auto"/>
       </w:pPr>
       <w:r>
         <w:rPr>
-          <w:rFonts w:ascii="Arial" w:hAnsi="Arial"/>
+          <w:rFonts w:ascii="Calibri" w:hAnsi="Calibri" w:eastAsia="Calibri"/>
+          <w:b w:val="0"/>
+          <w:i w:val="0"/>
+          <w:sz w:val="22"/>
         </w:rPr>
+        <w:t>Unreviewed tree drift becoming a canonical checkpoint</w:t>
+      </w:r>
+    </w:p>
+    <w:p>
+      <w:pPr>
+        <w:pStyle w:val="ListBullet"/>
+        <w:spacing w:after="80" w:line="300" w:lineRule="auto"/>
+      </w:pPr>
+      <w:r>
+        <w:rPr>
+          <w:rFonts w:ascii="Calibri" w:hAnsi="Calibri" w:eastAsia="Calibri"/>
+          <w:b w:val="0"/>
+          <w:i w:val="0"/>
+          <w:sz w:val="22"/>
+        </w:rPr>
+        <w:t>Sensitive local files entering build history</w:t>
+      </w:r>
+    </w:p>
+    <w:p>
+      <w:pPr>
+        <w:pStyle w:val="Heading1"/>
+      </w:pPr>
+      <w:r>
+        <w:t>Canonical Checkpoint</w:t>
+      </w:r>
+    </w:p>
+    <w:p>
+      <w:pPr>
+        <w:spacing w:after="120" w:line="300" w:lineRule="auto"/>
+      </w:pPr>
+      <w:r>
+        <w:rPr>
+          <w:rFonts w:ascii="Calibri" w:hAnsi="Calibri" w:eastAsia="Calibri"/>
+          <w:b w:val="0"/>
+          <w:i w:val="0"/>
+          <w:sz w:val="22"/>
+        </w:rPr>
+        <w:t xml:space="preserve">Checkpoint </w:t>
+      </w:r>
+      <w:r>
+        <w:rPr>
+          <w:rFonts w:ascii="Calibri" w:hAnsi="Calibri" w:eastAsia="Calibri"/>
+          <w:b w:val="0"/>
+          <w:i w:val="0"/>
+          <w:sz w:val="19"/>
+        </w:rPr>
+        <w:t>BR-2026-06-01-M41</w:t>
+      </w:r>
+      <w:r>
+        <w:rPr>
+          <w:rFonts w:ascii="Calibri" w:hAnsi="Calibri" w:eastAsia="Calibri"/>
+          <w:b w:val="0"/>
+          <w:i w:val="0"/>
+          <w:sz w:val="22"/>
+        </w:rPr>
+        <w:t xml:space="preserve"> - Review-Bound Backend Governance Foundation - is the formal preserved build state for the verified backend governance foundation through Module 41.</w:t>
+      </w:r>
+    </w:p>
+    <w:p>
+      <w:pPr>
+        <w:spacing w:after="120" w:line="300" w:lineRule="auto"/>
+      </w:pPr>
+      <w:r>
+        <w:rPr>
+          <w:rFonts w:ascii="Calibri" w:hAnsi="Calibri" w:eastAsia="Calibri"/>
+          <w:b w:val="0"/>
+          <w:i w:val="0"/>
+          <w:sz w:val="22"/>
+        </w:rPr>
+        <w:t>Checkpoint evidence:</w:t>
+      </w:r>
+    </w:p>
+    <w:p>
+      <w:pPr>
+        <w:pStyle w:val="ListBullet"/>
+        <w:spacing w:after="80" w:line="300" w:lineRule="auto"/>
+      </w:pPr>
+      <w:r>
+        <w:rPr>
+          <w:rFonts w:ascii="Calibri" w:hAnsi="Calibri" w:eastAsia="Calibri"/>
+          <w:b w:val="0"/>
+          <w:i w:val="0"/>
+          <w:sz w:val="22"/>
+        </w:rPr>
+        <w:t xml:space="preserve">Commit hash: </w:t>
+      </w:r>
+      <w:r>
+        <w:rPr>
+          <w:rFonts w:ascii="Calibri" w:hAnsi="Calibri" w:eastAsia="Calibri"/>
+          <w:b w:val="0"/>
+          <w:i w:val="0"/>
+          <w:sz w:val="19"/>
+        </w:rPr>
+        <w:t>51bb19f</w:t>
+      </w:r>
+    </w:p>
+    <w:p>
+      <w:pPr>
+        <w:pStyle w:val="ListBullet"/>
+        <w:spacing w:after="80" w:line="300" w:lineRule="auto"/>
+      </w:pPr>
+      <w:r>
+        <w:rPr>
+          <w:rFonts w:ascii="Calibri" w:hAnsi="Calibri" w:eastAsia="Calibri"/>
+          <w:b w:val="0"/>
+          <w:i w:val="0"/>
+          <w:sz w:val="19"/>
+        </w:rPr>
+        <w:t>npm run verify:backend</w:t>
+      </w:r>
+      <w:r>
+        <w:rPr>
+          <w:rFonts w:ascii="Calibri" w:hAnsi="Calibri" w:eastAsia="Calibri"/>
+          <w:b w:val="0"/>
+          <w:i w:val="0"/>
+          <w:sz w:val="22"/>
+        </w:rPr>
+        <w:t>: passed</w:t>
+      </w:r>
+    </w:p>
+    <w:p>
+      <w:pPr>
+        <w:pStyle w:val="ListBullet"/>
+        <w:spacing w:after="80" w:line="300" w:lineRule="auto"/>
+      </w:pPr>
+      <w:r>
+        <w:rPr>
+          <w:rFonts w:ascii="Calibri" w:hAnsi="Calibri" w:eastAsia="Calibri"/>
+          <w:b w:val="0"/>
+          <w:i w:val="0"/>
+          <w:sz w:val="19"/>
+        </w:rPr>
+        <w:t>npm run build</w:t>
+      </w:r>
+      <w:r>
+        <w:rPr>
+          <w:rFonts w:ascii="Calibri" w:hAnsi="Calibri" w:eastAsia="Calibri"/>
+          <w:b w:val="0"/>
+          <w:i w:val="0"/>
+          <w:sz w:val="22"/>
+        </w:rPr>
+        <w:t>: passed</w:t>
+      </w:r>
+    </w:p>
+    <w:p>
+      <w:pPr>
+        <w:pStyle w:val="ListBullet"/>
+        <w:spacing w:after="80" w:line="300" w:lineRule="auto"/>
+      </w:pPr>
+      <w:r>
+        <w:rPr>
+          <w:rFonts w:ascii="Calibri" w:hAnsi="Calibri" w:eastAsia="Calibri"/>
+          <w:b w:val="0"/>
+          <w:i w:val="0"/>
+          <w:sz w:val="22"/>
+        </w:rPr>
+        <w:t>Module manifests: 62</w:t>
+      </w:r>
+    </w:p>
+    <w:p>
+      <w:pPr>
+        <w:pStyle w:val="ListBullet"/>
+        <w:spacing w:after="80" w:line="300" w:lineRule="auto"/>
+      </w:pPr>
+      <w:r>
+        <w:rPr>
+          <w:rFonts w:ascii="Calibri" w:hAnsi="Calibri" w:eastAsia="Calibri"/>
+          <w:b w:val="0"/>
+          <w:i w:val="0"/>
+          <w:sz w:val="22"/>
+        </w:rPr>
+        <w:t>Numbered modules: 41</w:t>
+      </w:r>
+    </w:p>
+    <w:p>
+      <w:pPr>
+        <w:pStyle w:val="ListBullet"/>
+        <w:spacing w:after="80" w:line="300" w:lineRule="auto"/>
+      </w:pPr>
+      <w:r>
+        <w:rPr>
+          <w:rFonts w:ascii="Calibri" w:hAnsi="Calibri" w:eastAsia="Calibri"/>
+          <w:b w:val="0"/>
+          <w:i w:val="0"/>
+          <w:sz w:val="22"/>
+        </w:rPr>
+        <w:t>Highest module number: 41</w:t>
+      </w:r>
+    </w:p>
+    <w:p>
+      <w:pPr>
+        <w:pStyle w:val="ListBullet"/>
+        <w:spacing w:after="80" w:line="300" w:lineRule="auto"/>
+      </w:pPr>
+      <w:r>
+        <w:rPr>
+          <w:rFonts w:ascii="Calibri" w:hAnsi="Calibri" w:eastAsia="Calibri"/>
+          <w:b w:val="0"/>
+          <w:i w:val="0"/>
+          <w:sz w:val="22"/>
+        </w:rPr>
+        <w:t>Event contracts: 53</w:t>
+      </w:r>
+    </w:p>
+    <w:p>
+      <w:pPr>
+        <w:pStyle w:val="ListBullet"/>
+        <w:spacing w:after="80" w:line="300" w:lineRule="auto"/>
+      </w:pPr>
+      <w:r>
+        <w:rPr>
+          <w:rFonts w:ascii="Calibri" w:hAnsi="Calibri" w:eastAsia="Calibri"/>
+          <w:b w:val="0"/>
+          <w:i w:val="0"/>
+          <w:sz w:val="22"/>
+        </w:rPr>
+        <w:t>Handoffs: 86</w:t>
+      </w:r>
+    </w:p>
+    <w:p>
+      <w:pPr>
+        <w:pStyle w:val="ListBullet"/>
+        <w:spacing w:after="80" w:line="300" w:lineRule="auto"/>
+      </w:pPr>
+      <w:r>
+        <w:rPr>
+          <w:rFonts w:ascii="Calibri" w:hAnsi="Calibri" w:eastAsia="Calibri"/>
+          <w:b w:val="0"/>
+          <w:i w:val="0"/>
+          <w:sz w:val="22"/>
+        </w:rPr>
+        <w:t>Public surfaces: 19</w:t>
+      </w:r>
+    </w:p>
+    <w:p>
+      <w:pPr>
+        <w:pStyle w:val="ListBullet"/>
+        <w:spacing w:after="80" w:line="300" w:lineRule="auto"/>
+      </w:pPr>
+      <w:r>
+        <w:rPr>
+          <w:rFonts w:ascii="Calibri" w:hAnsi="Calibri" w:eastAsia="Calibri"/>
+          <w:b w:val="0"/>
+          <w:i w:val="0"/>
+          <w:sz w:val="22"/>
+        </w:rPr>
+        <w:t>Portable surfaces: 42</w:t>
+      </w:r>
+    </w:p>
+    <w:p>
+      <w:pPr>
+        <w:pStyle w:val="ListBullet"/>
+        <w:spacing w:after="80" w:line="300" w:lineRule="auto"/>
+      </w:pPr>
+      <w:r>
+        <w:rPr>
+          <w:rFonts w:ascii="Calibri" w:hAnsi="Calibri" w:eastAsia="Calibri"/>
+          <w:b w:val="0"/>
+          <w:i w:val="0"/>
+          <w:sz w:val="22"/>
+        </w:rPr>
+        <w:t>App page routes: 70</w:t>
+      </w:r>
+    </w:p>
+    <w:p>
+      <w:pPr>
+        <w:pStyle w:val="ListBullet"/>
+        <w:spacing w:after="80" w:line="300" w:lineRule="auto"/>
+      </w:pPr>
+      <w:r>
+        <w:rPr>
+          <w:rFonts w:ascii="Calibri" w:hAnsi="Calibri" w:eastAsia="Calibri"/>
+          <w:b w:val="0"/>
+          <w:i w:val="0"/>
+          <w:sz w:val="22"/>
+        </w:rPr>
+        <w:t>API route files: 148</w:t>
+      </w:r>
+    </w:p>
+    <w:p>
+      <w:pPr>
+        <w:pStyle w:val="ListBullet"/>
+        <w:spacing w:after="80" w:line="300" w:lineRule="auto"/>
+      </w:pPr>
+      <w:r>
+        <w:rPr>
+          <w:rFonts w:ascii="Calibri" w:hAnsi="Calibri" w:eastAsia="Calibri"/>
+          <w:b w:val="0"/>
+          <w:i w:val="0"/>
+          <w:sz w:val="22"/>
+        </w:rPr>
+        <w:t>Static pages generated: 219</w:t>
+      </w:r>
+    </w:p>
+    <w:p>
+      <w:pPr>
+        <w:pStyle w:val="ListBullet"/>
+        <w:spacing w:after="80" w:line="300" w:lineRule="auto"/>
+      </w:pPr>
+      <w:r>
+        <w:rPr>
+          <w:rFonts w:ascii="Calibri" w:hAnsi="Calibri" w:eastAsia="Calibri"/>
+          <w:b w:val="0"/>
+          <w:i w:val="0"/>
+          <w:sz w:val="22"/>
+        </w:rPr>
+        <w:t xml:space="preserve">Evidence pack: </w:t>
+      </w:r>
+      <w:r>
+        <w:rPr>
+          <w:rFonts w:ascii="Calibri" w:hAnsi="Calibri" w:eastAsia="Calibri"/>
+          <w:b w:val="0"/>
+          <w:i w:val="0"/>
+          <w:sz w:val="19"/>
+        </w:rPr>
+        <w:t>docs/BUILD_SNAPSHOT_EVIDENCE_PACK_BR_2026_06_01_M41.md</w:t>
+      </w:r>
+    </w:p>
+    <w:p>
+      <w:pPr>
+        <w:pStyle w:val="ListBullet"/>
+        <w:spacing w:after="80" w:line="300" w:lineRule="auto"/>
+      </w:pPr>
+      <w:r>
+        <w:rPr>
+          <w:rFonts w:ascii="Calibri" w:hAnsi="Calibri" w:eastAsia="Calibri"/>
+          <w:b w:val="0"/>
+          <w:i w:val="0"/>
+          <w:sz w:val="19"/>
+        </w:rPr>
+        <w:t>.env</w:t>
+      </w:r>
+      <w:r>
+        <w:rPr>
+          <w:rFonts w:ascii="Calibri" w:hAnsi="Calibri" w:eastAsia="Calibri"/>
+          <w:b w:val="0"/>
+          <w:i w:val="0"/>
+          <w:sz w:val="22"/>
+        </w:rPr>
+        <w:t>: ignored</w:t>
+      </w:r>
+    </w:p>
+    <w:p>
+      <w:pPr>
+        <w:pStyle w:val="ListBullet"/>
+        <w:spacing w:after="80" w:line="300" w:lineRule="auto"/>
+      </w:pPr>
+      <w:r>
+        <w:rPr>
+          <w:rFonts w:ascii="Calibri" w:hAnsi="Calibri" w:eastAsia="Calibri"/>
+          <w:b w:val="0"/>
+          <w:i w:val="0"/>
+          <w:sz w:val="19"/>
+        </w:rPr>
+        <w:t>Recovery Key.pdf</w:t>
+      </w:r>
+      <w:r>
+        <w:rPr>
+          <w:rFonts w:ascii="Calibri" w:hAnsi="Calibri" w:eastAsia="Calibri"/>
+          <w:b w:val="0"/>
+          <w:i w:val="0"/>
+          <w:sz w:val="22"/>
+        </w:rPr>
+        <w:t>: ignored</w:t>
+      </w:r>
+    </w:p>
+    <w:p>
+      <w:pPr>
+        <w:pStyle w:val="Heading1"/>
+      </w:pPr>
+      <w:r>
         <w:t>Verification Record</w:t>
       </w:r>
     </w:p>
     <w:p>
+      <w:pPr>
+        <w:spacing w:after="120" w:line="300" w:lineRule="auto"/>
+      </w:pPr>
       <w:r>
         <w:rPr>
-          <w:rFonts w:ascii="Arial" w:hAnsi="Arial"/>
+          <w:rFonts w:ascii="Calibri" w:hAnsi="Calibri" w:eastAsia="Calibri"/>
+          <w:b w:val="0"/>
+          <w:i w:val="0"/>
+          <w:sz w:val="22"/>
         </w:rPr>
         <w:t>Verification was run on 2026-06-01.</w:t>
       </w:r>
     </w:p>
     <w:p>
+      <w:pPr>
+        <w:spacing w:after="120" w:line="300" w:lineRule="auto"/>
+      </w:pPr>
       <w:r>
         <w:rPr>
-          <w:rFonts w:ascii="Arial" w:hAnsi="Arial"/>
+          <w:rFonts w:ascii="Calibri" w:hAnsi="Calibri" w:eastAsia="Calibri"/>
+          <w:b w:val="0"/>
+          <w:i w:val="0"/>
+          <w:sz w:val="22"/>
         </w:rPr>
         <w:t>Passed:</w:t>
       </w:r>
@@ -5921,13 +7291,14 @@
     <w:p>
       <w:pPr>
         <w:pStyle w:val="ListBullet"/>
-        <w:spacing w:after="40"/>
+        <w:spacing w:after="80" w:line="300" w:lineRule="auto"/>
       </w:pPr>
       <w:r>
         <w:rPr>
-          <w:rFonts w:ascii="Courier New" w:hAnsi="Courier New"/>
-          <w:color w:val="282828"/>
-          <w:sz w:val="17"/>
+          <w:rFonts w:ascii="Calibri" w:hAnsi="Calibri" w:eastAsia="Calibri"/>
+          <w:b w:val="0"/>
+          <w:i w:val="0"/>
+          <w:sz w:val="19"/>
         </w:rPr>
         <w:t>npm run verify:backend</w:t>
       </w:r>
@@ -5935,21 +7306,28 @@
     <w:p>
       <w:pPr>
         <w:pStyle w:val="ListBullet"/>
-        <w:spacing w:after="40"/>
+        <w:spacing w:after="80" w:line="300" w:lineRule="auto"/>
       </w:pPr>
       <w:r>
         <w:rPr>
-          <w:rFonts w:ascii="Courier New" w:hAnsi="Courier New"/>
-          <w:color w:val="282828"/>
-          <w:sz w:val="17"/>
+          <w:rFonts w:ascii="Calibri" w:hAnsi="Calibri" w:eastAsia="Calibri"/>
+          <w:b w:val="0"/>
+          <w:i w:val="0"/>
+          <w:sz w:val="19"/>
         </w:rPr>
         <w:t>npm run build</w:t>
       </w:r>
     </w:p>
     <w:p>
+      <w:pPr>
+        <w:spacing w:after="120" w:line="300" w:lineRule="auto"/>
+      </w:pPr>
       <w:r>
         <w:rPr>
-          <w:rFonts w:ascii="Arial" w:hAnsi="Arial"/>
+          <w:rFonts w:ascii="Calibri" w:hAnsi="Calibri" w:eastAsia="Calibri"/>
+          <w:b w:val="0"/>
+          <w:i w:val="0"/>
+          <w:sz w:val="22"/>
         </w:rPr>
         <w:t>The backend verification gate included:</w:t>
       </w:r>
@@ -5957,13 +7335,14 @@
     <w:p>
       <w:pPr>
         <w:pStyle w:val="ListBullet"/>
-        <w:spacing w:after="40"/>
+        <w:spacing w:after="80" w:line="300" w:lineRule="auto"/>
       </w:pPr>
       <w:r>
         <w:rPr>
-          <w:rFonts w:ascii="Courier New" w:hAnsi="Courier New"/>
-          <w:color w:val="282828"/>
-          <w:sz w:val="17"/>
+          <w:rFonts w:ascii="Calibri" w:hAnsi="Calibri" w:eastAsia="Calibri"/>
+          <w:b w:val="0"/>
+          <w:i w:val="0"/>
+          <w:sz w:val="19"/>
         </w:rPr>
         <w:t>npm run verify:schema</w:t>
       </w:r>
@@ -5971,13 +7350,14 @@
     <w:p>
       <w:pPr>
         <w:pStyle w:val="ListBullet"/>
-        <w:spacing w:after="40"/>
+        <w:spacing w:after="80" w:line="300" w:lineRule="auto"/>
       </w:pPr>
       <w:r>
         <w:rPr>
-          <w:rFonts w:ascii="Courier New" w:hAnsi="Courier New"/>
-          <w:color w:val="282828"/>
-          <w:sz w:val="17"/>
+          <w:rFonts w:ascii="Calibri" w:hAnsi="Calibri" w:eastAsia="Calibri"/>
+          <w:b w:val="0"/>
+          <w:i w:val="0"/>
+          <w:sz w:val="19"/>
         </w:rPr>
         <w:t>npx tsc --noEmit</w:t>
       </w:r>
@@ -5985,13 +7365,14 @@
     <w:p>
       <w:pPr>
         <w:pStyle w:val="ListBullet"/>
-        <w:spacing w:after="40"/>
+        <w:spacing w:after="80" w:line="300" w:lineRule="auto"/>
       </w:pPr>
       <w:r>
         <w:rPr>
-          <w:rFonts w:ascii="Courier New" w:hAnsi="Courier New"/>
-          <w:color w:val="282828"/>
-          <w:sz w:val="17"/>
+          <w:rFonts w:ascii="Calibri" w:hAnsi="Calibri" w:eastAsia="Calibri"/>
+          <w:b w:val="0"/>
+          <w:i w:val="0"/>
+          <w:sz w:val="19"/>
         </w:rPr>
         <w:t>npm run verify:master-volumes</w:t>
       </w:r>
@@ -5999,13 +7380,14 @@
     <w:p>
       <w:pPr>
         <w:pStyle w:val="ListBullet"/>
-        <w:spacing w:after="40"/>
+        <w:spacing w:after="80" w:line="300" w:lineRule="auto"/>
       </w:pPr>
       <w:r>
         <w:rPr>
-          <w:rFonts w:ascii="Courier New" w:hAnsi="Courier New"/>
-          <w:color w:val="282828"/>
-          <w:sz w:val="17"/>
+          <w:rFonts w:ascii="Calibri" w:hAnsi="Calibri" w:eastAsia="Calibri"/>
+          <w:b w:val="0"/>
+          <w:i w:val="0"/>
+          <w:sz w:val="19"/>
         </w:rPr>
         <w:t>npm run verify:missing-doctrines</w:t>
       </w:r>
@@ -6013,13 +7395,14 @@
     <w:p>
       <w:pPr>
         <w:pStyle w:val="ListBullet"/>
-        <w:spacing w:after="40"/>
+        <w:spacing w:after="80" w:line="300" w:lineRule="auto"/>
       </w:pPr>
       <w:r>
         <w:rPr>
-          <w:rFonts w:ascii="Courier New" w:hAnsi="Courier New"/>
-          <w:color w:val="282828"/>
-          <w:sz w:val="17"/>
+          <w:rFonts w:ascii="Calibri" w:hAnsi="Calibri" w:eastAsia="Calibri"/>
+          <w:b w:val="0"/>
+          <w:i w:val="0"/>
+          <w:sz w:val="19"/>
         </w:rPr>
         <w:t>npm run verify:scraper-source-intelligence</w:t>
       </w:r>
@@ -6027,13 +7410,14 @@
     <w:p>
       <w:pPr>
         <w:pStyle w:val="ListBullet"/>
-        <w:spacing w:after="40"/>
+        <w:spacing w:after="80" w:line="300" w:lineRule="auto"/>
       </w:pPr>
       <w:r>
         <w:rPr>
-          <w:rFonts w:ascii="Courier New" w:hAnsi="Courier New"/>
-          <w:color w:val="282828"/>
-          <w:sz w:val="17"/>
+          <w:rFonts w:ascii="Calibri" w:hAnsi="Calibri" w:eastAsia="Calibri"/>
+          <w:b w:val="0"/>
+          <w:i w:val="0"/>
+          <w:sz w:val="19"/>
         </w:rPr>
         <w:t>npm run verify:revenue-source-intelligence</w:t>
       </w:r>
@@ -6041,13 +7425,14 @@
     <w:p>
       <w:pPr>
         <w:pStyle w:val="ListBullet"/>
-        <w:spacing w:after="40"/>
+        <w:spacing w:after="80" w:line="300" w:lineRule="auto"/>
       </w:pPr>
       <w:r>
         <w:rPr>
-          <w:rFonts w:ascii="Courier New" w:hAnsi="Courier New"/>
-          <w:color w:val="282828"/>
-          <w:sz w:val="17"/>
+          <w:rFonts w:ascii="Calibri" w:hAnsi="Calibri" w:eastAsia="Calibri"/>
+          <w:b w:val="0"/>
+          <w:i w:val="0"/>
+          <w:sz w:val="19"/>
         </w:rPr>
         <w:t>npm run verify:source-stack-architecture</w:t>
       </w:r>
@@ -6055,13 +7440,14 @@
     <w:p>
       <w:pPr>
         <w:pStyle w:val="ListBullet"/>
-        <w:spacing w:after="40"/>
+        <w:spacing w:after="80" w:line="300" w:lineRule="auto"/>
       </w:pPr>
       <w:r>
         <w:rPr>
-          <w:rFonts w:ascii="Courier New" w:hAnsi="Courier New"/>
-          <w:color w:val="282828"/>
-          <w:sz w:val="17"/>
+          <w:rFonts w:ascii="Calibri" w:hAnsi="Calibri" w:eastAsia="Calibri"/>
+          <w:b w:val="0"/>
+          <w:i w:val="0"/>
+          <w:sz w:val="19"/>
         </w:rPr>
         <w:t>npm run smoke:security-policy</w:t>
       </w:r>
@@ -6069,13 +7455,14 @@
     <w:p>
       <w:pPr>
         <w:pStyle w:val="ListBullet"/>
-        <w:spacing w:after="40"/>
+        <w:spacing w:after="80" w:line="300" w:lineRule="auto"/>
       </w:pPr>
       <w:r>
         <w:rPr>
-          <w:rFonts w:ascii="Courier New" w:hAnsi="Courier New"/>
-          <w:color w:val="282828"/>
-          <w:sz w:val="17"/>
+          <w:rFonts w:ascii="Calibri" w:hAnsi="Calibri" w:eastAsia="Calibri"/>
+          <w:b w:val="0"/>
+          <w:i w:val="0"/>
+          <w:sz w:val="19"/>
         </w:rPr>
         <w:t>npm run smoke:content-claims</w:t>
       </w:r>
@@ -6083,13 +7470,14 @@
     <w:p>
       <w:pPr>
         <w:pStyle w:val="ListBullet"/>
-        <w:spacing w:after="40"/>
+        <w:spacing w:after="80" w:line="300" w:lineRule="auto"/>
       </w:pPr>
       <w:r>
         <w:rPr>
-          <w:rFonts w:ascii="Courier New" w:hAnsi="Courier New"/>
-          <w:color w:val="282828"/>
-          <w:sz w:val="17"/>
+          <w:rFonts w:ascii="Calibri" w:hAnsi="Calibri" w:eastAsia="Calibri"/>
+          <w:b w:val="0"/>
+          <w:i w:val="0"/>
+          <w:sz w:val="19"/>
         </w:rPr>
         <w:t>npm run smoke:auth-activation-policy</w:t>
       </w:r>
@@ -6097,13 +7485,14 @@
     <w:p>
       <w:pPr>
         <w:pStyle w:val="ListBullet"/>
-        <w:spacing w:after="40"/>
+        <w:spacing w:after="80" w:line="300" w:lineRule="auto"/>
       </w:pPr>
       <w:r>
         <w:rPr>
-          <w:rFonts w:ascii="Courier New" w:hAnsi="Courier New"/>
-          <w:color w:val="282828"/>
-          <w:sz w:val="17"/>
+          <w:rFonts w:ascii="Calibri" w:hAnsi="Calibri" w:eastAsia="Calibri"/>
+          <w:b w:val="0"/>
+          <w:i w:val="0"/>
+          <w:sz w:val="19"/>
         </w:rPr>
         <w:t>npm run auth:activation</w:t>
       </w:r>
@@ -6111,13 +7500,14 @@
     <w:p>
       <w:pPr>
         <w:pStyle w:val="ListBullet"/>
-        <w:spacing w:after="40"/>
+        <w:spacing w:after="80" w:line="300" w:lineRule="auto"/>
       </w:pPr>
       <w:r>
         <w:rPr>
-          <w:rFonts w:ascii="Courier New" w:hAnsi="Courier New"/>
-          <w:color w:val="282828"/>
-          <w:sz w:val="17"/>
+          <w:rFonts w:ascii="Calibri" w:hAnsi="Calibri" w:eastAsia="Calibri"/>
+          <w:b w:val="0"/>
+          <w:i w:val="0"/>
+          <w:sz w:val="19"/>
         </w:rPr>
         <w:t>npm run security:audit</w:t>
       </w:r>
@@ -6125,13 +7515,14 @@
     <w:p>
       <w:pPr>
         <w:pStyle w:val="ListBullet"/>
-        <w:spacing w:after="40"/>
+        <w:spacing w:after="80" w:line="300" w:lineRule="auto"/>
       </w:pPr>
       <w:r>
         <w:rPr>
-          <w:rFonts w:ascii="Courier New" w:hAnsi="Courier New"/>
-          <w:color w:val="282828"/>
-          <w:sz w:val="17"/>
+          <w:rFonts w:ascii="Calibri" w:hAnsi="Calibri" w:eastAsia="Calibri"/>
+          <w:b w:val="0"/>
+          <w:i w:val="0"/>
+          <w:sz w:val="19"/>
         </w:rPr>
         <w:t>npm run backend:production-readiness</w:t>
       </w:r>
@@ -6139,13 +7530,14 @@
     <w:p>
       <w:pPr>
         <w:pStyle w:val="ListBullet"/>
-        <w:spacing w:after="40"/>
+        <w:spacing w:after="80" w:line="300" w:lineRule="auto"/>
       </w:pPr>
       <w:r>
         <w:rPr>
-          <w:rFonts w:ascii="Courier New" w:hAnsi="Courier New"/>
-          <w:color w:val="282828"/>
-          <w:sz w:val="17"/>
+          <w:rFonts w:ascii="Calibri" w:hAnsi="Calibri" w:eastAsia="Calibri"/>
+          <w:b w:val="0"/>
+          <w:i w:val="0"/>
+          <w:sz w:val="19"/>
         </w:rPr>
         <w:t>npm run backend:module-readiness</w:t>
       </w:r>
@@ -6153,21 +7545,28 @@
     <w:p>
       <w:pPr>
         <w:pStyle w:val="ListBullet"/>
-        <w:spacing w:after="40"/>
+        <w:spacing w:after="80" w:line="300" w:lineRule="auto"/>
       </w:pPr>
       <w:r>
         <w:rPr>
-          <w:rFonts w:ascii="Courier New" w:hAnsi="Courier New"/>
-          <w:color w:val="282828"/>
-          <w:sz w:val="17"/>
+          <w:rFonts w:ascii="Calibri" w:hAnsi="Calibri" w:eastAsia="Calibri"/>
+          <w:b w:val="0"/>
+          <w:i w:val="0"/>
+          <w:sz w:val="19"/>
         </w:rPr>
         <w:t>npm run smoke:integration</w:t>
       </w:r>
     </w:p>
     <w:p>
+      <w:pPr>
+        <w:spacing w:after="120" w:line="300" w:lineRule="auto"/>
+      </w:pPr>
       <w:r>
         <w:rPr>
-          <w:rFonts w:ascii="Arial" w:hAnsi="Arial"/>
+          <w:rFonts w:ascii="Calibri" w:hAnsi="Calibri" w:eastAsia="Calibri"/>
+          <w:b w:val="0"/>
+          <w:i w:val="0"/>
+          <w:sz w:val="22"/>
         </w:rPr>
         <w:t>Key verification outputs:</w:t>
       </w:r>
@@ -6175,11 +7574,14 @@
     <w:p>
       <w:pPr>
         <w:pStyle w:val="ListBullet"/>
-        <w:spacing w:after="40"/>
+        <w:spacing w:after="80" w:line="300" w:lineRule="auto"/>
       </w:pPr>
       <w:r>
         <w:rPr>
-          <w:rFonts w:ascii="Arial" w:hAnsi="Arial"/>
+          <w:rFonts w:ascii="Calibri" w:hAnsi="Calibri" w:eastAsia="Calibri"/>
+          <w:b w:val="0"/>
+          <w:i w:val="0"/>
+          <w:sz w:val="22"/>
         </w:rPr>
         <w:t>Master Volume conformance: passed</w:t>
       </w:r>
@@ -6187,11 +7589,14 @@
     <w:p>
       <w:pPr>
         <w:pStyle w:val="ListBullet"/>
-        <w:spacing w:after="40"/>
+        <w:spacing w:after="80" w:line="300" w:lineRule="auto"/>
       </w:pPr>
       <w:r>
         <w:rPr>
-          <w:rFonts w:ascii="Arial" w:hAnsi="Arial"/>
+          <w:rFonts w:ascii="Calibri" w:hAnsi="Calibri" w:eastAsia="Calibri"/>
+          <w:b w:val="0"/>
+          <w:i w:val="0"/>
+          <w:sz w:val="22"/>
         </w:rPr>
         <w:t>Requirements checked: 60</w:t>
       </w:r>
@@ -6199,11 +7604,14 @@
     <w:p>
       <w:pPr>
         <w:pStyle w:val="ListBullet"/>
-        <w:spacing w:after="40"/>
+        <w:spacing w:after="80" w:line="300" w:lineRule="auto"/>
       </w:pPr>
       <w:r>
         <w:rPr>
-          <w:rFonts w:ascii="Arial" w:hAnsi="Arial"/>
+          <w:rFonts w:ascii="Calibri" w:hAnsi="Calibri" w:eastAsia="Calibri"/>
+          <w:b w:val="0"/>
+          <w:i w:val="0"/>
+          <w:sz w:val="22"/>
         </w:rPr>
         <w:t>Requirements implemented: 57</w:t>
       </w:r>
@@ -6211,11 +7619,14 @@
     <w:p>
       <w:pPr>
         <w:pStyle w:val="ListBullet"/>
-        <w:spacing w:after="40"/>
+        <w:spacing w:after="80" w:line="300" w:lineRule="auto"/>
       </w:pPr>
       <w:r>
         <w:rPr>
-          <w:rFonts w:ascii="Arial" w:hAnsi="Arial"/>
+          <w:rFonts w:ascii="Calibri" w:hAnsi="Calibri" w:eastAsia="Calibri"/>
+          <w:b w:val="0"/>
+          <w:i w:val="0"/>
+          <w:sz w:val="22"/>
         </w:rPr>
         <w:t>Awaiting controlled promotion: 3</w:t>
       </w:r>
@@ -6223,11 +7634,14 @@
     <w:p>
       <w:pPr>
         <w:pStyle w:val="ListBullet"/>
-        <w:spacing w:after="40"/>
+        <w:spacing w:after="80" w:line="300" w:lineRule="auto"/>
       </w:pPr>
       <w:r>
         <w:rPr>
-          <w:rFonts w:ascii="Arial" w:hAnsi="Arial"/>
+          <w:rFonts w:ascii="Calibri" w:hAnsi="Calibri" w:eastAsia="Calibri"/>
+          <w:b w:val="0"/>
+          <w:i w:val="0"/>
+          <w:sz w:val="22"/>
         </w:rPr>
         <w:t>Module conformance: passed</w:t>
       </w:r>
@@ -6235,35 +7649,44 @@
     <w:p>
       <w:pPr>
         <w:pStyle w:val="ListBullet"/>
-        <w:spacing w:after="40"/>
+        <w:spacing w:after="80" w:line="300" w:lineRule="auto"/>
       </w:pPr>
       <w:r>
         <w:rPr>
-          <w:rFonts w:ascii="Arial" w:hAnsi="Arial"/>
+          <w:rFonts w:ascii="Calibri" w:hAnsi="Calibri" w:eastAsia="Calibri"/>
+          <w:b w:val="0"/>
+          <w:i w:val="0"/>
+          <w:sz w:val="22"/>
         </w:rPr>
-        <w:t>Modules checked: 62</w:t>
+        <w:t>Modules checked: 63</w:t>
       </w:r>
     </w:p>
     <w:p>
       <w:pPr>
         <w:pStyle w:val="ListBullet"/>
-        <w:spacing w:after="40"/>
+        <w:spacing w:after="80" w:line="300" w:lineRule="auto"/>
       </w:pPr>
       <w:r>
         <w:rPr>
-          <w:rFonts w:ascii="Arial" w:hAnsi="Arial"/>
+          <w:rFonts w:ascii="Calibri" w:hAnsi="Calibri" w:eastAsia="Calibri"/>
+          <w:b w:val="0"/>
+          <w:i w:val="0"/>
+          <w:sz w:val="22"/>
         </w:rPr>
-        <w:t>Highest module number: 41</w:t>
+        <w:t>Highest module number: 42</w:t>
       </w:r>
     </w:p>
     <w:p>
       <w:pPr>
         <w:pStyle w:val="ListBullet"/>
-        <w:spacing w:after="40"/>
+        <w:spacing w:after="80" w:line="300" w:lineRule="auto"/>
       </w:pPr>
       <w:r>
         <w:rPr>
-          <w:rFonts w:ascii="Arial" w:hAnsi="Arial"/>
+          <w:rFonts w:ascii="Calibri" w:hAnsi="Calibri" w:eastAsia="Calibri"/>
+          <w:b w:val="0"/>
+          <w:i w:val="0"/>
+          <w:sz w:val="22"/>
         </w:rPr>
         <w:t>Public surfaces checked: 19</w:t>
       </w:r>
@@ -6271,35 +7694,44 @@
     <w:p>
       <w:pPr>
         <w:pStyle w:val="ListBullet"/>
-        <w:spacing w:after="40"/>
+        <w:spacing w:after="80" w:line="300" w:lineRule="auto"/>
       </w:pPr>
       <w:r>
         <w:rPr>
-          <w:rFonts w:ascii="Arial" w:hAnsi="Arial"/>
+          <w:rFonts w:ascii="Calibri" w:hAnsi="Calibri" w:eastAsia="Calibri"/>
+          <w:b w:val="0"/>
+          <w:i w:val="0"/>
+          <w:sz w:val="22"/>
         </w:rPr>
-        <w:t>Handoffs checked: 86</w:t>
+        <w:t>Handoffs checked: 89</w:t>
       </w:r>
     </w:p>
     <w:p>
       <w:pPr>
         <w:pStyle w:val="ListBullet"/>
-        <w:spacing w:after="40"/>
+        <w:spacing w:after="80" w:line="300" w:lineRule="auto"/>
       </w:pPr>
       <w:r>
         <w:rPr>
-          <w:rFonts w:ascii="Arial" w:hAnsi="Arial"/>
+          <w:rFonts w:ascii="Calibri" w:hAnsi="Calibri" w:eastAsia="Calibri"/>
+          <w:b w:val="0"/>
+          <w:i w:val="0"/>
+          <w:sz w:val="22"/>
         </w:rPr>
-        <w:t>Event contracts checked: 53</w:t>
+        <w:t>Event contracts checked: 54</w:t>
       </w:r>
     </w:p>
     <w:p>
       <w:pPr>
         <w:pStyle w:val="ListBullet"/>
-        <w:spacing w:after="40"/>
+        <w:spacing w:after="80" w:line="300" w:lineRule="auto"/>
       </w:pPr>
       <w:r>
         <w:rPr>
-          <w:rFonts w:ascii="Arial" w:hAnsi="Arial"/>
+          <w:rFonts w:ascii="Calibri" w:hAnsi="Calibri" w:eastAsia="Calibri"/>
+          <w:b w:val="0"/>
+          <w:i w:val="0"/>
+          <w:sz w:val="22"/>
         </w:rPr>
         <w:t>Cross-module integration: passed</w:t>
       </w:r>
@@ -6307,11 +7739,14 @@
     <w:p>
       <w:pPr>
         <w:pStyle w:val="ListBullet"/>
-        <w:spacing w:after="40"/>
+        <w:spacing w:after="80" w:line="300" w:lineRule="auto"/>
       </w:pPr>
       <w:r>
         <w:rPr>
-          <w:rFonts w:ascii="Arial" w:hAnsi="Arial"/>
+          <w:rFonts w:ascii="Calibri" w:hAnsi="Calibri" w:eastAsia="Calibri"/>
+          <w:b w:val="0"/>
+          <w:i w:val="0"/>
+          <w:sz w:val="22"/>
         </w:rPr>
         <w:t>Whole-platform smoke test: passed</w:t>
       </w:r>
@@ -6319,11 +7754,14 @@
     <w:p>
       <w:pPr>
         <w:pStyle w:val="ListBullet"/>
-        <w:spacing w:after="40"/>
+        <w:spacing w:after="80" w:line="300" w:lineRule="auto"/>
       </w:pPr>
       <w:r>
         <w:rPr>
-          <w:rFonts w:ascii="Arial" w:hAnsi="Arial"/>
+          <w:rFonts w:ascii="Calibri" w:hAnsi="Calibri" w:eastAsia="Calibri"/>
+          <w:b w:val="0"/>
+          <w:i w:val="0"/>
+          <w:sz w:val="22"/>
         </w:rPr>
         <w:t>Production build: passed</w:t>
       </w:r>
@@ -6331,38 +7769,98 @@
     <w:p>
       <w:pPr>
         <w:pStyle w:val="ListBullet"/>
-        <w:spacing w:after="40"/>
+        <w:spacing w:after="80" w:line="300" w:lineRule="auto"/>
       </w:pPr>
       <w:r>
         <w:rPr>
-          <w:rFonts w:ascii="Arial" w:hAnsi="Arial"/>
+          <w:rFonts w:ascii="Calibri" w:hAnsi="Calibri" w:eastAsia="Calibri"/>
+          <w:b w:val="0"/>
+          <w:i w:val="0"/>
+          <w:sz w:val="22"/>
         </w:rPr>
-        <w:t>Static pages generated: 219</w:t>
+        <w:t>Current app page routes after Module 42: 71</w:t>
       </w:r>
     </w:p>
     <w:p>
       <w:pPr>
-        <w:pStyle w:val="Heading1"/>
+        <w:pStyle w:val="ListBullet"/>
+        <w:spacing w:after="80" w:line="300" w:lineRule="auto"/>
       </w:pPr>
       <w:r>
         <w:rPr>
-          <w:rFonts w:ascii="Arial" w:hAnsi="Arial"/>
+          <w:rFonts w:ascii="Calibri" w:hAnsi="Calibri" w:eastAsia="Calibri"/>
+          <w:b w:val="0"/>
+          <w:i w:val="0"/>
+          <w:sz w:val="22"/>
         </w:rPr>
+        <w:t>Current API route files after Module 42: 149</w:t>
+      </w:r>
+    </w:p>
+    <w:p>
+      <w:pPr>
+        <w:pStyle w:val="ListBullet"/>
+        <w:spacing w:after="80" w:line="300" w:lineRule="auto"/>
+      </w:pPr>
+      <w:r>
+        <w:rPr>
+          <w:rFonts w:ascii="Calibri" w:hAnsi="Calibri" w:eastAsia="Calibri"/>
+          <w:b w:val="0"/>
+          <w:i w:val="0"/>
+          <w:sz w:val="22"/>
+        </w:rPr>
+        <w:t>Static pages generated after Module 42: 221</w:t>
+      </w:r>
+    </w:p>
+    <w:p>
+      <w:pPr>
+        <w:pStyle w:val="Heading1"/>
+      </w:pPr>
+      <w:r>
         <w:t>Current Build Decision</w:t>
       </w:r>
     </w:p>
     <w:p>
+      <w:pPr>
+        <w:spacing w:after="120" w:line="300" w:lineRule="auto"/>
+      </w:pPr>
       <w:r>
         <w:rPr>
-          <w:rFonts w:ascii="Arial" w:hAnsi="Arial"/>
+          <w:rFonts w:ascii="Calibri" w:hAnsi="Calibri" w:eastAsia="Calibri"/>
+          <w:b w:val="0"/>
+          <w:i w:val="0"/>
+          <w:sz w:val="22"/>
         </w:rPr>
-        <w:t>The backend and governed module foundation are in a complete, internally verified, review-bound state through Module 41.</w:t>
+        <w:t xml:space="preserve">The backend and governed module foundation are in a complete, internally verified, review-bound state through Module 42, with Module 41 preserved as canonical checkpoint </w:t>
+      </w:r>
+      <w:r>
+        <w:rPr>
+          <w:rFonts w:ascii="Calibri" w:hAnsi="Calibri" w:eastAsia="Calibri"/>
+          <w:b w:val="0"/>
+          <w:i w:val="0"/>
+          <w:sz w:val="19"/>
+        </w:rPr>
+        <w:t>BR-2026-06-01-M41</w:t>
+      </w:r>
+      <w:r>
+        <w:rPr>
+          <w:rFonts w:ascii="Calibri" w:hAnsi="Calibri" w:eastAsia="Calibri"/>
+          <w:b w:val="0"/>
+          <w:i w:val="0"/>
+          <w:sz w:val="22"/>
+        </w:rPr>
+        <w:t>.</w:t>
       </w:r>
     </w:p>
     <w:p>
+      <w:pPr>
+        <w:spacing w:after="120" w:line="300" w:lineRule="auto"/>
+      </w:pPr>
       <w:r>
         <w:rPr>
-          <w:rFonts w:ascii="Arial" w:hAnsi="Arial"/>
+          <w:rFonts w:ascii="Calibri" w:hAnsi="Calibri" w:eastAsia="Calibri"/>
+          <w:b w:val="0"/>
+          <w:i w:val="0"/>
+          <w:sz w:val="22"/>
         </w:rPr>
         <w:t>The next proper build phase should be controlled cleanup, commit/preservation, then targeted live-readiness or UX/module refinement. No production launch or public go-live should happen until the later activation authority gates are explicitly satisfied and approved.</w:t>
       </w:r>
@@ -6372,46 +7870,60 @@
         <w:pStyle w:val="Heading1"/>
       </w:pPr>
       <w:r>
-        <w:rPr>
-          <w:rFonts w:ascii="Arial" w:hAnsi="Arial"/>
-        </w:rPr>
-        <w:t>Tree Cleanup Note</w:t>
+        <w:t>Tree Preservation Note</w:t>
       </w:r>
     </w:p>
     <w:p>
+      <w:pPr>
+        <w:spacing w:after="120" w:line="300" w:lineRule="auto"/>
+      </w:pPr>
       <w:r>
         <w:rPr>
-          <w:rFonts w:ascii="Arial" w:hAnsi="Arial"/>
+          <w:rFonts w:ascii="Calibri" w:hAnsi="Calibri" w:eastAsia="Calibri"/>
+          <w:b w:val="0"/>
+          <w:i w:val="0"/>
+          <w:sz w:val="22"/>
         </w:rPr>
-        <w:t>The local Git tree contains a large amount of real build work. It should be preserved, not discarded.</w:t>
+        <w:t>The local Git tree contains real build work and must be preserved through an explicit Git commit, not discarded.</w:t>
       </w:r>
     </w:p>
     <w:p>
+      <w:pPr>
+        <w:spacing w:after="120" w:line="300" w:lineRule="auto"/>
+      </w:pPr>
       <w:r>
         <w:rPr>
-          <w:rFonts w:ascii="Arial" w:hAnsi="Arial"/>
+          <w:rFonts w:ascii="Calibri" w:hAnsi="Calibri" w:eastAsia="Calibri"/>
+          <w:b w:val="0"/>
+          <w:i w:val="0"/>
+          <w:sz w:val="22"/>
         </w:rPr>
-        <w:t xml:space="preserve">Sensitive/private local files should remain outside version control. The root-level </w:t>
+        <w:t xml:space="preserve">Sensitive/private local files must remain outside version control. The root-level </w:t>
       </w:r>
       <w:r>
         <w:rPr>
-          <w:rFonts w:ascii="Courier New" w:hAnsi="Courier New"/>
-          <w:color w:val="282828"/>
-          <w:sz w:val="17"/>
+          <w:rFonts w:ascii="Calibri" w:hAnsi="Calibri" w:eastAsia="Calibri"/>
+          <w:b w:val="0"/>
+          <w:i w:val="0"/>
+          <w:sz w:val="19"/>
         </w:rPr>
         <w:t>Recovery Key.pdf</w:t>
       </w:r>
       <w:r>
         <w:rPr>
-          <w:rFonts w:ascii="Arial" w:hAnsi="Arial"/>
+          <w:rFonts w:ascii="Calibri" w:hAnsi="Calibri" w:eastAsia="Calibri"/>
+          <w:b w:val="0"/>
+          <w:i w:val="0"/>
+          <w:sz w:val="22"/>
         </w:rPr>
-        <w:t xml:space="preserve"> is intentionally ignored and should not be committed.</w:t>
+        <w:t xml:space="preserve"> is intentionally ignored and must not be committed.</w:t>
       </w:r>
     </w:p>
     <w:sectPr>
-      <w:footerReference w:type="default" r:id="rId9"/>
+      <w:headerReference w:type="default" r:id="rId9"/>
+      <w:footerReference w:type="default" r:id="rId10"/>
       <w:pgSz w:w="12240" w:h="15840"/>
-      <w:pgMar w:top="1008" w:right="1037" w:bottom="1008" w:left="1037" w:header="720" w:footer="720" w:gutter="0"/>
+      <w:pgMar w:top="1440" w:right="1440" w:bottom="1440" w:left="1440" w:header="708" w:footer="708" w:gutter="0"/>
       <w:cols w:space="720"/>
       <w:docGrid w:linePitch="360"/>
     </w:sectPr>
@@ -6428,13 +7940,33 @@
     </w:pPr>
     <w:r>
       <w:rPr>
-        <w:color w:val="5A5A5A"/>
+        <w:rFonts w:ascii="Calibri" w:hAnsi="Calibri"/>
+        <w:color w:val="555555"/>
         <w:sz w:val="16"/>
       </w:rPr>
-      <w:t>Ares Furlong Build Record | Generated 2026-06-01 | Evidence-only, review-bound build state</w:t>
+      <w:t>Generated 2026-06-01 | Current build remains review-bound; not production-live.</w:t>
     </w:r>
   </w:p>
 </w:ftr>
+</file>
+
+<file path=word/header1.xml><?xml version="1.0" encoding="utf-8"?>
+<w:hdr xmlns:m="http://schemas.openxmlformats.org/officeDocument/2006/math" xmlns:mc="http://schemas.openxmlformats.org/markup-compatibility/2006" xmlns:mo="http://schemas.microsoft.com/office/mac/office/2008/main" xmlns:mv="urn:schemas-microsoft-com:mac:vml" xmlns:o="urn:schemas-microsoft-com:office:office" xmlns:r="http://schemas.openxmlformats.org/officeDocument/2006/relationships" xmlns:v="urn:schemas-microsoft-com:vml" xmlns:w10="urn:schemas-microsoft-com:office:word" xmlns:w14="http://schemas.microsoft.com/office/word/2010/wordml" xmlns:w="http://schemas.openxmlformats.org/wordprocessingml/2006/main" xmlns:wne="http://schemas.microsoft.com/office/word/2006/wordml" xmlns:wp14="http://schemas.microsoft.com/office/word/2010/wordprocessingDrawing" xmlns:wp="http://schemas.openxmlformats.org/drawingml/2006/wordprocessingDrawing" xmlns:wpc="http://schemas.microsoft.com/office/word/2010/wordprocessingCanvas" xmlns:wpg="http://schemas.microsoft.com/office/word/2010/wordprocessingGroup" xmlns:wpi="http://schemas.microsoft.com/office/word/2010/wordprocessingInk" xmlns:wps="http://schemas.microsoft.com/office/word/2010/wordprocessingShape" mc:Ignorable="w14 wp14">
+  <w:p>
+    <w:pPr>
+      <w:pStyle w:val="Header"/>
+      <w:jc w:val="right"/>
+    </w:pPr>
+    <w:r>
+      <w:rPr>
+        <w:rFonts w:ascii="Calibri" w:hAnsi="Calibri"/>
+        <w:color w:val="555555"/>
+        <w:sz w:val="16"/>
+      </w:rPr>
+      <w:t>Ares Furlong Build Record | Review-Bound Backend Governance Foundation</w:t>
+    </w:r>
+  </w:p>
+</w:hdr>
 </file>
 
 <file path=word/numbering.xml><?xml version="1.0" encoding="utf-8"?>
@@ -6801,11 +8333,11 @@
     <w:qFormat/>
     <w:rsid w:val="00FC693F"/>
     <w:pPr>
-      <w:spacing w:after="80" w:line="259" w:lineRule="auto"/>
+      <w:spacing w:after="120" w:line="300" w:lineRule="auto"/>
     </w:pPr>
     <w:rPr>
-      <w:rFonts w:ascii="Arial" w:hAnsi="Arial"/>
-      <w:sz w:val="19"/>
+      <w:rFonts w:ascii="Calibri" w:hAnsi="Calibri" w:eastAsia="Calibri"/>
+      <w:sz w:val="22"/>
     </w:rPr>
   </w:style>
   <w:style w:type="paragraph" w:styleId="Header">
@@ -6863,15 +8395,15 @@
     <w:pPr>
       <w:keepNext/>
       <w:keepLines/>
-      <w:spacing w:before="200" w:after="100"/>
+      <w:spacing w:before="360" w:after="200" w:line="300" w:lineRule="auto"/>
       <w:outlineLvl w:val="0"/>
     </w:pPr>
     <w:rPr>
-      <w:rFonts w:asciiTheme="majorHAnsi" w:eastAsiaTheme="majorEastAsia" w:hAnsiTheme="majorHAnsi" w:cstheme="majorBidi" w:ascii="Arial" w:hAnsi="Arial"/>
+      <w:rFonts w:asciiTheme="majorHAnsi" w:eastAsiaTheme="majorEastAsia" w:hAnsiTheme="majorHAnsi" w:cstheme="majorBidi" w:ascii="Calibri" w:hAnsi="Calibri" w:eastAsia="Calibri"/>
       <w:b/>
       <w:bCs/>
-      <w:color w:val="1F4E5F"/>
-      <w:sz w:val="28"/>
+      <w:color w:val="2E74B5"/>
+      <w:sz w:val="32"/>
       <w:szCs w:val="28"/>
     </w:rPr>
   </w:style>
@@ -6887,15 +8419,15 @@
     <w:pPr>
       <w:keepNext/>
       <w:keepLines/>
-      <w:spacing w:before="200" w:after="100"/>
+      <w:spacing w:before="280" w:after="140" w:line="300" w:lineRule="auto"/>
       <w:outlineLvl w:val="1"/>
     </w:pPr>
     <w:rPr>
-      <w:rFonts w:asciiTheme="majorHAnsi" w:eastAsiaTheme="majorEastAsia" w:hAnsiTheme="majorHAnsi" w:cstheme="majorBidi" w:ascii="Arial" w:hAnsi="Arial"/>
+      <w:rFonts w:asciiTheme="majorHAnsi" w:eastAsiaTheme="majorEastAsia" w:hAnsiTheme="majorHAnsi" w:cstheme="majorBidi" w:ascii="Calibri" w:hAnsi="Calibri" w:eastAsia="Calibri"/>
       <w:b/>
       <w:bCs/>
-      <w:color w:val="305C72"/>
-      <w:sz w:val="23"/>
+      <w:color w:val="2E74B5"/>
+      <w:sz w:val="26"/>
       <w:szCs w:val="26"/>
     </w:rPr>
   </w:style>
@@ -6911,15 +8443,15 @@
     <w:pPr>
       <w:keepNext/>
       <w:keepLines/>
-      <w:spacing w:before="200" w:after="100"/>
+      <w:spacing w:before="200" w:after="100" w:line="300" w:lineRule="auto"/>
       <w:outlineLvl w:val="2"/>
     </w:pPr>
     <w:rPr>
-      <w:rFonts w:asciiTheme="majorHAnsi" w:eastAsiaTheme="majorEastAsia" w:hAnsiTheme="majorHAnsi" w:cstheme="majorBidi" w:ascii="Arial" w:hAnsi="Arial"/>
+      <w:rFonts w:asciiTheme="majorHAnsi" w:eastAsiaTheme="majorEastAsia" w:hAnsiTheme="majorHAnsi" w:cstheme="majorBidi" w:ascii="Calibri" w:hAnsi="Calibri" w:eastAsia="Calibri"/>
       <w:b/>
       <w:bCs/>
-      <w:color w:val="305C72"/>
-      <w:sz w:val="21"/>
+      <w:color w:val="1F4D78"/>
+      <w:sz w:val="24"/>
     </w:rPr>
   </w:style>
   <w:style w:type="paragraph" w:styleId="Heading4">
@@ -7153,16 +8685,15 @@
       <w:pBdr>
         <w:bottom w:val="single" w:sz="8" w:space="4" w:color="4F81BD" w:themeColor="accent1"/>
       </w:pBdr>
-      <w:spacing w:after="100" w:line="240" w:lineRule="auto" w:before="0"/>
+      <w:spacing w:after="300" w:line="240" w:lineRule="auto"/>
       <w:contextualSpacing/>
     </w:pPr>
     <w:rPr>
-      <w:rFonts w:asciiTheme="majorHAnsi" w:eastAsiaTheme="majorEastAsia" w:hAnsiTheme="majorHAnsi" w:cstheme="majorBidi" w:ascii="Arial" w:hAnsi="Arial"/>
-      <w:b/>
-      <w:color w:val="1F4E5F"/>
+      <w:rFonts w:asciiTheme="majorHAnsi" w:eastAsiaTheme="majorEastAsia" w:hAnsiTheme="majorHAnsi" w:cstheme="majorBidi"/>
+      <w:color w:val="17365D" w:themeColor="text2" w:themeShade="BF"/>
       <w:spacing w:val="5"/>
       <w:kern w:val="28"/>
-      <w:sz w:val="44"/>
+      <w:sz w:val="52"/>
       <w:szCs w:val="52"/>
     </w:rPr>
   </w:style>

--- a/docs/PRINTABLE_BUILD_RECORD_2026-06-01.docx
+++ b/docs/PRINTABLE_BUILD_RECORD_2026-06-01.docx
@@ -4,13 +4,12 @@
   <w:body>
     <w:p>
       <w:pPr>
-        <w:spacing w:before="0" w:after="200"/>
+        <w:spacing w:after="200"/>
       </w:pPr>
       <w:r>
         <w:rPr>
           <w:rFonts w:ascii="Calibri" w:hAnsi="Calibri" w:eastAsia="Calibri"/>
           <w:b/>
-          <w:i w:val="0"/>
           <w:color w:val="1F4D78"/>
           <w:sz w:val="44"/>
         </w:rPr>
@@ -19,13 +18,11 @@
     </w:p>
     <w:p>
       <w:pPr>
-        <w:spacing w:after="120" w:line="300" w:lineRule="auto"/>
+        <w:spacing w:after="120" w:line="288" w:lineRule="auto"/>
       </w:pPr>
       <w:r>
         <w:rPr>
           <w:rFonts w:ascii="Calibri" w:hAnsi="Calibri" w:eastAsia="Calibri"/>
-          <w:b w:val="0"/>
-          <w:i w:val="0"/>
           <w:sz w:val="22"/>
         </w:rPr>
         <w:t>Generated: 2026-06-01</w:t>
@@ -33,22 +30,18 @@
     </w:p>
     <w:p>
       <w:pPr>
-        <w:spacing w:after="120" w:line="300" w:lineRule="auto"/>
+        <w:spacing w:after="120" w:line="288" w:lineRule="auto"/>
       </w:pPr>
       <w:r>
         <w:rPr>
           <w:rFonts w:ascii="Calibri" w:hAnsi="Calibri" w:eastAsia="Calibri"/>
-          <w:b w:val="0"/>
-          <w:i w:val="0"/>
           <w:sz w:val="22"/>
         </w:rPr>
         <w:t xml:space="preserve">Repository: </w:t>
       </w:r>
       <w:r>
         <w:rPr>
-          <w:rFonts w:ascii="Calibri" w:hAnsi="Calibri" w:eastAsia="Calibri"/>
-          <w:b w:val="0"/>
-          <w:i w:val="0"/>
+          <w:rFonts w:ascii="Consolas" w:hAnsi="Consolas" w:eastAsia="Consolas"/>
           <w:sz w:val="19"/>
         </w:rPr>
         <w:t>ares-farms</w:t>
@@ -56,22 +49,18 @@
     </w:p>
     <w:p>
       <w:pPr>
-        <w:spacing w:after="120" w:line="300" w:lineRule="auto"/>
+        <w:spacing w:after="120" w:line="288" w:lineRule="auto"/>
       </w:pPr>
       <w:r>
         <w:rPr>
           <w:rFonts w:ascii="Calibri" w:hAnsi="Calibri" w:eastAsia="Calibri"/>
-          <w:b w:val="0"/>
-          <w:i w:val="0"/>
           <w:sz w:val="22"/>
         </w:rPr>
         <w:t xml:space="preserve">Branch: </w:t>
       </w:r>
       <w:r>
         <w:rPr>
-          <w:rFonts w:ascii="Calibri" w:hAnsi="Calibri" w:eastAsia="Calibri"/>
-          <w:b w:val="0"/>
-          <w:i w:val="0"/>
+          <w:rFonts w:ascii="Consolas" w:hAnsi="Consolas" w:eastAsia="Consolas"/>
           <w:sz w:val="19"/>
         </w:rPr>
         <w:t>main</w:t>
@@ -79,13 +68,11 @@
     </w:p>
     <w:p>
       <w:pPr>
-        <w:spacing w:after="120" w:line="300" w:lineRule="auto"/>
+        <w:spacing w:after="120" w:line="288" w:lineRule="auto"/>
       </w:pPr>
       <w:r>
         <w:rPr>
           <w:rFonts w:ascii="Calibri" w:hAnsi="Calibri" w:eastAsia="Calibri"/>
-          <w:b w:val="0"/>
-          <w:i w:val="0"/>
           <w:sz w:val="22"/>
         </w:rPr>
         <w:t>Current build phase: Backend governance foundation, portable module surface build, and build preservation archive through Module 42.</w:t>
@@ -93,22 +80,18 @@
     </w:p>
     <w:p>
       <w:pPr>
-        <w:spacing w:after="120" w:line="300" w:lineRule="auto"/>
+        <w:spacing w:after="120" w:line="288" w:lineRule="auto"/>
       </w:pPr>
       <w:r>
         <w:rPr>
           <w:rFonts w:ascii="Calibri" w:hAnsi="Calibri" w:eastAsia="Calibri"/>
-          <w:b w:val="0"/>
-          <w:i w:val="0"/>
           <w:sz w:val="22"/>
         </w:rPr>
         <w:t xml:space="preserve">Canonical checkpoint: </w:t>
       </w:r>
       <w:r>
         <w:rPr>
-          <w:rFonts w:ascii="Calibri" w:hAnsi="Calibri" w:eastAsia="Calibri"/>
-          <w:b w:val="0"/>
-          <w:i w:val="0"/>
+          <w:rFonts w:ascii="Consolas" w:hAnsi="Consolas" w:eastAsia="Consolas"/>
           <w:sz w:val="19"/>
         </w:rPr>
         <w:t>BR-2026-06-01-M41</w:t>
@@ -116,8 +99,6 @@
       <w:r>
         <w:rPr>
           <w:rFonts w:ascii="Calibri" w:hAnsi="Calibri" w:eastAsia="Calibri"/>
-          <w:b w:val="0"/>
-          <w:i w:val="0"/>
           <w:sz w:val="22"/>
         </w:rPr>
         <w:t xml:space="preserve"> - Review-Bound Backend Governance Foundation.</w:t>
@@ -125,22 +106,18 @@
     </w:p>
     <w:p>
       <w:pPr>
-        <w:spacing w:after="120" w:line="300" w:lineRule="auto"/>
+        <w:spacing w:after="120" w:line="288" w:lineRule="auto"/>
       </w:pPr>
       <w:r>
         <w:rPr>
           <w:rFonts w:ascii="Calibri" w:hAnsi="Calibri" w:eastAsia="Calibri"/>
-          <w:b w:val="0"/>
-          <w:i w:val="0"/>
           <w:sz w:val="22"/>
         </w:rPr>
         <w:t xml:space="preserve">Checkpoint commit: </w:t>
       </w:r>
       <w:r>
         <w:rPr>
-          <w:rFonts w:ascii="Calibri" w:hAnsi="Calibri" w:eastAsia="Calibri"/>
-          <w:b w:val="0"/>
-          <w:i w:val="0"/>
+          <w:rFonts w:ascii="Consolas" w:hAnsi="Consolas" w:eastAsia="Consolas"/>
           <w:sz w:val="19"/>
         </w:rPr>
         <w:t>51bb19f</w:t>
@@ -148,8 +125,6 @@
       <w:r>
         <w:rPr>
           <w:rFonts w:ascii="Calibri" w:hAnsi="Calibri" w:eastAsia="Calibri"/>
-          <w:b w:val="0"/>
-          <w:i w:val="0"/>
           <w:sz w:val="22"/>
         </w:rPr>
         <w:t>.</w:t>
@@ -157,6 +132,895 @@
     </w:p>
     <w:p>
       <w:pPr>
+        <w:spacing w:after="120" w:line="288" w:lineRule="auto"/>
+      </w:pPr>
+      <w:r>
+        <w:rPr>
+          <w:rFonts w:ascii="Calibri" w:hAnsi="Calibri" w:eastAsia="Calibri"/>
+          <w:sz w:val="22"/>
+        </w:rPr>
+        <w:t xml:space="preserve">Canonical Markdown build record: </w:t>
+      </w:r>
+      <w:r>
+        <w:rPr>
+          <w:rFonts w:ascii="Consolas" w:hAnsi="Consolas" w:eastAsia="Consolas"/>
+          <w:sz w:val="19"/>
+        </w:rPr>
+        <w:t>docs/build-records/2026-06-01/BUILD_RECORD.md</w:t>
+      </w:r>
+      <w:r>
+        <w:rPr>
+          <w:rFonts w:ascii="Calibri" w:hAnsi="Calibri" w:eastAsia="Calibri"/>
+          <w:sz w:val="22"/>
+        </w:rPr>
+        <w:t>.</w:t>
+      </w:r>
+    </w:p>
+    <w:p>
+      <w:pPr>
+        <w:spacing w:after="120" w:line="288" w:lineRule="auto"/>
+      </w:pPr>
+      <w:r>
+        <w:rPr>
+          <w:rFonts w:ascii="Calibri" w:hAnsi="Calibri" w:eastAsia="Calibri"/>
+          <w:sz w:val="22"/>
+        </w:rPr>
+        <w:t xml:space="preserve">This printable record is a human-readable summary. The non-duplicated canonical archive for this build date lives under </w:t>
+      </w:r>
+      <w:r>
+        <w:rPr>
+          <w:rFonts w:ascii="Consolas" w:hAnsi="Consolas" w:eastAsia="Consolas"/>
+          <w:sz w:val="19"/>
+        </w:rPr>
+        <w:t>docs/build-records/2026-06-01/</w:t>
+      </w:r>
+      <w:r>
+        <w:rPr>
+          <w:rFonts w:ascii="Calibri" w:hAnsi="Calibri" w:eastAsia="Calibri"/>
+          <w:sz w:val="22"/>
+        </w:rPr>
+        <w:t xml:space="preserve"> and includes the route list, module manifest export, event contracts, handoffs, production block list, public surface disclosure audit, doctrine gap ledger, human authority map, operational evidence templates, and verification outputs.</w:t>
+      </w:r>
+    </w:p>
+    <w:p>
+      <w:pPr>
+        <w:pStyle w:val="Heading1"/>
+      </w:pPr>
+      <w:r>
+        <w:t>Known Blocks</w:t>
+      </w:r>
+    </w:p>
+    <w:p>
+      <w:pPr>
+        <w:spacing w:after="120" w:line="288" w:lineRule="auto"/>
+      </w:pPr>
+      <w:r>
+        <w:rPr>
+          <w:rFonts w:ascii="Calibri" w:hAnsi="Calibri" w:eastAsia="Calibri"/>
+          <w:sz w:val="22"/>
+        </w:rPr>
+        <w:t>This build is not production-live. No reader should treat this archive as approval for go-live, deployment, public production API exposure, public verification, legal or regulatory reliance, official report publication, payment capture, notice sending, regulatory response issuance, corrective-action commitment, remediation execution, live scraping, or live external actions.</w:t>
+      </w:r>
+    </w:p>
+    <w:p>
+      <w:pPr>
+        <w:pStyle w:val="ListBullet"/>
+        <w:spacing w:after="60" w:line="288" w:lineRule="auto"/>
+      </w:pPr>
+      <w:r>
+        <w:rPr>
+          <w:rFonts w:ascii="Calibri" w:hAnsi="Calibri" w:eastAsia="Calibri"/>
+          <w:sz w:val="22"/>
+        </w:rPr>
+        <w:t>No production activation</w:t>
+      </w:r>
+    </w:p>
+    <w:p>
+      <w:pPr>
+        <w:pStyle w:val="ListBullet"/>
+        <w:spacing w:after="60" w:line="288" w:lineRule="auto"/>
+      </w:pPr>
+      <w:r>
+        <w:rPr>
+          <w:rFonts w:ascii="Calibri" w:hAnsi="Calibri" w:eastAsia="Calibri"/>
+          <w:sz w:val="22"/>
+        </w:rPr>
+        <w:t>No go-live approval</w:t>
+      </w:r>
+    </w:p>
+    <w:p>
+      <w:pPr>
+        <w:pStyle w:val="ListBullet"/>
+        <w:spacing w:after="60" w:line="288" w:lineRule="auto"/>
+      </w:pPr>
+      <w:r>
+        <w:rPr>
+          <w:rFonts w:ascii="Calibri" w:hAnsi="Calibri" w:eastAsia="Calibri"/>
+          <w:sz w:val="22"/>
+        </w:rPr>
+        <w:t>No deployment execution</w:t>
+      </w:r>
+    </w:p>
+    <w:p>
+      <w:pPr>
+        <w:pStyle w:val="ListBullet"/>
+        <w:spacing w:after="60" w:line="288" w:lineRule="auto"/>
+      </w:pPr>
+      <w:r>
+        <w:rPr>
+          <w:rFonts w:ascii="Calibri" w:hAnsi="Calibri" w:eastAsia="Calibri"/>
+          <w:sz w:val="22"/>
+        </w:rPr>
+        <w:t>No secret activation</w:t>
+      </w:r>
+    </w:p>
+    <w:p>
+      <w:pPr>
+        <w:pStyle w:val="ListBullet"/>
+        <w:spacing w:after="60" w:line="288" w:lineRule="auto"/>
+      </w:pPr>
+      <w:r>
+        <w:rPr>
+          <w:rFonts w:ascii="Calibri" w:hAnsi="Calibri" w:eastAsia="Calibri"/>
+          <w:sz w:val="22"/>
+        </w:rPr>
+        <w:t>No DNS cutover</w:t>
+      </w:r>
+    </w:p>
+    <w:p>
+      <w:pPr>
+        <w:pStyle w:val="ListBullet"/>
+        <w:spacing w:after="60" w:line="288" w:lineRule="auto"/>
+      </w:pPr>
+      <w:r>
+        <w:rPr>
+          <w:rFonts w:ascii="Calibri" w:hAnsi="Calibri" w:eastAsia="Calibri"/>
+          <w:sz w:val="22"/>
+        </w:rPr>
+        <w:t>No production database migration</w:t>
+      </w:r>
+    </w:p>
+    <w:p>
+      <w:pPr>
+        <w:pStyle w:val="ListBullet"/>
+        <w:spacing w:after="60" w:line="288" w:lineRule="auto"/>
+      </w:pPr>
+      <w:r>
+        <w:rPr>
+          <w:rFonts w:ascii="Calibri" w:hAnsi="Calibri" w:eastAsia="Calibri"/>
+          <w:sz w:val="22"/>
+        </w:rPr>
+        <w:t>No public production API exposure</w:t>
+      </w:r>
+    </w:p>
+    <w:p>
+      <w:pPr>
+        <w:pStyle w:val="ListBullet"/>
+        <w:spacing w:after="60" w:line="288" w:lineRule="auto"/>
+      </w:pPr>
+      <w:r>
+        <w:rPr>
+          <w:rFonts w:ascii="Calibri" w:hAnsi="Calibri" w:eastAsia="Calibri"/>
+          <w:sz w:val="22"/>
+        </w:rPr>
+        <w:t>No portal launch</w:t>
+      </w:r>
+    </w:p>
+    <w:p>
+      <w:pPr>
+        <w:pStyle w:val="ListBullet"/>
+        <w:spacing w:after="60" w:line="288" w:lineRule="auto"/>
+      </w:pPr>
+      <w:r>
+        <w:rPr>
+          <w:rFonts w:ascii="Calibri" w:hAnsi="Calibri" w:eastAsia="Calibri"/>
+          <w:sz w:val="22"/>
+        </w:rPr>
+        <w:t>No payment capture</w:t>
+      </w:r>
+    </w:p>
+    <w:p>
+      <w:pPr>
+        <w:pStyle w:val="ListBullet"/>
+        <w:spacing w:after="60" w:line="288" w:lineRule="auto"/>
+      </w:pPr>
+      <w:r>
+        <w:rPr>
+          <w:rFonts w:ascii="Calibri" w:hAnsi="Calibri" w:eastAsia="Calibri"/>
+          <w:sz w:val="22"/>
+        </w:rPr>
+        <w:t>No borrower notice send</w:t>
+      </w:r>
+    </w:p>
+    <w:p>
+      <w:pPr>
+        <w:pStyle w:val="ListBullet"/>
+        <w:spacing w:after="60" w:line="288" w:lineRule="auto"/>
+      </w:pPr>
+      <w:r>
+        <w:rPr>
+          <w:rFonts w:ascii="Calibri" w:hAnsi="Calibri" w:eastAsia="Calibri"/>
+          <w:sz w:val="22"/>
+        </w:rPr>
+        <w:t>No official report publication</w:t>
+      </w:r>
+    </w:p>
+    <w:p>
+      <w:pPr>
+        <w:pStyle w:val="ListBullet"/>
+        <w:spacing w:after="60" w:line="288" w:lineRule="auto"/>
+      </w:pPr>
+      <w:r>
+        <w:rPr>
+          <w:rFonts w:ascii="Calibri" w:hAnsi="Calibri" w:eastAsia="Calibri"/>
+          <w:sz w:val="22"/>
+        </w:rPr>
+        <w:t>No public verification authority</w:t>
+      </w:r>
+    </w:p>
+    <w:p>
+      <w:pPr>
+        <w:pStyle w:val="ListBullet"/>
+        <w:spacing w:after="60" w:line="288" w:lineRule="auto"/>
+      </w:pPr>
+      <w:r>
+        <w:rPr>
+          <w:rFonts w:ascii="Calibri" w:hAnsi="Calibri" w:eastAsia="Calibri"/>
+          <w:sz w:val="22"/>
+        </w:rPr>
+        <w:t>No official reliance</w:t>
+      </w:r>
+    </w:p>
+    <w:p>
+      <w:pPr>
+        <w:pStyle w:val="ListBullet"/>
+        <w:spacing w:after="60" w:line="288" w:lineRule="auto"/>
+      </w:pPr>
+      <w:r>
+        <w:rPr>
+          <w:rFonts w:ascii="Calibri" w:hAnsi="Calibri" w:eastAsia="Calibri"/>
+          <w:sz w:val="22"/>
+        </w:rPr>
+        <w:t>No legal advice</w:t>
+      </w:r>
+    </w:p>
+    <w:p>
+      <w:pPr>
+        <w:pStyle w:val="ListBullet"/>
+        <w:spacing w:after="60" w:line="288" w:lineRule="auto"/>
+      </w:pPr>
+      <w:r>
+        <w:rPr>
+          <w:rFonts w:ascii="Calibri" w:hAnsi="Calibri" w:eastAsia="Calibri"/>
+          <w:sz w:val="22"/>
+        </w:rPr>
+        <w:t>No live external action</w:t>
+      </w:r>
+    </w:p>
+    <w:p>
+      <w:pPr>
+        <w:pStyle w:val="ListBullet"/>
+        <w:spacing w:after="60" w:line="288" w:lineRule="auto"/>
+      </w:pPr>
+      <w:r>
+        <w:rPr>
+          <w:rFonts w:ascii="Calibri" w:hAnsi="Calibri" w:eastAsia="Calibri"/>
+          <w:sz w:val="22"/>
+        </w:rPr>
+        <w:t>No regulatory response issuance</w:t>
+      </w:r>
+    </w:p>
+    <w:p>
+      <w:pPr>
+        <w:pStyle w:val="ListBullet"/>
+        <w:spacing w:after="60" w:line="288" w:lineRule="auto"/>
+      </w:pPr>
+      <w:r>
+        <w:rPr>
+          <w:rFonts w:ascii="Calibri" w:hAnsi="Calibri" w:eastAsia="Calibri"/>
+          <w:sz w:val="22"/>
+        </w:rPr>
+        <w:t>No corrective-action commitment</w:t>
+      </w:r>
+    </w:p>
+    <w:p>
+      <w:pPr>
+        <w:pStyle w:val="ListBullet"/>
+        <w:spacing w:after="60" w:line="288" w:lineRule="auto"/>
+      </w:pPr>
+      <w:r>
+        <w:rPr>
+          <w:rFonts w:ascii="Calibri" w:hAnsi="Calibri" w:eastAsia="Calibri"/>
+          <w:sz w:val="22"/>
+        </w:rPr>
+        <w:t>No remediation execution</w:t>
+      </w:r>
+    </w:p>
+    <w:p>
+      <w:pPr>
+        <w:pStyle w:val="Heading1"/>
+      </w:pPr>
+      <w:r>
+        <w:t>Verified Against</w:t>
+      </w:r>
+    </w:p>
+    <w:p>
+      <w:pPr>
+        <w:spacing w:after="120" w:line="288" w:lineRule="auto"/>
+      </w:pPr>
+      <w:r>
+        <w:rPr>
+          <w:rFonts w:ascii="Calibri" w:hAnsi="Calibri" w:eastAsia="Calibri"/>
+          <w:sz w:val="22"/>
+        </w:rPr>
+        <w:t xml:space="preserve">Machine-readable version registry: </w:t>
+      </w:r>
+      <w:r>
+        <w:rPr>
+          <w:rFonts w:ascii="Consolas" w:hAnsi="Consolas" w:eastAsia="Consolas"/>
+          <w:sz w:val="19"/>
+        </w:rPr>
+        <w:t>docs/current-master-volume-registry.json</w:t>
+      </w:r>
+      <w:r>
+        <w:rPr>
+          <w:rFonts w:ascii="Calibri" w:hAnsi="Calibri" w:eastAsia="Calibri"/>
+          <w:sz w:val="22"/>
+        </w:rPr>
+        <w:t>.</w:t>
+      </w:r>
+    </w:p>
+    <w:tbl>
+      <w:tblPr>
+        <w:tblStyle w:val="TableGrid"/>
+        <w:tblW w:type="auto" w:w="0"/>
+        <w:jc w:val="left"/>
+        <w:tblLook w:firstColumn="1" w:firstRow="1" w:lastColumn="0" w:lastRow="0" w:noHBand="0" w:noVBand="1" w:val="04A0"/>
+        <w:tblW w:w="9360" w:type="dxa"/>
+        <w:tblLayout w:type="fixed"/>
+      </w:tblPr>
+      <w:tblGrid>
+        <w:gridCol w:w="3600"/>
+        <w:gridCol w:w="5760"/>
+      </w:tblGrid>
+      <w:tr>
+        <w:tc>
+          <w:tcPr>
+            <w:tcW w:type="dxa" w:w="3600"/>
+            <w:shd w:fill="E8EEF5"/>
+            <w:vAlign w:val="center"/>
+            <w:tcW w:w="3600" w:type="dxa"/>
+          </w:tcPr>
+          <w:p>
+            <w:pPr>
+              <w:spacing w:after="40" w:line="264" w:lineRule="auto"/>
+            </w:pPr>
+            <w:r>
+              <w:rPr>
+                <w:rFonts w:ascii="Calibri" w:hAnsi="Calibri" w:eastAsia="Calibri"/>
+                <w:b/>
+                <w:color w:val="1F4D78"/>
+                <w:sz w:val="18"/>
+              </w:rPr>
+              <w:t>Document</w:t>
+            </w:r>
+          </w:p>
+        </w:tc>
+        <w:tc>
+          <w:tcPr>
+            <w:tcW w:type="dxa" w:w="5760"/>
+            <w:shd w:fill="E8EEF5"/>
+            <w:vAlign w:val="center"/>
+            <w:tcW w:w="5760" w:type="dxa"/>
+          </w:tcPr>
+          <w:p>
+            <w:pPr>
+              <w:spacing w:after="40" w:line="264" w:lineRule="auto"/>
+            </w:pPr>
+            <w:r>
+              <w:rPr>
+                <w:rFonts w:ascii="Calibri" w:hAnsi="Calibri" w:eastAsia="Calibri"/>
+                <w:b/>
+                <w:color w:val="1F4D78"/>
+                <w:sz w:val="18"/>
+              </w:rPr>
+              <w:t>Version</w:t>
+            </w:r>
+          </w:p>
+        </w:tc>
+      </w:tr>
+      <w:tr>
+        <w:tc>
+          <w:tcPr>
+            <w:tcW w:type="dxa" w:w="3600"/>
+            <w:vAlign w:val="center"/>
+            <w:tcW w:w="3600" w:type="dxa"/>
+          </w:tcPr>
+          <w:p>
+            <w:pPr>
+              <w:spacing w:after="40" w:line="264" w:lineRule="auto"/>
+            </w:pPr>
+            <w:r>
+              <w:rPr>
+                <w:rFonts w:ascii="Calibri" w:hAnsi="Calibri" w:eastAsia="Calibri"/>
+                <w:sz w:val="18"/>
+              </w:rPr>
+              <w:t>Ares Master Volume Series Unified TOC</w:t>
+            </w:r>
+          </w:p>
+        </w:tc>
+        <w:tc>
+          <w:tcPr>
+            <w:tcW w:type="dxa" w:w="5760"/>
+            <w:vAlign w:val="center"/>
+            <w:tcW w:w="5760" w:type="dxa"/>
+          </w:tcPr>
+          <w:p>
+            <w:pPr>
+              <w:spacing w:after="40" w:line="264" w:lineRule="auto"/>
+            </w:pPr>
+            <w:r>
+              <w:rPr>
+                <w:rFonts w:ascii="Calibri" w:hAnsi="Calibri" w:eastAsia="Calibri"/>
+                <w:sz w:val="18"/>
+              </w:rPr>
+              <w:t>v1.0</w:t>
+            </w:r>
+          </w:p>
+        </w:tc>
+      </w:tr>
+      <w:tr>
+        <w:tc>
+          <w:tcPr>
+            <w:tcW w:type="dxa" w:w="3600"/>
+            <w:vAlign w:val="center"/>
+            <w:tcW w:w="3600" w:type="dxa"/>
+          </w:tcPr>
+          <w:p>
+            <w:pPr>
+              <w:spacing w:after="40" w:line="264" w:lineRule="auto"/>
+            </w:pPr>
+            <w:r>
+              <w:rPr>
+                <w:rFonts w:ascii="Calibri" w:hAnsi="Calibri" w:eastAsia="Calibri"/>
+                <w:sz w:val="18"/>
+              </w:rPr>
+              <w:t>Ares Build Conformance &amp; Cross-Reference Matrix</w:t>
+            </w:r>
+          </w:p>
+        </w:tc>
+        <w:tc>
+          <w:tcPr>
+            <w:tcW w:type="dxa" w:w="5760"/>
+            <w:vAlign w:val="center"/>
+            <w:tcW w:w="5760" w:type="dxa"/>
+          </w:tcPr>
+          <w:p>
+            <w:pPr>
+              <w:spacing w:after="40" w:line="264" w:lineRule="auto"/>
+            </w:pPr>
+            <w:r>
+              <w:rPr>
+                <w:rFonts w:ascii="Calibri" w:hAnsi="Calibri" w:eastAsia="Calibri"/>
+                <w:sz w:val="18"/>
+              </w:rPr>
+              <w:t>v1.0</w:t>
+            </w:r>
+          </w:p>
+        </w:tc>
+      </w:tr>
+      <w:tr>
+        <w:tc>
+          <w:tcPr>
+            <w:tcW w:type="dxa" w:w="3600"/>
+            <w:vAlign w:val="center"/>
+            <w:tcW w:w="3600" w:type="dxa"/>
+          </w:tcPr>
+          <w:p>
+            <w:pPr>
+              <w:spacing w:after="40" w:line="264" w:lineRule="auto"/>
+            </w:pPr>
+            <w:r>
+              <w:rPr>
+                <w:rFonts w:ascii="Calibri" w:hAnsi="Calibri" w:eastAsia="Calibri"/>
+                <w:sz w:val="18"/>
+              </w:rPr>
+              <w:t>Furlong Volume 0 Platform Orientation</w:t>
+            </w:r>
+          </w:p>
+        </w:tc>
+        <w:tc>
+          <w:tcPr>
+            <w:tcW w:type="dxa" w:w="5760"/>
+            <w:vAlign w:val="center"/>
+            <w:tcW w:w="5760" w:type="dxa"/>
+          </w:tcPr>
+          <w:p>
+            <w:pPr>
+              <w:spacing w:after="40" w:line="264" w:lineRule="auto"/>
+            </w:pPr>
+            <w:r>
+              <w:rPr>
+                <w:rFonts w:ascii="Calibri" w:hAnsi="Calibri" w:eastAsia="Calibri"/>
+                <w:sz w:val="18"/>
+              </w:rPr>
+              <w:t>v14.0</w:t>
+            </w:r>
+          </w:p>
+        </w:tc>
+      </w:tr>
+      <w:tr>
+        <w:tc>
+          <w:tcPr>
+            <w:tcW w:type="dxa" w:w="3600"/>
+            <w:vAlign w:val="center"/>
+            <w:tcW w:w="3600" w:type="dxa"/>
+          </w:tcPr>
+          <w:p>
+            <w:pPr>
+              <w:spacing w:after="40" w:line="264" w:lineRule="auto"/>
+            </w:pPr>
+            <w:r>
+              <w:rPr>
+                <w:rFonts w:ascii="Calibri" w:hAnsi="Calibri" w:eastAsia="Calibri"/>
+                <w:sz w:val="18"/>
+              </w:rPr>
+              <w:t>Ares/Furlong Volume I Constitutional Backbone Master</w:t>
+            </w:r>
+          </w:p>
+        </w:tc>
+        <w:tc>
+          <w:tcPr>
+            <w:tcW w:type="dxa" w:w="5760"/>
+            <w:vAlign w:val="center"/>
+            <w:tcW w:w="5760" w:type="dxa"/>
+          </w:tcPr>
+          <w:p>
+            <w:pPr>
+              <w:spacing w:after="40" w:line="264" w:lineRule="auto"/>
+            </w:pPr>
+            <w:r>
+              <w:rPr>
+                <w:rFonts w:ascii="Calibri" w:hAnsi="Calibri" w:eastAsia="Calibri"/>
+                <w:sz w:val="18"/>
+              </w:rPr>
+              <w:t>v29.0</w:t>
+            </w:r>
+          </w:p>
+        </w:tc>
+      </w:tr>
+      <w:tr>
+        <w:tc>
+          <w:tcPr>
+            <w:tcW w:type="dxa" w:w="3600"/>
+            <w:vAlign w:val="center"/>
+            <w:tcW w:w="3600" w:type="dxa"/>
+          </w:tcPr>
+          <w:p>
+            <w:pPr>
+              <w:spacing w:after="40" w:line="264" w:lineRule="auto"/>
+            </w:pPr>
+            <w:r>
+              <w:rPr>
+                <w:rFonts w:ascii="Calibri" w:hAnsi="Calibri" w:eastAsia="Calibri"/>
+                <w:sz w:val="18"/>
+              </w:rPr>
+              <w:t>Ares/Furlong Volume II Regulatory Governance Master</w:t>
+            </w:r>
+          </w:p>
+        </w:tc>
+        <w:tc>
+          <w:tcPr>
+            <w:tcW w:type="dxa" w:w="5760"/>
+            <w:vAlign w:val="center"/>
+            <w:tcW w:w="5760" w:type="dxa"/>
+          </w:tcPr>
+          <w:p>
+            <w:pPr>
+              <w:spacing w:after="40" w:line="264" w:lineRule="auto"/>
+            </w:pPr>
+            <w:r>
+              <w:rPr>
+                <w:rFonts w:ascii="Calibri" w:hAnsi="Calibri" w:eastAsia="Calibri"/>
+                <w:sz w:val="18"/>
+              </w:rPr>
+              <w:t>v23.0 compatibility state</w:t>
+            </w:r>
+          </w:p>
+        </w:tc>
+      </w:tr>
+      <w:tr>
+        <w:tc>
+          <w:tcPr>
+            <w:tcW w:type="dxa" w:w="3600"/>
+            <w:vAlign w:val="center"/>
+            <w:tcW w:w="3600" w:type="dxa"/>
+          </w:tcPr>
+          <w:p>
+            <w:pPr>
+              <w:spacing w:after="40" w:line="264" w:lineRule="auto"/>
+            </w:pPr>
+            <w:r>
+              <w:rPr>
+                <w:rFonts w:ascii="Calibri" w:hAnsi="Calibri" w:eastAsia="Calibri"/>
+                <w:sz w:val="18"/>
+              </w:rPr>
+              <w:t>Ares/Furlong Volume III Technical Infrastructure Master</w:t>
+            </w:r>
+          </w:p>
+        </w:tc>
+        <w:tc>
+          <w:tcPr>
+            <w:tcW w:type="dxa" w:w="5760"/>
+            <w:vAlign w:val="center"/>
+            <w:tcW w:w="5760" w:type="dxa"/>
+          </w:tcPr>
+          <w:p>
+            <w:pPr>
+              <w:spacing w:after="40" w:line="264" w:lineRule="auto"/>
+            </w:pPr>
+            <w:r>
+              <w:rPr>
+                <w:rFonts w:ascii="Calibri" w:hAnsi="Calibri" w:eastAsia="Calibri"/>
+                <w:sz w:val="18"/>
+              </w:rPr>
+              <w:t>v25.0</w:t>
+            </w:r>
+          </w:p>
+        </w:tc>
+      </w:tr>
+      <w:tr>
+        <w:tc>
+          <w:tcPr>
+            <w:tcW w:type="dxa" w:w="3600"/>
+            <w:vAlign w:val="center"/>
+            <w:tcW w:w="3600" w:type="dxa"/>
+          </w:tcPr>
+          <w:p>
+            <w:pPr>
+              <w:spacing w:after="40" w:line="264" w:lineRule="auto"/>
+            </w:pPr>
+            <w:r>
+              <w:rPr>
+                <w:rFonts w:ascii="Calibri" w:hAnsi="Calibri" w:eastAsia="Calibri"/>
+                <w:sz w:val="18"/>
+              </w:rPr>
+              <w:t>Ares/Furlong Volume III-B Governance Runtime Master</w:t>
+            </w:r>
+          </w:p>
+        </w:tc>
+        <w:tc>
+          <w:tcPr>
+            <w:tcW w:type="dxa" w:w="5760"/>
+            <w:vAlign w:val="center"/>
+            <w:tcW w:w="5760" w:type="dxa"/>
+          </w:tcPr>
+          <w:p>
+            <w:pPr>
+              <w:spacing w:after="40" w:line="264" w:lineRule="auto"/>
+            </w:pPr>
+            <w:r>
+              <w:rPr>
+                <w:rFonts w:ascii="Calibri" w:hAnsi="Calibri" w:eastAsia="Calibri"/>
+                <w:sz w:val="18"/>
+              </w:rPr>
+              <w:t>v4.0</w:t>
+            </w:r>
+          </w:p>
+        </w:tc>
+      </w:tr>
+      <w:tr>
+        <w:tc>
+          <w:tcPr>
+            <w:tcW w:type="dxa" w:w="3600"/>
+            <w:vAlign w:val="center"/>
+            <w:tcW w:w="3600" w:type="dxa"/>
+          </w:tcPr>
+          <w:p>
+            <w:pPr>
+              <w:spacing w:after="40" w:line="264" w:lineRule="auto"/>
+            </w:pPr>
+            <w:r>
+              <w:rPr>
+                <w:rFonts w:ascii="Calibri" w:hAnsi="Calibri" w:eastAsia="Calibri"/>
+                <w:sz w:val="18"/>
+              </w:rPr>
+              <w:t>Ares/Furlong Volume IV Operational Runbooks Master</w:t>
+            </w:r>
+          </w:p>
+        </w:tc>
+        <w:tc>
+          <w:tcPr>
+            <w:tcW w:type="dxa" w:w="5760"/>
+            <w:vAlign w:val="center"/>
+            <w:tcW w:w="5760" w:type="dxa"/>
+          </w:tcPr>
+          <w:p>
+            <w:pPr>
+              <w:spacing w:after="40" w:line="264" w:lineRule="auto"/>
+            </w:pPr>
+            <w:r>
+              <w:rPr>
+                <w:rFonts w:ascii="Calibri" w:hAnsi="Calibri" w:eastAsia="Calibri"/>
+                <w:sz w:val="18"/>
+              </w:rPr>
+              <w:t>v22.0</w:t>
+            </w:r>
+          </w:p>
+        </w:tc>
+      </w:tr>
+      <w:tr>
+        <w:tc>
+          <w:tcPr>
+            <w:tcW w:type="dxa" w:w="3600"/>
+            <w:vAlign w:val="center"/>
+            <w:tcW w:w="3600" w:type="dxa"/>
+          </w:tcPr>
+          <w:p>
+            <w:pPr>
+              <w:spacing w:after="40" w:line="264" w:lineRule="auto"/>
+            </w:pPr>
+            <w:r>
+              <w:rPr>
+                <w:rFonts w:ascii="Calibri" w:hAnsi="Calibri" w:eastAsia="Calibri"/>
+                <w:sz w:val="18"/>
+              </w:rPr>
+              <w:t>Ares/Furlong Volume V Canonical Doctrines Master</w:t>
+            </w:r>
+          </w:p>
+        </w:tc>
+        <w:tc>
+          <w:tcPr>
+            <w:tcW w:type="dxa" w:w="5760"/>
+            <w:vAlign w:val="center"/>
+            <w:tcW w:w="5760" w:type="dxa"/>
+          </w:tcPr>
+          <w:p>
+            <w:pPr>
+              <w:spacing w:after="40" w:line="264" w:lineRule="auto"/>
+            </w:pPr>
+            <w:r>
+              <w:rPr>
+                <w:rFonts w:ascii="Calibri" w:hAnsi="Calibri" w:eastAsia="Calibri"/>
+                <w:sz w:val="18"/>
+              </w:rPr>
+              <w:t>v10.0</w:t>
+            </w:r>
+          </w:p>
+        </w:tc>
+      </w:tr>
+      <w:tr>
+        <w:tc>
+          <w:tcPr>
+            <w:tcW w:type="dxa" w:w="3600"/>
+            <w:vAlign w:val="center"/>
+            <w:tcW w:w="3600" w:type="dxa"/>
+          </w:tcPr>
+          <w:p>
+            <w:pPr>
+              <w:spacing w:after="40" w:line="264" w:lineRule="auto"/>
+            </w:pPr>
+            <w:r>
+              <w:rPr>
+                <w:rFonts w:ascii="Calibri" w:hAnsi="Calibri" w:eastAsia="Calibri"/>
+                <w:sz w:val="18"/>
+              </w:rPr>
+              <w:t>Ares/Furlong Volume VI Source Intelligence Integration Master</w:t>
+            </w:r>
+          </w:p>
+        </w:tc>
+        <w:tc>
+          <w:tcPr>
+            <w:tcW w:type="dxa" w:w="5760"/>
+            <w:vAlign w:val="center"/>
+            <w:tcW w:w="5760" w:type="dxa"/>
+          </w:tcPr>
+          <w:p>
+            <w:pPr>
+              <w:spacing w:after="40" w:line="264" w:lineRule="auto"/>
+            </w:pPr>
+            <w:r>
+              <w:rPr>
+                <w:rFonts w:ascii="Calibri" w:hAnsi="Calibri" w:eastAsia="Calibri"/>
+                <w:sz w:val="18"/>
+              </w:rPr>
+              <w:t>v1.1</w:t>
+            </w:r>
+          </w:p>
+        </w:tc>
+      </w:tr>
+      <w:tr>
+        <w:tc>
+          <w:tcPr>
+            <w:tcW w:type="dxa" w:w="3600"/>
+            <w:vAlign w:val="center"/>
+            <w:tcW w:w="3600" w:type="dxa"/>
+          </w:tcPr>
+          <w:p>
+            <w:pPr>
+              <w:spacing w:after="40" w:line="264" w:lineRule="auto"/>
+            </w:pPr>
+            <w:r>
+              <w:rPr>
+                <w:rFonts w:ascii="Calibri" w:hAnsi="Calibri" w:eastAsia="Calibri"/>
+                <w:sz w:val="18"/>
+              </w:rPr>
+              <w:t>Ares/Furlong Master Cross-Reference Index</w:t>
+            </w:r>
+          </w:p>
+        </w:tc>
+        <w:tc>
+          <w:tcPr>
+            <w:tcW w:type="dxa" w:w="5760"/>
+            <w:vAlign w:val="center"/>
+            <w:tcW w:w="5760" w:type="dxa"/>
+          </w:tcPr>
+          <w:p>
+            <w:pPr>
+              <w:spacing w:after="40" w:line="264" w:lineRule="auto"/>
+            </w:pPr>
+            <w:r>
+              <w:rPr>
+                <w:rFonts w:ascii="Calibri" w:hAnsi="Calibri" w:eastAsia="Calibri"/>
+                <w:sz w:val="18"/>
+              </w:rPr>
+              <w:t>v22.0 active build-control reference</w:t>
+            </w:r>
+          </w:p>
+        </w:tc>
+      </w:tr>
+    </w:tbl>
+    <w:p/>
+    <w:p>
+      <w:pPr>
+        <w:pStyle w:val="Heading1"/>
+      </w:pPr>
+      <w:r>
+        <w:t>Git Metadata</w:t>
+      </w:r>
+    </w:p>
+    <w:p>
+      <w:pPr>
+        <w:spacing w:after="120" w:line="288" w:lineRule="auto"/>
+      </w:pPr>
+      <w:r>
+        <w:rPr>
+          <w:rFonts w:ascii="Calibri" w:hAnsi="Calibri" w:eastAsia="Calibri"/>
+          <w:sz w:val="22"/>
+        </w:rPr>
+        <w:t xml:space="preserve">The dated build archive records branch, commit hash, verification timestamp, and dirty/clean status in </w:t>
+      </w:r>
+      <w:r>
+        <w:rPr>
+          <w:rFonts w:ascii="Consolas" w:hAnsi="Consolas" w:eastAsia="Consolas"/>
+          <w:sz w:val="19"/>
+        </w:rPr>
+        <w:t>docs/build-records/2026-06-01/BUILD_RECORD.md</w:t>
+      </w:r>
+      <w:r>
+        <w:rPr>
+          <w:rFonts w:ascii="Calibri" w:hAnsi="Calibri" w:eastAsia="Calibri"/>
+          <w:sz w:val="22"/>
+        </w:rPr>
+        <w:t xml:space="preserve">. Regenerate it with </w:t>
+      </w:r>
+      <w:r>
+        <w:rPr>
+          <w:rFonts w:ascii="Consolas" w:hAnsi="Consolas" w:eastAsia="Consolas"/>
+          <w:sz w:val="19"/>
+        </w:rPr>
+        <w:t>npm run build-record:archive</w:t>
+      </w:r>
+      <w:r>
+        <w:rPr>
+          <w:rFonts w:ascii="Calibri" w:hAnsi="Calibri" w:eastAsia="Calibri"/>
+          <w:sz w:val="22"/>
+        </w:rPr>
+        <w:t xml:space="preserve"> after verification or commit changes.</w:t>
+      </w:r>
+    </w:p>
+    <w:p>
+      <w:pPr>
         <w:pStyle w:val="Heading1"/>
       </w:pPr>
       <w:r>
@@ -165,13 +1029,11 @@
     </w:p>
     <w:p>
       <w:pPr>
-        <w:spacing w:after="120" w:line="300" w:lineRule="auto"/>
+        <w:spacing w:after="120" w:line="288" w:lineRule="auto"/>
       </w:pPr>
       <w:r>
         <w:rPr>
           <w:rFonts w:ascii="Calibri" w:hAnsi="Calibri" w:eastAsia="Calibri"/>
-          <w:b w:val="0"/>
-          <w:i w:val="0"/>
           <w:sz w:val="22"/>
         </w:rPr>
         <w:t>The platform is currently built as a governed, evidence-first financial coordination and agricultural intelligence web portal. The backend foundation, governance runtime, schema layer, module registry, event contracts, cross-module handoffs, public surface controls, replay checks, security and audit readiness gates, scraper/source intelligence gates, revenue intelligence gates, production-readiness gates, regulatory response gate, and build preservation archive gate are implemented through Module 42.</w:t>
@@ -179,13 +1041,11 @@
     </w:p>
     <w:p>
       <w:pPr>
-        <w:spacing w:after="120" w:line="300" w:lineRule="auto"/>
+        <w:spacing w:after="120" w:line="288" w:lineRule="auto"/>
       </w:pPr>
       <w:r>
         <w:rPr>
           <w:rFonts w:ascii="Calibri" w:hAnsi="Calibri" w:eastAsia="Calibri"/>
-          <w:b w:val="0"/>
-          <w:i w:val="0"/>
           <w:sz w:val="22"/>
         </w:rPr>
         <w:t>The system is not production-live and should not be treated as live authority. Current posture remains review-bound and blocked from live reliance, deployment, official regulatory submission, official reports, payment capture, public verification, legal advice, production activation, DNS cutover, migrations, and live external actions.</w:t>
@@ -201,13 +1061,11 @@
     </w:p>
     <w:p>
       <w:pPr>
-        <w:spacing w:after="120" w:line="300" w:lineRule="auto"/>
+        <w:spacing w:after="120" w:line="288" w:lineRule="auto"/>
       </w:pPr>
       <w:r>
         <w:rPr>
           <w:rFonts w:ascii="Calibri" w:hAnsi="Calibri" w:eastAsia="Calibri"/>
-          <w:b w:val="0"/>
-          <w:i w:val="0"/>
           <w:sz w:val="22"/>
         </w:rPr>
         <w:t>The build is governed by the current Master Volume Series, including Volumes 0-VI, the unified TOC/hub, the build conformance matrix, source intelligence, conformance, integration, missing-doctrine, scraper, revenue intelligence, source-stack, and build-reference updates incorporated into the build sequence.</w:t>
@@ -215,13 +1073,11 @@
     </w:p>
     <w:p>
       <w:pPr>
-        <w:spacing w:after="120" w:line="300" w:lineRule="auto"/>
+        <w:spacing w:after="120" w:line="288" w:lineRule="auto"/>
       </w:pPr>
       <w:r>
         <w:rPr>
           <w:rFonts w:ascii="Calibri" w:hAnsi="Calibri" w:eastAsia="Calibri"/>
-          <w:b w:val="0"/>
-          <w:i w:val="0"/>
           <w:sz w:val="22"/>
         </w:rPr>
         <w:t>Current implementation posture:</w:t>
@@ -230,13 +1086,11 @@
     <w:p>
       <w:pPr>
         <w:pStyle w:val="ListBullet"/>
-        <w:spacing w:after="80" w:line="300" w:lineRule="auto"/>
+        <w:spacing w:after="60" w:line="288" w:lineRule="auto"/>
       </w:pPr>
       <w:r>
         <w:rPr>
           <w:rFonts w:ascii="Calibri" w:hAnsi="Calibri" w:eastAsia="Calibri"/>
-          <w:b w:val="0"/>
-          <w:i w:val="0"/>
           <w:sz w:val="22"/>
         </w:rPr>
         <w:t>Constitutional governance is enforced through module manifests, runtime guards, claims controls, classification, replay, and promotion boundaries.</w:t>
@@ -245,13 +1099,11 @@
     <w:p>
       <w:pPr>
         <w:pStyle w:val="ListBullet"/>
-        <w:spacing w:after="80" w:line="300" w:lineRule="auto"/>
+        <w:spacing w:after="60" w:line="288" w:lineRule="auto"/>
       </w:pPr>
       <w:r>
         <w:rPr>
           <w:rFonts w:ascii="Calibri" w:hAnsi="Calibri" w:eastAsia="Calibri"/>
-          <w:b w:val="0"/>
-          <w:i w:val="0"/>
           <w:sz w:val="22"/>
         </w:rPr>
         <w:t>Regulatory and borrower-facing surfaces remain advisory, review-bound, and disclosure-controlled.</w:t>
@@ -260,13 +1112,11 @@
     <w:p>
       <w:pPr>
         <w:pStyle w:val="ListBullet"/>
-        <w:spacing w:after="80" w:line="300" w:lineRule="auto"/>
+        <w:spacing w:after="60" w:line="288" w:lineRule="auto"/>
       </w:pPr>
       <w:r>
         <w:rPr>
           <w:rFonts w:ascii="Calibri" w:hAnsi="Calibri" w:eastAsia="Calibri"/>
-          <w:b w:val="0"/>
-          <w:i w:val="0"/>
           <w:sz w:val="22"/>
         </w:rPr>
         <w:t>Technical infrastructure uses canonical schema paths, replay checks, event contracts, handoffs, and module conformance tests.</w:t>
@@ -275,13 +1125,11 @@
     <w:p>
       <w:pPr>
         <w:pStyle w:val="ListBullet"/>
-        <w:spacing w:after="80" w:line="300" w:lineRule="auto"/>
+        <w:spacing w:after="60" w:line="288" w:lineRule="auto"/>
       </w:pPr>
       <w:r>
         <w:rPr>
           <w:rFonts w:ascii="Calibri" w:hAnsi="Calibri" w:eastAsia="Calibri"/>
-          <w:b w:val="0"/>
-          <w:i w:val="0"/>
           <w:sz w:val="22"/>
         </w:rPr>
         <w:t>Operational runbooks are reflected in readiness gates, production hold gates, incident gates, support gates, release gates, and audit evidence packets.</w:t>
@@ -290,13 +1138,11 @@
     <w:p>
       <w:pPr>
         <w:pStyle w:val="ListBullet"/>
-        <w:spacing w:after="80" w:line="300" w:lineRule="auto"/>
+        <w:spacing w:after="60" w:line="288" w:lineRule="auto"/>
       </w:pPr>
       <w:r>
         <w:rPr>
           <w:rFonts w:ascii="Calibri" w:hAnsi="Calibri" w:eastAsia="Calibri"/>
-          <w:b w:val="0"/>
-          <w:i w:val="0"/>
           <w:sz w:val="22"/>
         </w:rPr>
         <w:t>Canonical doctrines are implemented across claims, data classification, redaction, explanation, replay, observability, and controlled promotion.</w:t>
@@ -305,13 +1151,11 @@
     <w:p>
       <w:pPr>
         <w:pStyle w:val="ListBullet"/>
-        <w:spacing w:after="80" w:line="300" w:lineRule="auto"/>
+        <w:spacing w:after="60" w:line="288" w:lineRule="auto"/>
       </w:pPr>
       <w:r>
         <w:rPr>
           <w:rFonts w:ascii="Calibri" w:hAnsi="Calibri" w:eastAsia="Calibri"/>
-          <w:b w:val="0"/>
-          <w:i w:val="0"/>
           <w:sz w:val="22"/>
         </w:rPr>
         <w:t>Source Intelligence integration is implemented with scraper/source governance, source authority, source legal review, source promotion packets, source production readiness, and live scraper activation blocks.</w:t>
@@ -320,13 +1164,11 @@
     <w:p>
       <w:pPr>
         <w:pStyle w:val="ListBullet"/>
-        <w:spacing w:after="80" w:line="300" w:lineRule="auto"/>
+        <w:spacing w:after="60" w:line="288" w:lineRule="auto"/>
       </w:pPr>
       <w:r>
         <w:rPr>
           <w:rFonts w:ascii="Calibri" w:hAnsi="Calibri" w:eastAsia="Calibri"/>
-          <w:b w:val="0"/>
-          <w:i w:val="0"/>
           <w:sz w:val="22"/>
         </w:rPr>
         <w:t>Volume VI conformance is explicitly reflected in source intelligence, scraper governance, source-stack architecture, revenue intelligence, public DTO boundaries, integration requirements, conformance testing, and build snapshot references.</w:t>
@@ -334,22 +1176,18 @@
     </w:p>
     <w:p>
       <w:pPr>
-        <w:spacing w:after="120" w:line="300" w:lineRule="auto"/>
+        <w:spacing w:after="120" w:line="288" w:lineRule="auto"/>
       </w:pPr>
       <w:r>
         <w:rPr>
           <w:rFonts w:ascii="Calibri" w:hAnsi="Calibri" w:eastAsia="Calibri"/>
-          <w:b w:val="0"/>
-          <w:i w:val="0"/>
           <w:sz w:val="22"/>
         </w:rPr>
         <w:t xml:space="preserve">Module 41 conformance decision: Module 41 conforms to current Master Volumes 0-VI as of checkpoint </w:t>
       </w:r>
       <w:r>
         <w:rPr>
-          <w:rFonts w:ascii="Calibri" w:hAnsi="Calibri" w:eastAsia="Calibri"/>
-          <w:b w:val="0"/>
-          <w:i w:val="0"/>
+          <w:rFonts w:ascii="Consolas" w:hAnsi="Consolas" w:eastAsia="Consolas"/>
           <w:sz w:val="19"/>
         </w:rPr>
         <w:t>BR-2026-06-01-M41</w:t>
@@ -357,8 +1195,6 @@
       <w:r>
         <w:rPr>
           <w:rFonts w:ascii="Calibri" w:hAnsi="Calibri" w:eastAsia="Calibri"/>
-          <w:b w:val="0"/>
-          <w:i w:val="0"/>
           <w:sz w:val="22"/>
         </w:rPr>
         <w:t>. It remains review-bound and does not authorize production launch, regulatory response issuance, corrective-action commitment, remediation execution, public verification, official reliance, legal advice, payments, notices, reports, or live external actions.</w:t>
@@ -375,13 +1211,11 @@
     <w:p>
       <w:pPr>
         <w:pStyle w:val="ListBullet"/>
-        <w:spacing w:after="80" w:line="300" w:lineRule="auto"/>
+        <w:spacing w:after="60" w:line="288" w:lineRule="auto"/>
       </w:pPr>
       <w:r>
         <w:rPr>
           <w:rFonts w:ascii="Calibri" w:hAnsi="Calibri" w:eastAsia="Calibri"/>
-          <w:b w:val="0"/>
-          <w:i w:val="0"/>
           <w:sz w:val="22"/>
         </w:rPr>
         <w:t>Module manifests: 63</w:t>
@@ -390,13 +1224,11 @@
     <w:p>
       <w:pPr>
         <w:pStyle w:val="ListBullet"/>
-        <w:spacing w:after="80" w:line="300" w:lineRule="auto"/>
+        <w:spacing w:after="60" w:line="288" w:lineRule="auto"/>
       </w:pPr>
       <w:r>
         <w:rPr>
           <w:rFonts w:ascii="Calibri" w:hAnsi="Calibri" w:eastAsia="Calibri"/>
-          <w:b w:val="0"/>
-          <w:i w:val="0"/>
           <w:sz w:val="22"/>
         </w:rPr>
         <w:t>Numbered internal build modules: 42</w:t>
@@ -405,13 +1237,11 @@
     <w:p>
       <w:pPr>
         <w:pStyle w:val="ListBullet"/>
-        <w:spacing w:after="80" w:line="300" w:lineRule="auto"/>
+        <w:spacing w:after="60" w:line="288" w:lineRule="auto"/>
       </w:pPr>
       <w:r>
         <w:rPr>
           <w:rFonts w:ascii="Calibri" w:hAnsi="Calibri" w:eastAsia="Calibri"/>
-          <w:b w:val="0"/>
-          <w:i w:val="0"/>
           <w:sz w:val="22"/>
         </w:rPr>
         <w:t>Highest numbered module: 42</w:t>
@@ -420,13 +1250,11 @@
     <w:p>
       <w:pPr>
         <w:pStyle w:val="ListBullet"/>
-        <w:spacing w:after="80" w:line="300" w:lineRule="auto"/>
+        <w:spacing w:after="60" w:line="288" w:lineRule="auto"/>
       </w:pPr>
       <w:r>
         <w:rPr>
           <w:rFonts w:ascii="Calibri" w:hAnsi="Calibri" w:eastAsia="Calibri"/>
-          <w:b w:val="0"/>
-          <w:i w:val="0"/>
           <w:sz w:val="22"/>
         </w:rPr>
         <w:t>Event contracts: 54</w:t>
@@ -435,13 +1263,11 @@
     <w:p>
       <w:pPr>
         <w:pStyle w:val="ListBullet"/>
-        <w:spacing w:after="80" w:line="300" w:lineRule="auto"/>
+        <w:spacing w:after="60" w:line="288" w:lineRule="auto"/>
       </w:pPr>
       <w:r>
         <w:rPr>
           <w:rFonts w:ascii="Calibri" w:hAnsi="Calibri" w:eastAsia="Calibri"/>
-          <w:b w:val="0"/>
-          <w:i w:val="0"/>
           <w:sz w:val="22"/>
         </w:rPr>
         <w:t>Cross-module handoffs: 89</w:t>
@@ -450,13 +1276,11 @@
     <w:p>
       <w:pPr>
         <w:pStyle w:val="ListBullet"/>
-        <w:spacing w:after="80" w:line="300" w:lineRule="auto"/>
+        <w:spacing w:after="60" w:line="288" w:lineRule="auto"/>
       </w:pPr>
       <w:r>
         <w:rPr>
           <w:rFonts w:ascii="Calibri" w:hAnsi="Calibri" w:eastAsia="Calibri"/>
-          <w:b w:val="0"/>
-          <w:i w:val="0"/>
           <w:sz w:val="22"/>
         </w:rPr>
         <w:t>Portable vertical surfaces: 43</w:t>
@@ -465,13 +1289,11 @@
     <w:p>
       <w:pPr>
         <w:pStyle w:val="ListBullet"/>
-        <w:spacing w:after="80" w:line="300" w:lineRule="auto"/>
+        <w:spacing w:after="60" w:line="288" w:lineRule="auto"/>
       </w:pPr>
       <w:r>
         <w:rPr>
           <w:rFonts w:ascii="Calibri" w:hAnsi="Calibri" w:eastAsia="Calibri"/>
-          <w:b w:val="0"/>
-          <w:i w:val="0"/>
           <w:sz w:val="22"/>
         </w:rPr>
         <w:t>Internal surfaces: 25</w:t>
@@ -480,13 +1302,11 @@
     <w:p>
       <w:pPr>
         <w:pStyle w:val="ListBullet"/>
-        <w:spacing w:after="80" w:line="300" w:lineRule="auto"/>
+        <w:spacing w:after="60" w:line="288" w:lineRule="auto"/>
       </w:pPr>
       <w:r>
         <w:rPr>
           <w:rFonts w:ascii="Calibri" w:hAnsi="Calibri" w:eastAsia="Calibri"/>
-          <w:b w:val="0"/>
-          <w:i w:val="0"/>
           <w:sz w:val="22"/>
         </w:rPr>
         <w:t>Borrower surfaces: 7</w:t>
@@ -495,13 +1315,11 @@
     <w:p>
       <w:pPr>
         <w:pStyle w:val="ListBullet"/>
-        <w:spacing w:after="80" w:line="300" w:lineRule="auto"/>
+        <w:spacing w:after="60" w:line="288" w:lineRule="auto"/>
       </w:pPr>
       <w:r>
         <w:rPr>
           <w:rFonts w:ascii="Calibri" w:hAnsi="Calibri" w:eastAsia="Calibri"/>
-          <w:b w:val="0"/>
-          <w:i w:val="0"/>
           <w:sz w:val="22"/>
         </w:rPr>
         <w:t>Lender surfaces: 6</w:t>
@@ -510,13 +1328,11 @@
     <w:p>
       <w:pPr>
         <w:pStyle w:val="ListBullet"/>
-        <w:spacing w:after="80" w:line="300" w:lineRule="auto"/>
+        <w:spacing w:after="60" w:line="288" w:lineRule="auto"/>
       </w:pPr>
       <w:r>
         <w:rPr>
           <w:rFonts w:ascii="Calibri" w:hAnsi="Calibri" w:eastAsia="Calibri"/>
-          <w:b w:val="0"/>
-          <w:i w:val="0"/>
           <w:sz w:val="22"/>
         </w:rPr>
         <w:t>Sponsor surfaces: 5</w:t>
@@ -533,18 +1349,10 @@
     <w:tbl>
       <w:tblPr>
         <w:tblStyle w:val="TableGrid"/>
-        <w:tblW w:type="dxa" w:w="9360"/>
+        <w:tblW w:type="auto" w:w="0"/>
+        <w:jc w:val="left"/>
         <w:tblLook w:firstColumn="1" w:firstRow="1" w:lastColumn="0" w:lastRow="0" w:noHBand="0" w:noVBand="1" w:val="04A0"/>
-        <w:jc w:val="left"/>
-        <w:tblBorders>
-          <w:top w:val="single" w:sz="4" w:space="0" w:color="D9E2F3"/>
-          <w:left w:val="single" w:sz="4" w:space="0" w:color="D9E2F3"/>
-          <w:bottom w:val="single" w:sz="4" w:space="0" w:color="D9E2F3"/>
-          <w:right w:val="single" w:sz="4" w:space="0" w:color="D9E2F3"/>
-          <w:insideH w:val="single" w:sz="4" w:space="0" w:color="D9E2F3"/>
-          <w:insideV w:val="single" w:sz="4" w:space="0" w:color="D9E2F3"/>
-        </w:tblBorders>
-        <w:tblInd w:w="120" w:type="dxa"/>
+        <w:tblW w:w="9360" w:type="dxa"/>
         <w:tblLayout w:type="fixed"/>
       </w:tblPr>
       <w:tblGrid>
@@ -558,24 +1366,17 @@
           <w:tcPr>
             <w:tcW w:type="dxa" w:w="780"/>
             <w:shd w:fill="E8EEF5"/>
-            <w:tcMar>
-              <w:top w:w="80" w:type="dxa"/>
-              <w:start w:w="120" w:type="dxa"/>
-              <w:bottom w:w="80" w:type="dxa"/>
-              <w:end w:w="120" w:type="dxa"/>
-            </w:tcMar>
             <w:vAlign w:val="center"/>
+            <w:tcW w:w="780" w:type="dxa"/>
           </w:tcPr>
           <w:p>
             <w:pPr>
-              <w:spacing w:after="40" w:line="276" w:lineRule="auto"/>
-              <w:jc w:val="center"/>
+              <w:spacing w:after="40" w:line="264" w:lineRule="auto"/>
             </w:pPr>
             <w:r>
               <w:rPr>
                 <w:rFonts w:ascii="Calibri" w:hAnsi="Calibri" w:eastAsia="Calibri"/>
                 <w:b/>
-                <w:i w:val="0"/>
                 <w:color w:val="1F4D78"/>
                 <w:sz w:val="18"/>
               </w:rPr>
@@ -587,23 +1388,17 @@
           <w:tcPr>
             <w:tcW w:type="dxa" w:w="2100"/>
             <w:shd w:fill="E8EEF5"/>
-            <w:tcMar>
-              <w:top w:w="80" w:type="dxa"/>
-              <w:start w:w="120" w:type="dxa"/>
-              <w:bottom w:w="80" w:type="dxa"/>
-              <w:end w:w="120" w:type="dxa"/>
-            </w:tcMar>
             <w:vAlign w:val="center"/>
+            <w:tcW w:w="2100" w:type="dxa"/>
           </w:tcPr>
           <w:p>
             <w:pPr>
-              <w:spacing w:after="40" w:line="276" w:lineRule="auto"/>
+              <w:spacing w:after="40" w:line="264" w:lineRule="auto"/>
             </w:pPr>
             <w:r>
               <w:rPr>
                 <w:rFonts w:ascii="Calibri" w:hAnsi="Calibri" w:eastAsia="Calibri"/>
                 <w:b/>
-                <w:i w:val="0"/>
                 <w:color w:val="1F4D78"/>
                 <w:sz w:val="18"/>
               </w:rPr>
@@ -615,23 +1410,17 @@
           <w:tcPr>
             <w:tcW w:type="dxa" w:w="4440"/>
             <w:shd w:fill="E8EEF5"/>
-            <w:tcMar>
-              <w:top w:w="80" w:type="dxa"/>
-              <w:start w:w="120" w:type="dxa"/>
-              <w:bottom w:w="80" w:type="dxa"/>
-              <w:end w:w="120" w:type="dxa"/>
-            </w:tcMar>
             <w:vAlign w:val="center"/>
+            <w:tcW w:w="4440" w:type="dxa"/>
           </w:tcPr>
           <w:p>
             <w:pPr>
-              <w:spacing w:after="40" w:line="276" w:lineRule="auto"/>
+              <w:spacing w:after="40" w:line="264" w:lineRule="auto"/>
             </w:pPr>
             <w:r>
               <w:rPr>
                 <w:rFonts w:ascii="Calibri" w:hAnsi="Calibri" w:eastAsia="Calibri"/>
                 <w:b/>
-                <w:i w:val="0"/>
                 <w:color w:val="1F4D78"/>
                 <w:sz w:val="18"/>
               </w:rPr>
@@ -643,23 +1432,17 @@
           <w:tcPr>
             <w:tcW w:type="dxa" w:w="2040"/>
             <w:shd w:fill="E8EEF5"/>
-            <w:tcMar>
-              <w:top w:w="80" w:type="dxa"/>
-              <w:start w:w="120" w:type="dxa"/>
-              <w:bottom w:w="80" w:type="dxa"/>
-              <w:end w:w="120" w:type="dxa"/>
-            </w:tcMar>
             <w:vAlign w:val="center"/>
+            <w:tcW w:w="2040" w:type="dxa"/>
           </w:tcPr>
           <w:p>
             <w:pPr>
-              <w:spacing w:after="40" w:line="276" w:lineRule="auto"/>
+              <w:spacing w:after="40" w:line="264" w:lineRule="auto"/>
             </w:pPr>
             <w:r>
               <w:rPr>
                 <w:rFonts w:ascii="Calibri" w:hAnsi="Calibri" w:eastAsia="Calibri"/>
                 <w:b/>
-                <w:i w:val="0"/>
                 <w:color w:val="1F4D78"/>
                 <w:sz w:val="18"/>
               </w:rPr>
@@ -672,24 +1455,16 @@
         <w:tc>
           <w:tcPr>
             <w:tcW w:type="dxa" w:w="780"/>
-            <w:tcMar>
-              <w:top w:w="80" w:type="dxa"/>
-              <w:start w:w="120" w:type="dxa"/>
-              <w:bottom w:w="80" w:type="dxa"/>
-              <w:end w:w="120" w:type="dxa"/>
-            </w:tcMar>
             <w:vAlign w:val="center"/>
+            <w:tcW w:w="780" w:type="dxa"/>
           </w:tcPr>
           <w:p>
             <w:pPr>
-              <w:spacing w:after="40" w:line="276" w:lineRule="auto"/>
-              <w:jc w:val="center"/>
+              <w:spacing w:after="40" w:line="264" w:lineRule="auto"/>
             </w:pPr>
             <w:r>
               <w:rPr>
                 <w:rFonts w:ascii="Calibri" w:hAnsi="Calibri" w:eastAsia="Calibri"/>
-                <w:b w:val="0"/>
-                <w:i w:val="0"/>
                 <w:sz w:val="18"/>
               </w:rPr>
               <w:t>01</w:t>
@@ -699,23 +1474,16 @@
         <w:tc>
           <w:tcPr>
             <w:tcW w:type="dxa" w:w="2100"/>
-            <w:tcMar>
-              <w:top w:w="80" w:type="dxa"/>
-              <w:start w:w="120" w:type="dxa"/>
-              <w:bottom w:w="80" w:type="dxa"/>
-              <w:end w:w="120" w:type="dxa"/>
-            </w:tcMar>
             <w:vAlign w:val="center"/>
+            <w:tcW w:w="2100" w:type="dxa"/>
           </w:tcPr>
           <w:p>
             <w:pPr>
-              <w:spacing w:after="40" w:line="276" w:lineRule="auto"/>
+              <w:spacing w:after="40" w:line="264" w:lineRule="auto"/>
             </w:pPr>
             <w:r>
               <w:rPr>
                 <w:rFonts w:ascii="Calibri" w:hAnsi="Calibri" w:eastAsia="Calibri"/>
-                <w:b w:val="0"/>
-                <w:i w:val="0"/>
                 <w:sz w:val="18"/>
               </w:rPr>
               <w:t>governance</w:t>
@@ -725,23 +1493,16 @@
         <w:tc>
           <w:tcPr>
             <w:tcW w:type="dxa" w:w="4440"/>
-            <w:tcMar>
-              <w:top w:w="80" w:type="dxa"/>
-              <w:start w:w="120" w:type="dxa"/>
-              <w:bottom w:w="80" w:type="dxa"/>
-              <w:end w:w="120" w:type="dxa"/>
-            </w:tcMar>
             <w:vAlign w:val="center"/>
+            <w:tcW w:w="4440" w:type="dxa"/>
           </w:tcPr>
           <w:p>
             <w:pPr>
-              <w:spacing w:after="40" w:line="276" w:lineRule="auto"/>
+              <w:spacing w:after="40" w:line="264" w:lineRule="auto"/>
             </w:pPr>
             <w:r>
               <w:rPr>
                 <w:rFonts w:ascii="Calibri" w:hAnsi="Calibri" w:eastAsia="Calibri"/>
-                <w:b w:val="0"/>
-                <w:i w:val="0"/>
                 <w:sz w:val="18"/>
               </w:rPr>
               <w:t>Governance Operations Dashboard</w:t>
@@ -751,24 +1512,17 @@
         <w:tc>
           <w:tcPr>
             <w:tcW w:type="dxa" w:w="2040"/>
-            <w:tcMar>
-              <w:top w:w="80" w:type="dxa"/>
-              <w:start w:w="120" w:type="dxa"/>
-              <w:bottom w:w="80" w:type="dxa"/>
-              <w:end w:w="120" w:type="dxa"/>
-            </w:tcMar>
             <w:vAlign w:val="center"/>
+            <w:tcW w:w="2040" w:type="dxa"/>
           </w:tcPr>
           <w:p>
             <w:pPr>
-              <w:spacing w:after="40" w:line="276" w:lineRule="auto"/>
+              <w:spacing w:after="40" w:line="264" w:lineRule="auto"/>
             </w:pPr>
             <w:r>
               <w:rPr>
-                <w:rFonts w:ascii="Calibri" w:hAnsi="Calibri" w:eastAsia="Calibri"/>
-                <w:b w:val="0"/>
-                <w:i w:val="0"/>
-                <w:sz w:val="19"/>
+                <w:rFonts w:ascii="Consolas" w:hAnsi="Consolas" w:eastAsia="Consolas"/>
+                <w:sz w:val="18"/>
               </w:rPr>
               <w:t>/governance</w:t>
             </w:r>
@@ -779,24 +1533,16 @@
         <w:tc>
           <w:tcPr>
             <w:tcW w:type="dxa" w:w="780"/>
-            <w:tcMar>
-              <w:top w:w="80" w:type="dxa"/>
-              <w:start w:w="120" w:type="dxa"/>
-              <w:bottom w:w="80" w:type="dxa"/>
-              <w:end w:w="120" w:type="dxa"/>
-            </w:tcMar>
             <w:vAlign w:val="center"/>
+            <w:tcW w:w="780" w:type="dxa"/>
           </w:tcPr>
           <w:p>
             <w:pPr>
-              <w:spacing w:after="40" w:line="276" w:lineRule="auto"/>
-              <w:jc w:val="center"/>
+              <w:spacing w:after="40" w:line="264" w:lineRule="auto"/>
             </w:pPr>
             <w:r>
               <w:rPr>
                 <w:rFonts w:ascii="Calibri" w:hAnsi="Calibri" w:eastAsia="Calibri"/>
-                <w:b w:val="0"/>
-                <w:i w:val="0"/>
                 <w:sz w:val="18"/>
               </w:rPr>
               <w:t>02</w:t>
@@ -806,23 +1552,16 @@
         <w:tc>
           <w:tcPr>
             <w:tcW w:type="dxa" w:w="2100"/>
-            <w:tcMar>
-              <w:top w:w="80" w:type="dxa"/>
-              <w:start w:w="120" w:type="dxa"/>
-              <w:bottom w:w="80" w:type="dxa"/>
-              <w:end w:w="120" w:type="dxa"/>
-            </w:tcMar>
             <w:vAlign w:val="center"/>
+            <w:tcW w:w="2100" w:type="dxa"/>
           </w:tcPr>
           <w:p>
             <w:pPr>
-              <w:spacing w:after="40" w:line="276" w:lineRule="auto"/>
+              <w:spacing w:after="40" w:line="264" w:lineRule="auto"/>
             </w:pPr>
             <w:r>
               <w:rPr>
                 <w:rFonts w:ascii="Calibri" w:hAnsi="Calibri" w:eastAsia="Calibri"/>
-                <w:b w:val="0"/>
-                <w:i w:val="0"/>
                 <w:sz w:val="18"/>
               </w:rPr>
               <w:t>operator-queue</w:t>
@@ -832,23 +1571,16 @@
         <w:tc>
           <w:tcPr>
             <w:tcW w:type="dxa" w:w="4440"/>
-            <w:tcMar>
-              <w:top w:w="80" w:type="dxa"/>
-              <w:start w:w="120" w:type="dxa"/>
-              <w:bottom w:w="80" w:type="dxa"/>
-              <w:end w:w="120" w:type="dxa"/>
-            </w:tcMar>
             <w:vAlign w:val="center"/>
+            <w:tcW w:w="4440" w:type="dxa"/>
           </w:tcPr>
           <w:p>
             <w:pPr>
-              <w:spacing w:after="40" w:line="276" w:lineRule="auto"/>
+              <w:spacing w:after="40" w:line="264" w:lineRule="auto"/>
             </w:pPr>
             <w:r>
               <w:rPr>
                 <w:rFonts w:ascii="Calibri" w:hAnsi="Calibri" w:eastAsia="Calibri"/>
-                <w:b w:val="0"/>
-                <w:i w:val="0"/>
                 <w:sz w:val="18"/>
               </w:rPr>
               <w:t>Operator Work Queue</w:t>
@@ -858,24 +1590,17 @@
         <w:tc>
           <w:tcPr>
             <w:tcW w:type="dxa" w:w="2040"/>
-            <w:tcMar>
-              <w:top w:w="80" w:type="dxa"/>
-              <w:start w:w="120" w:type="dxa"/>
-              <w:bottom w:w="80" w:type="dxa"/>
-              <w:end w:w="120" w:type="dxa"/>
-            </w:tcMar>
             <w:vAlign w:val="center"/>
+            <w:tcW w:w="2040" w:type="dxa"/>
           </w:tcPr>
           <w:p>
             <w:pPr>
-              <w:spacing w:after="40" w:line="276" w:lineRule="auto"/>
+              <w:spacing w:after="40" w:line="264" w:lineRule="auto"/>
             </w:pPr>
             <w:r>
               <w:rPr>
-                <w:rFonts w:ascii="Calibri" w:hAnsi="Calibri" w:eastAsia="Calibri"/>
-                <w:b w:val="0"/>
-                <w:i w:val="0"/>
-                <w:sz w:val="19"/>
+                <w:rFonts w:ascii="Consolas" w:hAnsi="Consolas" w:eastAsia="Consolas"/>
+                <w:sz w:val="18"/>
               </w:rPr>
               <w:t>/operator-queue</w:t>
             </w:r>
@@ -886,24 +1611,16 @@
         <w:tc>
           <w:tcPr>
             <w:tcW w:type="dxa" w:w="780"/>
-            <w:tcMar>
-              <w:top w:w="80" w:type="dxa"/>
-              <w:start w:w="120" w:type="dxa"/>
-              <w:bottom w:w="80" w:type="dxa"/>
-              <w:end w:w="120" w:type="dxa"/>
-            </w:tcMar>
             <w:vAlign w:val="center"/>
+            <w:tcW w:w="780" w:type="dxa"/>
           </w:tcPr>
           <w:p>
             <w:pPr>
-              <w:spacing w:after="40" w:line="276" w:lineRule="auto"/>
-              <w:jc w:val="center"/>
+              <w:spacing w:after="40" w:line="264" w:lineRule="auto"/>
             </w:pPr>
             <w:r>
               <w:rPr>
                 <w:rFonts w:ascii="Calibri" w:hAnsi="Calibri" w:eastAsia="Calibri"/>
-                <w:b w:val="0"/>
-                <w:i w:val="0"/>
                 <w:sz w:val="18"/>
               </w:rPr>
               <w:t>03</w:t>
@@ -913,23 +1630,16 @@
         <w:tc>
           <w:tcPr>
             <w:tcW w:type="dxa" w:w="2100"/>
-            <w:tcMar>
-              <w:top w:w="80" w:type="dxa"/>
-              <w:start w:w="120" w:type="dxa"/>
-              <w:bottom w:w="80" w:type="dxa"/>
-              <w:end w:w="120" w:type="dxa"/>
-            </w:tcMar>
             <w:vAlign w:val="center"/>
+            <w:tcW w:w="2100" w:type="dxa"/>
           </w:tcPr>
           <w:p>
             <w:pPr>
-              <w:spacing w:after="40" w:line="276" w:lineRule="auto"/>
+              <w:spacing w:after="40" w:line="264" w:lineRule="auto"/>
             </w:pPr>
             <w:r>
               <w:rPr>
                 <w:rFonts w:ascii="Calibri" w:hAnsi="Calibri" w:eastAsia="Calibri"/>
-                <w:b w:val="0"/>
-                <w:i w:val="0"/>
                 <w:sz w:val="18"/>
               </w:rPr>
               <w:t>applications</w:t>
@@ -939,23 +1649,16 @@
         <w:tc>
           <w:tcPr>
             <w:tcW w:type="dxa" w:w="4440"/>
-            <w:tcMar>
-              <w:top w:w="80" w:type="dxa"/>
-              <w:start w:w="120" w:type="dxa"/>
-              <w:bottom w:w="80" w:type="dxa"/>
-              <w:end w:w="120" w:type="dxa"/>
-            </w:tcMar>
             <w:vAlign w:val="center"/>
+            <w:tcW w:w="4440" w:type="dxa"/>
           </w:tcPr>
           <w:p>
             <w:pPr>
-              <w:spacing w:after="40" w:line="276" w:lineRule="auto"/>
+              <w:spacing w:after="40" w:line="264" w:lineRule="auto"/>
             </w:pPr>
             <w:r>
               <w:rPr>
                 <w:rFonts w:ascii="Calibri" w:hAnsi="Calibri" w:eastAsia="Calibri"/>
-                <w:b w:val="0"/>
-                <w:i w:val="0"/>
                 <w:sz w:val="18"/>
               </w:rPr>
               <w:t>Application Operations Workspace</w:t>
@@ -965,24 +1668,17 @@
         <w:tc>
           <w:tcPr>
             <w:tcW w:type="dxa" w:w="2040"/>
-            <w:tcMar>
-              <w:top w:w="80" w:type="dxa"/>
-              <w:start w:w="120" w:type="dxa"/>
-              <w:bottom w:w="80" w:type="dxa"/>
-              <w:end w:w="120" w:type="dxa"/>
-            </w:tcMar>
             <w:vAlign w:val="center"/>
+            <w:tcW w:w="2040" w:type="dxa"/>
           </w:tcPr>
           <w:p>
             <w:pPr>
-              <w:spacing w:after="40" w:line="276" w:lineRule="auto"/>
+              <w:spacing w:after="40" w:line="264" w:lineRule="auto"/>
             </w:pPr>
             <w:r>
               <w:rPr>
-                <w:rFonts w:ascii="Calibri" w:hAnsi="Calibri" w:eastAsia="Calibri"/>
-                <w:b w:val="0"/>
-                <w:i w:val="0"/>
-                <w:sz w:val="19"/>
+                <w:rFonts w:ascii="Consolas" w:hAnsi="Consolas" w:eastAsia="Consolas"/>
+                <w:sz w:val="18"/>
               </w:rPr>
               <w:t>/applications</w:t>
             </w:r>
@@ -993,24 +1689,16 @@
         <w:tc>
           <w:tcPr>
             <w:tcW w:type="dxa" w:w="780"/>
-            <w:tcMar>
-              <w:top w:w="80" w:type="dxa"/>
-              <w:start w:w="120" w:type="dxa"/>
-              <w:bottom w:w="80" w:type="dxa"/>
-              <w:end w:w="120" w:type="dxa"/>
-            </w:tcMar>
             <w:vAlign w:val="center"/>
+            <w:tcW w:w="780" w:type="dxa"/>
           </w:tcPr>
           <w:p>
             <w:pPr>
-              <w:spacing w:after="40" w:line="276" w:lineRule="auto"/>
-              <w:jc w:val="center"/>
+              <w:spacing w:after="40" w:line="264" w:lineRule="auto"/>
             </w:pPr>
             <w:r>
               <w:rPr>
                 <w:rFonts w:ascii="Calibri" w:hAnsi="Calibri" w:eastAsia="Calibri"/>
-                <w:b w:val="0"/>
-                <w:i w:val="0"/>
                 <w:sz w:val="18"/>
               </w:rPr>
               <w:t>04</w:t>
@@ -1020,23 +1708,16 @@
         <w:tc>
           <w:tcPr>
             <w:tcW w:type="dxa" w:w="2100"/>
-            <w:tcMar>
-              <w:top w:w="80" w:type="dxa"/>
-              <w:start w:w="120" w:type="dxa"/>
-              <w:bottom w:w="80" w:type="dxa"/>
-              <w:end w:w="120" w:type="dxa"/>
-            </w:tcMar>
             <w:vAlign w:val="center"/>
+            <w:tcW w:w="2100" w:type="dxa"/>
           </w:tcPr>
           <w:p>
             <w:pPr>
-              <w:spacing w:after="40" w:line="276" w:lineRule="auto"/>
+              <w:spacing w:after="40" w:line="264" w:lineRule="auto"/>
             </w:pPr>
             <w:r>
               <w:rPr>
                 <w:rFonts w:ascii="Calibri" w:hAnsi="Calibri" w:eastAsia="Calibri"/>
-                <w:b w:val="0"/>
-                <w:i w:val="0"/>
                 <w:sz w:val="18"/>
               </w:rPr>
               <w:t>documents</w:t>
@@ -1046,23 +1727,16 @@
         <w:tc>
           <w:tcPr>
             <w:tcW w:type="dxa" w:w="4440"/>
-            <w:tcMar>
-              <w:top w:w="80" w:type="dxa"/>
-              <w:start w:w="120" w:type="dxa"/>
-              <w:bottom w:w="80" w:type="dxa"/>
-              <w:end w:w="120" w:type="dxa"/>
-            </w:tcMar>
             <w:vAlign w:val="center"/>
+            <w:tcW w:w="4440" w:type="dxa"/>
           </w:tcPr>
           <w:p>
             <w:pPr>
-              <w:spacing w:after="40" w:line="276" w:lineRule="auto"/>
+              <w:spacing w:after="40" w:line="264" w:lineRule="auto"/>
             </w:pPr>
             <w:r>
               <w:rPr>
                 <w:rFonts w:ascii="Calibri" w:hAnsi="Calibri" w:eastAsia="Calibri"/>
-                <w:b w:val="0"/>
-                <w:i w:val="0"/>
                 <w:sz w:val="18"/>
               </w:rPr>
               <w:t>Document Intake and Storage Handoff Workspace</w:t>
@@ -1072,24 +1746,17 @@
         <w:tc>
           <w:tcPr>
             <w:tcW w:type="dxa" w:w="2040"/>
-            <w:tcMar>
-              <w:top w:w="80" w:type="dxa"/>
-              <w:start w:w="120" w:type="dxa"/>
-              <w:bottom w:w="80" w:type="dxa"/>
-              <w:end w:w="120" w:type="dxa"/>
-            </w:tcMar>
             <w:vAlign w:val="center"/>
+            <w:tcW w:w="2040" w:type="dxa"/>
           </w:tcPr>
           <w:p>
             <w:pPr>
-              <w:spacing w:after="40" w:line="276" w:lineRule="auto"/>
+              <w:spacing w:after="40" w:line="264" w:lineRule="auto"/>
             </w:pPr>
             <w:r>
               <w:rPr>
-                <w:rFonts w:ascii="Calibri" w:hAnsi="Calibri" w:eastAsia="Calibri"/>
-                <w:b w:val="0"/>
-                <w:i w:val="0"/>
-                <w:sz w:val="19"/>
+                <w:rFonts w:ascii="Consolas" w:hAnsi="Consolas" w:eastAsia="Consolas"/>
+                <w:sz w:val="18"/>
               </w:rPr>
               <w:t>/documents</w:t>
             </w:r>
@@ -1100,24 +1767,16 @@
         <w:tc>
           <w:tcPr>
             <w:tcW w:type="dxa" w:w="780"/>
-            <w:tcMar>
-              <w:top w:w="80" w:type="dxa"/>
-              <w:start w:w="120" w:type="dxa"/>
-              <w:bottom w:w="80" w:type="dxa"/>
-              <w:end w:w="120" w:type="dxa"/>
-            </w:tcMar>
             <w:vAlign w:val="center"/>
+            <w:tcW w:w="780" w:type="dxa"/>
           </w:tcPr>
           <w:p>
             <w:pPr>
-              <w:spacing w:after="40" w:line="276" w:lineRule="auto"/>
-              <w:jc w:val="center"/>
+              <w:spacing w:after="40" w:line="264" w:lineRule="auto"/>
             </w:pPr>
             <w:r>
               <w:rPr>
                 <w:rFonts w:ascii="Calibri" w:hAnsi="Calibri" w:eastAsia="Calibri"/>
-                <w:b w:val="0"/>
-                <w:i w:val="0"/>
                 <w:sz w:val="18"/>
               </w:rPr>
               <w:t>05</w:t>
@@ -1127,23 +1786,16 @@
         <w:tc>
           <w:tcPr>
             <w:tcW w:type="dxa" w:w="2100"/>
-            <w:tcMar>
-              <w:top w:w="80" w:type="dxa"/>
-              <w:start w:w="120" w:type="dxa"/>
-              <w:bottom w:w="80" w:type="dxa"/>
-              <w:end w:w="120" w:type="dxa"/>
-            </w:tcMar>
             <w:vAlign w:val="center"/>
+            <w:tcW w:w="2100" w:type="dxa"/>
           </w:tcPr>
           <w:p>
             <w:pPr>
-              <w:spacing w:after="40" w:line="276" w:lineRule="auto"/>
+              <w:spacing w:after="40" w:line="264" w:lineRule="auto"/>
             </w:pPr>
             <w:r>
               <w:rPr>
                 <w:rFonts w:ascii="Calibri" w:hAnsi="Calibri" w:eastAsia="Calibri"/>
-                <w:b w:val="0"/>
-                <w:i w:val="0"/>
                 <w:sz w:val="18"/>
               </w:rPr>
               <w:t>reviews</w:t>
@@ -1153,23 +1805,16 @@
         <w:tc>
           <w:tcPr>
             <w:tcW w:type="dxa" w:w="4440"/>
-            <w:tcMar>
-              <w:top w:w="80" w:type="dxa"/>
-              <w:start w:w="120" w:type="dxa"/>
-              <w:bottom w:w="80" w:type="dxa"/>
-              <w:end w:w="120" w:type="dxa"/>
-            </w:tcMar>
             <w:vAlign w:val="center"/>
+            <w:tcW w:w="4440" w:type="dxa"/>
           </w:tcPr>
           <w:p>
             <w:pPr>
-              <w:spacing w:after="40" w:line="276" w:lineRule="auto"/>
+              <w:spacing w:after="40" w:line="264" w:lineRule="auto"/>
             </w:pPr>
             <w:r>
               <w:rPr>
                 <w:rFonts w:ascii="Calibri" w:hAnsi="Calibri" w:eastAsia="Calibri"/>
-                <w:b w:val="0"/>
-                <w:i w:val="0"/>
                 <w:sz w:val="18"/>
               </w:rPr>
               <w:t>Human Review and Transition Console</w:t>
@@ -1179,24 +1824,17 @@
         <w:tc>
           <w:tcPr>
             <w:tcW w:type="dxa" w:w="2040"/>
-            <w:tcMar>
-              <w:top w:w="80" w:type="dxa"/>
-              <w:start w:w="120" w:type="dxa"/>
-              <w:bottom w:w="80" w:type="dxa"/>
-              <w:end w:w="120" w:type="dxa"/>
-            </w:tcMar>
             <w:vAlign w:val="center"/>
+            <w:tcW w:w="2040" w:type="dxa"/>
           </w:tcPr>
           <w:p>
             <w:pPr>
-              <w:spacing w:after="40" w:line="276" w:lineRule="auto"/>
+              <w:spacing w:after="40" w:line="264" w:lineRule="auto"/>
             </w:pPr>
             <w:r>
               <w:rPr>
-                <w:rFonts w:ascii="Calibri" w:hAnsi="Calibri" w:eastAsia="Calibri"/>
-                <w:b w:val="0"/>
-                <w:i w:val="0"/>
-                <w:sz w:val="19"/>
+                <w:rFonts w:ascii="Consolas" w:hAnsi="Consolas" w:eastAsia="Consolas"/>
+                <w:sz w:val="18"/>
               </w:rPr>
               <w:t>/reviews</w:t>
             </w:r>
@@ -1207,24 +1845,16 @@
         <w:tc>
           <w:tcPr>
             <w:tcW w:type="dxa" w:w="780"/>
-            <w:tcMar>
-              <w:top w:w="80" w:type="dxa"/>
-              <w:start w:w="120" w:type="dxa"/>
-              <w:bottom w:w="80" w:type="dxa"/>
-              <w:end w:w="120" w:type="dxa"/>
-            </w:tcMar>
             <w:vAlign w:val="center"/>
+            <w:tcW w:w="780" w:type="dxa"/>
           </w:tcPr>
           <w:p>
             <w:pPr>
-              <w:spacing w:after="40" w:line="276" w:lineRule="auto"/>
-              <w:jc w:val="center"/>
+              <w:spacing w:after="40" w:line="264" w:lineRule="auto"/>
             </w:pPr>
             <w:r>
               <w:rPr>
                 <w:rFonts w:ascii="Calibri" w:hAnsi="Calibri" w:eastAsia="Calibri"/>
-                <w:b w:val="0"/>
-                <w:i w:val="0"/>
                 <w:sz w:val="18"/>
               </w:rPr>
               <w:t>06</w:t>
@@ -1234,23 +1864,16 @@
         <w:tc>
           <w:tcPr>
             <w:tcW w:type="dxa" w:w="2100"/>
-            <w:tcMar>
-              <w:top w:w="80" w:type="dxa"/>
-              <w:start w:w="120" w:type="dxa"/>
-              <w:bottom w:w="80" w:type="dxa"/>
-              <w:end w:w="120" w:type="dxa"/>
-            </w:tcMar>
             <w:vAlign w:val="center"/>
+            <w:tcW w:w="2100" w:type="dxa"/>
           </w:tcPr>
           <w:p>
             <w:pPr>
-              <w:spacing w:after="40" w:line="276" w:lineRule="auto"/>
+              <w:spacing w:after="40" w:line="264" w:lineRule="auto"/>
             </w:pPr>
             <w:r>
               <w:rPr>
                 <w:rFonts w:ascii="Calibri" w:hAnsi="Calibri" w:eastAsia="Calibri"/>
-                <w:b w:val="0"/>
-                <w:i w:val="0"/>
                 <w:sz w:val="18"/>
               </w:rPr>
               <w:t>rules</w:t>
@@ -1260,23 +1883,16 @@
         <w:tc>
           <w:tcPr>
             <w:tcW w:type="dxa" w:w="4440"/>
-            <w:tcMar>
-              <w:top w:w="80" w:type="dxa"/>
-              <w:start w:w="120" w:type="dxa"/>
-              <w:bottom w:w="80" w:type="dxa"/>
-              <w:end w:w="120" w:type="dxa"/>
-            </w:tcMar>
             <w:vAlign w:val="center"/>
+            <w:tcW w:w="4440" w:type="dxa"/>
           </w:tcPr>
           <w:p>
             <w:pPr>
-              <w:spacing w:after="40" w:line="276" w:lineRule="auto"/>
+              <w:spacing w:after="40" w:line="264" w:lineRule="auto"/>
             </w:pPr>
             <w:r>
               <w:rPr>
                 <w:rFonts w:ascii="Calibri" w:hAnsi="Calibri" w:eastAsia="Calibri"/>
-                <w:b w:val="0"/>
-                <w:i w:val="0"/>
                 <w:sz w:val="18"/>
               </w:rPr>
               <w:t>Rule and Overlay Evaluation Console</w:t>
@@ -1286,24 +1902,17 @@
         <w:tc>
           <w:tcPr>
             <w:tcW w:type="dxa" w:w="2040"/>
-            <w:tcMar>
-              <w:top w:w="80" w:type="dxa"/>
-              <w:start w:w="120" w:type="dxa"/>
-              <w:bottom w:w="80" w:type="dxa"/>
-              <w:end w:w="120" w:type="dxa"/>
-            </w:tcMar>
             <w:vAlign w:val="center"/>
+            <w:tcW w:w="2040" w:type="dxa"/>
           </w:tcPr>
           <w:p>
             <w:pPr>
-              <w:spacing w:after="40" w:line="276" w:lineRule="auto"/>
+              <w:spacing w:after="40" w:line="264" w:lineRule="auto"/>
             </w:pPr>
             <w:r>
               <w:rPr>
-                <w:rFonts w:ascii="Calibri" w:hAnsi="Calibri" w:eastAsia="Calibri"/>
-                <w:b w:val="0"/>
-                <w:i w:val="0"/>
-                <w:sz w:val="19"/>
+                <w:rFonts w:ascii="Consolas" w:hAnsi="Consolas" w:eastAsia="Consolas"/>
+                <w:sz w:val="18"/>
               </w:rPr>
               <w:t>/rules</w:t>
             </w:r>
@@ -1314,24 +1923,16 @@
         <w:tc>
           <w:tcPr>
             <w:tcW w:type="dxa" w:w="780"/>
-            <w:tcMar>
-              <w:top w:w="80" w:type="dxa"/>
-              <w:start w:w="120" w:type="dxa"/>
-              <w:bottom w:w="80" w:type="dxa"/>
-              <w:end w:w="120" w:type="dxa"/>
-            </w:tcMar>
             <w:vAlign w:val="center"/>
+            <w:tcW w:w="780" w:type="dxa"/>
           </w:tcPr>
           <w:p>
             <w:pPr>
-              <w:spacing w:after="40" w:line="276" w:lineRule="auto"/>
-              <w:jc w:val="center"/>
+              <w:spacing w:after="40" w:line="264" w:lineRule="auto"/>
             </w:pPr>
             <w:r>
               <w:rPr>
                 <w:rFonts w:ascii="Calibri" w:hAnsi="Calibri" w:eastAsia="Calibri"/>
-                <w:b w:val="0"/>
-                <w:i w:val="0"/>
                 <w:sz w:val="18"/>
               </w:rPr>
               <w:t>07</w:t>
@@ -1341,23 +1942,16 @@
         <w:tc>
           <w:tcPr>
             <w:tcW w:type="dxa" w:w="2100"/>
-            <w:tcMar>
-              <w:top w:w="80" w:type="dxa"/>
-              <w:start w:w="120" w:type="dxa"/>
-              <w:bottom w:w="80" w:type="dxa"/>
-              <w:end w:w="120" w:type="dxa"/>
-            </w:tcMar>
             <w:vAlign w:val="center"/>
+            <w:tcW w:w="2100" w:type="dxa"/>
           </w:tcPr>
           <w:p>
             <w:pPr>
-              <w:spacing w:after="40" w:line="276" w:lineRule="auto"/>
+              <w:spacing w:after="40" w:line="264" w:lineRule="auto"/>
             </w:pPr>
             <w:r>
               <w:rPr>
                 <w:rFonts w:ascii="Calibri" w:hAnsi="Calibri" w:eastAsia="Calibri"/>
-                <w:b w:val="0"/>
-                <w:i w:val="0"/>
                 <w:sz w:val="18"/>
               </w:rPr>
               <w:t>decisions</w:t>
@@ -1367,23 +1961,16 @@
         <w:tc>
           <w:tcPr>
             <w:tcW w:type="dxa" w:w="4440"/>
-            <w:tcMar>
-              <w:top w:w="80" w:type="dxa"/>
-              <w:start w:w="120" w:type="dxa"/>
-              <w:bottom w:w="80" w:type="dxa"/>
-              <w:end w:w="120" w:type="dxa"/>
-            </w:tcMar>
             <w:vAlign w:val="center"/>
+            <w:tcW w:w="4440" w:type="dxa"/>
           </w:tcPr>
           <w:p>
             <w:pPr>
-              <w:spacing w:after="40" w:line="276" w:lineRule="auto"/>
+              <w:spacing w:after="40" w:line="264" w:lineRule="auto"/>
             </w:pPr>
             <w:r>
               <w:rPr>
                 <w:rFonts w:ascii="Calibri" w:hAnsi="Calibri" w:eastAsia="Calibri"/>
-                <w:b w:val="0"/>
-                <w:i w:val="0"/>
                 <w:sz w:val="18"/>
               </w:rPr>
               <w:t>Decision Finalization Controls</w:t>
@@ -1393,24 +1980,17 @@
         <w:tc>
           <w:tcPr>
             <w:tcW w:type="dxa" w:w="2040"/>
-            <w:tcMar>
-              <w:top w:w="80" w:type="dxa"/>
-              <w:start w:w="120" w:type="dxa"/>
-              <w:bottom w:w="80" w:type="dxa"/>
-              <w:end w:w="120" w:type="dxa"/>
-            </w:tcMar>
             <w:vAlign w:val="center"/>
+            <w:tcW w:w="2040" w:type="dxa"/>
           </w:tcPr>
           <w:p>
             <w:pPr>
-              <w:spacing w:after="40" w:line="276" w:lineRule="auto"/>
+              <w:spacing w:after="40" w:line="264" w:lineRule="auto"/>
             </w:pPr>
             <w:r>
               <w:rPr>
-                <w:rFonts w:ascii="Calibri" w:hAnsi="Calibri" w:eastAsia="Calibri"/>
-                <w:b w:val="0"/>
-                <w:i w:val="0"/>
-                <w:sz w:val="19"/>
+                <w:rFonts w:ascii="Consolas" w:hAnsi="Consolas" w:eastAsia="Consolas"/>
+                <w:sz w:val="18"/>
               </w:rPr>
               <w:t>/decisions</w:t>
             </w:r>
@@ -1421,24 +2001,16 @@
         <w:tc>
           <w:tcPr>
             <w:tcW w:type="dxa" w:w="780"/>
-            <w:tcMar>
-              <w:top w:w="80" w:type="dxa"/>
-              <w:start w:w="120" w:type="dxa"/>
-              <w:bottom w:w="80" w:type="dxa"/>
-              <w:end w:w="120" w:type="dxa"/>
-            </w:tcMar>
             <w:vAlign w:val="center"/>
+            <w:tcW w:w="780" w:type="dxa"/>
           </w:tcPr>
           <w:p>
             <w:pPr>
-              <w:spacing w:after="40" w:line="276" w:lineRule="auto"/>
-              <w:jc w:val="center"/>
+              <w:spacing w:after="40" w:line="264" w:lineRule="auto"/>
             </w:pPr>
             <w:r>
               <w:rPr>
                 <w:rFonts w:ascii="Calibri" w:hAnsi="Calibri" w:eastAsia="Calibri"/>
-                <w:b w:val="0"/>
-                <w:i w:val="0"/>
                 <w:sz w:val="18"/>
               </w:rPr>
               <w:t>08</w:t>
@@ -1448,23 +2020,16 @@
         <w:tc>
           <w:tcPr>
             <w:tcW w:type="dxa" w:w="2100"/>
-            <w:tcMar>
-              <w:top w:w="80" w:type="dxa"/>
-              <w:start w:w="120" w:type="dxa"/>
-              <w:bottom w:w="80" w:type="dxa"/>
-              <w:end w:w="120" w:type="dxa"/>
-            </w:tcMar>
             <w:vAlign w:val="center"/>
+            <w:tcW w:w="2100" w:type="dxa"/>
           </w:tcPr>
           <w:p>
             <w:pPr>
-              <w:spacing w:after="40" w:line="276" w:lineRule="auto"/>
+              <w:spacing w:after="40" w:line="264" w:lineRule="auto"/>
             </w:pPr>
             <w:r>
               <w:rPr>
                 <w:rFonts w:ascii="Calibri" w:hAnsi="Calibri" w:eastAsia="Calibri"/>
-                <w:b w:val="0"/>
-                <w:i w:val="0"/>
                 <w:sz w:val="18"/>
               </w:rPr>
               <w:t>notices</w:t>
@@ -1474,23 +2039,16 @@
         <w:tc>
           <w:tcPr>
             <w:tcW w:type="dxa" w:w="4440"/>
-            <w:tcMar>
-              <w:top w:w="80" w:type="dxa"/>
-              <w:start w:w="120" w:type="dxa"/>
-              <w:bottom w:w="80" w:type="dxa"/>
-              <w:end w:w="120" w:type="dxa"/>
-            </w:tcMar>
             <w:vAlign w:val="center"/>
+            <w:tcW w:w="4440" w:type="dxa"/>
           </w:tcPr>
           <w:p>
             <w:pPr>
-              <w:spacing w:after="40" w:line="276" w:lineRule="auto"/>
+              <w:spacing w:after="40" w:line="264" w:lineRule="auto"/>
             </w:pPr>
             <w:r>
               <w:rPr>
                 <w:rFonts w:ascii="Calibri" w:hAnsi="Calibri" w:eastAsia="Calibri"/>
-                <w:b w:val="0"/>
-                <w:i w:val="0"/>
                 <w:sz w:val="18"/>
               </w:rPr>
               <w:t>Notice Lifecycle Console</w:t>
@@ -1500,24 +2058,17 @@
         <w:tc>
           <w:tcPr>
             <w:tcW w:type="dxa" w:w="2040"/>
-            <w:tcMar>
-              <w:top w:w="80" w:type="dxa"/>
-              <w:start w:w="120" w:type="dxa"/>
-              <w:bottom w:w="80" w:type="dxa"/>
-              <w:end w:w="120" w:type="dxa"/>
-            </w:tcMar>
             <w:vAlign w:val="center"/>
+            <w:tcW w:w="2040" w:type="dxa"/>
           </w:tcPr>
           <w:p>
             <w:pPr>
-              <w:spacing w:after="40" w:line="276" w:lineRule="auto"/>
+              <w:spacing w:after="40" w:line="264" w:lineRule="auto"/>
             </w:pPr>
             <w:r>
               <w:rPr>
-                <w:rFonts w:ascii="Calibri" w:hAnsi="Calibri" w:eastAsia="Calibri"/>
-                <w:b w:val="0"/>
-                <w:i w:val="0"/>
-                <w:sz w:val="19"/>
+                <w:rFonts w:ascii="Consolas" w:hAnsi="Consolas" w:eastAsia="Consolas"/>
+                <w:sz w:val="18"/>
               </w:rPr>
               <w:t>/notices</w:t>
             </w:r>
@@ -1528,24 +2079,16 @@
         <w:tc>
           <w:tcPr>
             <w:tcW w:type="dxa" w:w="780"/>
-            <w:tcMar>
-              <w:top w:w="80" w:type="dxa"/>
-              <w:start w:w="120" w:type="dxa"/>
-              <w:bottom w:w="80" w:type="dxa"/>
-              <w:end w:w="120" w:type="dxa"/>
-            </w:tcMar>
             <w:vAlign w:val="center"/>
+            <w:tcW w:w="780" w:type="dxa"/>
           </w:tcPr>
           <w:p>
             <w:pPr>
-              <w:spacing w:after="40" w:line="276" w:lineRule="auto"/>
-              <w:jc w:val="center"/>
+              <w:spacing w:after="40" w:line="264" w:lineRule="auto"/>
             </w:pPr>
             <w:r>
               <w:rPr>
                 <w:rFonts w:ascii="Calibri" w:hAnsi="Calibri" w:eastAsia="Calibri"/>
-                <w:b w:val="0"/>
-                <w:i w:val="0"/>
                 <w:sz w:val="18"/>
               </w:rPr>
               <w:t>09</w:t>
@@ -1555,23 +2098,16 @@
         <w:tc>
           <w:tcPr>
             <w:tcW w:type="dxa" w:w="2100"/>
-            <w:tcMar>
-              <w:top w:w="80" w:type="dxa"/>
-              <w:start w:w="120" w:type="dxa"/>
-              <w:bottom w:w="80" w:type="dxa"/>
-              <w:end w:w="120" w:type="dxa"/>
-            </w:tcMar>
             <w:vAlign w:val="center"/>
+            <w:tcW w:w="2100" w:type="dxa"/>
           </w:tcPr>
           <w:p>
             <w:pPr>
-              <w:spacing w:after="40" w:line="276" w:lineRule="auto"/>
+              <w:spacing w:after="40" w:line="264" w:lineRule="auto"/>
             </w:pPr>
             <w:r>
               <w:rPr>
                 <w:rFonts w:ascii="Calibri" w:hAnsi="Calibri" w:eastAsia="Calibri"/>
-                <w:b w:val="0"/>
-                <w:i w:val="0"/>
                 <w:sz w:val="18"/>
               </w:rPr>
               <w:t>audit-replay</w:t>
@@ -1581,23 +2117,16 @@
         <w:tc>
           <w:tcPr>
             <w:tcW w:type="dxa" w:w="4440"/>
-            <w:tcMar>
-              <w:top w:w="80" w:type="dxa"/>
-              <w:start w:w="120" w:type="dxa"/>
-              <w:bottom w:w="80" w:type="dxa"/>
-              <w:end w:w="120" w:type="dxa"/>
-            </w:tcMar>
             <w:vAlign w:val="center"/>
+            <w:tcW w:w="4440" w:type="dxa"/>
           </w:tcPr>
           <w:p>
             <w:pPr>
-              <w:spacing w:after="40" w:line="276" w:lineRule="auto"/>
+              <w:spacing w:after="40" w:line="264" w:lineRule="auto"/>
             </w:pPr>
             <w:r>
               <w:rPr>
                 <w:rFonts w:ascii="Calibri" w:hAnsi="Calibri" w:eastAsia="Calibri"/>
-                <w:b w:val="0"/>
-                <w:i w:val="0"/>
                 <w:sz w:val="18"/>
               </w:rPr>
               <w:t>Audit Ledger and Replay Console</w:t>
@@ -1607,24 +2136,17 @@
         <w:tc>
           <w:tcPr>
             <w:tcW w:type="dxa" w:w="2040"/>
-            <w:tcMar>
-              <w:top w:w="80" w:type="dxa"/>
-              <w:start w:w="120" w:type="dxa"/>
-              <w:bottom w:w="80" w:type="dxa"/>
-              <w:end w:w="120" w:type="dxa"/>
-            </w:tcMar>
             <w:vAlign w:val="center"/>
+            <w:tcW w:w="2040" w:type="dxa"/>
           </w:tcPr>
           <w:p>
             <w:pPr>
-              <w:spacing w:after="40" w:line="276" w:lineRule="auto"/>
+              <w:spacing w:after="40" w:line="264" w:lineRule="auto"/>
             </w:pPr>
             <w:r>
               <w:rPr>
-                <w:rFonts w:ascii="Calibri" w:hAnsi="Calibri" w:eastAsia="Calibri"/>
-                <w:b w:val="0"/>
-                <w:i w:val="0"/>
-                <w:sz w:val="19"/>
+                <w:rFonts w:ascii="Consolas" w:hAnsi="Consolas" w:eastAsia="Consolas"/>
+                <w:sz w:val="18"/>
               </w:rPr>
               <w:t>/audit-replay</w:t>
             </w:r>
@@ -1635,24 +2157,16 @@
         <w:tc>
           <w:tcPr>
             <w:tcW w:type="dxa" w:w="780"/>
-            <w:tcMar>
-              <w:top w:w="80" w:type="dxa"/>
-              <w:start w:w="120" w:type="dxa"/>
-              <w:bottom w:w="80" w:type="dxa"/>
-              <w:end w:w="120" w:type="dxa"/>
-            </w:tcMar>
             <w:vAlign w:val="center"/>
+            <w:tcW w:w="780" w:type="dxa"/>
           </w:tcPr>
           <w:p>
             <w:pPr>
-              <w:spacing w:after="40" w:line="276" w:lineRule="auto"/>
-              <w:jc w:val="center"/>
+              <w:spacing w:after="40" w:line="264" w:lineRule="auto"/>
             </w:pPr>
             <w:r>
               <w:rPr>
                 <w:rFonts w:ascii="Calibri" w:hAnsi="Calibri" w:eastAsia="Calibri"/>
-                <w:b w:val="0"/>
-                <w:i w:val="0"/>
                 <w:sz w:val="18"/>
               </w:rPr>
               <w:t>10</w:t>
@@ -1662,23 +2176,16 @@
         <w:tc>
           <w:tcPr>
             <w:tcW w:type="dxa" w:w="2100"/>
-            <w:tcMar>
-              <w:top w:w="80" w:type="dxa"/>
-              <w:start w:w="120" w:type="dxa"/>
-              <w:bottom w:w="80" w:type="dxa"/>
-              <w:end w:w="120" w:type="dxa"/>
-            </w:tcMar>
             <w:vAlign w:val="center"/>
+            <w:tcW w:w="2100" w:type="dxa"/>
           </w:tcPr>
           <w:p>
             <w:pPr>
-              <w:spacing w:after="40" w:line="276" w:lineRule="auto"/>
+              <w:spacing w:after="40" w:line="264" w:lineRule="auto"/>
             </w:pPr>
             <w:r>
               <w:rPr>
                 <w:rFonts w:ascii="Calibri" w:hAnsi="Calibri" w:eastAsia="Calibri"/>
-                <w:b w:val="0"/>
-                <w:i w:val="0"/>
                 <w:sz w:val="18"/>
               </w:rPr>
               <w:t>connectors</w:t>
@@ -1688,23 +2195,16 @@
         <w:tc>
           <w:tcPr>
             <w:tcW w:type="dxa" w:w="4440"/>
-            <w:tcMar>
-              <w:top w:w="80" w:type="dxa"/>
-              <w:start w:w="120" w:type="dxa"/>
-              <w:bottom w:w="80" w:type="dxa"/>
-              <w:end w:w="120" w:type="dxa"/>
-            </w:tcMar>
             <w:vAlign w:val="center"/>
+            <w:tcW w:w="4440" w:type="dxa"/>
           </w:tcPr>
           <w:p>
             <w:pPr>
-              <w:spacing w:after="40" w:line="276" w:lineRule="auto"/>
+              <w:spacing w:after="40" w:line="264" w:lineRule="auto"/>
             </w:pPr>
             <w:r>
               <w:rPr>
                 <w:rFonts w:ascii="Calibri" w:hAnsi="Calibri" w:eastAsia="Calibri"/>
-                <w:b w:val="0"/>
-                <w:i w:val="0"/>
                 <w:sz w:val="18"/>
               </w:rPr>
               <w:t>Connector Certification Console</w:t>
@@ -1714,24 +2214,17 @@
         <w:tc>
           <w:tcPr>
             <w:tcW w:type="dxa" w:w="2040"/>
-            <w:tcMar>
-              <w:top w:w="80" w:type="dxa"/>
-              <w:start w:w="120" w:type="dxa"/>
-              <w:bottom w:w="80" w:type="dxa"/>
-              <w:end w:w="120" w:type="dxa"/>
-            </w:tcMar>
             <w:vAlign w:val="center"/>
+            <w:tcW w:w="2040" w:type="dxa"/>
           </w:tcPr>
           <w:p>
             <w:pPr>
-              <w:spacing w:after="40" w:line="276" w:lineRule="auto"/>
+              <w:spacing w:after="40" w:line="264" w:lineRule="auto"/>
             </w:pPr>
             <w:r>
               <w:rPr>
-                <w:rFonts w:ascii="Calibri" w:hAnsi="Calibri" w:eastAsia="Calibri"/>
-                <w:b w:val="0"/>
-                <w:i w:val="0"/>
-                <w:sz w:val="19"/>
+                <w:rFonts w:ascii="Consolas" w:hAnsi="Consolas" w:eastAsia="Consolas"/>
+                <w:sz w:val="18"/>
               </w:rPr>
               <w:t>/connectors</w:t>
             </w:r>
@@ -1742,24 +2235,16 @@
         <w:tc>
           <w:tcPr>
             <w:tcW w:type="dxa" w:w="780"/>
-            <w:tcMar>
-              <w:top w:w="80" w:type="dxa"/>
-              <w:start w:w="120" w:type="dxa"/>
-              <w:bottom w:w="80" w:type="dxa"/>
-              <w:end w:w="120" w:type="dxa"/>
-            </w:tcMar>
             <w:vAlign w:val="center"/>
+            <w:tcW w:w="780" w:type="dxa"/>
           </w:tcPr>
           <w:p>
             <w:pPr>
-              <w:spacing w:after="40" w:line="276" w:lineRule="auto"/>
-              <w:jc w:val="center"/>
+              <w:spacing w:after="40" w:line="264" w:lineRule="auto"/>
             </w:pPr>
             <w:r>
               <w:rPr>
                 <w:rFonts w:ascii="Calibri" w:hAnsi="Calibri" w:eastAsia="Calibri"/>
-                <w:b w:val="0"/>
-                <w:i w:val="0"/>
                 <w:sz w:val="18"/>
               </w:rPr>
               <w:t>11</w:t>
@@ -1769,23 +2254,16 @@
         <w:tc>
           <w:tcPr>
             <w:tcW w:type="dxa" w:w="2100"/>
-            <w:tcMar>
-              <w:top w:w="80" w:type="dxa"/>
-              <w:start w:w="120" w:type="dxa"/>
-              <w:bottom w:w="80" w:type="dxa"/>
-              <w:end w:w="120" w:type="dxa"/>
-            </w:tcMar>
             <w:vAlign w:val="center"/>
+            <w:tcW w:w="2100" w:type="dxa"/>
           </w:tcPr>
           <w:p>
             <w:pPr>
-              <w:spacing w:after="40" w:line="276" w:lineRule="auto"/>
+              <w:spacing w:after="40" w:line="264" w:lineRule="auto"/>
             </w:pPr>
             <w:r>
               <w:rPr>
                 <w:rFonts w:ascii="Calibri" w:hAnsi="Calibri" w:eastAsia="Calibri"/>
-                <w:b w:val="0"/>
-                <w:i w:val="0"/>
                 <w:sz w:val="18"/>
               </w:rPr>
               <w:t>partners</w:t>
@@ -1795,23 +2273,16 @@
         <w:tc>
           <w:tcPr>
             <w:tcW w:type="dxa" w:w="4440"/>
-            <w:tcMar>
-              <w:top w:w="80" w:type="dxa"/>
-              <w:start w:w="120" w:type="dxa"/>
-              <w:bottom w:w="80" w:type="dxa"/>
-              <w:end w:w="120" w:type="dxa"/>
-            </w:tcMar>
             <w:vAlign w:val="center"/>
+            <w:tcW w:w="4440" w:type="dxa"/>
           </w:tcPr>
           <w:p>
             <w:pPr>
-              <w:spacing w:after="40" w:line="276" w:lineRule="auto"/>
+              <w:spacing w:after="40" w:line="264" w:lineRule="auto"/>
             </w:pPr>
             <w:r>
               <w:rPr>
                 <w:rFonts w:ascii="Calibri" w:hAnsi="Calibri" w:eastAsia="Calibri"/>
-                <w:b w:val="0"/>
-                <w:i w:val="0"/>
                 <w:sz w:val="18"/>
               </w:rPr>
               <w:t>Partner Workflow Coordination Console</w:t>
@@ -1821,24 +2292,17 @@
         <w:tc>
           <w:tcPr>
             <w:tcW w:type="dxa" w:w="2040"/>
-            <w:tcMar>
-              <w:top w:w="80" w:type="dxa"/>
-              <w:start w:w="120" w:type="dxa"/>
-              <w:bottom w:w="80" w:type="dxa"/>
-              <w:end w:w="120" w:type="dxa"/>
-            </w:tcMar>
             <w:vAlign w:val="center"/>
+            <w:tcW w:w="2040" w:type="dxa"/>
           </w:tcPr>
           <w:p>
             <w:pPr>
-              <w:spacing w:after="40" w:line="276" w:lineRule="auto"/>
+              <w:spacing w:after="40" w:line="264" w:lineRule="auto"/>
             </w:pPr>
             <w:r>
               <w:rPr>
-                <w:rFonts w:ascii="Calibri" w:hAnsi="Calibri" w:eastAsia="Calibri"/>
-                <w:b w:val="0"/>
-                <w:i w:val="0"/>
-                <w:sz w:val="19"/>
+                <w:rFonts w:ascii="Consolas" w:hAnsi="Consolas" w:eastAsia="Consolas"/>
+                <w:sz w:val="18"/>
               </w:rPr>
               <w:t>/partners</w:t>
             </w:r>
@@ -1849,24 +2313,16 @@
         <w:tc>
           <w:tcPr>
             <w:tcW w:type="dxa" w:w="780"/>
-            <w:tcMar>
-              <w:top w:w="80" w:type="dxa"/>
-              <w:start w:w="120" w:type="dxa"/>
-              <w:bottom w:w="80" w:type="dxa"/>
-              <w:end w:w="120" w:type="dxa"/>
-            </w:tcMar>
             <w:vAlign w:val="center"/>
+            <w:tcW w:w="780" w:type="dxa"/>
           </w:tcPr>
           <w:p>
             <w:pPr>
-              <w:spacing w:after="40" w:line="276" w:lineRule="auto"/>
-              <w:jc w:val="center"/>
+              <w:spacing w:after="40" w:line="264" w:lineRule="auto"/>
             </w:pPr>
             <w:r>
               <w:rPr>
                 <w:rFonts w:ascii="Calibri" w:hAnsi="Calibri" w:eastAsia="Calibri"/>
-                <w:b w:val="0"/>
-                <w:i w:val="0"/>
                 <w:sz w:val="18"/>
               </w:rPr>
               <w:t>12</w:t>
@@ -1876,23 +2332,16 @@
         <w:tc>
           <w:tcPr>
             <w:tcW w:type="dxa" w:w="2100"/>
-            <w:tcMar>
-              <w:top w:w="80" w:type="dxa"/>
-              <w:start w:w="120" w:type="dxa"/>
-              <w:bottom w:w="80" w:type="dxa"/>
-              <w:end w:w="120" w:type="dxa"/>
-            </w:tcMar>
             <w:vAlign w:val="center"/>
+            <w:tcW w:w="2100" w:type="dxa"/>
           </w:tcPr>
           <w:p>
             <w:pPr>
-              <w:spacing w:after="40" w:line="276" w:lineRule="auto"/>
+              <w:spacing w:after="40" w:line="264" w:lineRule="auto"/>
             </w:pPr>
             <w:r>
               <w:rPr>
                 <w:rFonts w:ascii="Calibri" w:hAnsi="Calibri" w:eastAsia="Calibri"/>
-                <w:b w:val="0"/>
-                <w:i w:val="0"/>
                 <w:sz w:val="18"/>
               </w:rPr>
               <w:t>billing</w:t>
@@ -1902,23 +2351,16 @@
         <w:tc>
           <w:tcPr>
             <w:tcW w:type="dxa" w:w="4440"/>
-            <w:tcMar>
-              <w:top w:w="80" w:type="dxa"/>
-              <w:start w:w="120" w:type="dxa"/>
-              <w:bottom w:w="80" w:type="dxa"/>
-              <w:end w:w="120" w:type="dxa"/>
-            </w:tcMar>
             <w:vAlign w:val="center"/>
+            <w:tcW w:w="4440" w:type="dxa"/>
           </w:tcPr>
           <w:p>
             <w:pPr>
-              <w:spacing w:after="40" w:line="276" w:lineRule="auto"/>
+              <w:spacing w:after="40" w:line="264" w:lineRule="auto"/>
             </w:pPr>
             <w:r>
               <w:rPr>
                 <w:rFonts w:ascii="Calibri" w:hAnsi="Calibri" w:eastAsia="Calibri"/>
-                <w:b w:val="0"/>
-                <w:i w:val="0"/>
                 <w:sz w:val="18"/>
               </w:rPr>
               <w:t>Billing and Payment Controls Console</w:t>
@@ -1928,24 +2370,17 @@
         <w:tc>
           <w:tcPr>
             <w:tcW w:type="dxa" w:w="2040"/>
-            <w:tcMar>
-              <w:top w:w="80" w:type="dxa"/>
-              <w:start w:w="120" w:type="dxa"/>
-              <w:bottom w:w="80" w:type="dxa"/>
-              <w:end w:w="120" w:type="dxa"/>
-            </w:tcMar>
             <w:vAlign w:val="center"/>
+            <w:tcW w:w="2040" w:type="dxa"/>
           </w:tcPr>
           <w:p>
             <w:pPr>
-              <w:spacing w:after="40" w:line="276" w:lineRule="auto"/>
+              <w:spacing w:after="40" w:line="264" w:lineRule="auto"/>
             </w:pPr>
             <w:r>
               <w:rPr>
-                <w:rFonts w:ascii="Calibri" w:hAnsi="Calibri" w:eastAsia="Calibri"/>
-                <w:b w:val="0"/>
-                <w:i w:val="0"/>
-                <w:sz w:val="19"/>
+                <w:rFonts w:ascii="Consolas" w:hAnsi="Consolas" w:eastAsia="Consolas"/>
+                <w:sz w:val="18"/>
               </w:rPr>
               <w:t>/billing</w:t>
             </w:r>
@@ -1956,24 +2391,16 @@
         <w:tc>
           <w:tcPr>
             <w:tcW w:type="dxa" w:w="780"/>
-            <w:tcMar>
-              <w:top w:w="80" w:type="dxa"/>
-              <w:start w:w="120" w:type="dxa"/>
-              <w:bottom w:w="80" w:type="dxa"/>
-              <w:end w:w="120" w:type="dxa"/>
-            </w:tcMar>
             <w:vAlign w:val="center"/>
+            <w:tcW w:w="780" w:type="dxa"/>
           </w:tcPr>
           <w:p>
             <w:pPr>
-              <w:spacing w:after="40" w:line="276" w:lineRule="auto"/>
-              <w:jc w:val="center"/>
+              <w:spacing w:after="40" w:line="264" w:lineRule="auto"/>
             </w:pPr>
             <w:r>
               <w:rPr>
                 <w:rFonts w:ascii="Calibri" w:hAnsi="Calibri" w:eastAsia="Calibri"/>
-                <w:b w:val="0"/>
-                <w:i w:val="0"/>
                 <w:sz w:val="18"/>
               </w:rPr>
               <w:t>13</w:t>
@@ -1983,23 +2410,16 @@
         <w:tc>
           <w:tcPr>
             <w:tcW w:type="dxa" w:w="2100"/>
-            <w:tcMar>
-              <w:top w:w="80" w:type="dxa"/>
-              <w:start w:w="120" w:type="dxa"/>
-              <w:bottom w:w="80" w:type="dxa"/>
-              <w:end w:w="120" w:type="dxa"/>
-            </w:tcMar>
             <w:vAlign w:val="center"/>
+            <w:tcW w:w="2100" w:type="dxa"/>
           </w:tcPr>
           <w:p>
             <w:pPr>
-              <w:spacing w:after="40" w:line="276" w:lineRule="auto"/>
+              <w:spacing w:after="40" w:line="264" w:lineRule="auto"/>
             </w:pPr>
             <w:r>
               <w:rPr>
                 <w:rFonts w:ascii="Calibri" w:hAnsi="Calibri" w:eastAsia="Calibri"/>
-                <w:b w:val="0"/>
-                <w:i w:val="0"/>
                 <w:sz w:val="18"/>
               </w:rPr>
               <w:t>reports</w:t>
@@ -2009,23 +2429,16 @@
         <w:tc>
           <w:tcPr>
             <w:tcW w:type="dxa" w:w="4440"/>
-            <w:tcMar>
-              <w:top w:w="80" w:type="dxa"/>
-              <w:start w:w="120" w:type="dxa"/>
-              <w:bottom w:w="80" w:type="dxa"/>
-              <w:end w:w="120" w:type="dxa"/>
-            </w:tcMar>
             <w:vAlign w:val="center"/>
+            <w:tcW w:w="4440" w:type="dxa"/>
           </w:tcPr>
           <w:p>
             <w:pPr>
-              <w:spacing w:after="40" w:line="276" w:lineRule="auto"/>
+              <w:spacing w:after="40" w:line="264" w:lineRule="auto"/>
             </w:pPr>
             <w:r>
               <w:rPr>
                 <w:rFonts w:ascii="Calibri" w:hAnsi="Calibri" w:eastAsia="Calibri"/>
-                <w:b w:val="0"/>
-                <w:i w:val="0"/>
                 <w:sz w:val="18"/>
               </w:rPr>
               <w:t>Reports and Advisory Export Console</w:t>
@@ -2035,24 +2448,17 @@
         <w:tc>
           <w:tcPr>
             <w:tcW w:type="dxa" w:w="2040"/>
-            <w:tcMar>
-              <w:top w:w="80" w:type="dxa"/>
-              <w:start w:w="120" w:type="dxa"/>
-              <w:bottom w:w="80" w:type="dxa"/>
-              <w:end w:w="120" w:type="dxa"/>
-            </w:tcMar>
             <w:vAlign w:val="center"/>
+            <w:tcW w:w="2040" w:type="dxa"/>
           </w:tcPr>
           <w:p>
             <w:pPr>
-              <w:spacing w:after="40" w:line="276" w:lineRule="auto"/>
+              <w:spacing w:after="40" w:line="264" w:lineRule="auto"/>
             </w:pPr>
             <w:r>
               <w:rPr>
-                <w:rFonts w:ascii="Calibri" w:hAnsi="Calibri" w:eastAsia="Calibri"/>
-                <w:b w:val="0"/>
-                <w:i w:val="0"/>
-                <w:sz w:val="19"/>
+                <w:rFonts w:ascii="Consolas" w:hAnsi="Consolas" w:eastAsia="Consolas"/>
+                <w:sz w:val="18"/>
               </w:rPr>
               <w:t>/reports</w:t>
             </w:r>
@@ -2063,24 +2469,16 @@
         <w:tc>
           <w:tcPr>
             <w:tcW w:type="dxa" w:w="780"/>
-            <w:tcMar>
-              <w:top w:w="80" w:type="dxa"/>
-              <w:start w:w="120" w:type="dxa"/>
-              <w:bottom w:w="80" w:type="dxa"/>
-              <w:end w:w="120" w:type="dxa"/>
-            </w:tcMar>
             <w:vAlign w:val="center"/>
+            <w:tcW w:w="780" w:type="dxa"/>
           </w:tcPr>
           <w:p>
             <w:pPr>
-              <w:spacing w:after="40" w:line="276" w:lineRule="auto"/>
-              <w:jc w:val="center"/>
+              <w:spacing w:after="40" w:line="264" w:lineRule="auto"/>
             </w:pPr>
             <w:r>
               <w:rPr>
                 <w:rFonts w:ascii="Calibri" w:hAnsi="Calibri" w:eastAsia="Calibri"/>
-                <w:b w:val="0"/>
-                <w:i w:val="0"/>
                 <w:sz w:val="18"/>
               </w:rPr>
               <w:t>14</w:t>
@@ -2090,23 +2488,16 @@
         <w:tc>
           <w:tcPr>
             <w:tcW w:type="dxa" w:w="2100"/>
-            <w:tcMar>
-              <w:top w:w="80" w:type="dxa"/>
-              <w:start w:w="120" w:type="dxa"/>
-              <w:bottom w:w="80" w:type="dxa"/>
-              <w:end w:w="120" w:type="dxa"/>
-            </w:tcMar>
             <w:vAlign w:val="center"/>
+            <w:tcW w:w="2100" w:type="dxa"/>
           </w:tcPr>
           <w:p>
             <w:pPr>
-              <w:spacing w:after="40" w:line="276" w:lineRule="auto"/>
+              <w:spacing w:after="40" w:line="264" w:lineRule="auto"/>
             </w:pPr>
             <w:r>
               <w:rPr>
                 <w:rFonts w:ascii="Calibri" w:hAnsi="Calibri" w:eastAsia="Calibri"/>
-                <w:b w:val="0"/>
-                <w:i w:val="0"/>
                 <w:sz w:val="18"/>
               </w:rPr>
               <w:t>promotion</w:t>
@@ -2116,23 +2507,16 @@
         <w:tc>
           <w:tcPr>
             <w:tcW w:type="dxa" w:w="4440"/>
-            <w:tcMar>
-              <w:top w:w="80" w:type="dxa"/>
-              <w:start w:w="120" w:type="dxa"/>
-              <w:bottom w:w="80" w:type="dxa"/>
-              <w:end w:w="120" w:type="dxa"/>
-            </w:tcMar>
             <w:vAlign w:val="center"/>
+            <w:tcW w:w="4440" w:type="dxa"/>
           </w:tcPr>
           <w:p>
             <w:pPr>
-              <w:spacing w:after="40" w:line="276" w:lineRule="auto"/>
+              <w:spacing w:after="40" w:line="264" w:lineRule="auto"/>
             </w:pPr>
             <w:r>
               <w:rPr>
                 <w:rFonts w:ascii="Calibri" w:hAnsi="Calibri" w:eastAsia="Calibri"/>
-                <w:b w:val="0"/>
-                <w:i w:val="0"/>
                 <w:sz w:val="18"/>
               </w:rPr>
               <w:t>Live Action and Sovereign Governance Gate</w:t>
@@ -2142,24 +2526,17 @@
         <w:tc>
           <w:tcPr>
             <w:tcW w:type="dxa" w:w="2040"/>
-            <w:tcMar>
-              <w:top w:w="80" w:type="dxa"/>
-              <w:start w:w="120" w:type="dxa"/>
-              <w:bottom w:w="80" w:type="dxa"/>
-              <w:end w:w="120" w:type="dxa"/>
-            </w:tcMar>
             <w:vAlign w:val="center"/>
+            <w:tcW w:w="2040" w:type="dxa"/>
           </w:tcPr>
           <w:p>
             <w:pPr>
-              <w:spacing w:after="40" w:line="276" w:lineRule="auto"/>
+              <w:spacing w:after="40" w:line="264" w:lineRule="auto"/>
             </w:pPr>
             <w:r>
               <w:rPr>
-                <w:rFonts w:ascii="Calibri" w:hAnsi="Calibri" w:eastAsia="Calibri"/>
-                <w:b w:val="0"/>
-                <w:i w:val="0"/>
-                <w:sz w:val="19"/>
+                <w:rFonts w:ascii="Consolas" w:hAnsi="Consolas" w:eastAsia="Consolas"/>
+                <w:sz w:val="18"/>
               </w:rPr>
               <w:t>/promotion</w:t>
             </w:r>
@@ -2170,24 +2547,16 @@
         <w:tc>
           <w:tcPr>
             <w:tcW w:type="dxa" w:w="780"/>
-            <w:tcMar>
-              <w:top w:w="80" w:type="dxa"/>
-              <w:start w:w="120" w:type="dxa"/>
-              <w:bottom w:w="80" w:type="dxa"/>
-              <w:end w:w="120" w:type="dxa"/>
-            </w:tcMar>
             <w:vAlign w:val="center"/>
+            <w:tcW w:w="780" w:type="dxa"/>
           </w:tcPr>
           <w:p>
             <w:pPr>
-              <w:spacing w:after="40" w:line="276" w:lineRule="auto"/>
-              <w:jc w:val="center"/>
+              <w:spacing w:after="40" w:line="264" w:lineRule="auto"/>
             </w:pPr>
             <w:r>
               <w:rPr>
                 <w:rFonts w:ascii="Calibri" w:hAnsi="Calibri" w:eastAsia="Calibri"/>
-                <w:b w:val="0"/>
-                <w:i w:val="0"/>
                 <w:sz w:val="18"/>
               </w:rPr>
               <w:t>15</w:t>
@@ -2197,23 +2566,16 @@
         <w:tc>
           <w:tcPr>
             <w:tcW w:type="dxa" w:w="2100"/>
-            <w:tcMar>
-              <w:top w:w="80" w:type="dxa"/>
-              <w:start w:w="120" w:type="dxa"/>
-              <w:bottom w:w="80" w:type="dxa"/>
-              <w:end w:w="120" w:type="dxa"/>
-            </w:tcMar>
             <w:vAlign w:val="center"/>
+            <w:tcW w:w="2100" w:type="dxa"/>
           </w:tcPr>
           <w:p>
             <w:pPr>
-              <w:spacing w:after="40" w:line="276" w:lineRule="auto"/>
+              <w:spacing w:after="40" w:line="264" w:lineRule="auto"/>
             </w:pPr>
             <w:r>
               <w:rPr>
                 <w:rFonts w:ascii="Calibri" w:hAnsi="Calibri" w:eastAsia="Calibri"/>
-                <w:b w:val="0"/>
-                <w:i w:val="0"/>
                 <w:sz w:val="18"/>
               </w:rPr>
               <w:t>case-command</w:t>
@@ -2223,23 +2585,16 @@
         <w:tc>
           <w:tcPr>
             <w:tcW w:type="dxa" w:w="4440"/>
-            <w:tcMar>
-              <w:top w:w="80" w:type="dxa"/>
-              <w:start w:w="120" w:type="dxa"/>
-              <w:bottom w:w="80" w:type="dxa"/>
-              <w:end w:w="120" w:type="dxa"/>
-            </w:tcMar>
             <w:vAlign w:val="center"/>
+            <w:tcW w:w="4440" w:type="dxa"/>
           </w:tcPr>
           <w:p>
             <w:pPr>
-              <w:spacing w:after="40" w:line="276" w:lineRule="auto"/>
+              <w:spacing w:after="40" w:line="264" w:lineRule="auto"/>
             </w:pPr>
             <w:r>
               <w:rPr>
                 <w:rFonts w:ascii="Calibri" w:hAnsi="Calibri" w:eastAsia="Calibri"/>
-                <w:b w:val="0"/>
-                <w:i w:val="0"/>
                 <w:sz w:val="18"/>
               </w:rPr>
               <w:t>Unified Case Command Center</w:t>
@@ -2249,24 +2604,17 @@
         <w:tc>
           <w:tcPr>
             <w:tcW w:type="dxa" w:w="2040"/>
-            <w:tcMar>
-              <w:top w:w="80" w:type="dxa"/>
-              <w:start w:w="120" w:type="dxa"/>
-              <w:bottom w:w="80" w:type="dxa"/>
-              <w:end w:w="120" w:type="dxa"/>
-            </w:tcMar>
             <w:vAlign w:val="center"/>
+            <w:tcW w:w="2040" w:type="dxa"/>
           </w:tcPr>
           <w:p>
             <w:pPr>
-              <w:spacing w:after="40" w:line="276" w:lineRule="auto"/>
+              <w:spacing w:after="40" w:line="264" w:lineRule="auto"/>
             </w:pPr>
             <w:r>
               <w:rPr>
-                <w:rFonts w:ascii="Calibri" w:hAnsi="Calibri" w:eastAsia="Calibri"/>
-                <w:b w:val="0"/>
-                <w:i w:val="0"/>
-                <w:sz w:val="19"/>
+                <w:rFonts w:ascii="Consolas" w:hAnsi="Consolas" w:eastAsia="Consolas"/>
+                <w:sz w:val="18"/>
               </w:rPr>
               <w:t>/case-command</w:t>
             </w:r>
@@ -2277,24 +2625,16 @@
         <w:tc>
           <w:tcPr>
             <w:tcW w:type="dxa" w:w="780"/>
-            <w:tcMar>
-              <w:top w:w="80" w:type="dxa"/>
-              <w:start w:w="120" w:type="dxa"/>
-              <w:bottom w:w="80" w:type="dxa"/>
-              <w:end w:w="120" w:type="dxa"/>
-            </w:tcMar>
             <w:vAlign w:val="center"/>
+            <w:tcW w:w="780" w:type="dxa"/>
           </w:tcPr>
           <w:p>
             <w:pPr>
-              <w:spacing w:after="40" w:line="276" w:lineRule="auto"/>
-              <w:jc w:val="center"/>
+              <w:spacing w:after="40" w:line="264" w:lineRule="auto"/>
             </w:pPr>
             <w:r>
               <w:rPr>
                 <w:rFonts w:ascii="Calibri" w:hAnsi="Calibri" w:eastAsia="Calibri"/>
-                <w:b w:val="0"/>
-                <w:i w:val="0"/>
                 <w:sz w:val="18"/>
               </w:rPr>
               <w:t>16</w:t>
@@ -2304,23 +2644,16 @@
         <w:tc>
           <w:tcPr>
             <w:tcW w:type="dxa" w:w="2100"/>
-            <w:tcMar>
-              <w:top w:w="80" w:type="dxa"/>
-              <w:start w:w="120" w:type="dxa"/>
-              <w:bottom w:w="80" w:type="dxa"/>
-              <w:end w:w="120" w:type="dxa"/>
-            </w:tcMar>
             <w:vAlign w:val="center"/>
+            <w:tcW w:w="2100" w:type="dxa"/>
           </w:tcPr>
           <w:p>
             <w:pPr>
-              <w:spacing w:after="40" w:line="276" w:lineRule="auto"/>
+              <w:spacing w:after="40" w:line="264" w:lineRule="auto"/>
             </w:pPr>
             <w:r>
               <w:rPr>
                 <w:rFonts w:ascii="Calibri" w:hAnsi="Calibri" w:eastAsia="Calibri"/>
-                <w:b w:val="0"/>
-                <w:i w:val="0"/>
                 <w:sz w:val="18"/>
               </w:rPr>
               <w:t>evidence-packets</w:t>
@@ -2330,23 +2663,16 @@
         <w:tc>
           <w:tcPr>
             <w:tcW w:type="dxa" w:w="4440"/>
-            <w:tcMar>
-              <w:top w:w="80" w:type="dxa"/>
-              <w:start w:w="120" w:type="dxa"/>
-              <w:bottom w:w="80" w:type="dxa"/>
-              <w:end w:w="120" w:type="dxa"/>
-            </w:tcMar>
             <w:vAlign w:val="center"/>
+            <w:tcW w:w="4440" w:type="dxa"/>
           </w:tcPr>
           <w:p>
             <w:pPr>
-              <w:spacing w:after="40" w:line="276" w:lineRule="auto"/>
+              <w:spacing w:after="40" w:line="264" w:lineRule="auto"/>
             </w:pPr>
             <w:r>
               <w:rPr>
                 <w:rFonts w:ascii="Calibri" w:hAnsi="Calibri" w:eastAsia="Calibri"/>
-                <w:b w:val="0"/>
-                <w:i w:val="0"/>
                 <w:sz w:val="18"/>
               </w:rPr>
               <w:t>Governance Evidence Packet Workspace</w:t>
@@ -2356,24 +2682,17 @@
         <w:tc>
           <w:tcPr>
             <w:tcW w:type="dxa" w:w="2040"/>
-            <w:tcMar>
-              <w:top w:w="80" w:type="dxa"/>
-              <w:start w:w="120" w:type="dxa"/>
-              <w:bottom w:w="80" w:type="dxa"/>
-              <w:end w:w="120" w:type="dxa"/>
-            </w:tcMar>
             <w:vAlign w:val="center"/>
+            <w:tcW w:w="2040" w:type="dxa"/>
           </w:tcPr>
           <w:p>
             <w:pPr>
-              <w:spacing w:after="40" w:line="276" w:lineRule="auto"/>
+              <w:spacing w:after="40" w:line="264" w:lineRule="auto"/>
             </w:pPr>
             <w:r>
               <w:rPr>
-                <w:rFonts w:ascii="Calibri" w:hAnsi="Calibri" w:eastAsia="Calibri"/>
-                <w:b w:val="0"/>
-                <w:i w:val="0"/>
-                <w:sz w:val="19"/>
+                <w:rFonts w:ascii="Consolas" w:hAnsi="Consolas" w:eastAsia="Consolas"/>
+                <w:sz w:val="18"/>
               </w:rPr>
               <w:t>/evidence-packets</w:t>
             </w:r>
@@ -2384,24 +2703,16 @@
         <w:tc>
           <w:tcPr>
             <w:tcW w:type="dxa" w:w="780"/>
-            <w:tcMar>
-              <w:top w:w="80" w:type="dxa"/>
-              <w:start w:w="120" w:type="dxa"/>
-              <w:bottom w:w="80" w:type="dxa"/>
-              <w:end w:w="120" w:type="dxa"/>
-            </w:tcMar>
             <w:vAlign w:val="center"/>
+            <w:tcW w:w="780" w:type="dxa"/>
           </w:tcPr>
           <w:p>
             <w:pPr>
-              <w:spacing w:after="40" w:line="276" w:lineRule="auto"/>
-              <w:jc w:val="center"/>
+              <w:spacing w:after="40" w:line="264" w:lineRule="auto"/>
             </w:pPr>
             <w:r>
               <w:rPr>
                 <w:rFonts w:ascii="Calibri" w:hAnsi="Calibri" w:eastAsia="Calibri"/>
-                <w:b w:val="0"/>
-                <w:i w:val="0"/>
                 <w:sz w:val="18"/>
               </w:rPr>
               <w:t>17</w:t>
@@ -2411,23 +2722,16 @@
         <w:tc>
           <w:tcPr>
             <w:tcW w:type="dxa" w:w="2100"/>
-            <w:tcMar>
-              <w:top w:w="80" w:type="dxa"/>
-              <w:start w:w="120" w:type="dxa"/>
-              <w:bottom w:w="80" w:type="dxa"/>
-              <w:end w:w="120" w:type="dxa"/>
-            </w:tcMar>
             <w:vAlign w:val="center"/>
+            <w:tcW w:w="2100" w:type="dxa"/>
           </w:tcPr>
           <w:p>
             <w:pPr>
-              <w:spacing w:after="40" w:line="276" w:lineRule="auto"/>
+              <w:spacing w:after="40" w:line="264" w:lineRule="auto"/>
             </w:pPr>
             <w:r>
               <w:rPr>
                 <w:rFonts w:ascii="Calibri" w:hAnsi="Calibri" w:eastAsia="Calibri"/>
-                <w:b w:val="0"/>
-                <w:i w:val="0"/>
                 <w:sz w:val="18"/>
               </w:rPr>
               <w:t>source-ingestion</w:t>
@@ -2437,23 +2741,16 @@
         <w:tc>
           <w:tcPr>
             <w:tcW w:type="dxa" w:w="4440"/>
-            <w:tcMar>
-              <w:top w:w="80" w:type="dxa"/>
-              <w:start w:w="120" w:type="dxa"/>
-              <w:bottom w:w="80" w:type="dxa"/>
-              <w:end w:w="120" w:type="dxa"/>
-            </w:tcMar>
             <w:vAlign w:val="center"/>
+            <w:tcW w:w="4440" w:type="dxa"/>
           </w:tcPr>
           <w:p>
             <w:pPr>
-              <w:spacing w:after="40" w:line="276" w:lineRule="auto"/>
+              <w:spacing w:after="40" w:line="264" w:lineRule="auto"/>
             </w:pPr>
             <w:r>
               <w:rPr>
                 <w:rFonts w:ascii="Calibri" w:hAnsi="Calibri" w:eastAsia="Calibri"/>
-                <w:b w:val="0"/>
-                <w:i w:val="0"/>
                 <w:sz w:val="18"/>
               </w:rPr>
               <w:t>Credentialed Source Ingestion Gate</w:t>
@@ -2463,24 +2760,17 @@
         <w:tc>
           <w:tcPr>
             <w:tcW w:type="dxa" w:w="2040"/>
-            <w:tcMar>
-              <w:top w:w="80" w:type="dxa"/>
-              <w:start w:w="120" w:type="dxa"/>
-              <w:bottom w:w="80" w:type="dxa"/>
-              <w:end w:w="120" w:type="dxa"/>
-            </w:tcMar>
             <w:vAlign w:val="center"/>
+            <w:tcW w:w="2040" w:type="dxa"/>
           </w:tcPr>
           <w:p>
             <w:pPr>
-              <w:spacing w:after="40" w:line="276" w:lineRule="auto"/>
+              <w:spacing w:after="40" w:line="264" w:lineRule="auto"/>
             </w:pPr>
             <w:r>
               <w:rPr>
-                <w:rFonts w:ascii="Calibri" w:hAnsi="Calibri" w:eastAsia="Calibri"/>
-                <w:b w:val="0"/>
-                <w:i w:val="0"/>
-                <w:sz w:val="19"/>
+                <w:rFonts w:ascii="Consolas" w:hAnsi="Consolas" w:eastAsia="Consolas"/>
+                <w:sz w:val="18"/>
               </w:rPr>
               <w:t>/source-ingestion</w:t>
             </w:r>
@@ -2491,24 +2781,16 @@
         <w:tc>
           <w:tcPr>
             <w:tcW w:type="dxa" w:w="780"/>
-            <w:tcMar>
-              <w:top w:w="80" w:type="dxa"/>
-              <w:start w:w="120" w:type="dxa"/>
-              <w:bottom w:w="80" w:type="dxa"/>
-              <w:end w:w="120" w:type="dxa"/>
-            </w:tcMar>
             <w:vAlign w:val="center"/>
+            <w:tcW w:w="780" w:type="dxa"/>
           </w:tcPr>
           <w:p>
             <w:pPr>
-              <w:spacing w:after="40" w:line="276" w:lineRule="auto"/>
-              <w:jc w:val="center"/>
+              <w:spacing w:after="40" w:line="264" w:lineRule="auto"/>
             </w:pPr>
             <w:r>
               <w:rPr>
                 <w:rFonts w:ascii="Calibri" w:hAnsi="Calibri" w:eastAsia="Calibri"/>
-                <w:b w:val="0"/>
-                <w:i w:val="0"/>
                 <w:sz w:val="18"/>
               </w:rPr>
               <w:t>18</w:t>
@@ -2518,23 +2800,16 @@
         <w:tc>
           <w:tcPr>
             <w:tcW w:type="dxa" w:w="2100"/>
-            <w:tcMar>
-              <w:top w:w="80" w:type="dxa"/>
-              <w:start w:w="120" w:type="dxa"/>
-              <w:bottom w:w="80" w:type="dxa"/>
-              <w:end w:w="120" w:type="dxa"/>
-            </w:tcMar>
             <w:vAlign w:val="center"/>
+            <w:tcW w:w="2100" w:type="dxa"/>
           </w:tcPr>
           <w:p>
             <w:pPr>
-              <w:spacing w:after="40" w:line="276" w:lineRule="auto"/>
+              <w:spacing w:after="40" w:line="264" w:lineRule="auto"/>
             </w:pPr>
             <w:r>
               <w:rPr>
                 <w:rFonts w:ascii="Calibri" w:hAnsi="Calibri" w:eastAsia="Calibri"/>
-                <w:b w:val="0"/>
-                <w:i w:val="0"/>
                 <w:sz w:val="18"/>
               </w:rPr>
               <w:t>exception-remediation</w:t>
@@ -2544,23 +2819,16 @@
         <w:tc>
           <w:tcPr>
             <w:tcW w:type="dxa" w:w="4440"/>
-            <w:tcMar>
-              <w:top w:w="80" w:type="dxa"/>
-              <w:start w:w="120" w:type="dxa"/>
-              <w:bottom w:w="80" w:type="dxa"/>
-              <w:end w:w="120" w:type="dxa"/>
-            </w:tcMar>
             <w:vAlign w:val="center"/>
+            <w:tcW w:w="4440" w:type="dxa"/>
           </w:tcPr>
           <w:p>
             <w:pPr>
-              <w:spacing w:after="40" w:line="276" w:lineRule="auto"/>
+              <w:spacing w:after="40" w:line="264" w:lineRule="auto"/>
             </w:pPr>
             <w:r>
               <w:rPr>
                 <w:rFonts w:ascii="Calibri" w:hAnsi="Calibri" w:eastAsia="Calibri"/>
-                <w:b w:val="0"/>
-                <w:i w:val="0"/>
                 <w:sz w:val="18"/>
               </w:rPr>
               <w:t>Exception Remediation and Recovery Console</w:t>
@@ -2570,24 +2838,17 @@
         <w:tc>
           <w:tcPr>
             <w:tcW w:type="dxa" w:w="2040"/>
-            <w:tcMar>
-              <w:top w:w="80" w:type="dxa"/>
-              <w:start w:w="120" w:type="dxa"/>
-              <w:bottom w:w="80" w:type="dxa"/>
-              <w:end w:w="120" w:type="dxa"/>
-            </w:tcMar>
             <w:vAlign w:val="center"/>
+            <w:tcW w:w="2040" w:type="dxa"/>
           </w:tcPr>
           <w:p>
             <w:pPr>
-              <w:spacing w:after="40" w:line="276" w:lineRule="auto"/>
+              <w:spacing w:after="40" w:line="264" w:lineRule="auto"/>
             </w:pPr>
             <w:r>
               <w:rPr>
-                <w:rFonts w:ascii="Calibri" w:hAnsi="Calibri" w:eastAsia="Calibri"/>
-                <w:b w:val="0"/>
-                <w:i w:val="0"/>
-                <w:sz w:val="19"/>
+                <w:rFonts w:ascii="Consolas" w:hAnsi="Consolas" w:eastAsia="Consolas"/>
+                <w:sz w:val="18"/>
               </w:rPr>
               <w:t>/exception-remediation</w:t>
             </w:r>
@@ -2598,24 +2859,16 @@
         <w:tc>
           <w:tcPr>
             <w:tcW w:type="dxa" w:w="780"/>
-            <w:tcMar>
-              <w:top w:w="80" w:type="dxa"/>
-              <w:start w:w="120" w:type="dxa"/>
-              <w:bottom w:w="80" w:type="dxa"/>
-              <w:end w:w="120" w:type="dxa"/>
-            </w:tcMar>
             <w:vAlign w:val="center"/>
+            <w:tcW w:w="780" w:type="dxa"/>
           </w:tcPr>
           <w:p>
             <w:pPr>
-              <w:spacing w:after="40" w:line="276" w:lineRule="auto"/>
-              <w:jc w:val="center"/>
+              <w:spacing w:after="40" w:line="264" w:lineRule="auto"/>
             </w:pPr>
             <w:r>
               <w:rPr>
                 <w:rFonts w:ascii="Calibri" w:hAnsi="Calibri" w:eastAsia="Calibri"/>
-                <w:b w:val="0"/>
-                <w:i w:val="0"/>
                 <w:sz w:val="18"/>
               </w:rPr>
               <w:t>19</w:t>
@@ -2625,23 +2878,16 @@
         <w:tc>
           <w:tcPr>
             <w:tcW w:type="dxa" w:w="2100"/>
-            <w:tcMar>
-              <w:top w:w="80" w:type="dxa"/>
-              <w:start w:w="120" w:type="dxa"/>
-              <w:bottom w:w="80" w:type="dxa"/>
-              <w:end w:w="120" w:type="dxa"/>
-            </w:tcMar>
             <w:vAlign w:val="center"/>
+            <w:tcW w:w="2100" w:type="dxa"/>
           </w:tcPr>
           <w:p>
             <w:pPr>
-              <w:spacing w:after="40" w:line="276" w:lineRule="auto"/>
+              <w:spacing w:after="40" w:line="264" w:lineRule="auto"/>
             </w:pPr>
             <w:r>
               <w:rPr>
                 <w:rFonts w:ascii="Calibri" w:hAnsi="Calibri" w:eastAsia="Calibri"/>
-                <w:b w:val="0"/>
-                <w:i w:val="0"/>
                 <w:sz w:val="18"/>
               </w:rPr>
               <w:t>data-rights</w:t>
@@ -2651,23 +2897,16 @@
         <w:tc>
           <w:tcPr>
             <w:tcW w:type="dxa" w:w="4440"/>
-            <w:tcMar>
-              <w:top w:w="80" w:type="dxa"/>
-              <w:start w:w="120" w:type="dxa"/>
-              <w:bottom w:w="80" w:type="dxa"/>
-              <w:end w:w="120" w:type="dxa"/>
-            </w:tcMar>
             <w:vAlign w:val="center"/>
+            <w:tcW w:w="4440" w:type="dxa"/>
           </w:tcPr>
           <w:p>
             <w:pPr>
-              <w:spacing w:after="40" w:line="276" w:lineRule="auto"/>
+              <w:spacing w:after="40" w:line="264" w:lineRule="auto"/>
             </w:pPr>
             <w:r>
               <w:rPr>
                 <w:rFonts w:ascii="Calibri" w:hAnsi="Calibri" w:eastAsia="Calibri"/>
-                <w:b w:val="0"/>
-                <w:i w:val="0"/>
                 <w:sz w:val="18"/>
               </w:rPr>
               <w:t>Borrower Data Rights and Portability Workspace</w:t>
@@ -2677,24 +2916,17 @@
         <w:tc>
           <w:tcPr>
             <w:tcW w:type="dxa" w:w="2040"/>
-            <w:tcMar>
-              <w:top w:w="80" w:type="dxa"/>
-              <w:start w:w="120" w:type="dxa"/>
-              <w:bottom w:w="80" w:type="dxa"/>
-              <w:end w:w="120" w:type="dxa"/>
-            </w:tcMar>
             <w:vAlign w:val="center"/>
+            <w:tcW w:w="2040" w:type="dxa"/>
           </w:tcPr>
           <w:p>
             <w:pPr>
-              <w:spacing w:after="40" w:line="276" w:lineRule="auto"/>
+              <w:spacing w:after="40" w:line="264" w:lineRule="auto"/>
             </w:pPr>
             <w:r>
               <w:rPr>
-                <w:rFonts w:ascii="Calibri" w:hAnsi="Calibri" w:eastAsia="Calibri"/>
-                <w:b w:val="0"/>
-                <w:i w:val="0"/>
-                <w:sz w:val="19"/>
+                <w:rFonts w:ascii="Consolas" w:hAnsi="Consolas" w:eastAsia="Consolas"/>
+                <w:sz w:val="18"/>
               </w:rPr>
               <w:t>/data-rights</w:t>
             </w:r>
@@ -2705,24 +2937,16 @@
         <w:tc>
           <w:tcPr>
             <w:tcW w:type="dxa" w:w="780"/>
-            <w:tcMar>
-              <w:top w:w="80" w:type="dxa"/>
-              <w:start w:w="120" w:type="dxa"/>
-              <w:bottom w:w="80" w:type="dxa"/>
-              <w:end w:w="120" w:type="dxa"/>
-            </w:tcMar>
             <w:vAlign w:val="center"/>
+            <w:tcW w:w="780" w:type="dxa"/>
           </w:tcPr>
           <w:p>
             <w:pPr>
-              <w:spacing w:after="40" w:line="276" w:lineRule="auto"/>
-              <w:jc w:val="center"/>
+              <w:spacing w:after="40" w:line="264" w:lineRule="auto"/>
             </w:pPr>
             <w:r>
               <w:rPr>
                 <w:rFonts w:ascii="Calibri" w:hAnsi="Calibri" w:eastAsia="Calibri"/>
-                <w:b w:val="0"/>
-                <w:i w:val="0"/>
                 <w:sz w:val="18"/>
               </w:rPr>
               <w:t>20</w:t>
@@ -2732,23 +2956,16 @@
         <w:tc>
           <w:tcPr>
             <w:tcW w:type="dxa" w:w="2100"/>
-            <w:tcMar>
-              <w:top w:w="80" w:type="dxa"/>
-              <w:start w:w="120" w:type="dxa"/>
-              <w:bottom w:w="80" w:type="dxa"/>
-              <w:end w:w="120" w:type="dxa"/>
-            </w:tcMar>
             <w:vAlign w:val="center"/>
+            <w:tcW w:w="2100" w:type="dxa"/>
           </w:tcPr>
           <w:p>
             <w:pPr>
-              <w:spacing w:after="40" w:line="276" w:lineRule="auto"/>
+              <w:spacing w:after="40" w:line="264" w:lineRule="auto"/>
             </w:pPr>
             <w:r>
               <w:rPr>
                 <w:rFonts w:ascii="Calibri" w:hAnsi="Calibri" w:eastAsia="Calibri"/>
-                <w:b w:val="0"/>
-                <w:i w:val="0"/>
                 <w:sz w:val="18"/>
               </w:rPr>
               <w:t>module-readiness</w:t>
@@ -2758,23 +2975,16 @@
         <w:tc>
           <w:tcPr>
             <w:tcW w:type="dxa" w:w="4440"/>
-            <w:tcMar>
-              <w:top w:w="80" w:type="dxa"/>
-              <w:start w:w="120" w:type="dxa"/>
-              <w:bottom w:w="80" w:type="dxa"/>
-              <w:end w:w="120" w:type="dxa"/>
-            </w:tcMar>
             <w:vAlign w:val="center"/>
+            <w:tcW w:w="4440" w:type="dxa"/>
           </w:tcPr>
           <w:p>
             <w:pPr>
-              <w:spacing w:after="40" w:line="276" w:lineRule="auto"/>
+              <w:spacing w:after="40" w:line="264" w:lineRule="auto"/>
             </w:pPr>
             <w:r>
               <w:rPr>
                 <w:rFonts w:ascii="Calibri" w:hAnsi="Calibri" w:eastAsia="Calibri"/>
-                <w:b w:val="0"/>
-                <w:i w:val="0"/>
                 <w:sz w:val="18"/>
               </w:rPr>
               <w:t>Integrated Module Readiness Control Tower</w:t>
@@ -2784,24 +2994,17 @@
         <w:tc>
           <w:tcPr>
             <w:tcW w:type="dxa" w:w="2040"/>
-            <w:tcMar>
-              <w:top w:w="80" w:type="dxa"/>
-              <w:start w:w="120" w:type="dxa"/>
-              <w:bottom w:w="80" w:type="dxa"/>
-              <w:end w:w="120" w:type="dxa"/>
-            </w:tcMar>
             <w:vAlign w:val="center"/>
+            <w:tcW w:w="2040" w:type="dxa"/>
           </w:tcPr>
           <w:p>
             <w:pPr>
-              <w:spacing w:after="40" w:line="276" w:lineRule="auto"/>
+              <w:spacing w:after="40" w:line="264" w:lineRule="auto"/>
             </w:pPr>
             <w:r>
               <w:rPr>
-                <w:rFonts w:ascii="Calibri" w:hAnsi="Calibri" w:eastAsia="Calibri"/>
-                <w:b w:val="0"/>
-                <w:i w:val="0"/>
-                <w:sz w:val="19"/>
+                <w:rFonts w:ascii="Consolas" w:hAnsi="Consolas" w:eastAsia="Consolas"/>
+                <w:sz w:val="18"/>
               </w:rPr>
               <w:t>/module-readiness</w:t>
             </w:r>
@@ -2812,24 +3015,16 @@
         <w:tc>
           <w:tcPr>
             <w:tcW w:type="dxa" w:w="780"/>
-            <w:tcMar>
-              <w:top w:w="80" w:type="dxa"/>
-              <w:start w:w="120" w:type="dxa"/>
-              <w:bottom w:w="80" w:type="dxa"/>
-              <w:end w:w="120" w:type="dxa"/>
-            </w:tcMar>
             <w:vAlign w:val="center"/>
+            <w:tcW w:w="780" w:type="dxa"/>
           </w:tcPr>
           <w:p>
             <w:pPr>
-              <w:spacing w:after="40" w:line="276" w:lineRule="auto"/>
-              <w:jc w:val="center"/>
+              <w:spacing w:after="40" w:line="264" w:lineRule="auto"/>
             </w:pPr>
             <w:r>
               <w:rPr>
                 <w:rFonts w:ascii="Calibri" w:hAnsi="Calibri" w:eastAsia="Calibri"/>
-                <w:b w:val="0"/>
-                <w:i w:val="0"/>
                 <w:sz w:val="18"/>
               </w:rPr>
               <w:t>21</w:t>
@@ -2839,23 +3034,16 @@
         <w:tc>
           <w:tcPr>
             <w:tcW w:type="dxa" w:w="2100"/>
-            <w:tcMar>
-              <w:top w:w="80" w:type="dxa"/>
-              <w:start w:w="120" w:type="dxa"/>
-              <w:bottom w:w="80" w:type="dxa"/>
-              <w:end w:w="120" w:type="dxa"/>
-            </w:tcMar>
             <w:vAlign w:val="center"/>
+            <w:tcW w:w="2100" w:type="dxa"/>
           </w:tcPr>
           <w:p>
             <w:pPr>
-              <w:spacing w:after="40" w:line="276" w:lineRule="auto"/>
+              <w:spacing w:after="40" w:line="264" w:lineRule="auto"/>
             </w:pPr>
             <w:r>
               <w:rPr>
                 <w:rFonts w:ascii="Calibri" w:hAnsi="Calibri" w:eastAsia="Calibri"/>
-                <w:b w:val="0"/>
-                <w:i w:val="0"/>
                 <w:sz w:val="18"/>
               </w:rPr>
               <w:t>environmental-compliance</w:t>
@@ -2865,23 +3053,16 @@
         <w:tc>
           <w:tcPr>
             <w:tcW w:type="dxa" w:w="4440"/>
-            <w:tcMar>
-              <w:top w:w="80" w:type="dxa"/>
-              <w:start w:w="120" w:type="dxa"/>
-              <w:bottom w:w="80" w:type="dxa"/>
-              <w:end w:w="120" w:type="dxa"/>
-            </w:tcMar>
             <w:vAlign w:val="center"/>
+            <w:tcW w:w="4440" w:type="dxa"/>
           </w:tcPr>
           <w:p>
             <w:pPr>
-              <w:spacing w:after="40" w:line="276" w:lineRule="auto"/>
+              <w:spacing w:after="40" w:line="264" w:lineRule="auto"/>
             </w:pPr>
             <w:r>
               <w:rPr>
                 <w:rFonts w:ascii="Calibri" w:hAnsi="Calibri" w:eastAsia="Calibri"/>
-                <w:b w:val="0"/>
-                <w:i w:val="0"/>
                 <w:sz w:val="18"/>
               </w:rPr>
               <w:t>Environmental Compliance Review</w:t>
@@ -2891,24 +3072,17 @@
         <w:tc>
           <w:tcPr>
             <w:tcW w:type="dxa" w:w="2040"/>
-            <w:tcMar>
-              <w:top w:w="80" w:type="dxa"/>
-              <w:start w:w="120" w:type="dxa"/>
-              <w:bottom w:w="80" w:type="dxa"/>
-              <w:end w:w="120" w:type="dxa"/>
-            </w:tcMar>
             <w:vAlign w:val="center"/>
+            <w:tcW w:w="2040" w:type="dxa"/>
           </w:tcPr>
           <w:p>
             <w:pPr>
-              <w:spacing w:after="40" w:line="276" w:lineRule="auto"/>
+              <w:spacing w:after="40" w:line="264" w:lineRule="auto"/>
             </w:pPr>
             <w:r>
               <w:rPr>
-                <w:rFonts w:ascii="Calibri" w:hAnsi="Calibri" w:eastAsia="Calibri"/>
-                <w:b w:val="0"/>
-                <w:i w:val="0"/>
-                <w:sz w:val="19"/>
+                <w:rFonts w:ascii="Consolas" w:hAnsi="Consolas" w:eastAsia="Consolas"/>
+                <w:sz w:val="18"/>
               </w:rPr>
               <w:t>/environmental-compliance</w:t>
             </w:r>
@@ -2919,24 +3093,16 @@
         <w:tc>
           <w:tcPr>
             <w:tcW w:type="dxa" w:w="780"/>
-            <w:tcMar>
-              <w:top w:w="80" w:type="dxa"/>
-              <w:start w:w="120" w:type="dxa"/>
-              <w:bottom w:w="80" w:type="dxa"/>
-              <w:end w:w="120" w:type="dxa"/>
-            </w:tcMar>
             <w:vAlign w:val="center"/>
+            <w:tcW w:w="780" w:type="dxa"/>
           </w:tcPr>
           <w:p>
             <w:pPr>
-              <w:spacing w:after="40" w:line="276" w:lineRule="auto"/>
-              <w:jc w:val="center"/>
+              <w:spacing w:after="40" w:line="264" w:lineRule="auto"/>
             </w:pPr>
             <w:r>
               <w:rPr>
                 <w:rFonts w:ascii="Calibri" w:hAnsi="Calibri" w:eastAsia="Calibri"/>
-                <w:b w:val="0"/>
-                <w:i w:val="0"/>
                 <w:sz w:val="18"/>
               </w:rPr>
               <w:t>22</w:t>
@@ -2946,23 +3112,16 @@
         <w:tc>
           <w:tcPr>
             <w:tcW w:type="dxa" w:w="2100"/>
-            <w:tcMar>
-              <w:top w:w="80" w:type="dxa"/>
-              <w:start w:w="120" w:type="dxa"/>
-              <w:bottom w:w="80" w:type="dxa"/>
-              <w:end w:w="120" w:type="dxa"/>
-            </w:tcMar>
             <w:vAlign w:val="center"/>
+            <w:tcW w:w="2100" w:type="dxa"/>
           </w:tcPr>
           <w:p>
             <w:pPr>
-              <w:spacing w:after="40" w:line="276" w:lineRule="auto"/>
+              <w:spacing w:after="40" w:line="264" w:lineRule="auto"/>
             </w:pPr>
             <w:r>
               <w:rPr>
                 <w:rFonts w:ascii="Calibri" w:hAnsi="Calibri" w:eastAsia="Calibri"/>
-                <w:b w:val="0"/>
-                <w:i w:val="0"/>
                 <w:sz w:val="18"/>
               </w:rPr>
               <w:t>live-scraper-activation</w:t>
@@ -2972,23 +3131,16 @@
         <w:tc>
           <w:tcPr>
             <w:tcW w:type="dxa" w:w="4440"/>
-            <w:tcMar>
-              <w:top w:w="80" w:type="dxa"/>
-              <w:start w:w="120" w:type="dxa"/>
-              <w:bottom w:w="80" w:type="dxa"/>
-              <w:end w:w="120" w:type="dxa"/>
-            </w:tcMar>
             <w:vAlign w:val="center"/>
+            <w:tcW w:w="4440" w:type="dxa"/>
           </w:tcPr>
           <w:p>
             <w:pPr>
-              <w:spacing w:after="40" w:line="276" w:lineRule="auto"/>
+              <w:spacing w:after="40" w:line="264" w:lineRule="auto"/>
             </w:pPr>
             <w:r>
               <w:rPr>
                 <w:rFonts w:ascii="Calibri" w:hAnsi="Calibri" w:eastAsia="Calibri"/>
-                <w:b w:val="0"/>
-                <w:i w:val="0"/>
                 <w:sz w:val="18"/>
               </w:rPr>
               <w:t>Live Scraper Activation Gate</w:t>
@@ -2998,24 +3150,17 @@
         <w:tc>
           <w:tcPr>
             <w:tcW w:type="dxa" w:w="2040"/>
-            <w:tcMar>
-              <w:top w:w="80" w:type="dxa"/>
-              <w:start w:w="120" w:type="dxa"/>
-              <w:bottom w:w="80" w:type="dxa"/>
-              <w:end w:w="120" w:type="dxa"/>
-            </w:tcMar>
             <w:vAlign w:val="center"/>
+            <w:tcW w:w="2040" w:type="dxa"/>
           </w:tcPr>
           <w:p>
             <w:pPr>
-              <w:spacing w:after="40" w:line="276" w:lineRule="auto"/>
+              <w:spacing w:after="40" w:line="264" w:lineRule="auto"/>
             </w:pPr>
             <w:r>
               <w:rPr>
-                <w:rFonts w:ascii="Calibri" w:hAnsi="Calibri" w:eastAsia="Calibri"/>
-                <w:b w:val="0"/>
-                <w:i w:val="0"/>
-                <w:sz w:val="19"/>
+                <w:rFonts w:ascii="Consolas" w:hAnsi="Consolas" w:eastAsia="Consolas"/>
+                <w:sz w:val="18"/>
               </w:rPr>
               <w:t>/live-scraper-activation</w:t>
             </w:r>
@@ -3026,24 +3171,16 @@
         <w:tc>
           <w:tcPr>
             <w:tcW w:type="dxa" w:w="780"/>
-            <w:tcMar>
-              <w:top w:w="80" w:type="dxa"/>
-              <w:start w:w="120" w:type="dxa"/>
-              <w:bottom w:w="80" w:type="dxa"/>
-              <w:end w:w="120" w:type="dxa"/>
-            </w:tcMar>
             <w:vAlign w:val="center"/>
+            <w:tcW w:w="780" w:type="dxa"/>
           </w:tcPr>
           <w:p>
             <w:pPr>
-              <w:spacing w:after="40" w:line="276" w:lineRule="auto"/>
-              <w:jc w:val="center"/>
+              <w:spacing w:after="40" w:line="264" w:lineRule="auto"/>
             </w:pPr>
             <w:r>
               <w:rPr>
                 <w:rFonts w:ascii="Calibri" w:hAnsi="Calibri" w:eastAsia="Calibri"/>
-                <w:b w:val="0"/>
-                <w:i w:val="0"/>
                 <w:sz w:val="18"/>
               </w:rPr>
               <w:t>23</w:t>
@@ -3053,23 +3190,16 @@
         <w:tc>
           <w:tcPr>
             <w:tcW w:type="dxa" w:w="2100"/>
-            <w:tcMar>
-              <w:top w:w="80" w:type="dxa"/>
-              <w:start w:w="120" w:type="dxa"/>
-              <w:bottom w:w="80" w:type="dxa"/>
-              <w:end w:w="120" w:type="dxa"/>
-            </w:tcMar>
             <w:vAlign w:val="center"/>
+            <w:tcW w:w="2100" w:type="dxa"/>
           </w:tcPr>
           <w:p>
             <w:pPr>
-              <w:spacing w:after="40" w:line="276" w:lineRule="auto"/>
+              <w:spacing w:after="40" w:line="264" w:lineRule="auto"/>
             </w:pPr>
             <w:r>
               <w:rPr>
                 <w:rFonts w:ascii="Calibri" w:hAnsi="Calibri" w:eastAsia="Calibri"/>
-                <w:b w:val="0"/>
-                <w:i w:val="0"/>
                 <w:sz w:val="18"/>
               </w:rPr>
               <w:t>source-legal-review</w:t>
@@ -3079,23 +3209,16 @@
         <w:tc>
           <w:tcPr>
             <w:tcW w:type="dxa" w:w="4440"/>
-            <w:tcMar>
-              <w:top w:w="80" w:type="dxa"/>
-              <w:start w:w="120" w:type="dxa"/>
-              <w:bottom w:w="80" w:type="dxa"/>
-              <w:end w:w="120" w:type="dxa"/>
-            </w:tcMar>
             <w:vAlign w:val="center"/>
+            <w:tcW w:w="4440" w:type="dxa"/>
           </w:tcPr>
           <w:p>
             <w:pPr>
-              <w:spacing w:after="40" w:line="276" w:lineRule="auto"/>
+              <w:spacing w:after="40" w:line="264" w:lineRule="auto"/>
             </w:pPr>
             <w:r>
               <w:rPr>
                 <w:rFonts w:ascii="Calibri" w:hAnsi="Calibri" w:eastAsia="Calibri"/>
-                <w:b w:val="0"/>
-                <w:i w:val="0"/>
                 <w:sz w:val="18"/>
               </w:rPr>
               <w:t>Source Legal and Licensing Review Gate</w:t>
@@ -3105,24 +3228,17 @@
         <w:tc>
           <w:tcPr>
             <w:tcW w:type="dxa" w:w="2040"/>
-            <w:tcMar>
-              <w:top w:w="80" w:type="dxa"/>
-              <w:start w:w="120" w:type="dxa"/>
-              <w:bottom w:w="80" w:type="dxa"/>
-              <w:end w:w="120" w:type="dxa"/>
-            </w:tcMar>
             <w:vAlign w:val="center"/>
+            <w:tcW w:w="2040" w:type="dxa"/>
           </w:tcPr>
           <w:p>
             <w:pPr>
-              <w:spacing w:after="40" w:line="276" w:lineRule="auto"/>
+              <w:spacing w:after="40" w:line="264" w:lineRule="auto"/>
             </w:pPr>
             <w:r>
               <w:rPr>
-                <w:rFonts w:ascii="Calibri" w:hAnsi="Calibri" w:eastAsia="Calibri"/>
-                <w:b w:val="0"/>
-                <w:i w:val="0"/>
-                <w:sz w:val="19"/>
+                <w:rFonts w:ascii="Consolas" w:hAnsi="Consolas" w:eastAsia="Consolas"/>
+                <w:sz w:val="18"/>
               </w:rPr>
               <w:t>/source-legal-review</w:t>
             </w:r>
@@ -3133,24 +3249,16 @@
         <w:tc>
           <w:tcPr>
             <w:tcW w:type="dxa" w:w="780"/>
-            <w:tcMar>
-              <w:top w:w="80" w:type="dxa"/>
-              <w:start w:w="120" w:type="dxa"/>
-              <w:bottom w:w="80" w:type="dxa"/>
-              <w:end w:w="120" w:type="dxa"/>
-            </w:tcMar>
             <w:vAlign w:val="center"/>
+            <w:tcW w:w="780" w:type="dxa"/>
           </w:tcPr>
           <w:p>
             <w:pPr>
-              <w:spacing w:after="40" w:line="276" w:lineRule="auto"/>
-              <w:jc w:val="center"/>
+              <w:spacing w:after="40" w:line="264" w:lineRule="auto"/>
             </w:pPr>
             <w:r>
               <w:rPr>
                 <w:rFonts w:ascii="Calibri" w:hAnsi="Calibri" w:eastAsia="Calibri"/>
-                <w:b w:val="0"/>
-                <w:i w:val="0"/>
                 <w:sz w:val="18"/>
               </w:rPr>
               <w:t>24</w:t>
@@ -3160,23 +3268,16 @@
         <w:tc>
           <w:tcPr>
             <w:tcW w:type="dxa" w:w="2100"/>
-            <w:tcMar>
-              <w:top w:w="80" w:type="dxa"/>
-              <w:start w:w="120" w:type="dxa"/>
-              <w:bottom w:w="80" w:type="dxa"/>
-              <w:end w:w="120" w:type="dxa"/>
-            </w:tcMar>
             <w:vAlign w:val="center"/>
+            <w:tcW w:w="2100" w:type="dxa"/>
           </w:tcPr>
           <w:p>
             <w:pPr>
-              <w:spacing w:after="40" w:line="276" w:lineRule="auto"/>
+              <w:spacing w:after="40" w:line="264" w:lineRule="auto"/>
             </w:pPr>
             <w:r>
               <w:rPr>
                 <w:rFonts w:ascii="Calibri" w:hAnsi="Calibri" w:eastAsia="Calibri"/>
-                <w:b w:val="0"/>
-                <w:i w:val="0"/>
                 <w:sz w:val="18"/>
               </w:rPr>
               <w:t>source-promotion-packets</w:t>
@@ -3186,23 +3287,16 @@
         <w:tc>
           <w:tcPr>
             <w:tcW w:type="dxa" w:w="4440"/>
-            <w:tcMar>
-              <w:top w:w="80" w:type="dxa"/>
-              <w:start w:w="120" w:type="dxa"/>
-              <w:bottom w:w="80" w:type="dxa"/>
-              <w:end w:w="120" w:type="dxa"/>
-            </w:tcMar>
             <w:vAlign w:val="center"/>
+            <w:tcW w:w="4440" w:type="dxa"/>
           </w:tcPr>
           <w:p>
             <w:pPr>
-              <w:spacing w:after="40" w:line="276" w:lineRule="auto"/>
+              <w:spacing w:after="40" w:line="264" w:lineRule="auto"/>
             </w:pPr>
             <w:r>
               <w:rPr>
                 <w:rFonts w:ascii="Calibri" w:hAnsi="Calibri" w:eastAsia="Calibri"/>
-                <w:b w:val="0"/>
-                <w:i w:val="0"/>
                 <w:sz w:val="18"/>
               </w:rPr>
               <w:t>Source Promotion Packet Gate</w:t>
@@ -3212,24 +3306,17 @@
         <w:tc>
           <w:tcPr>
             <w:tcW w:type="dxa" w:w="2040"/>
-            <w:tcMar>
-              <w:top w:w="80" w:type="dxa"/>
-              <w:start w:w="120" w:type="dxa"/>
-              <w:bottom w:w="80" w:type="dxa"/>
-              <w:end w:w="120" w:type="dxa"/>
-            </w:tcMar>
             <w:vAlign w:val="center"/>
+            <w:tcW w:w="2040" w:type="dxa"/>
           </w:tcPr>
           <w:p>
             <w:pPr>
-              <w:spacing w:after="40" w:line="276" w:lineRule="auto"/>
+              <w:spacing w:after="40" w:line="264" w:lineRule="auto"/>
             </w:pPr>
             <w:r>
               <w:rPr>
-                <w:rFonts w:ascii="Calibri" w:hAnsi="Calibri" w:eastAsia="Calibri"/>
-                <w:b w:val="0"/>
-                <w:i w:val="0"/>
-                <w:sz w:val="19"/>
+                <w:rFonts w:ascii="Consolas" w:hAnsi="Consolas" w:eastAsia="Consolas"/>
+                <w:sz w:val="18"/>
               </w:rPr>
               <w:t>/source-promotion-packets</w:t>
             </w:r>
@@ -3240,24 +3327,16 @@
         <w:tc>
           <w:tcPr>
             <w:tcW w:type="dxa" w:w="780"/>
-            <w:tcMar>
-              <w:top w:w="80" w:type="dxa"/>
-              <w:start w:w="120" w:type="dxa"/>
-              <w:bottom w:w="80" w:type="dxa"/>
-              <w:end w:w="120" w:type="dxa"/>
-            </w:tcMar>
             <w:vAlign w:val="center"/>
+            <w:tcW w:w="780" w:type="dxa"/>
           </w:tcPr>
           <w:p>
             <w:pPr>
-              <w:spacing w:after="40" w:line="276" w:lineRule="auto"/>
-              <w:jc w:val="center"/>
+              <w:spacing w:after="40" w:line="264" w:lineRule="auto"/>
             </w:pPr>
             <w:r>
               <w:rPr>
                 <w:rFonts w:ascii="Calibri" w:hAnsi="Calibri" w:eastAsia="Calibri"/>
-                <w:b w:val="0"/>
-                <w:i w:val="0"/>
                 <w:sz w:val="18"/>
               </w:rPr>
               <w:t>25</w:t>
@@ -3267,23 +3346,16 @@
         <w:tc>
           <w:tcPr>
             <w:tcW w:type="dxa" w:w="2100"/>
-            <w:tcMar>
-              <w:top w:w="80" w:type="dxa"/>
-              <w:start w:w="120" w:type="dxa"/>
-              <w:bottom w:w="80" w:type="dxa"/>
-              <w:end w:w="120" w:type="dxa"/>
-            </w:tcMar>
             <w:vAlign w:val="center"/>
+            <w:tcW w:w="2100" w:type="dxa"/>
           </w:tcPr>
           <w:p>
             <w:pPr>
-              <w:spacing w:after="40" w:line="276" w:lineRule="auto"/>
+              <w:spacing w:after="40" w:line="264" w:lineRule="auto"/>
             </w:pPr>
             <w:r>
               <w:rPr>
                 <w:rFonts w:ascii="Calibri" w:hAnsi="Calibri" w:eastAsia="Calibri"/>
-                <w:b w:val="0"/>
-                <w:i w:val="0"/>
                 <w:sz w:val="18"/>
               </w:rPr>
               <w:t>source-production-readiness</w:t>
@@ -3293,23 +3365,16 @@
         <w:tc>
           <w:tcPr>
             <w:tcW w:type="dxa" w:w="4440"/>
-            <w:tcMar>
-              <w:top w:w="80" w:type="dxa"/>
-              <w:start w:w="120" w:type="dxa"/>
-              <w:bottom w:w="80" w:type="dxa"/>
-              <w:end w:w="120" w:type="dxa"/>
-            </w:tcMar>
             <w:vAlign w:val="center"/>
+            <w:tcW w:w="4440" w:type="dxa"/>
           </w:tcPr>
           <w:p>
             <w:pPr>
-              <w:spacing w:after="40" w:line="276" w:lineRule="auto"/>
+              <w:spacing w:after="40" w:line="264" w:lineRule="auto"/>
             </w:pPr>
             <w:r>
               <w:rPr>
                 <w:rFonts w:ascii="Calibri" w:hAnsi="Calibri" w:eastAsia="Calibri"/>
-                <w:b w:val="0"/>
-                <w:i w:val="0"/>
                 <w:sz w:val="18"/>
               </w:rPr>
               <w:t>Source Production Promotion Readiness Gate</w:t>
@@ -3319,24 +3384,17 @@
         <w:tc>
           <w:tcPr>
             <w:tcW w:type="dxa" w:w="2040"/>
-            <w:tcMar>
-              <w:top w:w="80" w:type="dxa"/>
-              <w:start w:w="120" w:type="dxa"/>
-              <w:bottom w:w="80" w:type="dxa"/>
-              <w:end w:w="120" w:type="dxa"/>
-            </w:tcMar>
             <w:vAlign w:val="center"/>
+            <w:tcW w:w="2040" w:type="dxa"/>
           </w:tcPr>
           <w:p>
             <w:pPr>
-              <w:spacing w:after="40" w:line="276" w:lineRule="auto"/>
+              <w:spacing w:after="40" w:line="264" w:lineRule="auto"/>
             </w:pPr>
             <w:r>
               <w:rPr>
-                <w:rFonts w:ascii="Calibri" w:hAnsi="Calibri" w:eastAsia="Calibri"/>
-                <w:b w:val="0"/>
-                <w:i w:val="0"/>
-                <w:sz w:val="19"/>
+                <w:rFonts w:ascii="Consolas" w:hAnsi="Consolas" w:eastAsia="Consolas"/>
+                <w:sz w:val="18"/>
               </w:rPr>
               <w:t>/source-production-readiness</w:t>
             </w:r>
@@ -3347,24 +3405,16 @@
         <w:tc>
           <w:tcPr>
             <w:tcW w:type="dxa" w:w="780"/>
-            <w:tcMar>
-              <w:top w:w="80" w:type="dxa"/>
-              <w:start w:w="120" w:type="dxa"/>
-              <w:bottom w:w="80" w:type="dxa"/>
-              <w:end w:w="120" w:type="dxa"/>
-            </w:tcMar>
             <w:vAlign w:val="center"/>
+            <w:tcW w:w="780" w:type="dxa"/>
           </w:tcPr>
           <w:p>
             <w:pPr>
-              <w:spacing w:after="40" w:line="276" w:lineRule="auto"/>
-              <w:jc w:val="center"/>
+              <w:spacing w:after="40" w:line="264" w:lineRule="auto"/>
             </w:pPr>
             <w:r>
               <w:rPr>
                 <w:rFonts w:ascii="Calibri" w:hAnsi="Calibri" w:eastAsia="Calibri"/>
-                <w:b w:val="0"/>
-                <w:i w:val="0"/>
                 <w:sz w:val="18"/>
               </w:rPr>
               <w:t>26</w:t>
@@ -3374,23 +3424,16 @@
         <w:tc>
           <w:tcPr>
             <w:tcW w:type="dxa" w:w="2100"/>
-            <w:tcMar>
-              <w:top w:w="80" w:type="dxa"/>
-              <w:start w:w="120" w:type="dxa"/>
-              <w:bottom w:w="80" w:type="dxa"/>
-              <w:end w:w="120" w:type="dxa"/>
-            </w:tcMar>
             <w:vAlign w:val="center"/>
+            <w:tcW w:w="2100" w:type="dxa"/>
           </w:tcPr>
           <w:p>
             <w:pPr>
-              <w:spacing w:after="40" w:line="276" w:lineRule="auto"/>
+              <w:spacing w:after="40" w:line="264" w:lineRule="auto"/>
             </w:pPr>
             <w:r>
               <w:rPr>
                 <w:rFonts w:ascii="Calibri" w:hAnsi="Calibri" w:eastAsia="Calibri"/>
-                <w:b w:val="0"/>
-                <w:i w:val="0"/>
                 <w:sz w:val="18"/>
               </w:rPr>
               <w:t>controlled-promotion-activation</w:t>
@@ -3400,23 +3443,16 @@
         <w:tc>
           <w:tcPr>
             <w:tcW w:type="dxa" w:w="4440"/>
-            <w:tcMar>
-              <w:top w:w="80" w:type="dxa"/>
-              <w:start w:w="120" w:type="dxa"/>
-              <w:bottom w:w="80" w:type="dxa"/>
-              <w:end w:w="120" w:type="dxa"/>
-            </w:tcMar>
             <w:vAlign w:val="center"/>
+            <w:tcW w:w="4440" w:type="dxa"/>
           </w:tcPr>
           <w:p>
             <w:pPr>
-              <w:spacing w:after="40" w:line="276" w:lineRule="auto"/>
+              <w:spacing w:after="40" w:line="264" w:lineRule="auto"/>
             </w:pPr>
             <w:r>
               <w:rPr>
                 <w:rFonts w:ascii="Calibri" w:hAnsi="Calibri" w:eastAsia="Calibri"/>
-                <w:b w:val="0"/>
-                <w:i w:val="0"/>
                 <w:sz w:val="18"/>
               </w:rPr>
               <w:t>Controlled Promotion Activation Gate</w:t>
@@ -3426,24 +3462,17 @@
         <w:tc>
           <w:tcPr>
             <w:tcW w:type="dxa" w:w="2040"/>
-            <w:tcMar>
-              <w:top w:w="80" w:type="dxa"/>
-              <w:start w:w="120" w:type="dxa"/>
-              <w:bottom w:w="80" w:type="dxa"/>
-              <w:end w:w="120" w:type="dxa"/>
-            </w:tcMar>
             <w:vAlign w:val="center"/>
+            <w:tcW w:w="2040" w:type="dxa"/>
           </w:tcPr>
           <w:p>
             <w:pPr>
-              <w:spacing w:after="40" w:line="276" w:lineRule="auto"/>
+              <w:spacing w:after="40" w:line="264" w:lineRule="auto"/>
             </w:pPr>
             <w:r>
               <w:rPr>
-                <w:rFonts w:ascii="Calibri" w:hAnsi="Calibri" w:eastAsia="Calibri"/>
-                <w:b w:val="0"/>
-                <w:i w:val="0"/>
-                <w:sz w:val="19"/>
+                <w:rFonts w:ascii="Consolas" w:hAnsi="Consolas" w:eastAsia="Consolas"/>
+                <w:sz w:val="18"/>
               </w:rPr>
               <w:t>/controlled-promotion-activation</w:t>
             </w:r>
@@ -3454,24 +3483,16 @@
         <w:tc>
           <w:tcPr>
             <w:tcW w:type="dxa" w:w="780"/>
-            <w:tcMar>
-              <w:top w:w="80" w:type="dxa"/>
-              <w:start w:w="120" w:type="dxa"/>
-              <w:bottom w:w="80" w:type="dxa"/>
-              <w:end w:w="120" w:type="dxa"/>
-            </w:tcMar>
             <w:vAlign w:val="center"/>
+            <w:tcW w:w="780" w:type="dxa"/>
           </w:tcPr>
           <w:p>
             <w:pPr>
-              <w:spacing w:after="40" w:line="276" w:lineRule="auto"/>
-              <w:jc w:val="center"/>
+              <w:spacing w:after="40" w:line="264" w:lineRule="auto"/>
             </w:pPr>
             <w:r>
               <w:rPr>
                 <w:rFonts w:ascii="Calibri" w:hAnsi="Calibri" w:eastAsia="Calibri"/>
-                <w:b w:val="0"/>
-                <w:i w:val="0"/>
                 <w:sz w:val="18"/>
               </w:rPr>
               <w:t>27</w:t>
@@ -3481,23 +3502,16 @@
         <w:tc>
           <w:tcPr>
             <w:tcW w:type="dxa" w:w="2100"/>
-            <w:tcMar>
-              <w:top w:w="80" w:type="dxa"/>
-              <w:start w:w="120" w:type="dxa"/>
-              <w:bottom w:w="80" w:type="dxa"/>
-              <w:end w:w="120" w:type="dxa"/>
-            </w:tcMar>
             <w:vAlign w:val="center"/>
+            <w:tcW w:w="2100" w:type="dxa"/>
           </w:tcPr>
           <w:p>
             <w:pPr>
-              <w:spacing w:after="40" w:line="276" w:lineRule="auto"/>
+              <w:spacing w:after="40" w:line="264" w:lineRule="auto"/>
             </w:pPr>
             <w:r>
               <w:rPr>
                 <w:rFonts w:ascii="Calibri" w:hAnsi="Calibri" w:eastAsia="Calibri"/>
-                <w:b w:val="0"/>
-                <w:i w:val="0"/>
                 <w:sz w:val="18"/>
               </w:rPr>
               <w:t>production-portal-readiness</w:t>
@@ -3507,23 +3521,16 @@
         <w:tc>
           <w:tcPr>
             <w:tcW w:type="dxa" w:w="4440"/>
-            <w:tcMar>
-              <w:top w:w="80" w:type="dxa"/>
-              <w:start w:w="120" w:type="dxa"/>
-              <w:bottom w:w="80" w:type="dxa"/>
-              <w:end w:w="120" w:type="dxa"/>
-            </w:tcMar>
             <w:vAlign w:val="center"/>
+            <w:tcW w:w="4440" w:type="dxa"/>
           </w:tcPr>
           <w:p>
             <w:pPr>
-              <w:spacing w:after="40" w:line="276" w:lineRule="auto"/>
+              <w:spacing w:after="40" w:line="264" w:lineRule="auto"/>
             </w:pPr>
             <w:r>
               <w:rPr>
                 <w:rFonts w:ascii="Calibri" w:hAnsi="Calibri" w:eastAsia="Calibri"/>
-                <w:b w:val="0"/>
-                <w:i w:val="0"/>
                 <w:sz w:val="18"/>
               </w:rPr>
               <w:t>Production Portal Readiness Preflight Gate</w:t>
@@ -3533,24 +3540,17 @@
         <w:tc>
           <w:tcPr>
             <w:tcW w:type="dxa" w:w="2040"/>
-            <w:tcMar>
-              <w:top w:w="80" w:type="dxa"/>
-              <w:start w:w="120" w:type="dxa"/>
-              <w:bottom w:w="80" w:type="dxa"/>
-              <w:end w:w="120" w:type="dxa"/>
-            </w:tcMar>
             <w:vAlign w:val="center"/>
+            <w:tcW w:w="2040" w:type="dxa"/>
           </w:tcPr>
           <w:p>
             <w:pPr>
-              <w:spacing w:after="40" w:line="276" w:lineRule="auto"/>
+              <w:spacing w:after="40" w:line="264" w:lineRule="auto"/>
             </w:pPr>
             <w:r>
               <w:rPr>
-                <w:rFonts w:ascii="Calibri" w:hAnsi="Calibri" w:eastAsia="Calibri"/>
-                <w:b w:val="0"/>
-                <w:i w:val="0"/>
-                <w:sz w:val="19"/>
+                <w:rFonts w:ascii="Consolas" w:hAnsi="Consolas" w:eastAsia="Consolas"/>
+                <w:sz w:val="18"/>
               </w:rPr>
               <w:t>/production-portal-readiness</w:t>
             </w:r>
@@ -3561,24 +3561,16 @@
         <w:tc>
           <w:tcPr>
             <w:tcW w:type="dxa" w:w="780"/>
-            <w:tcMar>
-              <w:top w:w="80" w:type="dxa"/>
-              <w:start w:w="120" w:type="dxa"/>
-              <w:bottom w:w="80" w:type="dxa"/>
-              <w:end w:w="120" w:type="dxa"/>
-            </w:tcMar>
             <w:vAlign w:val="center"/>
+            <w:tcW w:w="780" w:type="dxa"/>
           </w:tcPr>
           <w:p>
             <w:pPr>
-              <w:spacing w:after="40" w:line="276" w:lineRule="auto"/>
-              <w:jc w:val="center"/>
+              <w:spacing w:after="40" w:line="264" w:lineRule="auto"/>
             </w:pPr>
             <w:r>
               <w:rPr>
                 <w:rFonts w:ascii="Calibri" w:hAnsi="Calibri" w:eastAsia="Calibri"/>
-                <w:b w:val="0"/>
-                <w:i w:val="0"/>
                 <w:sz w:val="18"/>
               </w:rPr>
               <w:t>28</w:t>
@@ -3588,23 +3580,16 @@
         <w:tc>
           <w:tcPr>
             <w:tcW w:type="dxa" w:w="2100"/>
-            <w:tcMar>
-              <w:top w:w="80" w:type="dxa"/>
-              <w:start w:w="120" w:type="dxa"/>
-              <w:bottom w:w="80" w:type="dxa"/>
-              <w:end w:w="120" w:type="dxa"/>
-            </w:tcMar>
             <w:vAlign w:val="center"/>
+            <w:tcW w:w="2100" w:type="dxa"/>
           </w:tcPr>
           <w:p>
             <w:pPr>
-              <w:spacing w:after="40" w:line="276" w:lineRule="auto"/>
+              <w:spacing w:after="40" w:line="264" w:lineRule="auto"/>
             </w:pPr>
             <w:r>
               <w:rPr>
                 <w:rFonts w:ascii="Calibri" w:hAnsi="Calibri" w:eastAsia="Calibri"/>
-                <w:b w:val="0"/>
-                <w:i w:val="0"/>
                 <w:sz w:val="18"/>
               </w:rPr>
               <w:t>production-launch-evidence</w:t>
@@ -3614,23 +3599,16 @@
         <w:tc>
           <w:tcPr>
             <w:tcW w:type="dxa" w:w="4440"/>
-            <w:tcMar>
-              <w:top w:w="80" w:type="dxa"/>
-              <w:start w:w="120" w:type="dxa"/>
-              <w:bottom w:w="80" w:type="dxa"/>
-              <w:end w:w="120" w:type="dxa"/>
-            </w:tcMar>
             <w:vAlign w:val="center"/>
+            <w:tcW w:w="4440" w:type="dxa"/>
           </w:tcPr>
           <w:p>
             <w:pPr>
-              <w:spacing w:after="40" w:line="276" w:lineRule="auto"/>
+              <w:spacing w:after="40" w:line="264" w:lineRule="auto"/>
             </w:pPr>
             <w:r>
               <w:rPr>
                 <w:rFonts w:ascii="Calibri" w:hAnsi="Calibri" w:eastAsia="Calibri"/>
-                <w:b w:val="0"/>
-                <w:i w:val="0"/>
                 <w:sz w:val="18"/>
               </w:rPr>
               <w:t>Production Launch Evidence Packet</w:t>
@@ -3640,24 +3618,17 @@
         <w:tc>
           <w:tcPr>
             <w:tcW w:type="dxa" w:w="2040"/>
-            <w:tcMar>
-              <w:top w:w="80" w:type="dxa"/>
-              <w:start w:w="120" w:type="dxa"/>
-              <w:bottom w:w="80" w:type="dxa"/>
-              <w:end w:w="120" w:type="dxa"/>
-            </w:tcMar>
             <w:vAlign w:val="center"/>
+            <w:tcW w:w="2040" w:type="dxa"/>
           </w:tcPr>
           <w:p>
             <w:pPr>
-              <w:spacing w:after="40" w:line="276" w:lineRule="auto"/>
+              <w:spacing w:after="40" w:line="264" w:lineRule="auto"/>
             </w:pPr>
             <w:r>
               <w:rPr>
-                <w:rFonts w:ascii="Calibri" w:hAnsi="Calibri" w:eastAsia="Calibri"/>
-                <w:b w:val="0"/>
-                <w:i w:val="0"/>
-                <w:sz w:val="19"/>
+                <w:rFonts w:ascii="Consolas" w:hAnsi="Consolas" w:eastAsia="Consolas"/>
+                <w:sz w:val="18"/>
               </w:rPr>
               <w:t>/production-launch-evidence</w:t>
             </w:r>
@@ -3668,24 +3639,16 @@
         <w:tc>
           <w:tcPr>
             <w:tcW w:type="dxa" w:w="780"/>
-            <w:tcMar>
-              <w:top w:w="80" w:type="dxa"/>
-              <w:start w:w="120" w:type="dxa"/>
-              <w:bottom w:w="80" w:type="dxa"/>
-              <w:end w:w="120" w:type="dxa"/>
-            </w:tcMar>
             <w:vAlign w:val="center"/>
+            <w:tcW w:w="780" w:type="dxa"/>
           </w:tcPr>
           <w:p>
             <w:pPr>
-              <w:spacing w:after="40" w:line="276" w:lineRule="auto"/>
-              <w:jc w:val="center"/>
+              <w:spacing w:after="40" w:line="264" w:lineRule="auto"/>
             </w:pPr>
             <w:r>
               <w:rPr>
                 <w:rFonts w:ascii="Calibri" w:hAnsi="Calibri" w:eastAsia="Calibri"/>
-                <w:b w:val="0"/>
-                <w:i w:val="0"/>
                 <w:sz w:val="18"/>
               </w:rPr>
               <w:t>29</w:t>
@@ -3695,23 +3658,16 @@
         <w:tc>
           <w:tcPr>
             <w:tcW w:type="dxa" w:w="2100"/>
-            <w:tcMar>
-              <w:top w:w="80" w:type="dxa"/>
-              <w:start w:w="120" w:type="dxa"/>
-              <w:bottom w:w="80" w:type="dxa"/>
-              <w:end w:w="120" w:type="dxa"/>
-            </w:tcMar>
             <w:vAlign w:val="center"/>
+            <w:tcW w:w="2100" w:type="dxa"/>
           </w:tcPr>
           <w:p>
             <w:pPr>
-              <w:spacing w:after="40" w:line="276" w:lineRule="auto"/>
+              <w:spacing w:after="40" w:line="264" w:lineRule="auto"/>
             </w:pPr>
             <w:r>
               <w:rPr>
                 <w:rFonts w:ascii="Calibri" w:hAnsi="Calibri" w:eastAsia="Calibri"/>
-                <w:b w:val="0"/>
-                <w:i w:val="0"/>
                 <w:sz w:val="18"/>
               </w:rPr>
               <w:t>deployment-environment-readiness</w:t>
@@ -3721,23 +3677,16 @@
         <w:tc>
           <w:tcPr>
             <w:tcW w:type="dxa" w:w="4440"/>
-            <w:tcMar>
-              <w:top w:w="80" w:type="dxa"/>
-              <w:start w:w="120" w:type="dxa"/>
-              <w:bottom w:w="80" w:type="dxa"/>
-              <w:end w:w="120" w:type="dxa"/>
-            </w:tcMar>
             <w:vAlign w:val="center"/>
+            <w:tcW w:w="4440" w:type="dxa"/>
           </w:tcPr>
           <w:p>
             <w:pPr>
-              <w:spacing w:after="40" w:line="276" w:lineRule="auto"/>
+              <w:spacing w:after="40" w:line="264" w:lineRule="auto"/>
             </w:pPr>
             <w:r>
               <w:rPr>
                 <w:rFonts w:ascii="Calibri" w:hAnsi="Calibri" w:eastAsia="Calibri"/>
-                <w:b w:val="0"/>
-                <w:i w:val="0"/>
                 <w:sz w:val="18"/>
               </w:rPr>
               <w:t>Deployment Environment Readiness Gate</w:t>
@@ -3747,24 +3696,17 @@
         <w:tc>
           <w:tcPr>
             <w:tcW w:type="dxa" w:w="2040"/>
-            <w:tcMar>
-              <w:top w:w="80" w:type="dxa"/>
-              <w:start w:w="120" w:type="dxa"/>
-              <w:bottom w:w="80" w:type="dxa"/>
-              <w:end w:w="120" w:type="dxa"/>
-            </w:tcMar>
             <w:vAlign w:val="center"/>
+            <w:tcW w:w="2040" w:type="dxa"/>
           </w:tcPr>
           <w:p>
             <w:pPr>
-              <w:spacing w:after="40" w:line="276" w:lineRule="auto"/>
+              <w:spacing w:after="40" w:line="264" w:lineRule="auto"/>
             </w:pPr>
             <w:r>
               <w:rPr>
-                <w:rFonts w:ascii="Calibri" w:hAnsi="Calibri" w:eastAsia="Calibri"/>
-                <w:b w:val="0"/>
-                <w:i w:val="0"/>
-                <w:sz w:val="19"/>
+                <w:rFonts w:ascii="Consolas" w:hAnsi="Consolas" w:eastAsia="Consolas"/>
+                <w:sz w:val="18"/>
               </w:rPr>
               <w:t>/deployment-environment-readiness</w:t>
             </w:r>
@@ -3775,24 +3717,16 @@
         <w:tc>
           <w:tcPr>
             <w:tcW w:type="dxa" w:w="780"/>
-            <w:tcMar>
-              <w:top w:w="80" w:type="dxa"/>
-              <w:start w:w="120" w:type="dxa"/>
-              <w:bottom w:w="80" w:type="dxa"/>
-              <w:end w:w="120" w:type="dxa"/>
-            </w:tcMar>
             <w:vAlign w:val="center"/>
+            <w:tcW w:w="780" w:type="dxa"/>
           </w:tcPr>
           <w:p>
             <w:pPr>
-              <w:spacing w:after="40" w:line="276" w:lineRule="auto"/>
-              <w:jc w:val="center"/>
+              <w:spacing w:after="40" w:line="264" w:lineRule="auto"/>
             </w:pPr>
             <w:r>
               <w:rPr>
                 <w:rFonts w:ascii="Calibri" w:hAnsi="Calibri" w:eastAsia="Calibri"/>
-                <w:b w:val="0"/>
-                <w:i w:val="0"/>
                 <w:sz w:val="18"/>
               </w:rPr>
               <w:t>30</w:t>
@@ -3802,23 +3736,16 @@
         <w:tc>
           <w:tcPr>
             <w:tcW w:type="dxa" w:w="2100"/>
-            <w:tcMar>
-              <w:top w:w="80" w:type="dxa"/>
-              <w:start w:w="120" w:type="dxa"/>
-              <w:bottom w:w="80" w:type="dxa"/>
-              <w:end w:w="120" w:type="dxa"/>
-            </w:tcMar>
             <w:vAlign w:val="center"/>
+            <w:tcW w:w="2100" w:type="dxa"/>
           </w:tcPr>
           <w:p>
             <w:pPr>
-              <w:spacing w:after="40" w:line="276" w:lineRule="auto"/>
+              <w:spacing w:after="40" w:line="264" w:lineRule="auto"/>
             </w:pPr>
             <w:r>
               <w:rPr>
                 <w:rFonts w:ascii="Calibri" w:hAnsi="Calibri" w:eastAsia="Calibri"/>
-                <w:b w:val="0"/>
-                <w:i w:val="0"/>
                 <w:sz w:val="18"/>
               </w:rPr>
               <w:t>release-candidate-freeze</w:t>
@@ -3828,23 +3755,16 @@
         <w:tc>
           <w:tcPr>
             <w:tcW w:type="dxa" w:w="4440"/>
-            <w:tcMar>
-              <w:top w:w="80" w:type="dxa"/>
-              <w:start w:w="120" w:type="dxa"/>
-              <w:bottom w:w="80" w:type="dxa"/>
-              <w:end w:w="120" w:type="dxa"/>
-            </w:tcMar>
             <w:vAlign w:val="center"/>
+            <w:tcW w:w="4440" w:type="dxa"/>
           </w:tcPr>
           <w:p>
             <w:pPr>
-              <w:spacing w:after="40" w:line="276" w:lineRule="auto"/>
+              <w:spacing w:after="40" w:line="264" w:lineRule="auto"/>
             </w:pPr>
             <w:r>
               <w:rPr>
                 <w:rFonts w:ascii="Calibri" w:hAnsi="Calibri" w:eastAsia="Calibri"/>
-                <w:b w:val="0"/>
-                <w:i w:val="0"/>
                 <w:sz w:val="18"/>
               </w:rPr>
               <w:t>Release Candidate Freeze Plan</w:t>
@@ -3854,24 +3774,17 @@
         <w:tc>
           <w:tcPr>
             <w:tcW w:type="dxa" w:w="2040"/>
-            <w:tcMar>
-              <w:top w:w="80" w:type="dxa"/>
-              <w:start w:w="120" w:type="dxa"/>
-              <w:bottom w:w="80" w:type="dxa"/>
-              <w:end w:w="120" w:type="dxa"/>
-            </w:tcMar>
             <w:vAlign w:val="center"/>
+            <w:tcW w:w="2040" w:type="dxa"/>
           </w:tcPr>
           <w:p>
             <w:pPr>
-              <w:spacing w:after="40" w:line="276" w:lineRule="auto"/>
+              <w:spacing w:after="40" w:line="264" w:lineRule="auto"/>
             </w:pPr>
             <w:r>
               <w:rPr>
-                <w:rFonts w:ascii="Calibri" w:hAnsi="Calibri" w:eastAsia="Calibri"/>
-                <w:b w:val="0"/>
-                <w:i w:val="0"/>
-                <w:sz w:val="19"/>
+                <w:rFonts w:ascii="Consolas" w:hAnsi="Consolas" w:eastAsia="Consolas"/>
+                <w:sz w:val="18"/>
               </w:rPr>
               <w:t>/release-candidate-freeze</w:t>
             </w:r>
@@ -3882,24 +3795,16 @@
         <w:tc>
           <w:tcPr>
             <w:tcW w:type="dxa" w:w="780"/>
-            <w:tcMar>
-              <w:top w:w="80" w:type="dxa"/>
-              <w:start w:w="120" w:type="dxa"/>
-              <w:bottom w:w="80" w:type="dxa"/>
-              <w:end w:w="120" w:type="dxa"/>
-            </w:tcMar>
             <w:vAlign w:val="center"/>
+            <w:tcW w:w="780" w:type="dxa"/>
           </w:tcPr>
           <w:p>
             <w:pPr>
-              <w:spacing w:after="40" w:line="276" w:lineRule="auto"/>
-              <w:jc w:val="center"/>
+              <w:spacing w:after="40" w:line="264" w:lineRule="auto"/>
             </w:pPr>
             <w:r>
               <w:rPr>
                 <w:rFonts w:ascii="Calibri" w:hAnsi="Calibri" w:eastAsia="Calibri"/>
-                <w:b w:val="0"/>
-                <w:i w:val="0"/>
                 <w:sz w:val="18"/>
               </w:rPr>
               <w:t>31</w:t>
@@ -3909,23 +3814,16 @@
         <w:tc>
           <w:tcPr>
             <w:tcW w:type="dxa" w:w="2100"/>
-            <w:tcMar>
-              <w:top w:w="80" w:type="dxa"/>
-              <w:start w:w="120" w:type="dxa"/>
-              <w:bottom w:w="80" w:type="dxa"/>
-              <w:end w:w="120" w:type="dxa"/>
-            </w:tcMar>
             <w:vAlign w:val="center"/>
+            <w:tcW w:w="2100" w:type="dxa"/>
           </w:tcPr>
           <w:p>
             <w:pPr>
-              <w:spacing w:after="40" w:line="276" w:lineRule="auto"/>
+              <w:spacing w:after="40" w:line="264" w:lineRule="auto"/>
             </w:pPr>
             <w:r>
               <w:rPr>
                 <w:rFonts w:ascii="Calibri" w:hAnsi="Calibri" w:eastAsia="Calibri"/>
-                <w:b w:val="0"/>
-                <w:i w:val="0"/>
                 <w:sz w:val="18"/>
               </w:rPr>
               <w:t>production-cutover-hold</w:t>
@@ -3935,23 +3833,16 @@
         <w:tc>
           <w:tcPr>
             <w:tcW w:type="dxa" w:w="4440"/>
-            <w:tcMar>
-              <w:top w:w="80" w:type="dxa"/>
-              <w:start w:w="120" w:type="dxa"/>
-              <w:bottom w:w="80" w:type="dxa"/>
-              <w:end w:w="120" w:type="dxa"/>
-            </w:tcMar>
             <w:vAlign w:val="center"/>
+            <w:tcW w:w="4440" w:type="dxa"/>
           </w:tcPr>
           <w:p>
             <w:pPr>
-              <w:spacing w:after="40" w:line="276" w:lineRule="auto"/>
+              <w:spacing w:after="40" w:line="264" w:lineRule="auto"/>
             </w:pPr>
             <w:r>
               <w:rPr>
                 <w:rFonts w:ascii="Calibri" w:hAnsi="Calibri" w:eastAsia="Calibri"/>
-                <w:b w:val="0"/>
-                <w:i w:val="0"/>
                 <w:sz w:val="18"/>
               </w:rPr>
               <w:t>Production Cutover Hold Gate</w:t>
@@ -3961,24 +3852,17 @@
         <w:tc>
           <w:tcPr>
             <w:tcW w:type="dxa" w:w="2040"/>
-            <w:tcMar>
-              <w:top w:w="80" w:type="dxa"/>
-              <w:start w:w="120" w:type="dxa"/>
-              <w:bottom w:w="80" w:type="dxa"/>
-              <w:end w:w="120" w:type="dxa"/>
-            </w:tcMar>
             <w:vAlign w:val="center"/>
+            <w:tcW w:w="2040" w:type="dxa"/>
           </w:tcPr>
           <w:p>
             <w:pPr>
-              <w:spacing w:after="40" w:line="276" w:lineRule="auto"/>
+              <w:spacing w:after="40" w:line="264" w:lineRule="auto"/>
             </w:pPr>
             <w:r>
               <w:rPr>
-                <w:rFonts w:ascii="Calibri" w:hAnsi="Calibri" w:eastAsia="Calibri"/>
-                <w:b w:val="0"/>
-                <w:i w:val="0"/>
-                <w:sz w:val="19"/>
+                <w:rFonts w:ascii="Consolas" w:hAnsi="Consolas" w:eastAsia="Consolas"/>
+                <w:sz w:val="18"/>
               </w:rPr>
               <w:t>/production-cutover-hold</w:t>
             </w:r>
@@ -3989,24 +3873,16 @@
         <w:tc>
           <w:tcPr>
             <w:tcW w:type="dxa" w:w="780"/>
-            <w:tcMar>
-              <w:top w:w="80" w:type="dxa"/>
-              <w:start w:w="120" w:type="dxa"/>
-              <w:bottom w:w="80" w:type="dxa"/>
-              <w:end w:w="120" w:type="dxa"/>
-            </w:tcMar>
             <w:vAlign w:val="center"/>
+            <w:tcW w:w="780" w:type="dxa"/>
           </w:tcPr>
           <w:p>
             <w:pPr>
-              <w:spacing w:after="40" w:line="276" w:lineRule="auto"/>
-              <w:jc w:val="center"/>
+              <w:spacing w:after="40" w:line="264" w:lineRule="auto"/>
             </w:pPr>
             <w:r>
               <w:rPr>
                 <w:rFonts w:ascii="Calibri" w:hAnsi="Calibri" w:eastAsia="Calibri"/>
-                <w:b w:val="0"/>
-                <w:i w:val="0"/>
                 <w:sz w:val="18"/>
               </w:rPr>
               <w:t>32</w:t>
@@ -4016,23 +3892,16 @@
         <w:tc>
           <w:tcPr>
             <w:tcW w:type="dxa" w:w="2100"/>
-            <w:tcMar>
-              <w:top w:w="80" w:type="dxa"/>
-              <w:start w:w="120" w:type="dxa"/>
-              <w:bottom w:w="80" w:type="dxa"/>
-              <w:end w:w="120" w:type="dxa"/>
-            </w:tcMar>
             <w:vAlign w:val="center"/>
+            <w:tcW w:w="2100" w:type="dxa"/>
           </w:tcPr>
           <w:p>
             <w:pPr>
-              <w:spacing w:after="40" w:line="276" w:lineRule="auto"/>
+              <w:spacing w:after="40" w:line="264" w:lineRule="auto"/>
             </w:pPr>
             <w:r>
               <w:rPr>
                 <w:rFonts w:ascii="Calibri" w:hAnsi="Calibri" w:eastAsia="Calibri"/>
-                <w:b w:val="0"/>
-                <w:i w:val="0"/>
                 <w:sz w:val="18"/>
               </w:rPr>
               <w:t>production-release-board</w:t>
@@ -4042,23 +3911,16 @@
         <w:tc>
           <w:tcPr>
             <w:tcW w:type="dxa" w:w="4440"/>
-            <w:tcMar>
-              <w:top w:w="80" w:type="dxa"/>
-              <w:start w:w="120" w:type="dxa"/>
-              <w:bottom w:w="80" w:type="dxa"/>
-              <w:end w:w="120" w:type="dxa"/>
-            </w:tcMar>
             <w:vAlign w:val="center"/>
+            <w:tcW w:w="4440" w:type="dxa"/>
           </w:tcPr>
           <w:p>
             <w:pPr>
-              <w:spacing w:after="40" w:line="276" w:lineRule="auto"/>
+              <w:spacing w:after="40" w:line="264" w:lineRule="auto"/>
             </w:pPr>
             <w:r>
               <w:rPr>
                 <w:rFonts w:ascii="Calibri" w:hAnsi="Calibri" w:eastAsia="Calibri"/>
-                <w:b w:val="0"/>
-                <w:i w:val="0"/>
                 <w:sz w:val="18"/>
               </w:rPr>
               <w:t>Production Release Board Evidence Packet</w:t>
@@ -4068,24 +3930,17 @@
         <w:tc>
           <w:tcPr>
             <w:tcW w:type="dxa" w:w="2040"/>
-            <w:tcMar>
-              <w:top w:w="80" w:type="dxa"/>
-              <w:start w:w="120" w:type="dxa"/>
-              <w:bottom w:w="80" w:type="dxa"/>
-              <w:end w:w="120" w:type="dxa"/>
-            </w:tcMar>
             <w:vAlign w:val="center"/>
+            <w:tcW w:w="2040" w:type="dxa"/>
           </w:tcPr>
           <w:p>
             <w:pPr>
-              <w:spacing w:after="40" w:line="276" w:lineRule="auto"/>
+              <w:spacing w:after="40" w:line="264" w:lineRule="auto"/>
             </w:pPr>
             <w:r>
               <w:rPr>
-                <w:rFonts w:ascii="Calibri" w:hAnsi="Calibri" w:eastAsia="Calibri"/>
-                <w:b w:val="0"/>
-                <w:i w:val="0"/>
-                <w:sz w:val="19"/>
+                <w:rFonts w:ascii="Consolas" w:hAnsi="Consolas" w:eastAsia="Consolas"/>
+                <w:sz w:val="18"/>
               </w:rPr>
               <w:t>/production-release-board</w:t>
             </w:r>
@@ -4096,24 +3951,16 @@
         <w:tc>
           <w:tcPr>
             <w:tcW w:type="dxa" w:w="780"/>
-            <w:tcMar>
-              <w:top w:w="80" w:type="dxa"/>
-              <w:start w:w="120" w:type="dxa"/>
-              <w:bottom w:w="80" w:type="dxa"/>
-              <w:end w:w="120" w:type="dxa"/>
-            </w:tcMar>
             <w:vAlign w:val="center"/>
+            <w:tcW w:w="780" w:type="dxa"/>
           </w:tcPr>
           <w:p>
             <w:pPr>
-              <w:spacing w:after="40" w:line="276" w:lineRule="auto"/>
-              <w:jc w:val="center"/>
+              <w:spacing w:after="40" w:line="264" w:lineRule="auto"/>
             </w:pPr>
             <w:r>
               <w:rPr>
                 <w:rFonts w:ascii="Calibri" w:hAnsi="Calibri" w:eastAsia="Calibri"/>
-                <w:b w:val="0"/>
-                <w:i w:val="0"/>
                 <w:sz w:val="18"/>
               </w:rPr>
               <w:t>33</w:t>
@@ -4123,23 +3970,16 @@
         <w:tc>
           <w:tcPr>
             <w:tcW w:type="dxa" w:w="2100"/>
-            <w:tcMar>
-              <w:top w:w="80" w:type="dxa"/>
-              <w:start w:w="120" w:type="dxa"/>
-              <w:bottom w:w="80" w:type="dxa"/>
-              <w:end w:w="120" w:type="dxa"/>
-            </w:tcMar>
             <w:vAlign w:val="center"/>
+            <w:tcW w:w="2100" w:type="dxa"/>
           </w:tcPr>
           <w:p>
             <w:pPr>
-              <w:spacing w:after="40" w:line="276" w:lineRule="auto"/>
+              <w:spacing w:after="40" w:line="264" w:lineRule="auto"/>
             </w:pPr>
             <w:r>
               <w:rPr>
                 <w:rFonts w:ascii="Calibri" w:hAnsi="Calibri" w:eastAsia="Calibri"/>
-                <w:b w:val="0"/>
-                <w:i w:val="0"/>
                 <w:sz w:val="18"/>
               </w:rPr>
               <w:t>production-operations-monitoring</w:t>
@@ -4149,23 +3989,16 @@
         <w:tc>
           <w:tcPr>
             <w:tcW w:type="dxa" w:w="4440"/>
-            <w:tcMar>
-              <w:top w:w="80" w:type="dxa"/>
-              <w:start w:w="120" w:type="dxa"/>
-              <w:bottom w:w="80" w:type="dxa"/>
-              <w:end w:w="120" w:type="dxa"/>
-            </w:tcMar>
             <w:vAlign w:val="center"/>
+            <w:tcW w:w="4440" w:type="dxa"/>
           </w:tcPr>
           <w:p>
             <w:pPr>
-              <w:spacing w:after="40" w:line="276" w:lineRule="auto"/>
+              <w:spacing w:after="40" w:line="264" w:lineRule="auto"/>
             </w:pPr>
             <w:r>
               <w:rPr>
                 <w:rFonts w:ascii="Calibri" w:hAnsi="Calibri" w:eastAsia="Calibri"/>
-                <w:b w:val="0"/>
-                <w:i w:val="0"/>
                 <w:sz w:val="18"/>
               </w:rPr>
               <w:t>Production Operations Monitoring Gate</w:t>
@@ -4175,24 +4008,17 @@
         <w:tc>
           <w:tcPr>
             <w:tcW w:type="dxa" w:w="2040"/>
-            <w:tcMar>
-              <w:top w:w="80" w:type="dxa"/>
-              <w:start w:w="120" w:type="dxa"/>
-              <w:bottom w:w="80" w:type="dxa"/>
-              <w:end w:w="120" w:type="dxa"/>
-            </w:tcMar>
             <w:vAlign w:val="center"/>
+            <w:tcW w:w="2040" w:type="dxa"/>
           </w:tcPr>
           <w:p>
             <w:pPr>
-              <w:spacing w:after="40" w:line="276" w:lineRule="auto"/>
+              <w:spacing w:after="40" w:line="264" w:lineRule="auto"/>
             </w:pPr>
             <w:r>
               <w:rPr>
-                <w:rFonts w:ascii="Calibri" w:hAnsi="Calibri" w:eastAsia="Calibri"/>
-                <w:b w:val="0"/>
-                <w:i w:val="0"/>
-                <w:sz w:val="19"/>
+                <w:rFonts w:ascii="Consolas" w:hAnsi="Consolas" w:eastAsia="Consolas"/>
+                <w:sz w:val="18"/>
               </w:rPr>
               <w:t>/production-operations-monitoring</w:t>
             </w:r>
@@ -4203,24 +4029,16 @@
         <w:tc>
           <w:tcPr>
             <w:tcW w:type="dxa" w:w="780"/>
-            <w:tcMar>
-              <w:top w:w="80" w:type="dxa"/>
-              <w:start w:w="120" w:type="dxa"/>
-              <w:bottom w:w="80" w:type="dxa"/>
-              <w:end w:w="120" w:type="dxa"/>
-            </w:tcMar>
             <w:vAlign w:val="center"/>
+            <w:tcW w:w="780" w:type="dxa"/>
           </w:tcPr>
           <w:p>
             <w:pPr>
-              <w:spacing w:after="40" w:line="276" w:lineRule="auto"/>
-              <w:jc w:val="center"/>
+              <w:spacing w:after="40" w:line="264" w:lineRule="auto"/>
             </w:pPr>
             <w:r>
               <w:rPr>
                 <w:rFonts w:ascii="Calibri" w:hAnsi="Calibri" w:eastAsia="Calibri"/>
-                <w:b w:val="0"/>
-                <w:i w:val="0"/>
                 <w:sz w:val="18"/>
               </w:rPr>
               <w:t>34</w:t>
@@ -4230,23 +4048,16 @@
         <w:tc>
           <w:tcPr>
             <w:tcW w:type="dxa" w:w="2100"/>
-            <w:tcMar>
-              <w:top w:w="80" w:type="dxa"/>
-              <w:start w:w="120" w:type="dxa"/>
-              <w:bottom w:w="80" w:type="dxa"/>
-              <w:end w:w="120" w:type="dxa"/>
-            </w:tcMar>
             <w:vAlign w:val="center"/>
+            <w:tcW w:w="2100" w:type="dxa"/>
           </w:tcPr>
           <w:p>
             <w:pPr>
-              <w:spacing w:after="40" w:line="276" w:lineRule="auto"/>
+              <w:spacing w:after="40" w:line="264" w:lineRule="auto"/>
             </w:pPr>
             <w:r>
               <w:rPr>
                 <w:rFonts w:ascii="Calibri" w:hAnsi="Calibri" w:eastAsia="Calibri"/>
-                <w:b w:val="0"/>
-                <w:i w:val="0"/>
                 <w:sz w:val="18"/>
               </w:rPr>
               <w:t>production-incident-response-readiness</w:t>
@@ -4256,23 +4067,16 @@
         <w:tc>
           <w:tcPr>
             <w:tcW w:type="dxa" w:w="4440"/>
-            <w:tcMar>
-              <w:top w:w="80" w:type="dxa"/>
-              <w:start w:w="120" w:type="dxa"/>
-              <w:bottom w:w="80" w:type="dxa"/>
-              <w:end w:w="120" w:type="dxa"/>
-            </w:tcMar>
             <w:vAlign w:val="center"/>
+            <w:tcW w:w="4440" w:type="dxa"/>
           </w:tcPr>
           <w:p>
             <w:pPr>
-              <w:spacing w:after="40" w:line="276" w:lineRule="auto"/>
+              <w:spacing w:after="40" w:line="264" w:lineRule="auto"/>
             </w:pPr>
             <w:r>
               <w:rPr>
                 <w:rFonts w:ascii="Calibri" w:hAnsi="Calibri" w:eastAsia="Calibri"/>
-                <w:b w:val="0"/>
-                <w:i w:val="0"/>
                 <w:sz w:val="18"/>
               </w:rPr>
               <w:t>Production Incident Response Readiness Gate</w:t>
@@ -4282,24 +4086,17 @@
         <w:tc>
           <w:tcPr>
             <w:tcW w:type="dxa" w:w="2040"/>
-            <w:tcMar>
-              <w:top w:w="80" w:type="dxa"/>
-              <w:start w:w="120" w:type="dxa"/>
-              <w:bottom w:w="80" w:type="dxa"/>
-              <w:end w:w="120" w:type="dxa"/>
-            </w:tcMar>
             <w:vAlign w:val="center"/>
+            <w:tcW w:w="2040" w:type="dxa"/>
           </w:tcPr>
           <w:p>
             <w:pPr>
-              <w:spacing w:after="40" w:line="276" w:lineRule="auto"/>
+              <w:spacing w:after="40" w:line="264" w:lineRule="auto"/>
             </w:pPr>
             <w:r>
               <w:rPr>
-                <w:rFonts w:ascii="Calibri" w:hAnsi="Calibri" w:eastAsia="Calibri"/>
-                <w:b w:val="0"/>
-                <w:i w:val="0"/>
-                <w:sz w:val="19"/>
+                <w:rFonts w:ascii="Consolas" w:hAnsi="Consolas" w:eastAsia="Consolas"/>
+                <w:sz w:val="18"/>
               </w:rPr>
               <w:t>/production-incident-response-readiness</w:t>
             </w:r>
@@ -4310,24 +4107,16 @@
         <w:tc>
           <w:tcPr>
             <w:tcW w:type="dxa" w:w="780"/>
-            <w:tcMar>
-              <w:top w:w="80" w:type="dxa"/>
-              <w:start w:w="120" w:type="dxa"/>
-              <w:bottom w:w="80" w:type="dxa"/>
-              <w:end w:w="120" w:type="dxa"/>
-            </w:tcMar>
             <w:vAlign w:val="center"/>
+            <w:tcW w:w="780" w:type="dxa"/>
           </w:tcPr>
           <w:p>
             <w:pPr>
-              <w:spacing w:after="40" w:line="276" w:lineRule="auto"/>
-              <w:jc w:val="center"/>
+              <w:spacing w:after="40" w:line="264" w:lineRule="auto"/>
             </w:pPr>
             <w:r>
               <w:rPr>
                 <w:rFonts w:ascii="Calibri" w:hAnsi="Calibri" w:eastAsia="Calibri"/>
-                <w:b w:val="0"/>
-                <w:i w:val="0"/>
                 <w:sz w:val="18"/>
               </w:rPr>
               <w:t>35</w:t>
@@ -4337,23 +4126,16 @@
         <w:tc>
           <w:tcPr>
             <w:tcW w:type="dxa" w:w="2100"/>
-            <w:tcMar>
-              <w:top w:w="80" w:type="dxa"/>
-              <w:start w:w="120" w:type="dxa"/>
-              <w:bottom w:w="80" w:type="dxa"/>
-              <w:end w:w="120" w:type="dxa"/>
-            </w:tcMar>
             <w:vAlign w:val="center"/>
+            <w:tcW w:w="2100" w:type="dxa"/>
           </w:tcPr>
           <w:p>
             <w:pPr>
-              <w:spacing w:after="40" w:line="276" w:lineRule="auto"/>
+              <w:spacing w:after="40" w:line="264" w:lineRule="auto"/>
             </w:pPr>
             <w:r>
               <w:rPr>
                 <w:rFonts w:ascii="Calibri" w:hAnsi="Calibri" w:eastAsia="Calibri"/>
-                <w:b w:val="0"/>
-                <w:i w:val="0"/>
                 <w:sz w:val="18"/>
               </w:rPr>
               <w:t>production-support-communications-readiness</w:t>
@@ -4363,23 +4145,16 @@
         <w:tc>
           <w:tcPr>
             <w:tcW w:type="dxa" w:w="4440"/>
-            <w:tcMar>
-              <w:top w:w="80" w:type="dxa"/>
-              <w:start w:w="120" w:type="dxa"/>
-              <w:bottom w:w="80" w:type="dxa"/>
-              <w:end w:w="120" w:type="dxa"/>
-            </w:tcMar>
             <w:vAlign w:val="center"/>
+            <w:tcW w:w="4440" w:type="dxa"/>
           </w:tcPr>
           <w:p>
             <w:pPr>
-              <w:spacing w:after="40" w:line="276" w:lineRule="auto"/>
+              <w:spacing w:after="40" w:line="264" w:lineRule="auto"/>
             </w:pPr>
             <w:r>
               <w:rPr>
                 <w:rFonts w:ascii="Calibri" w:hAnsi="Calibri" w:eastAsia="Calibri"/>
-                <w:b w:val="0"/>
-                <w:i w:val="0"/>
                 <w:sz w:val="18"/>
               </w:rPr>
               <w:t>Production Support Communications Readiness Gate</w:t>
@@ -4389,24 +4164,17 @@
         <w:tc>
           <w:tcPr>
             <w:tcW w:type="dxa" w:w="2040"/>
-            <w:tcMar>
-              <w:top w:w="80" w:type="dxa"/>
-              <w:start w:w="120" w:type="dxa"/>
-              <w:bottom w:w="80" w:type="dxa"/>
-              <w:end w:w="120" w:type="dxa"/>
-            </w:tcMar>
             <w:vAlign w:val="center"/>
+            <w:tcW w:w="2040" w:type="dxa"/>
           </w:tcPr>
           <w:p>
             <w:pPr>
-              <w:spacing w:after="40" w:line="276" w:lineRule="auto"/>
+              <w:spacing w:after="40" w:line="264" w:lineRule="auto"/>
             </w:pPr>
             <w:r>
               <w:rPr>
-                <w:rFonts w:ascii="Calibri" w:hAnsi="Calibri" w:eastAsia="Calibri"/>
-                <w:b w:val="0"/>
-                <w:i w:val="0"/>
-                <w:sz w:val="19"/>
+                <w:rFonts w:ascii="Consolas" w:hAnsi="Consolas" w:eastAsia="Consolas"/>
+                <w:sz w:val="18"/>
               </w:rPr>
               <w:t>/production-support-communications-readiness</w:t>
             </w:r>
@@ -4417,24 +4185,16 @@
         <w:tc>
           <w:tcPr>
             <w:tcW w:type="dxa" w:w="780"/>
-            <w:tcMar>
-              <w:top w:w="80" w:type="dxa"/>
-              <w:start w:w="120" w:type="dxa"/>
-              <w:bottom w:w="80" w:type="dxa"/>
-              <w:end w:w="120" w:type="dxa"/>
-            </w:tcMar>
             <w:vAlign w:val="center"/>
+            <w:tcW w:w="780" w:type="dxa"/>
           </w:tcPr>
           <w:p>
             <w:pPr>
-              <w:spacing w:after="40" w:line="276" w:lineRule="auto"/>
-              <w:jc w:val="center"/>
+              <w:spacing w:after="40" w:line="264" w:lineRule="auto"/>
             </w:pPr>
             <w:r>
               <w:rPr>
                 <w:rFonts w:ascii="Calibri" w:hAnsi="Calibri" w:eastAsia="Calibri"/>
-                <w:b w:val="0"/>
-                <w:i w:val="0"/>
                 <w:sz w:val="18"/>
               </w:rPr>
               <w:t>36</w:t>
@@ -4444,23 +4204,16 @@
         <w:tc>
           <w:tcPr>
             <w:tcW w:type="dxa" w:w="2100"/>
-            <w:tcMar>
-              <w:top w:w="80" w:type="dxa"/>
-              <w:start w:w="120" w:type="dxa"/>
-              <w:bottom w:w="80" w:type="dxa"/>
-              <w:end w:w="120" w:type="dxa"/>
-            </w:tcMar>
             <w:vAlign w:val="center"/>
+            <w:tcW w:w="2100" w:type="dxa"/>
           </w:tcPr>
           <w:p>
             <w:pPr>
-              <w:spacing w:after="40" w:line="276" w:lineRule="auto"/>
+              <w:spacing w:after="40" w:line="264" w:lineRule="auto"/>
             </w:pPr>
             <w:r>
               <w:rPr>
                 <w:rFonts w:ascii="Calibri" w:hAnsi="Calibri" w:eastAsia="Calibri"/>
-                <w:b w:val="0"/>
-                <w:i w:val="0"/>
                 <w:sz w:val="18"/>
               </w:rPr>
               <w:t>production-final-authority</w:t>
@@ -4470,23 +4223,16 @@
         <w:tc>
           <w:tcPr>
             <w:tcW w:type="dxa" w:w="4440"/>
-            <w:tcMar>
-              <w:top w:w="80" w:type="dxa"/>
-              <w:start w:w="120" w:type="dxa"/>
-              <w:bottom w:w="80" w:type="dxa"/>
-              <w:end w:w="120" w:type="dxa"/>
-            </w:tcMar>
             <w:vAlign w:val="center"/>
+            <w:tcW w:w="4440" w:type="dxa"/>
           </w:tcPr>
           <w:p>
             <w:pPr>
-              <w:spacing w:after="40" w:line="276" w:lineRule="auto"/>
+              <w:spacing w:after="40" w:line="264" w:lineRule="auto"/>
             </w:pPr>
             <w:r>
               <w:rPr>
                 <w:rFonts w:ascii="Calibri" w:hAnsi="Calibri" w:eastAsia="Calibri"/>
-                <w:b w:val="0"/>
-                <w:i w:val="0"/>
                 <w:sz w:val="18"/>
               </w:rPr>
               <w:t>Production Final Authority Gate</w:t>
@@ -4496,24 +4242,17 @@
         <w:tc>
           <w:tcPr>
             <w:tcW w:type="dxa" w:w="2040"/>
-            <w:tcMar>
-              <w:top w:w="80" w:type="dxa"/>
-              <w:start w:w="120" w:type="dxa"/>
-              <w:bottom w:w="80" w:type="dxa"/>
-              <w:end w:w="120" w:type="dxa"/>
-            </w:tcMar>
             <w:vAlign w:val="center"/>
+            <w:tcW w:w="2040" w:type="dxa"/>
           </w:tcPr>
           <w:p>
             <w:pPr>
-              <w:spacing w:after="40" w:line="276" w:lineRule="auto"/>
+              <w:spacing w:after="40" w:line="264" w:lineRule="auto"/>
             </w:pPr>
             <w:r>
               <w:rPr>
-                <w:rFonts w:ascii="Calibri" w:hAnsi="Calibri" w:eastAsia="Calibri"/>
-                <w:b w:val="0"/>
-                <w:i w:val="0"/>
-                <w:sz w:val="19"/>
+                <w:rFonts w:ascii="Consolas" w:hAnsi="Consolas" w:eastAsia="Consolas"/>
+                <w:sz w:val="18"/>
               </w:rPr>
               <w:t>/production-final-authority</w:t>
             </w:r>
@@ -4524,24 +4263,16 @@
         <w:tc>
           <w:tcPr>
             <w:tcW w:type="dxa" w:w="780"/>
-            <w:tcMar>
-              <w:top w:w="80" w:type="dxa"/>
-              <w:start w:w="120" w:type="dxa"/>
-              <w:bottom w:w="80" w:type="dxa"/>
-              <w:end w:w="120" w:type="dxa"/>
-            </w:tcMar>
             <w:vAlign w:val="center"/>
+            <w:tcW w:w="780" w:type="dxa"/>
           </w:tcPr>
           <w:p>
             <w:pPr>
-              <w:spacing w:after="40" w:line="276" w:lineRule="auto"/>
-              <w:jc w:val="center"/>
+              <w:spacing w:after="40" w:line="264" w:lineRule="auto"/>
             </w:pPr>
             <w:r>
               <w:rPr>
                 <w:rFonts w:ascii="Calibri" w:hAnsi="Calibri" w:eastAsia="Calibri"/>
-                <w:b w:val="0"/>
-                <w:i w:val="0"/>
                 <w:sz w:val="18"/>
               </w:rPr>
               <w:t>37</w:t>
@@ -4551,23 +4282,16 @@
         <w:tc>
           <w:tcPr>
             <w:tcW w:type="dxa" w:w="2100"/>
-            <w:tcMar>
-              <w:top w:w="80" w:type="dxa"/>
-              <w:start w:w="120" w:type="dxa"/>
-              <w:bottom w:w="80" w:type="dxa"/>
-              <w:end w:w="120" w:type="dxa"/>
-            </w:tcMar>
             <w:vAlign w:val="center"/>
+            <w:tcW w:w="2100" w:type="dxa"/>
           </w:tcPr>
           <w:p>
             <w:pPr>
-              <w:spacing w:after="40" w:line="276" w:lineRule="auto"/>
+              <w:spacing w:after="40" w:line="264" w:lineRule="auto"/>
             </w:pPr>
             <w:r>
               <w:rPr>
                 <w:rFonts w:ascii="Calibri" w:hAnsi="Calibri" w:eastAsia="Calibri"/>
-                <w:b w:val="0"/>
-                <w:i w:val="0"/>
                 <w:sz w:val="18"/>
               </w:rPr>
               <w:t>production-activation-ceremony</w:t>
@@ -4577,23 +4301,16 @@
         <w:tc>
           <w:tcPr>
             <w:tcW w:type="dxa" w:w="4440"/>
-            <w:tcMar>
-              <w:top w:w="80" w:type="dxa"/>
-              <w:start w:w="120" w:type="dxa"/>
-              <w:bottom w:w="80" w:type="dxa"/>
-              <w:end w:w="120" w:type="dxa"/>
-            </w:tcMar>
             <w:vAlign w:val="center"/>
+            <w:tcW w:w="4440" w:type="dxa"/>
           </w:tcPr>
           <w:p>
             <w:pPr>
-              <w:spacing w:after="40" w:line="276" w:lineRule="auto"/>
+              <w:spacing w:after="40" w:line="264" w:lineRule="auto"/>
             </w:pPr>
             <w:r>
               <w:rPr>
                 <w:rFonts w:ascii="Calibri" w:hAnsi="Calibri" w:eastAsia="Calibri"/>
-                <w:b w:val="0"/>
-                <w:i w:val="0"/>
                 <w:sz w:val="18"/>
               </w:rPr>
               <w:t>Production Activation Ceremony Gate</w:t>
@@ -4603,24 +4320,17 @@
         <w:tc>
           <w:tcPr>
             <w:tcW w:type="dxa" w:w="2040"/>
-            <w:tcMar>
-              <w:top w:w="80" w:type="dxa"/>
-              <w:start w:w="120" w:type="dxa"/>
-              <w:bottom w:w="80" w:type="dxa"/>
-              <w:end w:w="120" w:type="dxa"/>
-            </w:tcMar>
             <w:vAlign w:val="center"/>
+            <w:tcW w:w="2040" w:type="dxa"/>
           </w:tcPr>
           <w:p>
             <w:pPr>
-              <w:spacing w:after="40" w:line="276" w:lineRule="auto"/>
+              <w:spacing w:after="40" w:line="264" w:lineRule="auto"/>
             </w:pPr>
             <w:r>
               <w:rPr>
-                <w:rFonts w:ascii="Calibri" w:hAnsi="Calibri" w:eastAsia="Calibri"/>
-                <w:b w:val="0"/>
-                <w:i w:val="0"/>
-                <w:sz w:val="19"/>
+                <w:rFonts w:ascii="Consolas" w:hAnsi="Consolas" w:eastAsia="Consolas"/>
+                <w:sz w:val="18"/>
               </w:rPr>
               <w:t>/production-activation-ceremony</w:t>
             </w:r>
@@ -4631,24 +4341,16 @@
         <w:tc>
           <w:tcPr>
             <w:tcW w:type="dxa" w:w="780"/>
-            <w:tcMar>
-              <w:top w:w="80" w:type="dxa"/>
-              <w:start w:w="120" w:type="dxa"/>
-              <w:bottom w:w="80" w:type="dxa"/>
-              <w:end w:w="120" w:type="dxa"/>
-            </w:tcMar>
             <w:vAlign w:val="center"/>
+            <w:tcW w:w="780" w:type="dxa"/>
           </w:tcPr>
           <w:p>
             <w:pPr>
-              <w:spacing w:after="40" w:line="276" w:lineRule="auto"/>
-              <w:jc w:val="center"/>
+              <w:spacing w:after="40" w:line="264" w:lineRule="auto"/>
             </w:pPr>
             <w:r>
               <w:rPr>
                 <w:rFonts w:ascii="Calibri" w:hAnsi="Calibri" w:eastAsia="Calibri"/>
-                <w:b w:val="0"/>
-                <w:i w:val="0"/>
                 <w:sz w:val="18"/>
               </w:rPr>
               <w:t>38</w:t>
@@ -4658,23 +4360,16 @@
         <w:tc>
           <w:tcPr>
             <w:tcW w:type="dxa" w:w="2100"/>
-            <w:tcMar>
-              <w:top w:w="80" w:type="dxa"/>
-              <w:start w:w="120" w:type="dxa"/>
-              <w:bottom w:w="80" w:type="dxa"/>
-              <w:end w:w="120" w:type="dxa"/>
-            </w:tcMar>
             <w:vAlign w:val="center"/>
+            <w:tcW w:w="2100" w:type="dxa"/>
           </w:tcPr>
           <w:p>
             <w:pPr>
-              <w:spacing w:after="40" w:line="276" w:lineRule="auto"/>
+              <w:spacing w:after="40" w:line="264" w:lineRule="auto"/>
             </w:pPr>
             <w:r>
               <w:rPr>
                 <w:rFonts w:ascii="Calibri" w:hAnsi="Calibri" w:eastAsia="Calibri"/>
-                <w:b w:val="0"/>
-                <w:i w:val="0"/>
                 <w:sz w:val="18"/>
               </w:rPr>
               <w:t>production-post-activation-verification</w:t>
@@ -4684,23 +4379,16 @@
         <w:tc>
           <w:tcPr>
             <w:tcW w:type="dxa" w:w="4440"/>
-            <w:tcMar>
-              <w:top w:w="80" w:type="dxa"/>
-              <w:start w:w="120" w:type="dxa"/>
-              <w:bottom w:w="80" w:type="dxa"/>
-              <w:end w:w="120" w:type="dxa"/>
-            </w:tcMar>
             <w:vAlign w:val="center"/>
+            <w:tcW w:w="4440" w:type="dxa"/>
           </w:tcPr>
           <w:p>
             <w:pPr>
-              <w:spacing w:after="40" w:line="276" w:lineRule="auto"/>
+              <w:spacing w:after="40" w:line="264" w:lineRule="auto"/>
             </w:pPr>
             <w:r>
               <w:rPr>
                 <w:rFonts w:ascii="Calibri" w:hAnsi="Calibri" w:eastAsia="Calibri"/>
-                <w:b w:val="0"/>
-                <w:i w:val="0"/>
                 <w:sz w:val="18"/>
               </w:rPr>
               <w:t>Production Post-Activation Verification Gate</w:t>
@@ -4710,24 +4398,17 @@
         <w:tc>
           <w:tcPr>
             <w:tcW w:type="dxa" w:w="2040"/>
-            <w:tcMar>
-              <w:top w:w="80" w:type="dxa"/>
-              <w:start w:w="120" w:type="dxa"/>
-              <w:bottom w:w="80" w:type="dxa"/>
-              <w:end w:w="120" w:type="dxa"/>
-            </w:tcMar>
             <w:vAlign w:val="center"/>
+            <w:tcW w:w="2040" w:type="dxa"/>
           </w:tcPr>
           <w:p>
             <w:pPr>
-              <w:spacing w:after="40" w:line="276" w:lineRule="auto"/>
+              <w:spacing w:after="40" w:line="264" w:lineRule="auto"/>
             </w:pPr>
             <w:r>
               <w:rPr>
-                <w:rFonts w:ascii="Calibri" w:hAnsi="Calibri" w:eastAsia="Calibri"/>
-                <w:b w:val="0"/>
-                <w:i w:val="0"/>
-                <w:sz w:val="19"/>
+                <w:rFonts w:ascii="Consolas" w:hAnsi="Consolas" w:eastAsia="Consolas"/>
+                <w:sz w:val="18"/>
               </w:rPr>
               <w:t>/production-post-activation-verification</w:t>
             </w:r>
@@ -4738,24 +4419,16 @@
         <w:tc>
           <w:tcPr>
             <w:tcW w:type="dxa" w:w="780"/>
-            <w:tcMar>
-              <w:top w:w="80" w:type="dxa"/>
-              <w:start w:w="120" w:type="dxa"/>
-              <w:bottom w:w="80" w:type="dxa"/>
-              <w:end w:w="120" w:type="dxa"/>
-            </w:tcMar>
             <w:vAlign w:val="center"/>
+            <w:tcW w:w="780" w:type="dxa"/>
           </w:tcPr>
           <w:p>
             <w:pPr>
-              <w:spacing w:after="40" w:line="276" w:lineRule="auto"/>
-              <w:jc w:val="center"/>
+              <w:spacing w:after="40" w:line="264" w:lineRule="auto"/>
             </w:pPr>
             <w:r>
               <w:rPr>
                 <w:rFonts w:ascii="Calibri" w:hAnsi="Calibri" w:eastAsia="Calibri"/>
-                <w:b w:val="0"/>
-                <w:i w:val="0"/>
                 <w:sz w:val="18"/>
               </w:rPr>
               <w:t>39</w:t>
@@ -4765,23 +4438,16 @@
         <w:tc>
           <w:tcPr>
             <w:tcW w:type="dxa" w:w="2100"/>
-            <w:tcMar>
-              <w:top w:w="80" w:type="dxa"/>
-              <w:start w:w="120" w:type="dxa"/>
-              <w:bottom w:w="80" w:type="dxa"/>
-              <w:end w:w="120" w:type="dxa"/>
-            </w:tcMar>
             <w:vAlign w:val="center"/>
+            <w:tcW w:w="2100" w:type="dxa"/>
           </w:tcPr>
           <w:p>
             <w:pPr>
-              <w:spacing w:after="40" w:line="276" w:lineRule="auto"/>
+              <w:spacing w:after="40" w:line="264" w:lineRule="auto"/>
             </w:pPr>
             <w:r>
               <w:rPr>
                 <w:rFonts w:ascii="Calibri" w:hAnsi="Calibri" w:eastAsia="Calibri"/>
-                <w:b w:val="0"/>
-                <w:i w:val="0"/>
                 <w:sz w:val="18"/>
               </w:rPr>
               <w:t>production-reliance-verification</w:t>
@@ -4791,23 +4457,16 @@
         <w:tc>
           <w:tcPr>
             <w:tcW w:type="dxa" w:w="4440"/>
-            <w:tcMar>
-              <w:top w:w="80" w:type="dxa"/>
-              <w:start w:w="120" w:type="dxa"/>
-              <w:bottom w:w="80" w:type="dxa"/>
-              <w:end w:w="120" w:type="dxa"/>
-            </w:tcMar>
             <w:vAlign w:val="center"/>
+            <w:tcW w:w="4440" w:type="dxa"/>
           </w:tcPr>
           <w:p>
             <w:pPr>
-              <w:spacing w:after="40" w:line="276" w:lineRule="auto"/>
+              <w:spacing w:after="40" w:line="264" w:lineRule="auto"/>
             </w:pPr>
             <w:r>
               <w:rPr>
                 <w:rFonts w:ascii="Calibri" w:hAnsi="Calibri" w:eastAsia="Calibri"/>
-                <w:b w:val="0"/>
-                <w:i w:val="0"/>
                 <w:sz w:val="18"/>
               </w:rPr>
               <w:t>Production Reliance and Public Verification Boundary Gate</w:t>
@@ -4817,24 +4476,17 @@
         <w:tc>
           <w:tcPr>
             <w:tcW w:type="dxa" w:w="2040"/>
-            <w:tcMar>
-              <w:top w:w="80" w:type="dxa"/>
-              <w:start w:w="120" w:type="dxa"/>
-              <w:bottom w:w="80" w:type="dxa"/>
-              <w:end w:w="120" w:type="dxa"/>
-            </w:tcMar>
             <w:vAlign w:val="center"/>
+            <w:tcW w:w="2040" w:type="dxa"/>
           </w:tcPr>
           <w:p>
             <w:pPr>
-              <w:spacing w:after="40" w:line="276" w:lineRule="auto"/>
+              <w:spacing w:after="40" w:line="264" w:lineRule="auto"/>
             </w:pPr>
             <w:r>
               <w:rPr>
-                <w:rFonts w:ascii="Calibri" w:hAnsi="Calibri" w:eastAsia="Calibri"/>
-                <w:b w:val="0"/>
-                <w:i w:val="0"/>
-                <w:sz w:val="19"/>
+                <w:rFonts w:ascii="Consolas" w:hAnsi="Consolas" w:eastAsia="Consolas"/>
+                <w:sz w:val="18"/>
               </w:rPr>
               <w:t>/production-reliance-verification</w:t>
             </w:r>
@@ -4845,24 +4497,16 @@
         <w:tc>
           <w:tcPr>
             <w:tcW w:type="dxa" w:w="780"/>
-            <w:tcMar>
-              <w:top w:w="80" w:type="dxa"/>
-              <w:start w:w="120" w:type="dxa"/>
-              <w:bottom w:w="80" w:type="dxa"/>
-              <w:end w:w="120" w:type="dxa"/>
-            </w:tcMar>
             <w:vAlign w:val="center"/>
+            <w:tcW w:w="780" w:type="dxa"/>
           </w:tcPr>
           <w:p>
             <w:pPr>
-              <w:spacing w:after="40" w:line="276" w:lineRule="auto"/>
-              <w:jc w:val="center"/>
+              <w:spacing w:after="40" w:line="264" w:lineRule="auto"/>
             </w:pPr>
             <w:r>
               <w:rPr>
                 <w:rFonts w:ascii="Calibri" w:hAnsi="Calibri" w:eastAsia="Calibri"/>
-                <w:b w:val="0"/>
-                <w:i w:val="0"/>
                 <w:sz w:val="18"/>
               </w:rPr>
               <w:t>40</w:t>
@@ -4872,23 +4516,16 @@
         <w:tc>
           <w:tcPr>
             <w:tcW w:type="dxa" w:w="2100"/>
-            <w:tcMar>
-              <w:top w:w="80" w:type="dxa"/>
-              <w:start w:w="120" w:type="dxa"/>
-              <w:bottom w:w="80" w:type="dxa"/>
-              <w:end w:w="120" w:type="dxa"/>
-            </w:tcMar>
             <w:vAlign w:val="center"/>
+            <w:tcW w:w="2100" w:type="dxa"/>
           </w:tcPr>
           <w:p>
             <w:pPr>
-              <w:spacing w:after="40" w:line="276" w:lineRule="auto"/>
+              <w:spacing w:after="40" w:line="264" w:lineRule="auto"/>
             </w:pPr>
             <w:r>
               <w:rPr>
                 <w:rFonts w:ascii="Calibri" w:hAnsi="Calibri" w:eastAsia="Calibri"/>
-                <w:b w:val="0"/>
-                <w:i w:val="0"/>
                 <w:sz w:val="18"/>
               </w:rPr>
               <w:t>production-regulatory-examination</w:t>
@@ -4898,23 +4535,16 @@
         <w:tc>
           <w:tcPr>
             <w:tcW w:type="dxa" w:w="4440"/>
-            <w:tcMar>
-              <w:top w:w="80" w:type="dxa"/>
-              <w:start w:w="120" w:type="dxa"/>
-              <w:bottom w:w="80" w:type="dxa"/>
-              <w:end w:w="120" w:type="dxa"/>
-            </w:tcMar>
             <w:vAlign w:val="center"/>
+            <w:tcW w:w="4440" w:type="dxa"/>
           </w:tcPr>
           <w:p>
             <w:pPr>
-              <w:spacing w:after="40" w:line="276" w:lineRule="auto"/>
+              <w:spacing w:after="40" w:line="264" w:lineRule="auto"/>
             </w:pPr>
             <w:r>
               <w:rPr>
                 <w:rFonts w:ascii="Calibri" w:hAnsi="Calibri" w:eastAsia="Calibri"/>
-                <w:b w:val="0"/>
-                <w:i w:val="0"/>
                 <w:sz w:val="18"/>
               </w:rPr>
               <w:t>Production Regulatory Examination and Evidence Archive Gate</w:t>
@@ -4924,24 +4554,17 @@
         <w:tc>
           <w:tcPr>
             <w:tcW w:type="dxa" w:w="2040"/>
-            <w:tcMar>
-              <w:top w:w="80" w:type="dxa"/>
-              <w:start w:w="120" w:type="dxa"/>
-              <w:bottom w:w="80" w:type="dxa"/>
-              <w:end w:w="120" w:type="dxa"/>
-            </w:tcMar>
             <w:vAlign w:val="center"/>
+            <w:tcW w:w="2040" w:type="dxa"/>
           </w:tcPr>
           <w:p>
             <w:pPr>
-              <w:spacing w:after="40" w:line="276" w:lineRule="auto"/>
+              <w:spacing w:after="40" w:line="264" w:lineRule="auto"/>
             </w:pPr>
             <w:r>
               <w:rPr>
-                <w:rFonts w:ascii="Calibri" w:hAnsi="Calibri" w:eastAsia="Calibri"/>
-                <w:b w:val="0"/>
-                <w:i w:val="0"/>
-                <w:sz w:val="19"/>
+                <w:rFonts w:ascii="Consolas" w:hAnsi="Consolas" w:eastAsia="Consolas"/>
+                <w:sz w:val="18"/>
               </w:rPr>
               <w:t>/production-regulatory-examination</w:t>
             </w:r>
@@ -4952,24 +4575,16 @@
         <w:tc>
           <w:tcPr>
             <w:tcW w:type="dxa" w:w="780"/>
-            <w:tcMar>
-              <w:top w:w="80" w:type="dxa"/>
-              <w:start w:w="120" w:type="dxa"/>
-              <w:bottom w:w="80" w:type="dxa"/>
-              <w:end w:w="120" w:type="dxa"/>
-            </w:tcMar>
             <w:vAlign w:val="center"/>
+            <w:tcW w:w="780" w:type="dxa"/>
           </w:tcPr>
           <w:p>
             <w:pPr>
-              <w:spacing w:after="40" w:line="276" w:lineRule="auto"/>
-              <w:jc w:val="center"/>
+              <w:spacing w:after="40" w:line="264" w:lineRule="auto"/>
             </w:pPr>
             <w:r>
               <w:rPr>
                 <w:rFonts w:ascii="Calibri" w:hAnsi="Calibri" w:eastAsia="Calibri"/>
-                <w:b w:val="0"/>
-                <w:i w:val="0"/>
                 <w:sz w:val="18"/>
               </w:rPr>
               <w:t>41</w:t>
@@ -4979,23 +4594,16 @@
         <w:tc>
           <w:tcPr>
             <w:tcW w:type="dxa" w:w="2100"/>
-            <w:tcMar>
-              <w:top w:w="80" w:type="dxa"/>
-              <w:start w:w="120" w:type="dxa"/>
-              <w:bottom w:w="80" w:type="dxa"/>
-              <w:end w:w="120" w:type="dxa"/>
-            </w:tcMar>
             <w:vAlign w:val="center"/>
+            <w:tcW w:w="2100" w:type="dxa"/>
           </w:tcPr>
           <w:p>
             <w:pPr>
-              <w:spacing w:after="40" w:line="276" w:lineRule="auto"/>
+              <w:spacing w:after="40" w:line="264" w:lineRule="auto"/>
             </w:pPr>
             <w:r>
               <w:rPr>
                 <w:rFonts w:ascii="Calibri" w:hAnsi="Calibri" w:eastAsia="Calibri"/>
-                <w:b w:val="0"/>
-                <w:i w:val="0"/>
                 <w:sz w:val="18"/>
               </w:rPr>
               <w:t>production-regulatory-response</w:t>
@@ -5005,23 +4613,16 @@
         <w:tc>
           <w:tcPr>
             <w:tcW w:type="dxa" w:w="4440"/>
-            <w:tcMar>
-              <w:top w:w="80" w:type="dxa"/>
-              <w:start w:w="120" w:type="dxa"/>
-              <w:bottom w:w="80" w:type="dxa"/>
-              <w:end w:w="120" w:type="dxa"/>
-            </w:tcMar>
             <w:vAlign w:val="center"/>
+            <w:tcW w:w="4440" w:type="dxa"/>
           </w:tcPr>
           <w:p>
             <w:pPr>
-              <w:spacing w:after="40" w:line="276" w:lineRule="auto"/>
+              <w:spacing w:after="40" w:line="264" w:lineRule="auto"/>
             </w:pPr>
             <w:r>
               <w:rPr>
                 <w:rFonts w:ascii="Calibri" w:hAnsi="Calibri" w:eastAsia="Calibri"/>
-                <w:b w:val="0"/>
-                <w:i w:val="0"/>
                 <w:sz w:val="18"/>
               </w:rPr>
               <w:t>Production Regulatory Response and Corrective Action Gate</w:t>
@@ -5031,24 +4632,17 @@
         <w:tc>
           <w:tcPr>
             <w:tcW w:type="dxa" w:w="2040"/>
-            <w:tcMar>
-              <w:top w:w="80" w:type="dxa"/>
-              <w:start w:w="120" w:type="dxa"/>
-              <w:bottom w:w="80" w:type="dxa"/>
-              <w:end w:w="120" w:type="dxa"/>
-            </w:tcMar>
             <w:vAlign w:val="center"/>
+            <w:tcW w:w="2040" w:type="dxa"/>
           </w:tcPr>
           <w:p>
             <w:pPr>
-              <w:spacing w:after="40" w:line="276" w:lineRule="auto"/>
+              <w:spacing w:after="40" w:line="264" w:lineRule="auto"/>
             </w:pPr>
             <w:r>
               <w:rPr>
-                <w:rFonts w:ascii="Calibri" w:hAnsi="Calibri" w:eastAsia="Calibri"/>
-                <w:b w:val="0"/>
-                <w:i w:val="0"/>
-                <w:sz w:val="19"/>
+                <w:rFonts w:ascii="Consolas" w:hAnsi="Consolas" w:eastAsia="Consolas"/>
+                <w:sz w:val="18"/>
               </w:rPr>
               <w:t>/production-regulatory-response</w:t>
             </w:r>
@@ -5059,24 +4653,16 @@
         <w:tc>
           <w:tcPr>
             <w:tcW w:type="dxa" w:w="780"/>
-            <w:tcMar>
-              <w:top w:w="80" w:type="dxa"/>
-              <w:start w:w="120" w:type="dxa"/>
-              <w:bottom w:w="80" w:type="dxa"/>
-              <w:end w:w="120" w:type="dxa"/>
-            </w:tcMar>
             <w:vAlign w:val="center"/>
+            <w:tcW w:w="780" w:type="dxa"/>
           </w:tcPr>
           <w:p>
             <w:pPr>
-              <w:spacing w:after="40" w:line="276" w:lineRule="auto"/>
-              <w:jc w:val="center"/>
+              <w:spacing w:after="40" w:line="264" w:lineRule="auto"/>
             </w:pPr>
             <w:r>
               <w:rPr>
                 <w:rFonts w:ascii="Calibri" w:hAnsi="Calibri" w:eastAsia="Calibri"/>
-                <w:b w:val="0"/>
-                <w:i w:val="0"/>
                 <w:sz w:val="18"/>
               </w:rPr>
               <w:t>42</w:t>
@@ -5086,23 +4672,16 @@
         <w:tc>
           <w:tcPr>
             <w:tcW w:type="dxa" w:w="2100"/>
-            <w:tcMar>
-              <w:top w:w="80" w:type="dxa"/>
-              <w:start w:w="120" w:type="dxa"/>
-              <w:bottom w:w="80" w:type="dxa"/>
-              <w:end w:w="120" w:type="dxa"/>
-            </w:tcMar>
             <w:vAlign w:val="center"/>
+            <w:tcW w:w="2100" w:type="dxa"/>
           </w:tcPr>
           <w:p>
             <w:pPr>
-              <w:spacing w:after="40" w:line="276" w:lineRule="auto"/>
+              <w:spacing w:after="40" w:line="264" w:lineRule="auto"/>
             </w:pPr>
             <w:r>
               <w:rPr>
                 <w:rFonts w:ascii="Calibri" w:hAnsi="Calibri" w:eastAsia="Calibri"/>
-                <w:b w:val="0"/>
-                <w:i w:val="0"/>
                 <w:sz w:val="18"/>
               </w:rPr>
               <w:t>build-preservation</w:t>
@@ -5112,23 +4691,16 @@
         <w:tc>
           <w:tcPr>
             <w:tcW w:type="dxa" w:w="4440"/>
-            <w:tcMar>
-              <w:top w:w="80" w:type="dxa"/>
-              <w:start w:w="120" w:type="dxa"/>
-              <w:bottom w:w="80" w:type="dxa"/>
-              <w:end w:w="120" w:type="dxa"/>
-            </w:tcMar>
             <w:vAlign w:val="center"/>
+            <w:tcW w:w="4440" w:type="dxa"/>
           </w:tcPr>
           <w:p>
             <w:pPr>
-              <w:spacing w:after="40" w:line="276" w:lineRule="auto"/>
+              <w:spacing w:after="40" w:line="264" w:lineRule="auto"/>
             </w:pPr>
             <w:r>
               <w:rPr>
                 <w:rFonts w:ascii="Calibri" w:hAnsi="Calibri" w:eastAsia="Calibri"/>
-                <w:b w:val="0"/>
-                <w:i w:val="0"/>
                 <w:sz w:val="18"/>
               </w:rPr>
               <w:t>Build Preservation and Evidence Archive Gate</w:t>
@@ -5138,24 +4710,17 @@
         <w:tc>
           <w:tcPr>
             <w:tcW w:type="dxa" w:w="2040"/>
-            <w:tcMar>
-              <w:top w:w="80" w:type="dxa"/>
-              <w:start w:w="120" w:type="dxa"/>
-              <w:bottom w:w="80" w:type="dxa"/>
-              <w:end w:w="120" w:type="dxa"/>
-            </w:tcMar>
             <w:vAlign w:val="center"/>
+            <w:tcW w:w="2040" w:type="dxa"/>
           </w:tcPr>
           <w:p>
             <w:pPr>
-              <w:spacing w:after="40" w:line="276" w:lineRule="auto"/>
+              <w:spacing w:after="40" w:line="264" w:lineRule="auto"/>
             </w:pPr>
             <w:r>
               <w:rPr>
-                <w:rFonts w:ascii="Calibri" w:hAnsi="Calibri" w:eastAsia="Calibri"/>
-                <w:b w:val="0"/>
-                <w:i w:val="0"/>
-                <w:sz w:val="19"/>
+                <w:rFonts w:ascii="Consolas" w:hAnsi="Consolas" w:eastAsia="Consolas"/>
+                <w:sz w:val="18"/>
               </w:rPr>
               <w:t>/build-preservation</w:t>
             </w:r>
@@ -5174,13 +4739,11 @@
     </w:p>
     <w:p>
       <w:pPr>
-        <w:spacing w:after="120" w:line="300" w:lineRule="auto"/>
+        <w:spacing w:after="120" w:line="288" w:lineRule="auto"/>
       </w:pPr>
       <w:r>
         <w:rPr>
           <w:rFonts w:ascii="Calibri" w:hAnsi="Calibri" w:eastAsia="Calibri"/>
-          <w:b w:val="0"/>
-          <w:i w:val="0"/>
           <w:sz w:val="22"/>
         </w:rPr>
         <w:t>Each module is being treated as a portable vertical surface with:</w:t>
@@ -5189,13 +4752,11 @@
     <w:p>
       <w:pPr>
         <w:pStyle w:val="ListBullet"/>
-        <w:spacing w:after="80" w:line="300" w:lineRule="auto"/>
+        <w:spacing w:after="60" w:line="288" w:lineRule="auto"/>
       </w:pPr>
       <w:r>
         <w:rPr>
           <w:rFonts w:ascii="Calibri" w:hAnsi="Calibri" w:eastAsia="Calibri"/>
-          <w:b w:val="0"/>
-          <w:i w:val="0"/>
           <w:sz w:val="22"/>
         </w:rPr>
         <w:t>Internal module surface</w:t>
@@ -5204,13 +4765,11 @@
     <w:p>
       <w:pPr>
         <w:pStyle w:val="ListBullet"/>
-        <w:spacing w:after="80" w:line="300" w:lineRule="auto"/>
+        <w:spacing w:after="60" w:line="288" w:lineRule="auto"/>
       </w:pPr>
       <w:r>
         <w:rPr>
           <w:rFonts w:ascii="Calibri" w:hAnsi="Calibri" w:eastAsia="Calibri"/>
-          <w:b w:val="0"/>
-          <w:i w:val="0"/>
           <w:sz w:val="22"/>
         </w:rPr>
         <w:t>Public-safe translation boundary where applicable</w:t>
@@ -5219,13 +4778,11 @@
     <w:p>
       <w:pPr>
         <w:pStyle w:val="ListBullet"/>
-        <w:spacing w:after="80" w:line="300" w:lineRule="auto"/>
+        <w:spacing w:after="60" w:line="288" w:lineRule="auto"/>
       </w:pPr>
       <w:r>
         <w:rPr>
           <w:rFonts w:ascii="Calibri" w:hAnsi="Calibri" w:eastAsia="Calibri"/>
-          <w:b w:val="0"/>
-          <w:i w:val="0"/>
           <w:sz w:val="22"/>
         </w:rPr>
         <w:t>API boundary</w:t>
@@ -5234,13 +4791,11 @@
     <w:p>
       <w:pPr>
         <w:pStyle w:val="ListBullet"/>
-        <w:spacing w:after="80" w:line="300" w:lineRule="auto"/>
+        <w:spacing w:after="60" w:line="288" w:lineRule="auto"/>
       </w:pPr>
       <w:r>
         <w:rPr>
           <w:rFonts w:ascii="Calibri" w:hAnsi="Calibri" w:eastAsia="Calibri"/>
-          <w:b w:val="0"/>
-          <w:i w:val="0"/>
           <w:sz w:val="22"/>
         </w:rPr>
         <w:t>Permission boundary</w:t>
@@ -5249,13 +4804,11 @@
     <w:p>
       <w:pPr>
         <w:pStyle w:val="ListBullet"/>
-        <w:spacing w:after="80" w:line="300" w:lineRule="auto"/>
+        <w:spacing w:after="60" w:line="288" w:lineRule="auto"/>
       </w:pPr>
       <w:r>
         <w:rPr>
           <w:rFonts w:ascii="Calibri" w:hAnsi="Calibri" w:eastAsia="Calibri"/>
-          <w:b w:val="0"/>
-          <w:i w:val="0"/>
           <w:sz w:val="22"/>
         </w:rPr>
         <w:t>Classification boundary</w:t>
@@ -5264,13 +4817,11 @@
     <w:p>
       <w:pPr>
         <w:pStyle w:val="ListBullet"/>
-        <w:spacing w:after="80" w:line="300" w:lineRule="auto"/>
+        <w:spacing w:after="60" w:line="288" w:lineRule="auto"/>
       </w:pPr>
       <w:r>
         <w:rPr>
           <w:rFonts w:ascii="Calibri" w:hAnsi="Calibri" w:eastAsia="Calibri"/>
-          <w:b w:val="0"/>
-          <w:i w:val="0"/>
           <w:sz w:val="22"/>
         </w:rPr>
         <w:t>Claims boundary</w:t>
@@ -5279,13 +4830,11 @@
     <w:p>
       <w:pPr>
         <w:pStyle w:val="ListBullet"/>
-        <w:spacing w:after="80" w:line="300" w:lineRule="auto"/>
+        <w:spacing w:after="60" w:line="288" w:lineRule="auto"/>
       </w:pPr>
       <w:r>
         <w:rPr>
           <w:rFonts w:ascii="Calibri" w:hAnsi="Calibri" w:eastAsia="Calibri"/>
-          <w:b w:val="0"/>
-          <w:i w:val="0"/>
           <w:sz w:val="22"/>
         </w:rPr>
         <w:t>Replay boundary</w:t>
@@ -5294,13 +4843,11 @@
     <w:p>
       <w:pPr>
         <w:pStyle w:val="ListBullet"/>
-        <w:spacing w:after="80" w:line="300" w:lineRule="auto"/>
+        <w:spacing w:after="60" w:line="288" w:lineRule="auto"/>
       </w:pPr>
       <w:r>
         <w:rPr>
           <w:rFonts w:ascii="Calibri" w:hAnsi="Calibri" w:eastAsia="Calibri"/>
-          <w:b w:val="0"/>
-          <w:i w:val="0"/>
           <w:sz w:val="22"/>
         </w:rPr>
         <w:t>Audit and observability posture</w:t>
@@ -5309,13 +4856,11 @@
     <w:p>
       <w:pPr>
         <w:pStyle w:val="ListBullet"/>
-        <w:spacing w:after="80" w:line="300" w:lineRule="auto"/>
+        <w:spacing w:after="60" w:line="288" w:lineRule="auto"/>
       </w:pPr>
       <w:r>
         <w:rPr>
           <w:rFonts w:ascii="Calibri" w:hAnsi="Calibri" w:eastAsia="Calibri"/>
-          <w:b w:val="0"/>
-          <w:i w:val="0"/>
           <w:sz w:val="22"/>
         </w:rPr>
         <w:t>Human review state</w:t>
@@ -5324,13 +4869,11 @@
     <w:p>
       <w:pPr>
         <w:pStyle w:val="ListBullet"/>
-        <w:spacing w:after="80" w:line="300" w:lineRule="auto"/>
+        <w:spacing w:after="60" w:line="288" w:lineRule="auto"/>
       </w:pPr>
       <w:r>
         <w:rPr>
           <w:rFonts w:ascii="Calibri" w:hAnsi="Calibri" w:eastAsia="Calibri"/>
-          <w:b w:val="0"/>
-          <w:i w:val="0"/>
           <w:sz w:val="22"/>
         </w:rPr>
         <w:t>Production block posture</w:t>
@@ -5339,13 +4882,11 @@
     <w:p>
       <w:pPr>
         <w:pStyle w:val="ListBullet"/>
-        <w:spacing w:after="80" w:line="300" w:lineRule="auto"/>
+        <w:spacing w:after="60" w:line="288" w:lineRule="auto"/>
       </w:pPr>
       <w:r>
         <w:rPr>
           <w:rFonts w:ascii="Calibri" w:hAnsi="Calibri" w:eastAsia="Calibri"/>
-          <w:b w:val="0"/>
-          <w:i w:val="0"/>
           <w:sz w:val="22"/>
         </w:rPr>
         <w:t>Cross-module handoff and event contract integration</w:t>
@@ -5353,13 +4894,11 @@
     </w:p>
     <w:p>
       <w:pPr>
-        <w:spacing w:after="120" w:line="300" w:lineRule="auto"/>
+        <w:spacing w:after="120" w:line="288" w:lineRule="auto"/>
       </w:pPr>
       <w:r>
         <w:rPr>
           <w:rFonts w:ascii="Calibri" w:hAnsi="Calibri" w:eastAsia="Calibri"/>
-          <w:b w:val="0"/>
-          <w:i w:val="0"/>
           <w:sz w:val="22"/>
         </w:rPr>
         <w:t>Public and partner surfaces currently include borrower, lender, sponsor, property discovery, and revenue-opportunity translation surfaces. These surfaces are advisory only and remain blocked from approvals, guarantees, official determinations, commitments, public verification, or regulated reliance.</w:t>
@@ -5375,13 +4914,11 @@
     </w:p>
     <w:p>
       <w:pPr>
-        <w:spacing w:after="120" w:line="300" w:lineRule="auto"/>
+        <w:spacing w:after="120" w:line="288" w:lineRule="auto"/>
       </w:pPr>
       <w:r>
         <w:rPr>
           <w:rFonts w:ascii="Calibri" w:hAnsi="Calibri" w:eastAsia="Calibri"/>
-          <w:b w:val="0"/>
-          <w:i w:val="0"/>
           <w:sz w:val="22"/>
         </w:rPr>
         <w:t>The backend foundation currently includes:</w:t>
@@ -5390,22 +4927,18 @@
     <w:p>
       <w:pPr>
         <w:pStyle w:val="ListBullet"/>
-        <w:spacing w:after="80" w:line="300" w:lineRule="auto"/>
+        <w:spacing w:after="60" w:line="288" w:lineRule="auto"/>
       </w:pPr>
       <w:r>
         <w:rPr>
           <w:rFonts w:ascii="Calibri" w:hAnsi="Calibri" w:eastAsia="Calibri"/>
-          <w:b w:val="0"/>
-          <w:i w:val="0"/>
           <w:sz w:val="22"/>
         </w:rPr>
         <w:t xml:space="preserve">Canonical schema singularity under </w:t>
       </w:r>
       <w:r>
         <w:rPr>
-          <w:rFonts w:ascii="Calibri" w:hAnsi="Calibri" w:eastAsia="Calibri"/>
-          <w:b w:val="0"/>
-          <w:i w:val="0"/>
+          <w:rFonts w:ascii="Consolas" w:hAnsi="Consolas" w:eastAsia="Consolas"/>
           <w:sz w:val="19"/>
         </w:rPr>
         <w:t>src/db/schema</w:t>
@@ -5414,13 +4947,11 @@
     <w:p>
       <w:pPr>
         <w:pStyle w:val="ListBullet"/>
-        <w:spacing w:after="80" w:line="300" w:lineRule="auto"/>
+        <w:spacing w:after="60" w:line="288" w:lineRule="auto"/>
       </w:pPr>
       <w:r>
         <w:rPr>
           <w:rFonts w:ascii="Calibri" w:hAnsi="Calibri" w:eastAsia="Calibri"/>
-          <w:b w:val="0"/>
-          <w:i w:val="0"/>
           <w:sz w:val="22"/>
         </w:rPr>
         <w:t>Database migrations through governed schema expansion</w:t>
@@ -5429,13 +4960,11 @@
     <w:p>
       <w:pPr>
         <w:pStyle w:val="ListBullet"/>
-        <w:spacing w:after="80" w:line="300" w:lineRule="auto"/>
+        <w:spacing w:after="60" w:line="288" w:lineRule="auto"/>
       </w:pPr>
       <w:r>
         <w:rPr>
           <w:rFonts w:ascii="Calibri" w:hAnsi="Calibri" w:eastAsia="Calibri"/>
-          <w:b w:val="0"/>
-          <w:i w:val="0"/>
           <w:sz w:val="22"/>
         </w:rPr>
         <w:t>Runtime guard layer</w:t>
@@ -5444,13 +4973,11 @@
     <w:p>
       <w:pPr>
         <w:pStyle w:val="ListBullet"/>
-        <w:spacing w:after="80" w:line="300" w:lineRule="auto"/>
+        <w:spacing w:after="60" w:line="288" w:lineRule="auto"/>
       </w:pPr>
       <w:r>
         <w:rPr>
           <w:rFonts w:ascii="Calibri" w:hAnsi="Calibri" w:eastAsia="Calibri"/>
-          <w:b w:val="0"/>
-          <w:i w:val="0"/>
           <w:sz w:val="22"/>
         </w:rPr>
         <w:t>Classification runtime</w:t>
@@ -5459,13 +4986,11 @@
     <w:p>
       <w:pPr>
         <w:pStyle w:val="ListBullet"/>
-        <w:spacing w:after="80" w:line="300" w:lineRule="auto"/>
+        <w:spacing w:after="60" w:line="288" w:lineRule="auto"/>
       </w:pPr>
       <w:r>
         <w:rPr>
           <w:rFonts w:ascii="Calibri" w:hAnsi="Calibri" w:eastAsia="Calibri"/>
-          <w:b w:val="0"/>
-          <w:i w:val="0"/>
           <w:sz w:val="22"/>
         </w:rPr>
         <w:t>Version runtime</w:t>
@@ -5474,13 +4999,11 @@
     <w:p>
       <w:pPr>
         <w:pStyle w:val="ListBullet"/>
-        <w:spacing w:after="80" w:line="300" w:lineRule="auto"/>
+        <w:spacing w:after="60" w:line="288" w:lineRule="auto"/>
       </w:pPr>
       <w:r>
         <w:rPr>
           <w:rFonts w:ascii="Calibri" w:hAnsi="Calibri" w:eastAsia="Calibri"/>
-          <w:b w:val="0"/>
-          <w:i w:val="0"/>
           <w:sz w:val="22"/>
         </w:rPr>
         <w:t>Observability runtime</w:t>
@@ -5489,13 +5012,11 @@
     <w:p>
       <w:pPr>
         <w:pStyle w:val="ListBullet"/>
-        <w:spacing w:after="80" w:line="300" w:lineRule="auto"/>
+        <w:spacing w:after="60" w:line="288" w:lineRule="auto"/>
       </w:pPr>
       <w:r>
         <w:rPr>
           <w:rFonts w:ascii="Calibri" w:hAnsi="Calibri" w:eastAsia="Calibri"/>
-          <w:b w:val="0"/>
-          <w:i w:val="0"/>
           <w:sz w:val="22"/>
         </w:rPr>
         <w:t>Explainability lineage</w:t>
@@ -5504,13 +5025,11 @@
     <w:p>
       <w:pPr>
         <w:pStyle w:val="ListBullet"/>
-        <w:spacing w:after="80" w:line="300" w:lineRule="auto"/>
+        <w:spacing w:after="60" w:line="288" w:lineRule="auto"/>
       </w:pPr>
       <w:r>
         <w:rPr>
           <w:rFonts w:ascii="Calibri" w:hAnsi="Calibri" w:eastAsia="Calibri"/>
-          <w:b w:val="0"/>
-          <w:i w:val="0"/>
           <w:sz w:val="22"/>
         </w:rPr>
         <w:t>Audit ledger and canonical ledger support</w:t>
@@ -5519,13 +5038,11 @@
     <w:p>
       <w:pPr>
         <w:pStyle w:val="ListBullet"/>
-        <w:spacing w:after="80" w:line="300" w:lineRule="auto"/>
+        <w:spacing w:after="60" w:line="288" w:lineRule="auto"/>
       </w:pPr>
       <w:r>
         <w:rPr>
           <w:rFonts w:ascii="Calibri" w:hAnsi="Calibri" w:eastAsia="Calibri"/>
-          <w:b w:val="0"/>
-          <w:i w:val="0"/>
           <w:sz w:val="22"/>
         </w:rPr>
         <w:t>Replay verification</w:t>
@@ -5534,13 +5051,11 @@
     <w:p>
       <w:pPr>
         <w:pStyle w:val="ListBullet"/>
-        <w:spacing w:after="80" w:line="300" w:lineRule="auto"/>
+        <w:spacing w:after="60" w:line="288" w:lineRule="auto"/>
       </w:pPr>
       <w:r>
         <w:rPr>
           <w:rFonts w:ascii="Calibri" w:hAnsi="Calibri" w:eastAsia="Calibri"/>
-          <w:b w:val="0"/>
-          <w:i w:val="0"/>
           <w:sz w:val="22"/>
         </w:rPr>
         <w:t>Role and access controls</w:t>
@@ -5549,13 +5064,11 @@
     <w:p>
       <w:pPr>
         <w:pStyle w:val="ListBullet"/>
-        <w:spacing w:after="80" w:line="300" w:lineRule="auto"/>
+        <w:spacing w:after="60" w:line="288" w:lineRule="auto"/>
       </w:pPr>
       <w:r>
         <w:rPr>
           <w:rFonts w:ascii="Calibri" w:hAnsi="Calibri" w:eastAsia="Calibri"/>
-          <w:b w:val="0"/>
-          <w:i w:val="0"/>
           <w:sz w:val="22"/>
         </w:rPr>
         <w:t>Security and audit readiness checks</w:t>
@@ -5564,13 +5077,11 @@
     <w:p>
       <w:pPr>
         <w:pStyle w:val="ListBullet"/>
-        <w:spacing w:after="80" w:line="300" w:lineRule="auto"/>
+        <w:spacing w:after="60" w:line="288" w:lineRule="auto"/>
       </w:pPr>
       <w:r>
         <w:rPr>
           <w:rFonts w:ascii="Calibri" w:hAnsi="Calibri" w:eastAsia="Calibri"/>
-          <w:b w:val="0"/>
-          <w:i w:val="0"/>
           <w:sz w:val="22"/>
         </w:rPr>
         <w:t>Production auth activation policy</w:t>
@@ -5579,13 +5090,11 @@
     <w:p>
       <w:pPr>
         <w:pStyle w:val="ListBullet"/>
-        <w:spacing w:after="80" w:line="300" w:lineRule="auto"/>
+        <w:spacing w:after="60" w:line="288" w:lineRule="auto"/>
       </w:pPr>
       <w:r>
         <w:rPr>
           <w:rFonts w:ascii="Calibri" w:hAnsi="Calibri" w:eastAsia="Calibri"/>
-          <w:b w:val="0"/>
-          <w:i w:val="0"/>
           <w:sz w:val="22"/>
         </w:rPr>
         <w:t>Backend production readiness gate</w:t>
@@ -5594,13 +5103,11 @@
     <w:p>
       <w:pPr>
         <w:pStyle w:val="ListBullet"/>
-        <w:spacing w:after="80" w:line="300" w:lineRule="auto"/>
+        <w:spacing w:after="60" w:line="288" w:lineRule="auto"/>
       </w:pPr>
       <w:r>
         <w:rPr>
           <w:rFonts w:ascii="Calibri" w:hAnsi="Calibri" w:eastAsia="Calibri"/>
-          <w:b w:val="0"/>
-          <w:i w:val="0"/>
           <w:sz w:val="22"/>
         </w:rPr>
         <w:t>Backend module readiness gate</w:t>
@@ -5609,13 +5116,11 @@
     <w:p>
       <w:pPr>
         <w:pStyle w:val="ListBullet"/>
-        <w:spacing w:after="80" w:line="300" w:lineRule="auto"/>
+        <w:spacing w:after="60" w:line="288" w:lineRule="auto"/>
       </w:pPr>
       <w:r>
         <w:rPr>
           <w:rFonts w:ascii="Calibri" w:hAnsi="Calibri" w:eastAsia="Calibri"/>
-          <w:b w:val="0"/>
-          <w:i w:val="0"/>
           <w:sz w:val="22"/>
         </w:rPr>
         <w:t>Public claims validation</w:t>
@@ -5624,13 +5129,11 @@
     <w:p>
       <w:pPr>
         <w:pStyle w:val="ListBullet"/>
-        <w:spacing w:after="80" w:line="300" w:lineRule="auto"/>
+        <w:spacing w:after="60" w:line="288" w:lineRule="auto"/>
       </w:pPr>
       <w:r>
         <w:rPr>
           <w:rFonts w:ascii="Calibri" w:hAnsi="Calibri" w:eastAsia="Calibri"/>
-          <w:b w:val="0"/>
-          <w:i w:val="0"/>
           <w:sz w:val="22"/>
         </w:rPr>
         <w:t>Redaction checks</w:t>
@@ -5639,13 +5142,11 @@
     <w:p>
       <w:pPr>
         <w:pStyle w:val="ListBullet"/>
-        <w:spacing w:after="80" w:line="300" w:lineRule="auto"/>
+        <w:spacing w:after="60" w:line="288" w:lineRule="auto"/>
       </w:pPr>
       <w:r>
         <w:rPr>
           <w:rFonts w:ascii="Calibri" w:hAnsi="Calibri" w:eastAsia="Calibri"/>
-          <w:b w:val="0"/>
-          <w:i w:val="0"/>
           <w:sz w:val="22"/>
         </w:rPr>
         <w:t>Cross-module replay checks</w:t>
@@ -5654,13 +5155,11 @@
     <w:p>
       <w:pPr>
         <w:pStyle w:val="ListBullet"/>
-        <w:spacing w:after="80" w:line="300" w:lineRule="auto"/>
+        <w:spacing w:after="60" w:line="288" w:lineRule="auto"/>
       </w:pPr>
       <w:r>
         <w:rPr>
           <w:rFonts w:ascii="Calibri" w:hAnsi="Calibri" w:eastAsia="Calibri"/>
-          <w:b w:val="0"/>
-          <w:i w:val="0"/>
           <w:sz w:val="22"/>
         </w:rPr>
         <w:t>Module manifest registry</w:t>
@@ -5669,13 +5168,11 @@
     <w:p>
       <w:pPr>
         <w:pStyle w:val="ListBullet"/>
-        <w:spacing w:after="80" w:line="300" w:lineRule="auto"/>
+        <w:spacing w:after="60" w:line="288" w:lineRule="auto"/>
       </w:pPr>
       <w:r>
         <w:rPr>
           <w:rFonts w:ascii="Calibri" w:hAnsi="Calibri" w:eastAsia="Calibri"/>
-          <w:b w:val="0"/>
-          <w:i w:val="0"/>
           <w:sz w:val="22"/>
         </w:rPr>
         <w:t>Event contract registry</w:t>
@@ -5684,13 +5181,11 @@
     <w:p>
       <w:pPr>
         <w:pStyle w:val="ListBullet"/>
-        <w:spacing w:after="80" w:line="300" w:lineRule="auto"/>
+        <w:spacing w:after="60" w:line="288" w:lineRule="auto"/>
       </w:pPr>
       <w:r>
         <w:rPr>
           <w:rFonts w:ascii="Calibri" w:hAnsi="Calibri" w:eastAsia="Calibri"/>
-          <w:b w:val="0"/>
-          <w:i w:val="0"/>
           <w:sz w:val="22"/>
         </w:rPr>
         <w:t>Cross-module handoff map</w:t>
@@ -5699,13 +5194,11 @@
     <w:p>
       <w:pPr>
         <w:pStyle w:val="ListBullet"/>
-        <w:spacing w:after="80" w:line="300" w:lineRule="auto"/>
+        <w:spacing w:after="60" w:line="288" w:lineRule="auto"/>
       </w:pPr>
       <w:r>
         <w:rPr>
           <w:rFonts w:ascii="Calibri" w:hAnsi="Calibri" w:eastAsia="Calibri"/>
-          <w:b w:val="0"/>
-          <w:i w:val="0"/>
           <w:sz w:val="22"/>
         </w:rPr>
         <w:t>Portable vertical surface registry</w:t>
@@ -5714,13 +5207,11 @@
     <w:p>
       <w:pPr>
         <w:pStyle w:val="ListBullet"/>
-        <w:spacing w:after="80" w:line="300" w:lineRule="auto"/>
+        <w:spacing w:after="60" w:line="288" w:lineRule="auto"/>
       </w:pPr>
       <w:r>
         <w:rPr>
           <w:rFonts w:ascii="Calibri" w:hAnsi="Calibri" w:eastAsia="Calibri"/>
-          <w:b w:val="0"/>
-          <w:i w:val="0"/>
           <w:sz w:val="22"/>
         </w:rPr>
         <w:t>Operator demo handoff</w:t>
@@ -5736,13 +5227,11 @@
     </w:p>
     <w:p>
       <w:pPr>
-        <w:spacing w:after="120" w:line="300" w:lineRule="auto"/>
+        <w:spacing w:after="120" w:line="288" w:lineRule="auto"/>
       </w:pPr>
       <w:r>
         <w:rPr>
           <w:rFonts w:ascii="Calibri" w:hAnsi="Calibri" w:eastAsia="Calibri"/>
-          <w:b w:val="0"/>
-          <w:i w:val="0"/>
           <w:sz w:val="22"/>
         </w:rPr>
         <w:t>Source Intelligence work is implemented as governed infrastructure, not live scraping authority.</w:t>
@@ -5750,13 +5239,11 @@
     </w:p>
     <w:p>
       <w:pPr>
-        <w:spacing w:after="120" w:line="300" w:lineRule="auto"/>
+        <w:spacing w:after="120" w:line="288" w:lineRule="auto"/>
       </w:pPr>
       <w:r>
         <w:rPr>
           <w:rFonts w:ascii="Calibri" w:hAnsi="Calibri" w:eastAsia="Calibri"/>
-          <w:b w:val="0"/>
-          <w:i w:val="0"/>
           <w:sz w:val="22"/>
         </w:rPr>
         <w:t>Current source posture:</w:t>
@@ -5765,13 +5252,11 @@
     <w:p>
       <w:pPr>
         <w:pStyle w:val="ListBullet"/>
-        <w:spacing w:after="80" w:line="300" w:lineRule="auto"/>
+        <w:spacing w:after="60" w:line="288" w:lineRule="auto"/>
       </w:pPr>
       <w:r>
         <w:rPr>
           <w:rFonts w:ascii="Calibri" w:hAnsi="Calibri" w:eastAsia="Calibri"/>
-          <w:b w:val="0"/>
-          <w:i w:val="0"/>
           <w:sz w:val="22"/>
         </w:rPr>
         <w:t>Scraper registry implemented</w:t>
@@ -5780,13 +5265,11 @@
     <w:p>
       <w:pPr>
         <w:pStyle w:val="ListBullet"/>
-        <w:spacing w:after="80" w:line="300" w:lineRule="auto"/>
+        <w:spacing w:after="60" w:line="288" w:lineRule="auto"/>
       </w:pPr>
       <w:r>
         <w:rPr>
           <w:rFonts w:ascii="Calibri" w:hAnsi="Calibri" w:eastAsia="Calibri"/>
-          <w:b w:val="0"/>
-          <w:i w:val="0"/>
           <w:sz w:val="22"/>
         </w:rPr>
         <w:t>Source authority registry implemented</w:t>
@@ -5795,13 +5278,11 @@
     <w:p>
       <w:pPr>
         <w:pStyle w:val="ListBullet"/>
-        <w:spacing w:after="80" w:line="300" w:lineRule="auto"/>
+        <w:spacing w:after="60" w:line="288" w:lineRule="auto"/>
       </w:pPr>
       <w:r>
         <w:rPr>
           <w:rFonts w:ascii="Calibri" w:hAnsi="Calibri" w:eastAsia="Calibri"/>
-          <w:b w:val="0"/>
-          <w:i w:val="0"/>
           <w:sz w:val="22"/>
         </w:rPr>
         <w:t>Source ingestion governance implemented</w:t>
@@ -5810,13 +5291,11 @@
     <w:p>
       <w:pPr>
         <w:pStyle w:val="ListBullet"/>
-        <w:spacing w:after="80" w:line="300" w:lineRule="auto"/>
+        <w:spacing w:after="60" w:line="288" w:lineRule="auto"/>
       </w:pPr>
       <w:r>
         <w:rPr>
           <w:rFonts w:ascii="Calibri" w:hAnsi="Calibri" w:eastAsia="Calibri"/>
-          <w:b w:val="0"/>
-          <w:i w:val="0"/>
           <w:sz w:val="22"/>
         </w:rPr>
         <w:t>Connector governance implemented</w:t>
@@ -5825,13 +5304,11 @@
     <w:p>
       <w:pPr>
         <w:pStyle w:val="ListBullet"/>
-        <w:spacing w:after="80" w:line="300" w:lineRule="auto"/>
+        <w:spacing w:after="60" w:line="288" w:lineRule="auto"/>
       </w:pPr>
       <w:r>
         <w:rPr>
           <w:rFonts w:ascii="Calibri" w:hAnsi="Calibri" w:eastAsia="Calibri"/>
-          <w:b w:val="0"/>
-          <w:i w:val="0"/>
           <w:sz w:val="22"/>
         </w:rPr>
         <w:t>Property discovery governance implemented</w:t>
@@ -5840,13 +5317,11 @@
     <w:p>
       <w:pPr>
         <w:pStyle w:val="ListBullet"/>
-        <w:spacing w:after="80" w:line="300" w:lineRule="auto"/>
+        <w:spacing w:after="60" w:line="288" w:lineRule="auto"/>
       </w:pPr>
       <w:r>
         <w:rPr>
           <w:rFonts w:ascii="Calibri" w:hAnsi="Calibri" w:eastAsia="Calibri"/>
-          <w:b w:val="0"/>
-          <w:i w:val="0"/>
           <w:sz w:val="22"/>
         </w:rPr>
         <w:t>Canonical property records implemented</w:t>
@@ -5855,13 +5330,11 @@
     <w:p>
       <w:pPr>
         <w:pStyle w:val="ListBullet"/>
-        <w:spacing w:after="80" w:line="300" w:lineRule="auto"/>
+        <w:spacing w:after="60" w:line="288" w:lineRule="auto"/>
       </w:pPr>
       <w:r>
         <w:rPr>
           <w:rFonts w:ascii="Calibri" w:hAnsi="Calibri" w:eastAsia="Calibri"/>
-          <w:b w:val="0"/>
-          <w:i w:val="0"/>
           <w:sz w:val="22"/>
         </w:rPr>
         <w:t>Provenance checks implemented</w:t>
@@ -5870,13 +5343,11 @@
     <w:p>
       <w:pPr>
         <w:pStyle w:val="ListBullet"/>
-        <w:spacing w:after="80" w:line="300" w:lineRule="auto"/>
+        <w:spacing w:after="60" w:line="288" w:lineRule="auto"/>
       </w:pPr>
       <w:r>
         <w:rPr>
           <w:rFonts w:ascii="Calibri" w:hAnsi="Calibri" w:eastAsia="Calibri"/>
-          <w:b w:val="0"/>
-          <w:i w:val="0"/>
           <w:sz w:val="22"/>
         </w:rPr>
         <w:t>Source legal review gate implemented</w:t>
@@ -5885,13 +5356,11 @@
     <w:p>
       <w:pPr>
         <w:pStyle w:val="ListBullet"/>
-        <w:spacing w:after="80" w:line="300" w:lineRule="auto"/>
+        <w:spacing w:after="60" w:line="288" w:lineRule="auto"/>
       </w:pPr>
       <w:r>
         <w:rPr>
           <w:rFonts w:ascii="Calibri" w:hAnsi="Calibri" w:eastAsia="Calibri"/>
-          <w:b w:val="0"/>
-          <w:i w:val="0"/>
           <w:sz w:val="22"/>
         </w:rPr>
         <w:t>Source promotion packet gate implemented</w:t>
@@ -5900,13 +5369,11 @@
     <w:p>
       <w:pPr>
         <w:pStyle w:val="ListBullet"/>
-        <w:spacing w:after="80" w:line="300" w:lineRule="auto"/>
+        <w:spacing w:after="60" w:line="288" w:lineRule="auto"/>
       </w:pPr>
       <w:r>
         <w:rPr>
           <w:rFonts w:ascii="Calibri" w:hAnsi="Calibri" w:eastAsia="Calibri"/>
-          <w:b w:val="0"/>
-          <w:i w:val="0"/>
           <w:sz w:val="22"/>
         </w:rPr>
         <w:t>Source production readiness gate implemented</w:t>
@@ -5915,13 +5382,11 @@
     <w:p>
       <w:pPr>
         <w:pStyle w:val="ListBullet"/>
-        <w:spacing w:after="80" w:line="300" w:lineRule="auto"/>
+        <w:spacing w:after="60" w:line="288" w:lineRule="auto"/>
       </w:pPr>
       <w:r>
         <w:rPr>
           <w:rFonts w:ascii="Calibri" w:hAnsi="Calibri" w:eastAsia="Calibri"/>
-          <w:b w:val="0"/>
-          <w:i w:val="0"/>
           <w:sz w:val="22"/>
         </w:rPr>
         <w:t>Controlled promotion activation gate implemented</w:t>
@@ -5930,13 +5395,11 @@
     <w:p>
       <w:pPr>
         <w:pStyle w:val="ListBullet"/>
-        <w:spacing w:after="80" w:line="300" w:lineRule="auto"/>
+        <w:spacing w:after="60" w:line="288" w:lineRule="auto"/>
       </w:pPr>
       <w:r>
         <w:rPr>
           <w:rFonts w:ascii="Calibri" w:hAnsi="Calibri" w:eastAsia="Calibri"/>
-          <w:b w:val="0"/>
-          <w:i w:val="0"/>
           <w:sz w:val="22"/>
         </w:rPr>
         <w:t>Live scraper activation gate implemented</w:t>
@@ -5944,13 +5407,11 @@
     </w:p>
     <w:p>
       <w:pPr>
-        <w:spacing w:after="120" w:line="300" w:lineRule="auto"/>
+        <w:spacing w:after="120" w:line="288" w:lineRule="auto"/>
       </w:pPr>
       <w:r>
         <w:rPr>
           <w:rFonts w:ascii="Calibri" w:hAnsi="Calibri" w:eastAsia="Calibri"/>
-          <w:b w:val="0"/>
-          <w:i w:val="0"/>
           <w:sz w:val="22"/>
         </w:rPr>
         <w:t>Live fetch remains blocked. Verified live-fetch enabled count: 0.</w:t>
@@ -5966,13 +5427,11 @@
     </w:p>
     <w:p>
       <w:pPr>
-        <w:spacing w:after="120" w:line="300" w:lineRule="auto"/>
+        <w:spacing w:after="120" w:line="288" w:lineRule="auto"/>
       </w:pPr>
       <w:r>
         <w:rPr>
           <w:rFonts w:ascii="Calibri" w:hAnsi="Calibri" w:eastAsia="Calibri"/>
-          <w:b w:val="0"/>
-          <w:i w:val="0"/>
           <w:sz w:val="22"/>
         </w:rPr>
         <w:t>Revenue Source Intelligence is implemented as advisory, source-governed infrastructure.</w:t>
@@ -5980,13 +5439,11 @@
     </w:p>
     <w:p>
       <w:pPr>
-        <w:spacing w:after="120" w:line="300" w:lineRule="auto"/>
+        <w:spacing w:after="120" w:line="288" w:lineRule="auto"/>
       </w:pPr>
       <w:r>
         <w:rPr>
           <w:rFonts w:ascii="Calibri" w:hAnsi="Calibri" w:eastAsia="Calibri"/>
-          <w:b w:val="0"/>
-          <w:i w:val="0"/>
           <w:sz w:val="22"/>
         </w:rPr>
         <w:t>Current revenue posture:</w:t>
@@ -5995,13 +5452,11 @@
     <w:p>
       <w:pPr>
         <w:pStyle w:val="ListBullet"/>
-        <w:spacing w:after="80" w:line="300" w:lineRule="auto"/>
+        <w:spacing w:after="60" w:line="288" w:lineRule="auto"/>
       </w:pPr>
       <w:r>
         <w:rPr>
           <w:rFonts w:ascii="Calibri" w:hAnsi="Calibri" w:eastAsia="Calibri"/>
-          <w:b w:val="0"/>
-          <w:i w:val="0"/>
           <w:sz w:val="22"/>
         </w:rPr>
         <w:t>Revenue opportunity registry implemented</w:t>
@@ -6010,13 +5465,11 @@
     <w:p>
       <w:pPr>
         <w:pStyle w:val="ListBullet"/>
-        <w:spacing w:after="80" w:line="300" w:lineRule="auto"/>
+        <w:spacing w:after="60" w:line="288" w:lineRule="auto"/>
       </w:pPr>
       <w:r>
         <w:rPr>
           <w:rFonts w:ascii="Calibri" w:hAnsi="Calibri" w:eastAsia="Calibri"/>
-          <w:b w:val="0"/>
-          <w:i w:val="0"/>
           <w:sz w:val="22"/>
         </w:rPr>
         <w:t>Sellable catalog governance implemented</w:t>
@@ -6025,13 +5478,11 @@
     <w:p>
       <w:pPr>
         <w:pStyle w:val="ListBullet"/>
-        <w:spacing w:after="80" w:line="300" w:lineRule="auto"/>
+        <w:spacing w:after="60" w:line="288" w:lineRule="auto"/>
       </w:pPr>
       <w:r>
         <w:rPr>
           <w:rFonts w:ascii="Calibri" w:hAnsi="Calibri" w:eastAsia="Calibri"/>
-          <w:b w:val="0"/>
-          <w:i w:val="0"/>
           <w:sz w:val="22"/>
         </w:rPr>
         <w:t>Program graph governance implemented</w:t>
@@ -6040,13 +5491,11 @@
     <w:p>
       <w:pPr>
         <w:pStyle w:val="ListBullet"/>
-        <w:spacing w:after="80" w:line="300" w:lineRule="auto"/>
+        <w:spacing w:after="60" w:line="288" w:lineRule="auto"/>
       </w:pPr>
       <w:r>
         <w:rPr>
           <w:rFonts w:ascii="Calibri" w:hAnsi="Calibri" w:eastAsia="Calibri"/>
-          <w:b w:val="0"/>
-          <w:i w:val="0"/>
           <w:sz w:val="22"/>
         </w:rPr>
         <w:t>Marketplace intelligence governance implemented</w:t>
@@ -6055,13 +5504,11 @@
     <w:p>
       <w:pPr>
         <w:pStyle w:val="ListBullet"/>
-        <w:spacing w:after="80" w:line="300" w:lineRule="auto"/>
+        <w:spacing w:after="60" w:line="288" w:lineRule="auto"/>
       </w:pPr>
       <w:r>
         <w:rPr>
           <w:rFonts w:ascii="Calibri" w:hAnsi="Calibri" w:eastAsia="Calibri"/>
-          <w:b w:val="0"/>
-          <w:i w:val="0"/>
           <w:sz w:val="22"/>
         </w:rPr>
         <w:t>Operating cost signal governance implemented</w:t>
@@ -6070,13 +5517,11 @@
     <w:p>
       <w:pPr>
         <w:pStyle w:val="ListBullet"/>
-        <w:spacing w:after="80" w:line="300" w:lineRule="auto"/>
+        <w:spacing w:after="60" w:line="288" w:lineRule="auto"/>
       </w:pPr>
       <w:r>
         <w:rPr>
           <w:rFonts w:ascii="Calibri" w:hAnsi="Calibri" w:eastAsia="Calibri"/>
-          <w:b w:val="0"/>
-          <w:i w:val="0"/>
           <w:sz w:val="22"/>
         </w:rPr>
         <w:t>Market signal governance implemented</w:t>
@@ -6085,13 +5530,11 @@
     <w:p>
       <w:pPr>
         <w:pStyle w:val="ListBullet"/>
-        <w:spacing w:after="80" w:line="300" w:lineRule="auto"/>
+        <w:spacing w:after="60" w:line="288" w:lineRule="auto"/>
       </w:pPr>
       <w:r>
         <w:rPr>
           <w:rFonts w:ascii="Calibri" w:hAnsi="Calibri" w:eastAsia="Calibri"/>
-          <w:b w:val="0"/>
-          <w:i w:val="0"/>
           <w:sz w:val="22"/>
         </w:rPr>
         <w:t>Geospatial suitability governance implemented</w:t>
@@ -6100,13 +5543,11 @@
     <w:p>
       <w:pPr>
         <w:pStyle w:val="ListBullet"/>
-        <w:spacing w:after="80" w:line="300" w:lineRule="auto"/>
+        <w:spacing w:after="60" w:line="288" w:lineRule="auto"/>
       </w:pPr>
       <w:r>
         <w:rPr>
           <w:rFonts w:ascii="Calibri" w:hAnsi="Calibri" w:eastAsia="Calibri"/>
-          <w:b w:val="0"/>
-          <w:i w:val="0"/>
           <w:sz w:val="22"/>
         </w:rPr>
         <w:t>State regulatory registry governance implemented</w:t>
@@ -6115,13 +5556,11 @@
     <w:p>
       <w:pPr>
         <w:pStyle w:val="ListBullet"/>
-        <w:spacing w:after="80" w:line="300" w:lineRule="auto"/>
+        <w:spacing w:after="60" w:line="288" w:lineRule="auto"/>
       </w:pPr>
       <w:r>
         <w:rPr>
           <w:rFonts w:ascii="Calibri" w:hAnsi="Calibri" w:eastAsia="Calibri"/>
-          <w:b w:val="0"/>
-          <w:i w:val="0"/>
           <w:sz w:val="22"/>
         </w:rPr>
         <w:t>Customer type eligibility governance implemented</w:t>
@@ -6130,13 +5569,11 @@
     <w:p>
       <w:pPr>
         <w:pStyle w:val="ListBullet"/>
-        <w:spacing w:after="80" w:line="300" w:lineRule="auto"/>
+        <w:spacing w:after="60" w:line="288" w:lineRule="auto"/>
       </w:pPr>
       <w:r>
         <w:rPr>
           <w:rFonts w:ascii="Calibri" w:hAnsi="Calibri" w:eastAsia="Calibri"/>
-          <w:b w:val="0"/>
-          <w:i w:val="0"/>
           <w:sz w:val="22"/>
         </w:rPr>
         <w:t>Data fusion governance implemented</w:t>
@@ -6145,13 +5582,11 @@
     <w:p>
       <w:pPr>
         <w:pStyle w:val="ListBullet"/>
-        <w:spacing w:after="80" w:line="300" w:lineRule="auto"/>
+        <w:spacing w:after="60" w:line="288" w:lineRule="auto"/>
       </w:pPr>
       <w:r>
         <w:rPr>
           <w:rFonts w:ascii="Calibri" w:hAnsi="Calibri" w:eastAsia="Calibri"/>
-          <w:b w:val="0"/>
-          <w:i w:val="0"/>
           <w:sz w:val="22"/>
         </w:rPr>
         <w:t>Customer revenue advisory surfaces implemented</w:t>
@@ -6159,13 +5594,11 @@
     </w:p>
     <w:p>
       <w:pPr>
-        <w:spacing w:after="120" w:line="300" w:lineRule="auto"/>
+        <w:spacing w:after="120" w:line="288" w:lineRule="auto"/>
       </w:pPr>
       <w:r>
         <w:rPr>
           <w:rFonts w:ascii="Calibri" w:hAnsi="Calibri" w:eastAsia="Calibri"/>
-          <w:b w:val="0"/>
-          <w:i w:val="0"/>
           <w:sz w:val="22"/>
         </w:rPr>
         <w:t>Revenue outputs remain advisory and review-bound. They do not create guaranteed revenue, loan approval, program approval, sponsor commitment, or legal/regulatory reliance.</w:t>
@@ -6181,13 +5614,11 @@
     </w:p>
     <w:p>
       <w:pPr>
-        <w:spacing w:after="120" w:line="300" w:lineRule="auto"/>
+        <w:spacing w:after="120" w:line="288" w:lineRule="auto"/>
       </w:pPr>
       <w:r>
         <w:rPr>
           <w:rFonts w:ascii="Calibri" w:hAnsi="Calibri" w:eastAsia="Calibri"/>
-          <w:b w:val="0"/>
-          <w:i w:val="0"/>
           <w:sz w:val="22"/>
         </w:rPr>
         <w:t>Production and preservation gates are built through Module 42. Their purpose is to assemble evidence and preserve hard blocks, not to activate production.</w:t>
@@ -6195,13 +5626,11 @@
     </w:p>
     <w:p>
       <w:pPr>
-        <w:spacing w:after="120" w:line="300" w:lineRule="auto"/>
+        <w:spacing w:after="120" w:line="288" w:lineRule="auto"/>
       </w:pPr>
       <w:r>
         <w:rPr>
           <w:rFonts w:ascii="Calibri" w:hAnsi="Calibri" w:eastAsia="Calibri"/>
-          <w:b w:val="0"/>
-          <w:i w:val="0"/>
           <w:sz w:val="22"/>
         </w:rPr>
         <w:t>Implemented production gates include:</w:t>
@@ -6210,13 +5639,11 @@
     <w:p>
       <w:pPr>
         <w:pStyle w:val="ListBullet"/>
-        <w:spacing w:after="80" w:line="300" w:lineRule="auto"/>
+        <w:spacing w:after="60" w:line="288" w:lineRule="auto"/>
       </w:pPr>
       <w:r>
         <w:rPr>
           <w:rFonts w:ascii="Calibri" w:hAnsi="Calibri" w:eastAsia="Calibri"/>
-          <w:b w:val="0"/>
-          <w:i w:val="0"/>
           <w:sz w:val="22"/>
         </w:rPr>
         <w:t>Production portal readiness</w:t>
@@ -6225,13 +5652,11 @@
     <w:p>
       <w:pPr>
         <w:pStyle w:val="ListBullet"/>
-        <w:spacing w:after="80" w:line="300" w:lineRule="auto"/>
+        <w:spacing w:after="60" w:line="288" w:lineRule="auto"/>
       </w:pPr>
       <w:r>
         <w:rPr>
           <w:rFonts w:ascii="Calibri" w:hAnsi="Calibri" w:eastAsia="Calibri"/>
-          <w:b w:val="0"/>
-          <w:i w:val="0"/>
           <w:sz w:val="22"/>
         </w:rPr>
         <w:t>Production launch evidence</w:t>
@@ -6240,13 +5665,11 @@
     <w:p>
       <w:pPr>
         <w:pStyle w:val="ListBullet"/>
-        <w:spacing w:after="80" w:line="300" w:lineRule="auto"/>
+        <w:spacing w:after="60" w:line="288" w:lineRule="auto"/>
       </w:pPr>
       <w:r>
         <w:rPr>
           <w:rFonts w:ascii="Calibri" w:hAnsi="Calibri" w:eastAsia="Calibri"/>
-          <w:b w:val="0"/>
-          <w:i w:val="0"/>
           <w:sz w:val="22"/>
         </w:rPr>
         <w:t>Deployment environment readiness</w:t>
@@ -6255,13 +5678,11 @@
     <w:p>
       <w:pPr>
         <w:pStyle w:val="ListBullet"/>
-        <w:spacing w:after="80" w:line="300" w:lineRule="auto"/>
+        <w:spacing w:after="60" w:line="288" w:lineRule="auto"/>
       </w:pPr>
       <w:r>
         <w:rPr>
           <w:rFonts w:ascii="Calibri" w:hAnsi="Calibri" w:eastAsia="Calibri"/>
-          <w:b w:val="0"/>
-          <w:i w:val="0"/>
           <w:sz w:val="22"/>
         </w:rPr>
         <w:t>Release candidate freeze</w:t>
@@ -6270,13 +5691,11 @@
     <w:p>
       <w:pPr>
         <w:pStyle w:val="ListBullet"/>
-        <w:spacing w:after="80" w:line="300" w:lineRule="auto"/>
+        <w:spacing w:after="60" w:line="288" w:lineRule="auto"/>
       </w:pPr>
       <w:r>
         <w:rPr>
           <w:rFonts w:ascii="Calibri" w:hAnsi="Calibri" w:eastAsia="Calibri"/>
-          <w:b w:val="0"/>
-          <w:i w:val="0"/>
           <w:sz w:val="22"/>
         </w:rPr>
         <w:t>Production cutover hold</w:t>
@@ -6285,13 +5704,11 @@
     <w:p>
       <w:pPr>
         <w:pStyle w:val="ListBullet"/>
-        <w:spacing w:after="80" w:line="300" w:lineRule="auto"/>
+        <w:spacing w:after="60" w:line="288" w:lineRule="auto"/>
       </w:pPr>
       <w:r>
         <w:rPr>
           <w:rFonts w:ascii="Calibri" w:hAnsi="Calibri" w:eastAsia="Calibri"/>
-          <w:b w:val="0"/>
-          <w:i w:val="0"/>
           <w:sz w:val="22"/>
         </w:rPr>
         <w:t>Production release board</w:t>
@@ -6300,13 +5717,11 @@
     <w:p>
       <w:pPr>
         <w:pStyle w:val="ListBullet"/>
-        <w:spacing w:after="80" w:line="300" w:lineRule="auto"/>
+        <w:spacing w:after="60" w:line="288" w:lineRule="auto"/>
       </w:pPr>
       <w:r>
         <w:rPr>
           <w:rFonts w:ascii="Calibri" w:hAnsi="Calibri" w:eastAsia="Calibri"/>
-          <w:b w:val="0"/>
-          <w:i w:val="0"/>
           <w:sz w:val="22"/>
         </w:rPr>
         <w:t>Production operations monitoring</w:t>
@@ -6315,13 +5730,11 @@
     <w:p>
       <w:pPr>
         <w:pStyle w:val="ListBullet"/>
-        <w:spacing w:after="80" w:line="300" w:lineRule="auto"/>
+        <w:spacing w:after="60" w:line="288" w:lineRule="auto"/>
       </w:pPr>
       <w:r>
         <w:rPr>
           <w:rFonts w:ascii="Calibri" w:hAnsi="Calibri" w:eastAsia="Calibri"/>
-          <w:b w:val="0"/>
-          <w:i w:val="0"/>
           <w:sz w:val="22"/>
         </w:rPr>
         <w:t>Production incident response readiness</w:t>
@@ -6330,13 +5743,11 @@
     <w:p>
       <w:pPr>
         <w:pStyle w:val="ListBullet"/>
-        <w:spacing w:after="80" w:line="300" w:lineRule="auto"/>
+        <w:spacing w:after="60" w:line="288" w:lineRule="auto"/>
       </w:pPr>
       <w:r>
         <w:rPr>
           <w:rFonts w:ascii="Calibri" w:hAnsi="Calibri" w:eastAsia="Calibri"/>
-          <w:b w:val="0"/>
-          <w:i w:val="0"/>
           <w:sz w:val="22"/>
         </w:rPr>
         <w:t>Production support communications readiness</w:t>
@@ -6345,13 +5756,11 @@
     <w:p>
       <w:pPr>
         <w:pStyle w:val="ListBullet"/>
-        <w:spacing w:after="80" w:line="300" w:lineRule="auto"/>
+        <w:spacing w:after="60" w:line="288" w:lineRule="auto"/>
       </w:pPr>
       <w:r>
         <w:rPr>
           <w:rFonts w:ascii="Calibri" w:hAnsi="Calibri" w:eastAsia="Calibri"/>
-          <w:b w:val="0"/>
-          <w:i w:val="0"/>
           <w:sz w:val="22"/>
         </w:rPr>
         <w:t>Production final authority</w:t>
@@ -6360,13 +5769,11 @@
     <w:p>
       <w:pPr>
         <w:pStyle w:val="ListBullet"/>
-        <w:spacing w:after="80" w:line="300" w:lineRule="auto"/>
+        <w:spacing w:after="60" w:line="288" w:lineRule="auto"/>
       </w:pPr>
       <w:r>
         <w:rPr>
           <w:rFonts w:ascii="Calibri" w:hAnsi="Calibri" w:eastAsia="Calibri"/>
-          <w:b w:val="0"/>
-          <w:i w:val="0"/>
           <w:sz w:val="22"/>
         </w:rPr>
         <w:t>Production activation ceremony</w:t>
@@ -6375,13 +5782,11 @@
     <w:p>
       <w:pPr>
         <w:pStyle w:val="ListBullet"/>
-        <w:spacing w:after="80" w:line="300" w:lineRule="auto"/>
+        <w:spacing w:after="60" w:line="288" w:lineRule="auto"/>
       </w:pPr>
       <w:r>
         <w:rPr>
           <w:rFonts w:ascii="Calibri" w:hAnsi="Calibri" w:eastAsia="Calibri"/>
-          <w:b w:val="0"/>
-          <w:i w:val="0"/>
           <w:sz w:val="22"/>
         </w:rPr>
         <w:t>Production post-activation verification</w:t>
@@ -6390,13 +5795,11 @@
     <w:p>
       <w:pPr>
         <w:pStyle w:val="ListBullet"/>
-        <w:spacing w:after="80" w:line="300" w:lineRule="auto"/>
+        <w:spacing w:after="60" w:line="288" w:lineRule="auto"/>
       </w:pPr>
       <w:r>
         <w:rPr>
           <w:rFonts w:ascii="Calibri" w:hAnsi="Calibri" w:eastAsia="Calibri"/>
-          <w:b w:val="0"/>
-          <w:i w:val="0"/>
           <w:sz w:val="22"/>
         </w:rPr>
         <w:t>Production reliance verification</w:t>
@@ -6405,13 +5808,11 @@
     <w:p>
       <w:pPr>
         <w:pStyle w:val="ListBullet"/>
-        <w:spacing w:after="80" w:line="300" w:lineRule="auto"/>
+        <w:spacing w:after="60" w:line="288" w:lineRule="auto"/>
       </w:pPr>
       <w:r>
         <w:rPr>
           <w:rFonts w:ascii="Calibri" w:hAnsi="Calibri" w:eastAsia="Calibri"/>
-          <w:b w:val="0"/>
-          <w:i w:val="0"/>
           <w:sz w:val="22"/>
         </w:rPr>
         <w:t>Production regulatory examination</w:t>
@@ -6420,13 +5821,11 @@
     <w:p>
       <w:pPr>
         <w:pStyle w:val="ListBullet"/>
-        <w:spacing w:after="80" w:line="300" w:lineRule="auto"/>
+        <w:spacing w:after="60" w:line="288" w:lineRule="auto"/>
       </w:pPr>
       <w:r>
         <w:rPr>
           <w:rFonts w:ascii="Calibri" w:hAnsi="Calibri" w:eastAsia="Calibri"/>
-          <w:b w:val="0"/>
-          <w:i w:val="0"/>
           <w:sz w:val="22"/>
         </w:rPr>
         <w:t>Production regulatory response and corrective action</w:t>
@@ -6435,13 +5834,11 @@
     <w:p>
       <w:pPr>
         <w:pStyle w:val="ListBullet"/>
-        <w:spacing w:after="80" w:line="300" w:lineRule="auto"/>
+        <w:spacing w:after="60" w:line="288" w:lineRule="auto"/>
       </w:pPr>
       <w:r>
         <w:rPr>
           <w:rFonts w:ascii="Calibri" w:hAnsi="Calibri" w:eastAsia="Calibri"/>
-          <w:b w:val="0"/>
-          <w:i w:val="0"/>
           <w:sz w:val="22"/>
         </w:rPr>
         <w:t>Build preservation and evidence archive</w:t>
@@ -6457,13 +5854,11 @@
     </w:p>
     <w:p>
       <w:pPr>
-        <w:spacing w:after="120" w:line="300" w:lineRule="auto"/>
+        <w:spacing w:after="120" w:line="288" w:lineRule="auto"/>
       </w:pPr>
       <w:r>
         <w:rPr>
           <w:rFonts w:ascii="Calibri" w:hAnsi="Calibri" w:eastAsia="Calibri"/>
-          <w:b w:val="0"/>
-          <w:i w:val="0"/>
           <w:sz w:val="22"/>
         </w:rPr>
         <w:t>The following remain blocked unless later explicitly authorized through qualified governance:</w:t>
@@ -6472,13 +5867,11 @@
     <w:p>
       <w:pPr>
         <w:pStyle w:val="ListBullet"/>
-        <w:spacing w:after="80" w:line="300" w:lineRule="auto"/>
+        <w:spacing w:after="60" w:line="288" w:lineRule="auto"/>
       </w:pPr>
       <w:r>
         <w:rPr>
           <w:rFonts w:ascii="Calibri" w:hAnsi="Calibri" w:eastAsia="Calibri"/>
-          <w:b w:val="0"/>
-          <w:i w:val="0"/>
           <w:sz w:val="22"/>
         </w:rPr>
         <w:t>Production activation</w:t>
@@ -6487,13 +5880,11 @@
     <w:p>
       <w:pPr>
         <w:pStyle w:val="ListBullet"/>
-        <w:spacing w:after="80" w:line="300" w:lineRule="auto"/>
+        <w:spacing w:after="60" w:line="288" w:lineRule="auto"/>
       </w:pPr>
       <w:r>
         <w:rPr>
           <w:rFonts w:ascii="Calibri" w:hAnsi="Calibri" w:eastAsia="Calibri"/>
-          <w:b w:val="0"/>
-          <w:i w:val="0"/>
           <w:sz w:val="22"/>
         </w:rPr>
         <w:t>Go-live approval</w:t>
@@ -6502,13 +5893,11 @@
     <w:p>
       <w:pPr>
         <w:pStyle w:val="ListBullet"/>
-        <w:spacing w:after="80" w:line="300" w:lineRule="auto"/>
+        <w:spacing w:after="60" w:line="288" w:lineRule="auto"/>
       </w:pPr>
       <w:r>
         <w:rPr>
           <w:rFonts w:ascii="Calibri" w:hAnsi="Calibri" w:eastAsia="Calibri"/>
-          <w:b w:val="0"/>
-          <w:i w:val="0"/>
           <w:sz w:val="22"/>
         </w:rPr>
         <w:t>Production launch authorization</w:t>
@@ -6517,13 +5906,11 @@
     <w:p>
       <w:pPr>
         <w:pStyle w:val="ListBullet"/>
-        <w:spacing w:after="80" w:line="300" w:lineRule="auto"/>
+        <w:spacing w:after="60" w:line="288" w:lineRule="auto"/>
       </w:pPr>
       <w:r>
         <w:rPr>
           <w:rFonts w:ascii="Calibri" w:hAnsi="Calibri" w:eastAsia="Calibri"/>
-          <w:b w:val="0"/>
-          <w:i w:val="0"/>
           <w:sz w:val="22"/>
         </w:rPr>
         <w:t>Deployment execution</w:t>
@@ -6532,13 +5919,11 @@
     <w:p>
       <w:pPr>
         <w:pStyle w:val="ListBullet"/>
-        <w:spacing w:after="80" w:line="300" w:lineRule="auto"/>
+        <w:spacing w:after="60" w:line="288" w:lineRule="auto"/>
       </w:pPr>
       <w:r>
         <w:rPr>
           <w:rFonts w:ascii="Calibri" w:hAnsi="Calibri" w:eastAsia="Calibri"/>
-          <w:b w:val="0"/>
-          <w:i w:val="0"/>
           <w:sz w:val="22"/>
         </w:rPr>
         <w:t>Secret activation</w:t>
@@ -6547,13 +5932,11 @@
     <w:p>
       <w:pPr>
         <w:pStyle w:val="ListBullet"/>
-        <w:spacing w:after="80" w:line="300" w:lineRule="auto"/>
+        <w:spacing w:after="60" w:line="288" w:lineRule="auto"/>
       </w:pPr>
       <w:r>
         <w:rPr>
           <w:rFonts w:ascii="Calibri" w:hAnsi="Calibri" w:eastAsia="Calibri"/>
-          <w:b w:val="0"/>
-          <w:i w:val="0"/>
           <w:sz w:val="22"/>
         </w:rPr>
         <w:t>DNS cutover</w:t>
@@ -6562,13 +5945,11 @@
     <w:p>
       <w:pPr>
         <w:pStyle w:val="ListBullet"/>
-        <w:spacing w:after="80" w:line="300" w:lineRule="auto"/>
+        <w:spacing w:after="60" w:line="288" w:lineRule="auto"/>
       </w:pPr>
       <w:r>
         <w:rPr>
           <w:rFonts w:ascii="Calibri" w:hAnsi="Calibri" w:eastAsia="Calibri"/>
-          <w:b w:val="0"/>
-          <w:i w:val="0"/>
           <w:sz w:val="22"/>
         </w:rPr>
         <w:t>Database migrations in production</w:t>
@@ -6577,13 +5958,11 @@
     <w:p>
       <w:pPr>
         <w:pStyle w:val="ListBullet"/>
-        <w:spacing w:after="80" w:line="300" w:lineRule="auto"/>
+        <w:spacing w:after="60" w:line="288" w:lineRule="auto"/>
       </w:pPr>
       <w:r>
         <w:rPr>
           <w:rFonts w:ascii="Calibri" w:hAnsi="Calibri" w:eastAsia="Calibri"/>
-          <w:b w:val="0"/>
-          <w:i w:val="0"/>
           <w:sz w:val="22"/>
         </w:rPr>
         <w:t>Public production API exposure</w:t>
@@ -6592,13 +5971,11 @@
     <w:p>
       <w:pPr>
         <w:pStyle w:val="ListBullet"/>
-        <w:spacing w:after="80" w:line="300" w:lineRule="auto"/>
+        <w:spacing w:after="60" w:line="288" w:lineRule="auto"/>
       </w:pPr>
       <w:r>
         <w:rPr>
           <w:rFonts w:ascii="Calibri" w:hAnsi="Calibri" w:eastAsia="Calibri"/>
-          <w:b w:val="0"/>
-          <w:i w:val="0"/>
           <w:sz w:val="22"/>
         </w:rPr>
         <w:t>Portal launch</w:t>
@@ -6607,13 +5984,11 @@
     <w:p>
       <w:pPr>
         <w:pStyle w:val="ListBullet"/>
-        <w:spacing w:after="80" w:line="300" w:lineRule="auto"/>
+        <w:spacing w:after="60" w:line="288" w:lineRule="auto"/>
       </w:pPr>
       <w:r>
         <w:rPr>
           <w:rFonts w:ascii="Calibri" w:hAnsi="Calibri" w:eastAsia="Calibri"/>
-          <w:b w:val="0"/>
-          <w:i w:val="0"/>
           <w:sz w:val="22"/>
         </w:rPr>
         <w:t>Payment capture</w:t>
@@ -6622,13 +5997,11 @@
     <w:p>
       <w:pPr>
         <w:pStyle w:val="ListBullet"/>
-        <w:spacing w:after="80" w:line="300" w:lineRule="auto"/>
+        <w:spacing w:after="60" w:line="288" w:lineRule="auto"/>
       </w:pPr>
       <w:r>
         <w:rPr>
           <w:rFonts w:ascii="Calibri" w:hAnsi="Calibri" w:eastAsia="Calibri"/>
-          <w:b w:val="0"/>
-          <w:i w:val="0"/>
           <w:sz w:val="22"/>
         </w:rPr>
         <w:t>Borrower notice sending</w:t>
@@ -6637,13 +6010,11 @@
     <w:p>
       <w:pPr>
         <w:pStyle w:val="ListBullet"/>
-        <w:spacing w:after="80" w:line="300" w:lineRule="auto"/>
+        <w:spacing w:after="60" w:line="288" w:lineRule="auto"/>
       </w:pPr>
       <w:r>
         <w:rPr>
           <w:rFonts w:ascii="Calibri" w:hAnsi="Calibri" w:eastAsia="Calibri"/>
-          <w:b w:val="0"/>
-          <w:i w:val="0"/>
           <w:sz w:val="22"/>
         </w:rPr>
         <w:t>Official report publication</w:t>
@@ -6652,13 +6023,11 @@
     <w:p>
       <w:pPr>
         <w:pStyle w:val="ListBullet"/>
-        <w:spacing w:after="80" w:line="300" w:lineRule="auto"/>
+        <w:spacing w:after="60" w:line="288" w:lineRule="auto"/>
       </w:pPr>
       <w:r>
         <w:rPr>
           <w:rFonts w:ascii="Calibri" w:hAnsi="Calibri" w:eastAsia="Calibri"/>
-          <w:b w:val="0"/>
-          <w:i w:val="0"/>
           <w:sz w:val="22"/>
         </w:rPr>
         <w:t>Customer communication release</w:t>
@@ -6667,13 +6036,11 @@
     <w:p>
       <w:pPr>
         <w:pStyle w:val="ListBullet"/>
-        <w:spacing w:after="80" w:line="300" w:lineRule="auto"/>
+        <w:spacing w:after="60" w:line="288" w:lineRule="auto"/>
       </w:pPr>
       <w:r>
         <w:rPr>
           <w:rFonts w:ascii="Calibri" w:hAnsi="Calibri" w:eastAsia="Calibri"/>
-          <w:b w:val="0"/>
-          <w:i w:val="0"/>
           <w:sz w:val="22"/>
         </w:rPr>
         <w:t>Public status enablement</w:t>
@@ -6682,13 +6049,11 @@
     <w:p>
       <w:pPr>
         <w:pStyle w:val="ListBullet"/>
-        <w:spacing w:after="80" w:line="300" w:lineRule="auto"/>
+        <w:spacing w:after="60" w:line="288" w:lineRule="auto"/>
       </w:pPr>
       <w:r>
         <w:rPr>
           <w:rFonts w:ascii="Calibri" w:hAnsi="Calibri" w:eastAsia="Calibri"/>
-          <w:b w:val="0"/>
-          <w:i w:val="0"/>
           <w:sz w:val="22"/>
         </w:rPr>
         <w:t>Public verification</w:t>
@@ -6697,13 +6062,11 @@
     <w:p>
       <w:pPr>
         <w:pStyle w:val="ListBullet"/>
-        <w:spacing w:after="80" w:line="300" w:lineRule="auto"/>
+        <w:spacing w:after="60" w:line="288" w:lineRule="auto"/>
       </w:pPr>
       <w:r>
         <w:rPr>
           <w:rFonts w:ascii="Calibri" w:hAnsi="Calibri" w:eastAsia="Calibri"/>
-          <w:b w:val="0"/>
-          <w:i w:val="0"/>
           <w:sz w:val="22"/>
         </w:rPr>
         <w:t>Official reliance</w:t>
@@ -6712,13 +6075,11 @@
     <w:p>
       <w:pPr>
         <w:pStyle w:val="ListBullet"/>
-        <w:spacing w:after="80" w:line="300" w:lineRule="auto"/>
+        <w:spacing w:after="60" w:line="288" w:lineRule="auto"/>
       </w:pPr>
       <w:r>
         <w:rPr>
           <w:rFonts w:ascii="Calibri" w:hAnsi="Calibri" w:eastAsia="Calibri"/>
-          <w:b w:val="0"/>
-          <w:i w:val="0"/>
           <w:sz w:val="22"/>
         </w:rPr>
         <w:t>Regulatory reliance</w:t>
@@ -6727,13 +6088,11 @@
     <w:p>
       <w:pPr>
         <w:pStyle w:val="ListBullet"/>
-        <w:spacing w:after="80" w:line="300" w:lineRule="auto"/>
+        <w:spacing w:after="60" w:line="288" w:lineRule="auto"/>
       </w:pPr>
       <w:r>
         <w:rPr>
           <w:rFonts w:ascii="Calibri" w:hAnsi="Calibri" w:eastAsia="Calibri"/>
-          <w:b w:val="0"/>
-          <w:i w:val="0"/>
           <w:sz w:val="22"/>
         </w:rPr>
         <w:t>Legal advice</w:t>
@@ -6742,13 +6101,11 @@
     <w:p>
       <w:pPr>
         <w:pStyle w:val="ListBullet"/>
-        <w:spacing w:after="80" w:line="300" w:lineRule="auto"/>
+        <w:spacing w:after="60" w:line="288" w:lineRule="auto"/>
       </w:pPr>
       <w:r>
         <w:rPr>
           <w:rFonts w:ascii="Calibri" w:hAnsi="Calibri" w:eastAsia="Calibri"/>
-          <w:b w:val="0"/>
-          <w:i w:val="0"/>
           <w:sz w:val="22"/>
         </w:rPr>
         <w:t>Regulatory examination submission</w:t>
@@ -6757,13 +6114,11 @@
     <w:p>
       <w:pPr>
         <w:pStyle w:val="ListBullet"/>
-        <w:spacing w:after="80" w:line="300" w:lineRule="auto"/>
+        <w:spacing w:after="60" w:line="288" w:lineRule="auto"/>
       </w:pPr>
       <w:r>
         <w:rPr>
           <w:rFonts w:ascii="Calibri" w:hAnsi="Calibri" w:eastAsia="Calibri"/>
-          <w:b w:val="0"/>
-          <w:i w:val="0"/>
           <w:sz w:val="22"/>
         </w:rPr>
         <w:t>Official regulator response issuance</w:t>
@@ -6772,13 +6127,11 @@
     <w:p>
       <w:pPr>
         <w:pStyle w:val="ListBullet"/>
-        <w:spacing w:after="80" w:line="300" w:lineRule="auto"/>
+        <w:spacing w:after="60" w:line="288" w:lineRule="auto"/>
       </w:pPr>
       <w:r>
         <w:rPr>
           <w:rFonts w:ascii="Calibri" w:hAnsi="Calibri" w:eastAsia="Calibri"/>
-          <w:b w:val="0"/>
-          <w:i w:val="0"/>
           <w:sz w:val="22"/>
         </w:rPr>
         <w:t>Corrective-action commitment</w:t>
@@ -6787,13 +6140,11 @@
     <w:p>
       <w:pPr>
         <w:pStyle w:val="ListBullet"/>
-        <w:spacing w:after="80" w:line="300" w:lineRule="auto"/>
+        <w:spacing w:after="60" w:line="288" w:lineRule="auto"/>
       </w:pPr>
       <w:r>
         <w:rPr>
           <w:rFonts w:ascii="Calibri" w:hAnsi="Calibri" w:eastAsia="Calibri"/>
-          <w:b w:val="0"/>
-          <w:i w:val="0"/>
           <w:sz w:val="22"/>
         </w:rPr>
         <w:t>Corrective-action execution</w:t>
@@ -6802,13 +6153,11 @@
     <w:p>
       <w:pPr>
         <w:pStyle w:val="ListBullet"/>
-        <w:spacing w:after="80" w:line="300" w:lineRule="auto"/>
+        <w:spacing w:after="60" w:line="288" w:lineRule="auto"/>
       </w:pPr>
       <w:r>
         <w:rPr>
           <w:rFonts w:ascii="Calibri" w:hAnsi="Calibri" w:eastAsia="Calibri"/>
-          <w:b w:val="0"/>
-          <w:i w:val="0"/>
           <w:sz w:val="22"/>
         </w:rPr>
         <w:t>Remediation execution</w:t>
@@ -6817,13 +6166,11 @@
     <w:p>
       <w:pPr>
         <w:pStyle w:val="ListBullet"/>
-        <w:spacing w:after="80" w:line="300" w:lineRule="auto"/>
+        <w:spacing w:after="60" w:line="288" w:lineRule="auto"/>
       </w:pPr>
       <w:r>
         <w:rPr>
           <w:rFonts w:ascii="Calibri" w:hAnsi="Calibri" w:eastAsia="Calibri"/>
-          <w:b w:val="0"/>
-          <w:i w:val="0"/>
           <w:sz w:val="22"/>
         </w:rPr>
         <w:t>Examiner finding closure</w:t>
@@ -6832,13 +6179,11 @@
     <w:p>
       <w:pPr>
         <w:pStyle w:val="ListBullet"/>
-        <w:spacing w:after="80" w:line="300" w:lineRule="auto"/>
+        <w:spacing w:after="60" w:line="288" w:lineRule="auto"/>
       </w:pPr>
       <w:r>
         <w:rPr>
           <w:rFonts w:ascii="Calibri" w:hAnsi="Calibri" w:eastAsia="Calibri"/>
-          <w:b w:val="0"/>
-          <w:i w:val="0"/>
           <w:sz w:val="22"/>
         </w:rPr>
         <w:t>Legal hold release</w:t>
@@ -6847,13 +6192,11 @@
     <w:p>
       <w:pPr>
         <w:pStyle w:val="ListBullet"/>
-        <w:spacing w:after="80" w:line="300" w:lineRule="auto"/>
+        <w:spacing w:after="60" w:line="288" w:lineRule="auto"/>
       </w:pPr>
       <w:r>
         <w:rPr>
           <w:rFonts w:ascii="Calibri" w:hAnsi="Calibri" w:eastAsia="Calibri"/>
-          <w:b w:val="0"/>
-          <w:i w:val="0"/>
           <w:sz w:val="22"/>
         </w:rPr>
         <w:t>Live scraper activation</w:t>
@@ -6862,13 +6205,11 @@
     <w:p>
       <w:pPr>
         <w:pStyle w:val="ListBullet"/>
-        <w:spacing w:after="80" w:line="300" w:lineRule="auto"/>
+        <w:spacing w:after="60" w:line="288" w:lineRule="auto"/>
       </w:pPr>
       <w:r>
         <w:rPr>
           <w:rFonts w:ascii="Calibri" w:hAnsi="Calibri" w:eastAsia="Calibri"/>
-          <w:b w:val="0"/>
-          <w:i w:val="0"/>
           <w:sz w:val="22"/>
         </w:rPr>
         <w:t>Live external actions</w:t>
@@ -6877,13 +6218,11 @@
     <w:p>
       <w:pPr>
         <w:pStyle w:val="ListBullet"/>
-        <w:spacing w:after="80" w:line="300" w:lineRule="auto"/>
+        <w:spacing w:after="60" w:line="288" w:lineRule="auto"/>
       </w:pPr>
       <w:r>
         <w:rPr>
           <w:rFonts w:ascii="Calibri" w:hAnsi="Calibri" w:eastAsia="Calibri"/>
-          <w:b w:val="0"/>
-          <w:i w:val="0"/>
           <w:sz w:val="22"/>
         </w:rPr>
         <w:t>Unreviewed tree drift becoming a canonical checkpoint</w:t>
@@ -6892,13 +6231,11 @@
     <w:p>
       <w:pPr>
         <w:pStyle w:val="ListBullet"/>
-        <w:spacing w:after="80" w:line="300" w:lineRule="auto"/>
+        <w:spacing w:after="60" w:line="288" w:lineRule="auto"/>
       </w:pPr>
       <w:r>
         <w:rPr>
           <w:rFonts w:ascii="Calibri" w:hAnsi="Calibri" w:eastAsia="Calibri"/>
-          <w:b w:val="0"/>
-          <w:i w:val="0"/>
           <w:sz w:val="22"/>
         </w:rPr>
         <w:t>Sensitive local files entering build history</w:t>
@@ -6914,22 +6251,18 @@
     </w:p>
     <w:p>
       <w:pPr>
-        <w:spacing w:after="120" w:line="300" w:lineRule="auto"/>
+        <w:spacing w:after="120" w:line="288" w:lineRule="auto"/>
       </w:pPr>
       <w:r>
         <w:rPr>
           <w:rFonts w:ascii="Calibri" w:hAnsi="Calibri" w:eastAsia="Calibri"/>
-          <w:b w:val="0"/>
-          <w:i w:val="0"/>
           <w:sz w:val="22"/>
         </w:rPr>
         <w:t xml:space="preserve">Checkpoint </w:t>
       </w:r>
       <w:r>
         <w:rPr>
-          <w:rFonts w:ascii="Calibri" w:hAnsi="Calibri" w:eastAsia="Calibri"/>
-          <w:b w:val="0"/>
-          <w:i w:val="0"/>
+          <w:rFonts w:ascii="Consolas" w:hAnsi="Consolas" w:eastAsia="Consolas"/>
           <w:sz w:val="19"/>
         </w:rPr>
         <w:t>BR-2026-06-01-M41</w:t>
@@ -6937,8 +6270,6 @@
       <w:r>
         <w:rPr>
           <w:rFonts w:ascii="Calibri" w:hAnsi="Calibri" w:eastAsia="Calibri"/>
-          <w:b w:val="0"/>
-          <w:i w:val="0"/>
           <w:sz w:val="22"/>
         </w:rPr>
         <w:t xml:space="preserve"> - Review-Bound Backend Governance Foundation - is the formal preserved build state for the verified backend governance foundation through Module 41.</w:t>
@@ -6946,13 +6277,11 @@
     </w:p>
     <w:p>
       <w:pPr>
-        <w:spacing w:after="120" w:line="300" w:lineRule="auto"/>
+        <w:spacing w:after="120" w:line="288" w:lineRule="auto"/>
       </w:pPr>
       <w:r>
         <w:rPr>
           <w:rFonts w:ascii="Calibri" w:hAnsi="Calibri" w:eastAsia="Calibri"/>
-          <w:b w:val="0"/>
-          <w:i w:val="0"/>
           <w:sz w:val="22"/>
         </w:rPr>
         <w:t>Checkpoint evidence:</w:t>
@@ -6961,22 +6290,18 @@
     <w:p>
       <w:pPr>
         <w:pStyle w:val="ListBullet"/>
-        <w:spacing w:after="80" w:line="300" w:lineRule="auto"/>
+        <w:spacing w:after="60" w:line="288" w:lineRule="auto"/>
       </w:pPr>
       <w:r>
         <w:rPr>
           <w:rFonts w:ascii="Calibri" w:hAnsi="Calibri" w:eastAsia="Calibri"/>
-          <w:b w:val="0"/>
-          <w:i w:val="0"/>
           <w:sz w:val="22"/>
         </w:rPr>
         <w:t xml:space="preserve">Commit hash: </w:t>
       </w:r>
       <w:r>
         <w:rPr>
-          <w:rFonts w:ascii="Calibri" w:hAnsi="Calibri" w:eastAsia="Calibri"/>
-          <w:b w:val="0"/>
-          <w:i w:val="0"/>
+          <w:rFonts w:ascii="Consolas" w:hAnsi="Consolas" w:eastAsia="Consolas"/>
           <w:sz w:val="19"/>
         </w:rPr>
         <w:t>51bb19f</w:t>
@@ -6985,13 +6310,11 @@
     <w:p>
       <w:pPr>
         <w:pStyle w:val="ListBullet"/>
-        <w:spacing w:after="80" w:line="300" w:lineRule="auto"/>
+        <w:spacing w:after="60" w:line="288" w:lineRule="auto"/>
       </w:pPr>
       <w:r>
         <w:rPr>
-          <w:rFonts w:ascii="Calibri" w:hAnsi="Calibri" w:eastAsia="Calibri"/>
-          <w:b w:val="0"/>
-          <w:i w:val="0"/>
+          <w:rFonts w:ascii="Consolas" w:hAnsi="Consolas" w:eastAsia="Consolas"/>
           <w:sz w:val="19"/>
         </w:rPr>
         <w:t>npm run verify:backend</w:t>
@@ -6999,8 +6322,6 @@
       <w:r>
         <w:rPr>
           <w:rFonts w:ascii="Calibri" w:hAnsi="Calibri" w:eastAsia="Calibri"/>
-          <w:b w:val="0"/>
-          <w:i w:val="0"/>
           <w:sz w:val="22"/>
         </w:rPr>
         <w:t>: passed</w:t>
@@ -7009,13 +6330,11 @@
     <w:p>
       <w:pPr>
         <w:pStyle w:val="ListBullet"/>
-        <w:spacing w:after="80" w:line="300" w:lineRule="auto"/>
+        <w:spacing w:after="60" w:line="288" w:lineRule="auto"/>
       </w:pPr>
       <w:r>
         <w:rPr>
-          <w:rFonts w:ascii="Calibri" w:hAnsi="Calibri" w:eastAsia="Calibri"/>
-          <w:b w:val="0"/>
-          <w:i w:val="0"/>
+          <w:rFonts w:ascii="Consolas" w:hAnsi="Consolas" w:eastAsia="Consolas"/>
           <w:sz w:val="19"/>
         </w:rPr>
         <w:t>npm run build</w:t>
@@ -7023,8 +6342,6 @@
       <w:r>
         <w:rPr>
           <w:rFonts w:ascii="Calibri" w:hAnsi="Calibri" w:eastAsia="Calibri"/>
-          <w:b w:val="0"/>
-          <w:i w:val="0"/>
           <w:sz w:val="22"/>
         </w:rPr>
         <w:t>: passed</w:t>
@@ -7033,13 +6350,11 @@
     <w:p>
       <w:pPr>
         <w:pStyle w:val="ListBullet"/>
-        <w:spacing w:after="80" w:line="300" w:lineRule="auto"/>
+        <w:spacing w:after="60" w:line="288" w:lineRule="auto"/>
       </w:pPr>
       <w:r>
         <w:rPr>
           <w:rFonts w:ascii="Calibri" w:hAnsi="Calibri" w:eastAsia="Calibri"/>
-          <w:b w:val="0"/>
-          <w:i w:val="0"/>
           <w:sz w:val="22"/>
         </w:rPr>
         <w:t>Module manifests: 62</w:t>
@@ -7048,13 +6363,11 @@
     <w:p>
       <w:pPr>
         <w:pStyle w:val="ListBullet"/>
-        <w:spacing w:after="80" w:line="300" w:lineRule="auto"/>
+        <w:spacing w:after="60" w:line="288" w:lineRule="auto"/>
       </w:pPr>
       <w:r>
         <w:rPr>
           <w:rFonts w:ascii="Calibri" w:hAnsi="Calibri" w:eastAsia="Calibri"/>
-          <w:b w:val="0"/>
-          <w:i w:val="0"/>
           <w:sz w:val="22"/>
         </w:rPr>
         <w:t>Numbered modules: 41</w:t>
@@ -7063,13 +6376,11 @@
     <w:p>
       <w:pPr>
         <w:pStyle w:val="ListBullet"/>
-        <w:spacing w:after="80" w:line="300" w:lineRule="auto"/>
+        <w:spacing w:after="60" w:line="288" w:lineRule="auto"/>
       </w:pPr>
       <w:r>
         <w:rPr>
           <w:rFonts w:ascii="Calibri" w:hAnsi="Calibri" w:eastAsia="Calibri"/>
-          <w:b w:val="0"/>
-          <w:i w:val="0"/>
           <w:sz w:val="22"/>
         </w:rPr>
         <w:t>Highest module number: 41</w:t>
@@ -7078,13 +6389,11 @@
     <w:p>
       <w:pPr>
         <w:pStyle w:val="ListBullet"/>
-        <w:spacing w:after="80" w:line="300" w:lineRule="auto"/>
+        <w:spacing w:after="60" w:line="288" w:lineRule="auto"/>
       </w:pPr>
       <w:r>
         <w:rPr>
           <w:rFonts w:ascii="Calibri" w:hAnsi="Calibri" w:eastAsia="Calibri"/>
-          <w:b w:val="0"/>
-          <w:i w:val="0"/>
           <w:sz w:val="22"/>
         </w:rPr>
         <w:t>Event contracts: 53</w:t>
@@ -7093,13 +6402,11 @@
     <w:p>
       <w:pPr>
         <w:pStyle w:val="ListBullet"/>
-        <w:spacing w:after="80" w:line="300" w:lineRule="auto"/>
+        <w:spacing w:after="60" w:line="288" w:lineRule="auto"/>
       </w:pPr>
       <w:r>
         <w:rPr>
           <w:rFonts w:ascii="Calibri" w:hAnsi="Calibri" w:eastAsia="Calibri"/>
-          <w:b w:val="0"/>
-          <w:i w:val="0"/>
           <w:sz w:val="22"/>
         </w:rPr>
         <w:t>Handoffs: 86</w:t>
@@ -7108,13 +6415,11 @@
     <w:p>
       <w:pPr>
         <w:pStyle w:val="ListBullet"/>
-        <w:spacing w:after="80" w:line="300" w:lineRule="auto"/>
+        <w:spacing w:after="60" w:line="288" w:lineRule="auto"/>
       </w:pPr>
       <w:r>
         <w:rPr>
           <w:rFonts w:ascii="Calibri" w:hAnsi="Calibri" w:eastAsia="Calibri"/>
-          <w:b w:val="0"/>
-          <w:i w:val="0"/>
           <w:sz w:val="22"/>
         </w:rPr>
         <w:t>Public surfaces: 19</w:t>
@@ -7123,13 +6428,11 @@
     <w:p>
       <w:pPr>
         <w:pStyle w:val="ListBullet"/>
-        <w:spacing w:after="80" w:line="300" w:lineRule="auto"/>
+        <w:spacing w:after="60" w:line="288" w:lineRule="auto"/>
       </w:pPr>
       <w:r>
         <w:rPr>
           <w:rFonts w:ascii="Calibri" w:hAnsi="Calibri" w:eastAsia="Calibri"/>
-          <w:b w:val="0"/>
-          <w:i w:val="0"/>
           <w:sz w:val="22"/>
         </w:rPr>
         <w:t>Portable surfaces: 42</w:t>
@@ -7138,13 +6441,11 @@
     <w:p>
       <w:pPr>
         <w:pStyle w:val="ListBullet"/>
-        <w:spacing w:after="80" w:line="300" w:lineRule="auto"/>
+        <w:spacing w:after="60" w:line="288" w:lineRule="auto"/>
       </w:pPr>
       <w:r>
         <w:rPr>
           <w:rFonts w:ascii="Calibri" w:hAnsi="Calibri" w:eastAsia="Calibri"/>
-          <w:b w:val="0"/>
-          <w:i w:val="0"/>
           <w:sz w:val="22"/>
         </w:rPr>
         <w:t>App page routes: 70</w:t>
@@ -7153,13 +6454,11 @@
     <w:p>
       <w:pPr>
         <w:pStyle w:val="ListBullet"/>
-        <w:spacing w:after="80" w:line="300" w:lineRule="auto"/>
+        <w:spacing w:after="60" w:line="288" w:lineRule="auto"/>
       </w:pPr>
       <w:r>
         <w:rPr>
           <w:rFonts w:ascii="Calibri" w:hAnsi="Calibri" w:eastAsia="Calibri"/>
-          <w:b w:val="0"/>
-          <w:i w:val="0"/>
           <w:sz w:val="22"/>
         </w:rPr>
         <w:t>API route files: 148</w:t>
@@ -7168,13 +6467,11 @@
     <w:p>
       <w:pPr>
         <w:pStyle w:val="ListBullet"/>
-        <w:spacing w:after="80" w:line="300" w:lineRule="auto"/>
+        <w:spacing w:after="60" w:line="288" w:lineRule="auto"/>
       </w:pPr>
       <w:r>
         <w:rPr>
           <w:rFonts w:ascii="Calibri" w:hAnsi="Calibri" w:eastAsia="Calibri"/>
-          <w:b w:val="0"/>
-          <w:i w:val="0"/>
           <w:sz w:val="22"/>
         </w:rPr>
         <w:t>Static pages generated: 219</w:t>
@@ -7183,22 +6480,18 @@
     <w:p>
       <w:pPr>
         <w:pStyle w:val="ListBullet"/>
-        <w:spacing w:after="80" w:line="300" w:lineRule="auto"/>
+        <w:spacing w:after="60" w:line="288" w:lineRule="auto"/>
       </w:pPr>
       <w:r>
         <w:rPr>
           <w:rFonts w:ascii="Calibri" w:hAnsi="Calibri" w:eastAsia="Calibri"/>
-          <w:b w:val="0"/>
-          <w:i w:val="0"/>
           <w:sz w:val="22"/>
         </w:rPr>
         <w:t xml:space="preserve">Evidence pack: </w:t>
       </w:r>
       <w:r>
         <w:rPr>
-          <w:rFonts w:ascii="Calibri" w:hAnsi="Calibri" w:eastAsia="Calibri"/>
-          <w:b w:val="0"/>
-          <w:i w:val="0"/>
+          <w:rFonts w:ascii="Consolas" w:hAnsi="Consolas" w:eastAsia="Consolas"/>
           <w:sz w:val="19"/>
         </w:rPr>
         <w:t>docs/BUILD_SNAPSHOT_EVIDENCE_PACK_BR_2026_06_01_M41.md</w:t>
@@ -7207,13 +6500,11 @@
     <w:p>
       <w:pPr>
         <w:pStyle w:val="ListBullet"/>
-        <w:spacing w:after="80" w:line="300" w:lineRule="auto"/>
+        <w:spacing w:after="60" w:line="288" w:lineRule="auto"/>
       </w:pPr>
       <w:r>
         <w:rPr>
-          <w:rFonts w:ascii="Calibri" w:hAnsi="Calibri" w:eastAsia="Calibri"/>
-          <w:b w:val="0"/>
-          <w:i w:val="0"/>
+          <w:rFonts w:ascii="Consolas" w:hAnsi="Consolas" w:eastAsia="Consolas"/>
           <w:sz w:val="19"/>
         </w:rPr>
         <w:t>.env</w:t>
@@ -7221,8 +6512,6 @@
       <w:r>
         <w:rPr>
           <w:rFonts w:ascii="Calibri" w:hAnsi="Calibri" w:eastAsia="Calibri"/>
-          <w:b w:val="0"/>
-          <w:i w:val="0"/>
           <w:sz w:val="22"/>
         </w:rPr>
         <w:t>: ignored</w:t>
@@ -7231,13 +6520,11 @@
     <w:p>
       <w:pPr>
         <w:pStyle w:val="ListBullet"/>
-        <w:spacing w:after="80" w:line="300" w:lineRule="auto"/>
+        <w:spacing w:after="60" w:line="288" w:lineRule="auto"/>
       </w:pPr>
       <w:r>
         <w:rPr>
-          <w:rFonts w:ascii="Calibri" w:hAnsi="Calibri" w:eastAsia="Calibri"/>
-          <w:b w:val="0"/>
-          <w:i w:val="0"/>
+          <w:rFonts w:ascii="Consolas" w:hAnsi="Consolas" w:eastAsia="Consolas"/>
           <w:sz w:val="19"/>
         </w:rPr>
         <w:t>Recovery Key.pdf</w:t>
@@ -7245,8 +6532,6 @@
       <w:r>
         <w:rPr>
           <w:rFonts w:ascii="Calibri" w:hAnsi="Calibri" w:eastAsia="Calibri"/>
-          <w:b w:val="0"/>
-          <w:i w:val="0"/>
           <w:sz w:val="22"/>
         </w:rPr>
         <w:t>: ignored</w:t>
@@ -7262,13 +6547,11 @@
     </w:p>
     <w:p>
       <w:pPr>
-        <w:spacing w:after="120" w:line="300" w:lineRule="auto"/>
+        <w:spacing w:after="120" w:line="288" w:lineRule="auto"/>
       </w:pPr>
       <w:r>
         <w:rPr>
           <w:rFonts w:ascii="Calibri" w:hAnsi="Calibri" w:eastAsia="Calibri"/>
-          <w:b w:val="0"/>
-          <w:i w:val="0"/>
           <w:sz w:val="22"/>
         </w:rPr>
         <w:t>Verification was run on 2026-06-01.</w:t>
@@ -7276,13 +6559,11 @@
     </w:p>
     <w:p>
       <w:pPr>
-        <w:spacing w:after="120" w:line="300" w:lineRule="auto"/>
+        <w:spacing w:after="120" w:line="288" w:lineRule="auto"/>
       </w:pPr>
       <w:r>
         <w:rPr>
           <w:rFonts w:ascii="Calibri" w:hAnsi="Calibri" w:eastAsia="Calibri"/>
-          <w:b w:val="0"/>
-          <w:i w:val="0"/>
           <w:sz w:val="22"/>
         </w:rPr>
         <w:t>Passed:</w:t>
@@ -7291,13 +6572,11 @@
     <w:p>
       <w:pPr>
         <w:pStyle w:val="ListBullet"/>
-        <w:spacing w:after="80" w:line="300" w:lineRule="auto"/>
+        <w:spacing w:after="60" w:line="288" w:lineRule="auto"/>
       </w:pPr>
       <w:r>
         <w:rPr>
-          <w:rFonts w:ascii="Calibri" w:hAnsi="Calibri" w:eastAsia="Calibri"/>
-          <w:b w:val="0"/>
-          <w:i w:val="0"/>
+          <w:rFonts w:ascii="Consolas" w:hAnsi="Consolas" w:eastAsia="Consolas"/>
           <w:sz w:val="19"/>
         </w:rPr>
         <w:t>npm run verify:backend</w:t>
@@ -7306,13 +6585,11 @@
     <w:p>
       <w:pPr>
         <w:pStyle w:val="ListBullet"/>
-        <w:spacing w:after="80" w:line="300" w:lineRule="auto"/>
+        <w:spacing w:after="60" w:line="288" w:lineRule="auto"/>
       </w:pPr>
       <w:r>
         <w:rPr>
-          <w:rFonts w:ascii="Calibri" w:hAnsi="Calibri" w:eastAsia="Calibri"/>
-          <w:b w:val="0"/>
-          <w:i w:val="0"/>
+          <w:rFonts w:ascii="Consolas" w:hAnsi="Consolas" w:eastAsia="Consolas"/>
           <w:sz w:val="19"/>
         </w:rPr>
         <w:t>npm run build</w:t>
@@ -7320,13 +6597,11 @@
     </w:p>
     <w:p>
       <w:pPr>
-        <w:spacing w:after="120" w:line="300" w:lineRule="auto"/>
+        <w:spacing w:after="120" w:line="288" w:lineRule="auto"/>
       </w:pPr>
       <w:r>
         <w:rPr>
           <w:rFonts w:ascii="Calibri" w:hAnsi="Calibri" w:eastAsia="Calibri"/>
-          <w:b w:val="0"/>
-          <w:i w:val="0"/>
           <w:sz w:val="22"/>
         </w:rPr>
         <w:t>The backend verification gate included:</w:t>
@@ -7335,13 +6610,11 @@
     <w:p>
       <w:pPr>
         <w:pStyle w:val="ListBullet"/>
-        <w:spacing w:after="80" w:line="300" w:lineRule="auto"/>
+        <w:spacing w:after="60" w:line="288" w:lineRule="auto"/>
       </w:pPr>
       <w:r>
         <w:rPr>
-          <w:rFonts w:ascii="Calibri" w:hAnsi="Calibri" w:eastAsia="Calibri"/>
-          <w:b w:val="0"/>
-          <w:i w:val="0"/>
+          <w:rFonts w:ascii="Consolas" w:hAnsi="Consolas" w:eastAsia="Consolas"/>
           <w:sz w:val="19"/>
         </w:rPr>
         <w:t>npm run verify:schema</w:t>
@@ -7350,13 +6623,11 @@
     <w:p>
       <w:pPr>
         <w:pStyle w:val="ListBullet"/>
-        <w:spacing w:after="80" w:line="300" w:lineRule="auto"/>
+        <w:spacing w:after="60" w:line="288" w:lineRule="auto"/>
       </w:pPr>
       <w:r>
         <w:rPr>
-          <w:rFonts w:ascii="Calibri" w:hAnsi="Calibri" w:eastAsia="Calibri"/>
-          <w:b w:val="0"/>
-          <w:i w:val="0"/>
+          <w:rFonts w:ascii="Consolas" w:hAnsi="Consolas" w:eastAsia="Consolas"/>
           <w:sz w:val="19"/>
         </w:rPr>
         <w:t>npx tsc --noEmit</w:t>
@@ -7365,13 +6636,11 @@
     <w:p>
       <w:pPr>
         <w:pStyle w:val="ListBullet"/>
-        <w:spacing w:after="80" w:line="300" w:lineRule="auto"/>
+        <w:spacing w:after="60" w:line="288" w:lineRule="auto"/>
       </w:pPr>
       <w:r>
         <w:rPr>
-          <w:rFonts w:ascii="Calibri" w:hAnsi="Calibri" w:eastAsia="Calibri"/>
-          <w:b w:val="0"/>
-          <w:i w:val="0"/>
+          <w:rFonts w:ascii="Consolas" w:hAnsi="Consolas" w:eastAsia="Consolas"/>
           <w:sz w:val="19"/>
         </w:rPr>
         <w:t>npm run verify:master-volumes</w:t>
@@ -7380,13 +6649,11 @@
     <w:p>
       <w:pPr>
         <w:pStyle w:val="ListBullet"/>
-        <w:spacing w:after="80" w:line="300" w:lineRule="auto"/>
+        <w:spacing w:after="60" w:line="288" w:lineRule="auto"/>
       </w:pPr>
       <w:r>
         <w:rPr>
-          <w:rFonts w:ascii="Calibri" w:hAnsi="Calibri" w:eastAsia="Calibri"/>
-          <w:b w:val="0"/>
-          <w:i w:val="0"/>
+          <w:rFonts w:ascii="Consolas" w:hAnsi="Consolas" w:eastAsia="Consolas"/>
           <w:sz w:val="19"/>
         </w:rPr>
         <w:t>npm run verify:missing-doctrines</w:t>
@@ -7395,13 +6662,11 @@
     <w:p>
       <w:pPr>
         <w:pStyle w:val="ListBullet"/>
-        <w:spacing w:after="80" w:line="300" w:lineRule="auto"/>
+        <w:spacing w:after="60" w:line="288" w:lineRule="auto"/>
       </w:pPr>
       <w:r>
         <w:rPr>
-          <w:rFonts w:ascii="Calibri" w:hAnsi="Calibri" w:eastAsia="Calibri"/>
-          <w:b w:val="0"/>
-          <w:i w:val="0"/>
+          <w:rFonts w:ascii="Consolas" w:hAnsi="Consolas" w:eastAsia="Consolas"/>
           <w:sz w:val="19"/>
         </w:rPr>
         <w:t>npm run verify:scraper-source-intelligence</w:t>
@@ -7410,13 +6675,11 @@
     <w:p>
       <w:pPr>
         <w:pStyle w:val="ListBullet"/>
-        <w:spacing w:after="80" w:line="300" w:lineRule="auto"/>
+        <w:spacing w:after="60" w:line="288" w:lineRule="auto"/>
       </w:pPr>
       <w:r>
         <w:rPr>
-          <w:rFonts w:ascii="Calibri" w:hAnsi="Calibri" w:eastAsia="Calibri"/>
-          <w:b w:val="0"/>
-          <w:i w:val="0"/>
+          <w:rFonts w:ascii="Consolas" w:hAnsi="Consolas" w:eastAsia="Consolas"/>
           <w:sz w:val="19"/>
         </w:rPr>
         <w:t>npm run verify:revenue-source-intelligence</w:t>
@@ -7425,13 +6688,11 @@
     <w:p>
       <w:pPr>
         <w:pStyle w:val="ListBullet"/>
-        <w:spacing w:after="80" w:line="300" w:lineRule="auto"/>
+        <w:spacing w:after="60" w:line="288" w:lineRule="auto"/>
       </w:pPr>
       <w:r>
         <w:rPr>
-          <w:rFonts w:ascii="Calibri" w:hAnsi="Calibri" w:eastAsia="Calibri"/>
-          <w:b w:val="0"/>
-          <w:i w:val="0"/>
+          <w:rFonts w:ascii="Consolas" w:hAnsi="Consolas" w:eastAsia="Consolas"/>
           <w:sz w:val="19"/>
         </w:rPr>
         <w:t>npm run verify:source-stack-architecture</w:t>
@@ -7440,13 +6701,11 @@
     <w:p>
       <w:pPr>
         <w:pStyle w:val="ListBullet"/>
-        <w:spacing w:after="80" w:line="300" w:lineRule="auto"/>
+        <w:spacing w:after="60" w:line="288" w:lineRule="auto"/>
       </w:pPr>
       <w:r>
         <w:rPr>
-          <w:rFonts w:ascii="Calibri" w:hAnsi="Calibri" w:eastAsia="Calibri"/>
-          <w:b w:val="0"/>
-          <w:i w:val="0"/>
+          <w:rFonts w:ascii="Consolas" w:hAnsi="Consolas" w:eastAsia="Consolas"/>
           <w:sz w:val="19"/>
         </w:rPr>
         <w:t>npm run smoke:security-policy</w:t>
@@ -7455,13 +6714,11 @@
     <w:p>
       <w:pPr>
         <w:pStyle w:val="ListBullet"/>
-        <w:spacing w:after="80" w:line="300" w:lineRule="auto"/>
+        <w:spacing w:after="60" w:line="288" w:lineRule="auto"/>
       </w:pPr>
       <w:r>
         <w:rPr>
-          <w:rFonts w:ascii="Calibri" w:hAnsi="Calibri" w:eastAsia="Calibri"/>
-          <w:b w:val="0"/>
-          <w:i w:val="0"/>
+          <w:rFonts w:ascii="Consolas" w:hAnsi="Consolas" w:eastAsia="Consolas"/>
           <w:sz w:val="19"/>
         </w:rPr>
         <w:t>npm run smoke:content-claims</w:t>
@@ -7470,13 +6727,11 @@
     <w:p>
       <w:pPr>
         <w:pStyle w:val="ListBullet"/>
-        <w:spacing w:after="80" w:line="300" w:lineRule="auto"/>
+        <w:spacing w:after="60" w:line="288" w:lineRule="auto"/>
       </w:pPr>
       <w:r>
         <w:rPr>
-          <w:rFonts w:ascii="Calibri" w:hAnsi="Calibri" w:eastAsia="Calibri"/>
-          <w:b w:val="0"/>
-          <w:i w:val="0"/>
+          <w:rFonts w:ascii="Consolas" w:hAnsi="Consolas" w:eastAsia="Consolas"/>
           <w:sz w:val="19"/>
         </w:rPr>
         <w:t>npm run smoke:auth-activation-policy</w:t>
@@ -7485,13 +6740,11 @@
     <w:p>
       <w:pPr>
         <w:pStyle w:val="ListBullet"/>
-        <w:spacing w:after="80" w:line="300" w:lineRule="auto"/>
+        <w:spacing w:after="60" w:line="288" w:lineRule="auto"/>
       </w:pPr>
       <w:r>
         <w:rPr>
-          <w:rFonts w:ascii="Calibri" w:hAnsi="Calibri" w:eastAsia="Calibri"/>
-          <w:b w:val="0"/>
-          <w:i w:val="0"/>
+          <w:rFonts w:ascii="Consolas" w:hAnsi="Consolas" w:eastAsia="Consolas"/>
           <w:sz w:val="19"/>
         </w:rPr>
         <w:t>npm run auth:activation</w:t>
@@ -7500,13 +6753,11 @@
     <w:p>
       <w:pPr>
         <w:pStyle w:val="ListBullet"/>
-        <w:spacing w:after="80" w:line="300" w:lineRule="auto"/>
+        <w:spacing w:after="60" w:line="288" w:lineRule="auto"/>
       </w:pPr>
       <w:r>
         <w:rPr>
-          <w:rFonts w:ascii="Calibri" w:hAnsi="Calibri" w:eastAsia="Calibri"/>
-          <w:b w:val="0"/>
-          <w:i w:val="0"/>
+          <w:rFonts w:ascii="Consolas" w:hAnsi="Consolas" w:eastAsia="Consolas"/>
           <w:sz w:val="19"/>
         </w:rPr>
         <w:t>npm run security:audit</w:t>
@@ -7515,13 +6766,11 @@
     <w:p>
       <w:pPr>
         <w:pStyle w:val="ListBullet"/>
-        <w:spacing w:after="80" w:line="300" w:lineRule="auto"/>
+        <w:spacing w:after="60" w:line="288" w:lineRule="auto"/>
       </w:pPr>
       <w:r>
         <w:rPr>
-          <w:rFonts w:ascii="Calibri" w:hAnsi="Calibri" w:eastAsia="Calibri"/>
-          <w:b w:val="0"/>
-          <w:i w:val="0"/>
+          <w:rFonts w:ascii="Consolas" w:hAnsi="Consolas" w:eastAsia="Consolas"/>
           <w:sz w:val="19"/>
         </w:rPr>
         <w:t>npm run backend:production-readiness</w:t>
@@ -7530,13 +6779,11 @@
     <w:p>
       <w:pPr>
         <w:pStyle w:val="ListBullet"/>
-        <w:spacing w:after="80" w:line="300" w:lineRule="auto"/>
+        <w:spacing w:after="60" w:line="288" w:lineRule="auto"/>
       </w:pPr>
       <w:r>
         <w:rPr>
-          <w:rFonts w:ascii="Calibri" w:hAnsi="Calibri" w:eastAsia="Calibri"/>
-          <w:b w:val="0"/>
-          <w:i w:val="0"/>
+          <w:rFonts w:ascii="Consolas" w:hAnsi="Consolas" w:eastAsia="Consolas"/>
           <w:sz w:val="19"/>
         </w:rPr>
         <w:t>npm run backend:module-readiness</w:t>
@@ -7545,13 +6792,11 @@
     <w:p>
       <w:pPr>
         <w:pStyle w:val="ListBullet"/>
-        <w:spacing w:after="80" w:line="300" w:lineRule="auto"/>
+        <w:spacing w:after="60" w:line="288" w:lineRule="auto"/>
       </w:pPr>
       <w:r>
         <w:rPr>
-          <w:rFonts w:ascii="Calibri" w:hAnsi="Calibri" w:eastAsia="Calibri"/>
-          <w:b w:val="0"/>
-          <w:i w:val="0"/>
+          <w:rFonts w:ascii="Consolas" w:hAnsi="Consolas" w:eastAsia="Consolas"/>
           <w:sz w:val="19"/>
         </w:rPr>
         <w:t>npm run smoke:integration</w:t>
@@ -7559,13 +6804,11 @@
     </w:p>
     <w:p>
       <w:pPr>
-        <w:spacing w:after="120" w:line="300" w:lineRule="auto"/>
+        <w:spacing w:after="120" w:line="288" w:lineRule="auto"/>
       </w:pPr>
       <w:r>
         <w:rPr>
           <w:rFonts w:ascii="Calibri" w:hAnsi="Calibri" w:eastAsia="Calibri"/>
-          <w:b w:val="0"/>
-          <w:i w:val="0"/>
           <w:sz w:val="22"/>
         </w:rPr>
         <w:t>Key verification outputs:</w:t>
@@ -7574,13 +6817,11 @@
     <w:p>
       <w:pPr>
         <w:pStyle w:val="ListBullet"/>
-        <w:spacing w:after="80" w:line="300" w:lineRule="auto"/>
+        <w:spacing w:after="60" w:line="288" w:lineRule="auto"/>
       </w:pPr>
       <w:r>
         <w:rPr>
           <w:rFonts w:ascii="Calibri" w:hAnsi="Calibri" w:eastAsia="Calibri"/>
-          <w:b w:val="0"/>
-          <w:i w:val="0"/>
           <w:sz w:val="22"/>
         </w:rPr>
         <w:t>Master Volume conformance: passed</w:t>
@@ -7589,13 +6830,11 @@
     <w:p>
       <w:pPr>
         <w:pStyle w:val="ListBullet"/>
-        <w:spacing w:after="80" w:line="300" w:lineRule="auto"/>
+        <w:spacing w:after="60" w:line="288" w:lineRule="auto"/>
       </w:pPr>
       <w:r>
         <w:rPr>
           <w:rFonts w:ascii="Calibri" w:hAnsi="Calibri" w:eastAsia="Calibri"/>
-          <w:b w:val="0"/>
-          <w:i w:val="0"/>
           <w:sz w:val="22"/>
         </w:rPr>
         <w:t>Requirements checked: 60</w:t>
@@ -7604,13 +6843,11 @@
     <w:p>
       <w:pPr>
         <w:pStyle w:val="ListBullet"/>
-        <w:spacing w:after="80" w:line="300" w:lineRule="auto"/>
+        <w:spacing w:after="60" w:line="288" w:lineRule="auto"/>
       </w:pPr>
       <w:r>
         <w:rPr>
           <w:rFonts w:ascii="Calibri" w:hAnsi="Calibri" w:eastAsia="Calibri"/>
-          <w:b w:val="0"/>
-          <w:i w:val="0"/>
           <w:sz w:val="22"/>
         </w:rPr>
         <w:t>Requirements implemented: 57</w:t>
@@ -7619,13 +6856,11 @@
     <w:p>
       <w:pPr>
         <w:pStyle w:val="ListBullet"/>
-        <w:spacing w:after="80" w:line="300" w:lineRule="auto"/>
+        <w:spacing w:after="60" w:line="288" w:lineRule="auto"/>
       </w:pPr>
       <w:r>
         <w:rPr>
           <w:rFonts w:ascii="Calibri" w:hAnsi="Calibri" w:eastAsia="Calibri"/>
-          <w:b w:val="0"/>
-          <w:i w:val="0"/>
           <w:sz w:val="22"/>
         </w:rPr>
         <w:t>Awaiting controlled promotion: 3</w:t>
@@ -7634,13 +6869,11 @@
     <w:p>
       <w:pPr>
         <w:pStyle w:val="ListBullet"/>
-        <w:spacing w:after="80" w:line="300" w:lineRule="auto"/>
+        <w:spacing w:after="60" w:line="288" w:lineRule="auto"/>
       </w:pPr>
       <w:r>
         <w:rPr>
           <w:rFonts w:ascii="Calibri" w:hAnsi="Calibri" w:eastAsia="Calibri"/>
-          <w:b w:val="0"/>
-          <w:i w:val="0"/>
           <w:sz w:val="22"/>
         </w:rPr>
         <w:t>Module conformance: passed</w:t>
@@ -7649,13 +6882,11 @@
     <w:p>
       <w:pPr>
         <w:pStyle w:val="ListBullet"/>
-        <w:spacing w:after="80" w:line="300" w:lineRule="auto"/>
+        <w:spacing w:after="60" w:line="288" w:lineRule="auto"/>
       </w:pPr>
       <w:r>
         <w:rPr>
           <w:rFonts w:ascii="Calibri" w:hAnsi="Calibri" w:eastAsia="Calibri"/>
-          <w:b w:val="0"/>
-          <w:i w:val="0"/>
           <w:sz w:val="22"/>
         </w:rPr>
         <w:t>Modules checked: 63</w:t>
@@ -7664,13 +6895,11 @@
     <w:p>
       <w:pPr>
         <w:pStyle w:val="ListBullet"/>
-        <w:spacing w:after="80" w:line="300" w:lineRule="auto"/>
+        <w:spacing w:after="60" w:line="288" w:lineRule="auto"/>
       </w:pPr>
       <w:r>
         <w:rPr>
           <w:rFonts w:ascii="Calibri" w:hAnsi="Calibri" w:eastAsia="Calibri"/>
-          <w:b w:val="0"/>
-          <w:i w:val="0"/>
           <w:sz w:val="22"/>
         </w:rPr>
         <w:t>Highest module number: 42</w:t>
@@ -7679,13 +6908,11 @@
     <w:p>
       <w:pPr>
         <w:pStyle w:val="ListBullet"/>
-        <w:spacing w:after="80" w:line="300" w:lineRule="auto"/>
+        <w:spacing w:after="60" w:line="288" w:lineRule="auto"/>
       </w:pPr>
       <w:r>
         <w:rPr>
           <w:rFonts w:ascii="Calibri" w:hAnsi="Calibri" w:eastAsia="Calibri"/>
-          <w:b w:val="0"/>
-          <w:i w:val="0"/>
           <w:sz w:val="22"/>
         </w:rPr>
         <w:t>Public surfaces checked: 19</w:t>
@@ -7694,13 +6921,11 @@
     <w:p>
       <w:pPr>
         <w:pStyle w:val="ListBullet"/>
-        <w:spacing w:after="80" w:line="300" w:lineRule="auto"/>
+        <w:spacing w:after="60" w:line="288" w:lineRule="auto"/>
       </w:pPr>
       <w:r>
         <w:rPr>
           <w:rFonts w:ascii="Calibri" w:hAnsi="Calibri" w:eastAsia="Calibri"/>
-          <w:b w:val="0"/>
-          <w:i w:val="0"/>
           <w:sz w:val="22"/>
         </w:rPr>
         <w:t>Handoffs checked: 89</w:t>
@@ -7709,13 +6934,11 @@
     <w:p>
       <w:pPr>
         <w:pStyle w:val="ListBullet"/>
-        <w:spacing w:after="80" w:line="300" w:lineRule="auto"/>
+        <w:spacing w:after="60" w:line="288" w:lineRule="auto"/>
       </w:pPr>
       <w:r>
         <w:rPr>
           <w:rFonts w:ascii="Calibri" w:hAnsi="Calibri" w:eastAsia="Calibri"/>
-          <w:b w:val="0"/>
-          <w:i w:val="0"/>
           <w:sz w:val="22"/>
         </w:rPr>
         <w:t>Event contracts checked: 54</w:t>
@@ -7724,13 +6947,11 @@
     <w:p>
       <w:pPr>
         <w:pStyle w:val="ListBullet"/>
-        <w:spacing w:after="80" w:line="300" w:lineRule="auto"/>
+        <w:spacing w:after="60" w:line="288" w:lineRule="auto"/>
       </w:pPr>
       <w:r>
         <w:rPr>
           <w:rFonts w:ascii="Calibri" w:hAnsi="Calibri" w:eastAsia="Calibri"/>
-          <w:b w:val="0"/>
-          <w:i w:val="0"/>
           <w:sz w:val="22"/>
         </w:rPr>
         <w:t>Cross-module integration: passed</w:t>
@@ -7739,13 +6960,11 @@
     <w:p>
       <w:pPr>
         <w:pStyle w:val="ListBullet"/>
-        <w:spacing w:after="80" w:line="300" w:lineRule="auto"/>
+        <w:spacing w:after="60" w:line="288" w:lineRule="auto"/>
       </w:pPr>
       <w:r>
         <w:rPr>
           <w:rFonts w:ascii="Calibri" w:hAnsi="Calibri" w:eastAsia="Calibri"/>
-          <w:b w:val="0"/>
-          <w:i w:val="0"/>
           <w:sz w:val="22"/>
         </w:rPr>
         <w:t>Whole-platform smoke test: passed</w:t>
@@ -7754,13 +6973,11 @@
     <w:p>
       <w:pPr>
         <w:pStyle w:val="ListBullet"/>
-        <w:spacing w:after="80" w:line="300" w:lineRule="auto"/>
+        <w:spacing w:after="60" w:line="288" w:lineRule="auto"/>
       </w:pPr>
       <w:r>
         <w:rPr>
           <w:rFonts w:ascii="Calibri" w:hAnsi="Calibri" w:eastAsia="Calibri"/>
-          <w:b w:val="0"/>
-          <w:i w:val="0"/>
           <w:sz w:val="22"/>
         </w:rPr>
         <w:t>Production build: passed</w:t>
@@ -7769,13 +6986,11 @@
     <w:p>
       <w:pPr>
         <w:pStyle w:val="ListBullet"/>
-        <w:spacing w:after="80" w:line="300" w:lineRule="auto"/>
+        <w:spacing w:after="60" w:line="288" w:lineRule="auto"/>
       </w:pPr>
       <w:r>
         <w:rPr>
           <w:rFonts w:ascii="Calibri" w:hAnsi="Calibri" w:eastAsia="Calibri"/>
-          <w:b w:val="0"/>
-          <w:i w:val="0"/>
           <w:sz w:val="22"/>
         </w:rPr>
         <w:t>Current app page routes after Module 42: 71</w:t>
@@ -7784,13 +6999,11 @@
     <w:p>
       <w:pPr>
         <w:pStyle w:val="ListBullet"/>
-        <w:spacing w:after="80" w:line="300" w:lineRule="auto"/>
+        <w:spacing w:after="60" w:line="288" w:lineRule="auto"/>
       </w:pPr>
       <w:r>
         <w:rPr>
           <w:rFonts w:ascii="Calibri" w:hAnsi="Calibri" w:eastAsia="Calibri"/>
-          <w:b w:val="0"/>
-          <w:i w:val="0"/>
           <w:sz w:val="22"/>
         </w:rPr>
         <w:t>Current API route files after Module 42: 149</w:t>
@@ -7799,13 +7012,11 @@
     <w:p>
       <w:pPr>
         <w:pStyle w:val="ListBullet"/>
-        <w:spacing w:after="80" w:line="300" w:lineRule="auto"/>
+        <w:spacing w:after="60" w:line="288" w:lineRule="auto"/>
       </w:pPr>
       <w:r>
         <w:rPr>
           <w:rFonts w:ascii="Calibri" w:hAnsi="Calibri" w:eastAsia="Calibri"/>
-          <w:b w:val="0"/>
-          <w:i w:val="0"/>
           <w:sz w:val="22"/>
         </w:rPr>
         <w:t>Static pages generated after Module 42: 221</w:t>
@@ -7821,22 +7032,18 @@
     </w:p>
     <w:p>
       <w:pPr>
-        <w:spacing w:after="120" w:line="300" w:lineRule="auto"/>
+        <w:spacing w:after="120" w:line="288" w:lineRule="auto"/>
       </w:pPr>
       <w:r>
         <w:rPr>
           <w:rFonts w:ascii="Calibri" w:hAnsi="Calibri" w:eastAsia="Calibri"/>
-          <w:b w:val="0"/>
-          <w:i w:val="0"/>
           <w:sz w:val="22"/>
         </w:rPr>
         <w:t xml:space="preserve">The backend and governed module foundation are in a complete, internally verified, review-bound state through Module 42, with Module 41 preserved as canonical checkpoint </w:t>
       </w:r>
       <w:r>
         <w:rPr>
-          <w:rFonts w:ascii="Calibri" w:hAnsi="Calibri" w:eastAsia="Calibri"/>
-          <w:b w:val="0"/>
-          <w:i w:val="0"/>
+          <w:rFonts w:ascii="Consolas" w:hAnsi="Consolas" w:eastAsia="Consolas"/>
           <w:sz w:val="19"/>
         </w:rPr>
         <w:t>BR-2026-06-01-M41</w:t>
@@ -7844,8 +7051,6 @@
       <w:r>
         <w:rPr>
           <w:rFonts w:ascii="Calibri" w:hAnsi="Calibri" w:eastAsia="Calibri"/>
-          <w:b w:val="0"/>
-          <w:i w:val="0"/>
           <w:sz w:val="22"/>
         </w:rPr>
         <w:t>.</w:t>
@@ -7853,13 +7058,11 @@
     </w:p>
     <w:p>
       <w:pPr>
-        <w:spacing w:after="120" w:line="300" w:lineRule="auto"/>
+        <w:spacing w:after="120" w:line="288" w:lineRule="auto"/>
       </w:pPr>
       <w:r>
         <w:rPr>
           <w:rFonts w:ascii="Calibri" w:hAnsi="Calibri" w:eastAsia="Calibri"/>
-          <w:b w:val="0"/>
-          <w:i w:val="0"/>
           <w:sz w:val="22"/>
         </w:rPr>
         <w:t>The next proper build phase should be controlled cleanup, commit/preservation, then targeted live-readiness or UX/module refinement. No production launch or public go-live should happen until the later activation authority gates are explicitly satisfied and approved.</w:t>
@@ -7875,13 +7078,11 @@
     </w:p>
     <w:p>
       <w:pPr>
-        <w:spacing w:after="120" w:line="300" w:lineRule="auto"/>
+        <w:spacing w:after="120" w:line="288" w:lineRule="auto"/>
       </w:pPr>
       <w:r>
         <w:rPr>
           <w:rFonts w:ascii="Calibri" w:hAnsi="Calibri" w:eastAsia="Calibri"/>
-          <w:b w:val="0"/>
-          <w:i w:val="0"/>
           <w:sz w:val="22"/>
         </w:rPr>
         <w:t>The local Git tree contains real build work and must be preserved through an explicit Git commit, not discarded.</w:t>
@@ -7889,22 +7090,18 @@
     </w:p>
     <w:p>
       <w:pPr>
-        <w:spacing w:after="120" w:line="300" w:lineRule="auto"/>
+        <w:spacing w:after="120" w:line="288" w:lineRule="auto"/>
       </w:pPr>
       <w:r>
         <w:rPr>
           <w:rFonts w:ascii="Calibri" w:hAnsi="Calibri" w:eastAsia="Calibri"/>
-          <w:b w:val="0"/>
-          <w:i w:val="0"/>
           <w:sz w:val="22"/>
         </w:rPr>
         <w:t xml:space="preserve">Sensitive/private local files must remain outside version control. The root-level </w:t>
       </w:r>
       <w:r>
         <w:rPr>
-          <w:rFonts w:ascii="Calibri" w:hAnsi="Calibri" w:eastAsia="Calibri"/>
-          <w:b w:val="0"/>
-          <w:i w:val="0"/>
+          <w:rFonts w:ascii="Consolas" w:hAnsi="Consolas" w:eastAsia="Consolas"/>
           <w:sz w:val="19"/>
         </w:rPr>
         <w:t>Recovery Key.pdf</w:t>
@@ -7912,8 +7109,6 @@
       <w:r>
         <w:rPr>
           <w:rFonts w:ascii="Calibri" w:hAnsi="Calibri" w:eastAsia="Calibri"/>
-          <w:b w:val="0"/>
-          <w:i w:val="0"/>
           <w:sz w:val="22"/>
         </w:rPr>
         <w:t xml:space="preserve"> is intentionally ignored and must not be committed.</w:t>
@@ -7940,11 +7135,10 @@
     </w:pPr>
     <w:r>
       <w:rPr>
-        <w:rFonts w:ascii="Calibri" w:hAnsi="Calibri"/>
         <w:color w:val="555555"/>
         <w:sz w:val="16"/>
       </w:rPr>
-      <w:t>Generated 2026-06-01 | Current build remains review-bound; not production-live.</w:t>
+      <w:t>Generated 2026-06-01 | Review-bound, not production-live.</w:t>
     </w:r>
   </w:p>
 </w:ftr>
@@ -7959,7 +7153,6 @@
     </w:pPr>
     <w:r>
       <w:rPr>
-        <w:rFonts w:ascii="Calibri" w:hAnsi="Calibri"/>
         <w:color w:val="555555"/>
         <w:sz w:val="16"/>
       </w:rPr>
@@ -8333,7 +7526,7 @@
     <w:qFormat/>
     <w:rsid w:val="00FC693F"/>
     <w:pPr>
-      <w:spacing w:after="120" w:line="300" w:lineRule="auto"/>
+      <w:spacing w:after="120" w:line="288" w:lineRule="auto"/>
     </w:pPr>
     <w:rPr>
       <w:rFonts w:ascii="Calibri" w:hAnsi="Calibri" w:eastAsia="Calibri"/>
@@ -8395,7 +7588,7 @@
     <w:pPr>
       <w:keepNext/>
       <w:keepLines/>
-      <w:spacing w:before="360" w:after="200" w:line="300" w:lineRule="auto"/>
+      <w:spacing w:before="240" w:after="120"/>
       <w:outlineLvl w:val="0"/>
     </w:pPr>
     <w:rPr>
@@ -8419,7 +7612,7 @@
     <w:pPr>
       <w:keepNext/>
       <w:keepLines/>
-      <w:spacing w:before="280" w:after="140" w:line="300" w:lineRule="auto"/>
+      <w:spacing w:before="240" w:after="120"/>
       <w:outlineLvl w:val="1"/>
     </w:pPr>
     <w:rPr>
@@ -8443,7 +7636,7 @@
     <w:pPr>
       <w:keepNext/>
       <w:keepLines/>
-      <w:spacing w:before="200" w:after="100" w:line="300" w:lineRule="auto"/>
+      <w:spacing w:before="240" w:after="120"/>
       <w:outlineLvl w:val="2"/>
     </w:pPr>
     <w:rPr>
